--- a/TS-Kramam/TS-4.3/TS 4.3 Sanskrit Krama Paatam Corrections.docx
+++ b/TS-Kramam/TS-4.3/TS 4.3 Sanskrit Krama Paatam Corrections.docx
@@ -1,6 +1,6 @@
 
 <file path=word/document.xml><?xml version="1.0" encoding="utf-8"?>
-<w:document xmlns:wpc="http://schemas.microsoft.com/office/word/2010/wordprocessingCanvas" xmlns:cx="http://schemas.microsoft.com/office/drawing/2014/chartex" xmlns:cx1="http://schemas.microsoft.com/office/drawing/2015/9/8/chartex" xmlns:mc="http://schemas.openxmlformats.org/markup-compatibility/2006" xmlns:o="urn:schemas-microsoft-com:office:office" xmlns:r="http://schemas.openxmlformats.org/officeDocument/2006/relationships" xmlns:m="http://schemas.openxmlformats.org/officeDocument/2006/math" xmlns:v="urn:schemas-microsoft-com:vml" xmlns:wp14="http://schemas.microsoft.com/office/word/2010/wordprocessingDrawing" xmlns:wp="http://schemas.openxmlformats.org/drawingml/2006/wordprocessingDrawing" xmlns:w10="urn:schemas-microsoft-com:office:word" xmlns:w="http://schemas.openxmlformats.org/wordprocessingml/2006/main" xmlns:w14="http://schemas.microsoft.com/office/word/2010/wordml" xmlns:w15="http://schemas.microsoft.com/office/word/2012/wordml" xmlns:w16se="http://schemas.microsoft.com/office/word/2015/wordml/symex" xmlns:wpg="http://schemas.microsoft.com/office/word/2010/wordprocessingGroup" xmlns:wpi="http://schemas.microsoft.com/office/word/2010/wordprocessingInk" xmlns:wne="http://schemas.microsoft.com/office/word/2006/wordml" xmlns:wps="http://schemas.microsoft.com/office/word/2010/wordprocessingShape" mc:Ignorable="w14 w15 w16se wp14">
+<w:document xmlns:wpc="http://schemas.microsoft.com/office/word/2010/wordprocessingCanvas" xmlns:cx="http://schemas.microsoft.com/office/drawing/2014/chartex" xmlns:cx1="http://schemas.microsoft.com/office/drawing/2015/9/8/chartex" xmlns:cx2="http://schemas.microsoft.com/office/drawing/2015/10/21/chartex" xmlns:cx3="http://schemas.microsoft.com/office/drawing/2016/5/9/chartex" xmlns:cx4="http://schemas.microsoft.com/office/drawing/2016/5/10/chartex" xmlns:cx5="http://schemas.microsoft.com/office/drawing/2016/5/11/chartex" xmlns:cx6="http://schemas.microsoft.com/office/drawing/2016/5/12/chartex" xmlns:cx7="http://schemas.microsoft.com/office/drawing/2016/5/13/chartex" xmlns:cx8="http://schemas.microsoft.com/office/drawing/2016/5/14/chartex" xmlns:mc="http://schemas.openxmlformats.org/markup-compatibility/2006" xmlns:aink="http://schemas.microsoft.com/office/drawing/2016/ink" xmlns:am3d="http://schemas.microsoft.com/office/drawing/2017/model3d" xmlns:o="urn:schemas-microsoft-com:office:office" xmlns:oel="http://schemas.microsoft.com/office/2019/extlst" xmlns:r="http://schemas.openxmlformats.org/officeDocument/2006/relationships" xmlns:m="http://schemas.openxmlformats.org/officeDocument/2006/math" xmlns:v="urn:schemas-microsoft-com:vml" xmlns:wp14="http://schemas.microsoft.com/office/word/2010/wordprocessingDrawing" xmlns:wp="http://schemas.openxmlformats.org/drawingml/2006/wordprocessingDrawing" xmlns:w10="urn:schemas-microsoft-com:office:word" xmlns:w="http://schemas.openxmlformats.org/wordprocessingml/2006/main" xmlns:w14="http://schemas.microsoft.com/office/word/2010/wordml" xmlns:w15="http://schemas.microsoft.com/office/word/2012/wordml" xmlns:w16cei="http://schemas.microsoft.com/office/word/2026/wordml/cei" xmlns:w16cex="http://schemas.microsoft.com/office/word/2018/wordml/cex" xmlns:w16cid="http://schemas.microsoft.com/office/word/2016/wordml/cid" xmlns:w16="http://schemas.microsoft.com/office/word/2018/wordml" xmlns:w16du="http://schemas.microsoft.com/office/word/2023/wordml/word16du" xmlns:w16sdtdh="http://schemas.microsoft.com/office/word/2020/wordml/sdtdatahash" xmlns:w16sdtfl="http://schemas.microsoft.com/office/word/2024/wordml/sdtformatlock" xmlns:w16se="http://schemas.microsoft.com/office/word/2015/wordml/symex" xmlns:wpg="http://schemas.microsoft.com/office/word/2010/wordprocessingGroup" xmlns:wpi="http://schemas.microsoft.com/office/word/2010/wordprocessingInk" xmlns:wne="http://schemas.microsoft.com/office/word/2006/wordml" xmlns:wps="http://schemas.microsoft.com/office/word/2010/wordprocessingShape" mc:Ignorable="w14 w15 w16se w16cid w16 w16cex w16sdtdh w16sdtfl w16du wp14">
   <w:body>
     <w:p>
       <w:pPr>
@@ -23,7 +23,6 @@
         </w:rPr>
         <w:t xml:space="preserve">TS </w:t>
       </w:r>
-      <w:proofErr w:type="spellStart"/>
       <w:r>
         <w:rPr>
           <w:b/>
@@ -34,7 +33,36 @@
         </w:rPr>
         <w:t>Krama</w:t>
       </w:r>
-      <w:proofErr w:type="spellEnd"/>
+      <w:r>
+        <w:rPr>
+          <w:b/>
+          <w:bCs/>
+          <w:sz w:val="32"/>
+          <w:szCs w:val="32"/>
+          <w:u w:val="single"/>
+        </w:rPr>
+        <w:t xml:space="preserve"> Paatam – TS </w:t>
+      </w:r>
+      <w:r>
+        <w:rPr>
+          <w:b/>
+          <w:bCs/>
+          <w:sz w:val="32"/>
+          <w:szCs w:val="32"/>
+          <w:u w:val="single"/>
+        </w:rPr>
+        <w:t>4.3 Sanskrit</w:t>
+      </w:r>
+      <w:r>
+        <w:rPr>
+          <w:b/>
+          <w:bCs/>
+          <w:sz w:val="32"/>
+          <w:szCs w:val="32"/>
+          <w:u w:val="single"/>
+        </w:rPr>
+        <w:t xml:space="preserve"> Corrections –</w:t>
+      </w:r>
       <w:r>
         <w:rPr>
           <w:b/>
@@ -45,7 +73,6 @@
         </w:rPr>
         <w:t xml:space="preserve"> </w:t>
       </w:r>
-      <w:proofErr w:type="spellStart"/>
       <w:r>
         <w:rPr>
           <w:b/>
@@ -54,9 +81,573 @@
           <w:szCs w:val="32"/>
           <w:u w:val="single"/>
         </w:rPr>
-        <w:t>Paatam</w:t>
+        <w:t xml:space="preserve">Observed till </w:t>
       </w:r>
-      <w:proofErr w:type="spellEnd"/>
+      <w:r>
+        <w:rPr>
+          <w:b/>
+          <w:bCs/>
+          <w:sz w:val="32"/>
+          <w:szCs w:val="32"/>
+          <w:highlight w:val="red"/>
+          <w:u w:val="single"/>
+        </w:rPr>
+        <w:t>????</w:t>
+      </w:r>
+    </w:p>
+    <w:p>
+      <w:pPr>
+        <w:spacing w:before="0" w:line="240" w:lineRule="auto"/>
+        <w:jc w:val="center"/>
+        <w:rPr>
+          <w:b/>
+          <w:bCs/>
+        </w:rPr>
+      </w:pPr>
+      <w:r>
+        <w:rPr>
+          <w:b/>
+          <w:bCs/>
+        </w:rPr>
+        <w:t>(ignore those which are already incorporated in your book’s version and date)</w:t>
+      </w:r>
+    </w:p>
+    <w:tbl>
+      <w:tblPr>
+        <w:tblW w:w="14395" w:type="dxa"/>
+        <w:tblInd w:w="-792" w:type="dxa"/>
+        <w:tblBorders>
+          <w:top w:val="single" w:sz="4" w:space="0" w:color="000000"/>
+          <w:left w:val="single" w:sz="4" w:space="0" w:color="000000"/>
+          <w:bottom w:val="single" w:sz="4" w:space="0" w:color="000000"/>
+          <w:right w:val="single" w:sz="4" w:space="0" w:color="000000"/>
+          <w:insideH w:val="single" w:sz="4" w:space="0" w:color="000000"/>
+          <w:insideV w:val="single" w:sz="4" w:space="0" w:color="000000"/>
+        </w:tblBorders>
+        <w:tblLook w:val="04A0" w:firstRow="1" w:lastRow="0" w:firstColumn="1" w:lastColumn="0" w:noHBand="0" w:noVBand="1"/>
+      </w:tblPr>
+      <w:tblGrid>
+        <w:gridCol w:w="3906"/>
+        <w:gridCol w:w="5103"/>
+        <w:gridCol w:w="5386"/>
+      </w:tblGrid>
+      <w:tr>
+        <w:tc>
+          <w:tcPr>
+            <w:tcW w:w="3906" w:type="dxa"/>
+          </w:tcPr>
+          <w:p>
+            <w:pPr>
+              <w:spacing w:before="0" w:line="240" w:lineRule="auto"/>
+              <w:jc w:val="center"/>
+              <w:rPr>
+                <w:b/>
+                <w:bCs/>
+                <w:sz w:val="32"/>
+                <w:szCs w:val="32"/>
+              </w:rPr>
+            </w:pPr>
+            <w:r>
+              <w:rPr>
+                <w:b/>
+                <w:bCs/>
+                <w:sz w:val="32"/>
+                <w:szCs w:val="32"/>
+              </w:rPr>
+              <w:t>Section, Paragraph</w:t>
+            </w:r>
+          </w:p>
+          <w:p>
+            <w:pPr>
+              <w:spacing w:before="0" w:line="240" w:lineRule="auto"/>
+              <w:jc w:val="center"/>
+              <w:rPr>
+                <w:b/>
+                <w:bCs/>
+                <w:sz w:val="32"/>
+                <w:szCs w:val="32"/>
+              </w:rPr>
+            </w:pPr>
+            <w:r>
+              <w:rPr>
+                <w:b/>
+                <w:bCs/>
+                <w:sz w:val="32"/>
+                <w:szCs w:val="32"/>
+              </w:rPr>
+              <w:t>Reference</w:t>
+            </w:r>
+          </w:p>
+        </w:tc>
+        <w:tc>
+          <w:tcPr>
+            <w:tcW w:w="5103" w:type="dxa"/>
+          </w:tcPr>
+          <w:p>
+            <w:pPr>
+              <w:spacing w:before="0" w:line="240" w:lineRule="auto"/>
+              <w:jc w:val="center"/>
+              <w:rPr>
+                <w:b/>
+                <w:bCs/>
+                <w:sz w:val="32"/>
+                <w:szCs w:val="32"/>
+              </w:rPr>
+            </w:pPr>
+            <w:r>
+              <w:rPr>
+                <w:b/>
+                <w:bCs/>
+                <w:sz w:val="32"/>
+                <w:szCs w:val="32"/>
+              </w:rPr>
+              <w:t>As Printed</w:t>
+            </w:r>
+          </w:p>
+        </w:tc>
+        <w:tc>
+          <w:tcPr>
+            <w:tcW w:w="5386" w:type="dxa"/>
+          </w:tcPr>
+          <w:p>
+            <w:pPr>
+              <w:spacing w:before="0" w:line="240" w:lineRule="auto"/>
+              <w:ind w:right="-18"/>
+              <w:jc w:val="center"/>
+              <w:rPr>
+                <w:b/>
+                <w:bCs/>
+                <w:sz w:val="32"/>
+                <w:szCs w:val="32"/>
+              </w:rPr>
+            </w:pPr>
+            <w:r>
+              <w:rPr>
+                <w:b/>
+                <w:bCs/>
+                <w:sz w:val="32"/>
+                <w:szCs w:val="32"/>
+              </w:rPr>
+              <w:t>To be read as or corrected as</w:t>
+            </w:r>
+          </w:p>
+        </w:tc>
+      </w:tr>
+      <w:tr>
+        <w:trPr>
+          <w:trHeight w:val="1104"/>
+        </w:trPr>
+        <w:tc>
+          <w:tcPr>
+            <w:tcW w:w="3906" w:type="dxa"/>
+            <w:tcBorders>
+              <w:top w:val="single" w:sz="4" w:space="0" w:color="000000"/>
+              <w:left w:val="single" w:sz="4" w:space="0" w:color="000000"/>
+              <w:bottom w:val="single" w:sz="4" w:space="0" w:color="000000"/>
+              <w:right w:val="single" w:sz="4" w:space="0" w:color="000000"/>
+            </w:tcBorders>
+          </w:tcPr>
+          <w:p>
+            <w:pPr>
+              <w:widowControl w:val="0"/>
+              <w:tabs>
+                <w:tab w:val="left" w:pos="993"/>
+              </w:tabs>
+              <w:autoSpaceDE w:val="0"/>
+              <w:autoSpaceDN w:val="0"/>
+              <w:adjustRightInd w:val="0"/>
+              <w:spacing w:before="0" w:line="252" w:lineRule="auto"/>
+              <w:ind w:right="297"/>
+              <w:rPr>
+                <w:rFonts w:cs="Arial"/>
+                <w:b/>
+                <w:sz w:val="28"/>
+                <w:szCs w:val="32"/>
+              </w:rPr>
+            </w:pPr>
+            <w:r>
+              <w:rPr>
+                <w:rFonts w:cs="Arial"/>
+                <w:b/>
+                <w:sz w:val="28"/>
+                <w:szCs w:val="32"/>
+              </w:rPr>
+              <w:t>T.S.4.3.</w:t>
+            </w:r>
+            <w:r>
+              <w:rPr>
+                <w:rFonts w:cs="Arial"/>
+                <w:b/>
+                <w:sz w:val="28"/>
+                <w:szCs w:val="32"/>
+              </w:rPr>
+              <w:t>4.1</w:t>
+            </w:r>
+            <w:r>
+              <w:rPr>
+                <w:rFonts w:cs="Arial"/>
+                <w:b/>
+                <w:sz w:val="28"/>
+                <w:szCs w:val="32"/>
+              </w:rPr>
+              <w:t xml:space="preserve"> – Kramam</w:t>
+            </w:r>
+          </w:p>
+          <w:p>
+            <w:pPr>
+              <w:widowControl w:val="0"/>
+              <w:tabs>
+                <w:tab w:val="left" w:pos="993"/>
+              </w:tabs>
+              <w:autoSpaceDE w:val="0"/>
+              <w:autoSpaceDN w:val="0"/>
+              <w:adjustRightInd w:val="0"/>
+              <w:spacing w:before="0" w:line="252" w:lineRule="auto"/>
+              <w:ind w:right="297"/>
+              <w:rPr>
+                <w:rFonts w:cs="Arial"/>
+                <w:b/>
+                <w:sz w:val="28"/>
+                <w:szCs w:val="32"/>
+                <w:lang w:val="en-IN"/>
+              </w:rPr>
+            </w:pPr>
+            <w:r>
+              <w:rPr>
+                <w:rFonts w:cs="Arial"/>
+                <w:b/>
+                <w:sz w:val="28"/>
+                <w:szCs w:val="32"/>
+                <w:lang w:val="en-IN"/>
+              </w:rPr>
+              <w:t>Krama Vaakyam No.– 12</w:t>
+            </w:r>
+          </w:p>
+          <w:p>
+            <w:pPr>
+              <w:widowControl w:val="0"/>
+              <w:tabs>
+                <w:tab w:val="left" w:pos="993"/>
+              </w:tabs>
+              <w:autoSpaceDE w:val="0"/>
+              <w:autoSpaceDN w:val="0"/>
+              <w:adjustRightInd w:val="0"/>
+              <w:spacing w:before="0" w:line="252" w:lineRule="auto"/>
+              <w:ind w:right="297"/>
+              <w:rPr>
+                <w:rFonts w:cs="Arial"/>
+                <w:b/>
+                <w:sz w:val="28"/>
+                <w:szCs w:val="32"/>
+                <w:lang w:val="it-IT"/>
+              </w:rPr>
+            </w:pPr>
+            <w:r>
+              <w:rPr>
+                <w:rFonts w:cs="Arial"/>
+                <w:b/>
+                <w:sz w:val="28"/>
+                <w:szCs w:val="32"/>
+                <w:lang w:val="it-IT"/>
+              </w:rPr>
+              <w:t>Panchaati No</w:t>
+            </w:r>
+            <w:r>
+              <w:rPr>
+                <w:rFonts w:cs="Arial"/>
+                <w:b/>
+                <w:szCs w:val="32"/>
+                <w:lang w:val="it-IT"/>
+              </w:rPr>
+              <w:t xml:space="preserve">. - </w:t>
+            </w:r>
+            <w:r>
+              <w:rPr>
+                <w:rFonts w:cs="Arial"/>
+                <w:b/>
+                <w:sz w:val="28"/>
+                <w:szCs w:val="32"/>
+                <w:lang w:val="it-IT"/>
+              </w:rPr>
+              <w:t>7</w:t>
+            </w:r>
+          </w:p>
+        </w:tc>
+        <w:tc>
+          <w:tcPr>
+            <w:tcW w:w="5103" w:type="dxa"/>
+            <w:tcBorders>
+              <w:top w:val="single" w:sz="4" w:space="0" w:color="000000"/>
+              <w:left w:val="single" w:sz="4" w:space="0" w:color="000000"/>
+              <w:bottom w:val="single" w:sz="4" w:space="0" w:color="000000"/>
+              <w:right w:val="single" w:sz="4" w:space="0" w:color="000000"/>
+            </w:tcBorders>
+          </w:tcPr>
+          <w:p>
+            <w:pPr>
+              <w:widowControl w:val="0"/>
+              <w:autoSpaceDE w:val="0"/>
+              <w:autoSpaceDN w:val="0"/>
+              <w:adjustRightInd w:val="0"/>
+              <w:spacing w:before="0" w:line="240" w:lineRule="auto"/>
+              <w:rPr>
+                <w:rFonts w:ascii="BRH Malayalam Extra" w:hAnsi="BRH Malayalam Extra" w:cs="BRH Malayalam Extra"/>
+                <w:color w:val="000000"/>
+                <w:sz w:val="40"/>
+                <w:szCs w:val="40"/>
+                <w:lang w:val="it-IT"/>
+              </w:rPr>
+            </w:pPr>
+            <w:r>
+              <w:rPr>
+                <w:rFonts w:ascii="BRH Devanagari Extra" w:hAnsi="BRH Devanagari Extra" w:cs="BRH Devanagari Extra"/>
+                <w:color w:val="000000"/>
+                <w:sz w:val="40"/>
+                <w:szCs w:val="40"/>
+                <w:lang w:val="it-IT"/>
+              </w:rPr>
+              <w:t>E</w:t>
+            </w:r>
+            <w:r>
+              <w:rPr>
+                <w:rFonts w:ascii="BRH Devanagari Extra" w:hAnsi="BRH Devanagari Extra" w:cs="BRH Devanagari Extra"/>
+                <w:color w:val="000000"/>
+                <w:sz w:val="40"/>
+                <w:szCs w:val="40"/>
+                <w:highlight w:val="yellow"/>
+                <w:lang w:val="it-IT"/>
+              </w:rPr>
+              <w:t>¤Éþ</w:t>
+            </w:r>
+            <w:r>
+              <w:rPr>
+                <w:rFonts w:ascii="BRH Devanagari Extra" w:hAnsi="BRH Devanagari Extra" w:cs="BRH Devanagari Extra"/>
+                <w:color w:val="000000"/>
+                <w:sz w:val="40"/>
+                <w:szCs w:val="40"/>
+                <w:lang w:val="it-IT"/>
+              </w:rPr>
+              <w:t>xrÉ Måü</w:t>
+            </w:r>
+            <w:r>
+              <w:rPr>
+                <w:rFonts w:ascii="BRH Malayalam Extra" w:hAnsi="BRH Malayalam Extra" w:cs="BRH Devanagari Extra"/>
+                <w:color w:val="000000"/>
+                <w:sz w:val="30"/>
+                <w:szCs w:val="40"/>
+                <w:lang w:val="it-IT"/>
+              </w:rPr>
+              <w:t>–</w:t>
+            </w:r>
+            <w:r>
+              <w:rPr>
+                <w:rFonts w:ascii="BRH Devanagari Extra" w:hAnsi="BRH Devanagari Extra" w:cs="BRH Devanagari Extra"/>
+                <w:color w:val="000000"/>
+                <w:sz w:val="40"/>
+                <w:szCs w:val="40"/>
+                <w:lang w:val="it-IT"/>
+              </w:rPr>
+              <w:t>iÉÑqÉç | Måü</w:t>
+            </w:r>
+            <w:r>
+              <w:rPr>
+                <w:rFonts w:ascii="BRH Malayalam Extra" w:hAnsi="BRH Malayalam Extra" w:cs="BRH Devanagari Extra"/>
+                <w:color w:val="000000"/>
+                <w:sz w:val="30"/>
+                <w:szCs w:val="40"/>
+                <w:lang w:val="it-IT"/>
+              </w:rPr>
+              <w:t>–</w:t>
+            </w:r>
+            <w:r>
+              <w:rPr>
+                <w:rFonts w:ascii="BRH Devanagari Extra" w:hAnsi="BRH Devanagari Extra" w:cs="BRH Devanagari Extra"/>
+                <w:color w:val="000000"/>
+                <w:sz w:val="40"/>
+                <w:szCs w:val="40"/>
+                <w:lang w:val="it-IT"/>
+              </w:rPr>
+              <w:t>iÉÑqÉç mÉëþjÉ</w:t>
+            </w:r>
+            <w:r>
+              <w:rPr>
+                <w:rFonts w:ascii="BRH Malayalam Extra" w:hAnsi="BRH Malayalam Extra" w:cs="BRH Devanagari Extra"/>
+                <w:color w:val="000000"/>
+                <w:sz w:val="30"/>
+                <w:szCs w:val="40"/>
+                <w:lang w:val="it-IT"/>
+              </w:rPr>
+              <w:t>–</w:t>
+            </w:r>
+            <w:r>
+              <w:rPr>
+                <w:rFonts w:ascii="BRH Devanagari Extra" w:hAnsi="BRH Devanagari Extra" w:cs="BRH Devanagari Extra"/>
+                <w:color w:val="000000"/>
+                <w:sz w:val="40"/>
+                <w:szCs w:val="40"/>
+                <w:lang w:val="it-IT"/>
+              </w:rPr>
+              <w:t>qÉqÉç |</w:t>
+            </w:r>
+          </w:p>
+        </w:tc>
+        <w:tc>
+          <w:tcPr>
+            <w:tcW w:w="5386" w:type="dxa"/>
+            <w:tcBorders>
+              <w:top w:val="single" w:sz="4" w:space="0" w:color="000000"/>
+              <w:left w:val="single" w:sz="4" w:space="0" w:color="000000"/>
+              <w:bottom w:val="single" w:sz="4" w:space="0" w:color="000000"/>
+              <w:right w:val="single" w:sz="4" w:space="0" w:color="000000"/>
+            </w:tcBorders>
+          </w:tcPr>
+          <w:p>
+            <w:pPr>
+              <w:widowControl w:val="0"/>
+              <w:autoSpaceDE w:val="0"/>
+              <w:autoSpaceDN w:val="0"/>
+              <w:adjustRightInd w:val="0"/>
+              <w:spacing w:before="0" w:line="240" w:lineRule="auto"/>
+              <w:rPr>
+                <w:rFonts w:ascii="BRH Malayalam Extra" w:hAnsi="BRH Malayalam Extra" w:cs="BRH Malayalam Extra"/>
+                <w:color w:val="000000"/>
+                <w:sz w:val="40"/>
+                <w:szCs w:val="40"/>
+                <w:lang w:val="it-IT"/>
+              </w:rPr>
+            </w:pPr>
+            <w:r>
+              <w:rPr>
+                <w:rFonts w:ascii="BRH Devanagari Extra" w:hAnsi="BRH Devanagari Extra" w:cs="BRH Devanagari Extra"/>
+                <w:color w:val="000000"/>
+                <w:sz w:val="40"/>
+                <w:szCs w:val="40"/>
+                <w:lang w:val="it-IT"/>
+              </w:rPr>
+              <w:t>E</w:t>
+            </w:r>
+            <w:r>
+              <w:rPr>
+                <w:rFonts w:ascii="BRH Devanagari Extra" w:hAnsi="BRH Devanagari Extra" w:cs="BRH Devanagari Extra"/>
+                <w:color w:val="000000"/>
+                <w:sz w:val="40"/>
+                <w:szCs w:val="40"/>
+                <w:highlight w:val="green"/>
+                <w:lang w:val="it-IT"/>
+              </w:rPr>
+              <w:t>ZrÉxrÉþ</w:t>
+            </w:r>
+            <w:r>
+              <w:rPr>
+                <w:rFonts w:ascii="BRH Devanagari Extra" w:hAnsi="BRH Devanagari Extra" w:cs="BRH Devanagari Extra"/>
+                <w:color w:val="000000"/>
+                <w:sz w:val="40"/>
+                <w:szCs w:val="40"/>
+                <w:lang w:val="it-IT"/>
+              </w:rPr>
+              <w:t>xrÉ Måü</w:t>
+            </w:r>
+            <w:r>
+              <w:rPr>
+                <w:rFonts w:ascii="BRH Malayalam Extra" w:hAnsi="BRH Malayalam Extra" w:cs="BRH Devanagari Extra"/>
+                <w:color w:val="000000"/>
+                <w:sz w:val="30"/>
+                <w:szCs w:val="40"/>
+                <w:lang w:val="it-IT"/>
+              </w:rPr>
+              <w:t>–</w:t>
+            </w:r>
+            <w:r>
+              <w:rPr>
+                <w:rFonts w:ascii="BRH Devanagari Extra" w:hAnsi="BRH Devanagari Extra" w:cs="BRH Devanagari Extra"/>
+                <w:color w:val="000000"/>
+                <w:sz w:val="40"/>
+                <w:szCs w:val="40"/>
+                <w:lang w:val="it-IT"/>
+              </w:rPr>
+              <w:t>iÉÑqÉç | Måü</w:t>
+            </w:r>
+            <w:r>
+              <w:rPr>
+                <w:rFonts w:ascii="BRH Malayalam Extra" w:hAnsi="BRH Malayalam Extra" w:cs="BRH Devanagari Extra"/>
+                <w:color w:val="000000"/>
+                <w:sz w:val="30"/>
+                <w:szCs w:val="40"/>
+                <w:lang w:val="it-IT"/>
+              </w:rPr>
+              <w:t>–</w:t>
+            </w:r>
+            <w:r>
+              <w:rPr>
+                <w:rFonts w:ascii="BRH Devanagari Extra" w:hAnsi="BRH Devanagari Extra" w:cs="BRH Devanagari Extra"/>
+                <w:color w:val="000000"/>
+                <w:sz w:val="40"/>
+                <w:szCs w:val="40"/>
+                <w:lang w:val="it-IT"/>
+              </w:rPr>
+              <w:t>iÉÑqÉç mÉëþjÉ</w:t>
+            </w:r>
+            <w:r>
+              <w:rPr>
+                <w:rFonts w:ascii="BRH Malayalam Extra" w:hAnsi="BRH Malayalam Extra" w:cs="BRH Devanagari Extra"/>
+                <w:color w:val="000000"/>
+                <w:sz w:val="30"/>
+                <w:szCs w:val="40"/>
+                <w:lang w:val="it-IT"/>
+              </w:rPr>
+              <w:t>–</w:t>
+            </w:r>
+            <w:r>
+              <w:rPr>
+                <w:rFonts w:ascii="BRH Devanagari Extra" w:hAnsi="BRH Devanagari Extra" w:cs="BRH Devanagari Extra"/>
+                <w:color w:val="000000"/>
+                <w:sz w:val="40"/>
+                <w:szCs w:val="40"/>
+                <w:lang w:val="it-IT"/>
+              </w:rPr>
+              <w:t>qÉqÉç |</w:t>
+            </w:r>
+          </w:p>
+        </w:tc>
+      </w:tr>
+    </w:tbl>
+    <w:p>
+      <w:pPr>
+        <w:jc w:val="center"/>
+        <w:rPr>
+          <w:b/>
+          <w:bCs/>
+          <w:sz w:val="32"/>
+          <w:szCs w:val="32"/>
+          <w:u w:val="single"/>
+          <w:lang w:val="it-IT"/>
+        </w:rPr>
+      </w:pPr>
+    </w:p>
+    <w:p>
+      <w:pPr>
+        <w:jc w:val="center"/>
+        <w:rPr>
+          <w:b/>
+          <w:bCs/>
+          <w:sz w:val="32"/>
+          <w:szCs w:val="32"/>
+          <w:u w:val="single"/>
+          <w:lang w:val="it-IT"/>
+        </w:rPr>
+      </w:pPr>
+    </w:p>
+    <w:p>
+      <w:pPr>
+        <w:jc w:val="center"/>
+        <w:rPr>
+          <w:b/>
+          <w:bCs/>
+          <w:sz w:val="32"/>
+          <w:szCs w:val="32"/>
+          <w:u w:val="single"/>
+        </w:rPr>
+      </w:pPr>
       <w:r>
         <w:rPr>
           <w:b/>
@@ -65,7 +656,27 @@
           <w:szCs w:val="32"/>
           <w:u w:val="single"/>
         </w:rPr>
-        <w:t xml:space="preserve"> – TS </w:t>
+        <w:t xml:space="preserve">TS </w:t>
+      </w:r>
+      <w:r>
+        <w:rPr>
+          <w:b/>
+          <w:bCs/>
+          <w:sz w:val="32"/>
+          <w:szCs w:val="32"/>
+          <w:u w:val="single"/>
+        </w:rPr>
+        <w:t>Krama</w:t>
+      </w:r>
+      <w:r>
+        <w:rPr>
+          <w:b/>
+          <w:bCs/>
+          <w:sz w:val="32"/>
+          <w:szCs w:val="32"/>
+          <w:u w:val="single"/>
+        </w:rPr>
+        <w:t xml:space="preserve"> Paatam – TS </w:t>
       </w:r>
       <w:r>
         <w:rPr>
@@ -313,19 +924,8 @@
                 <w:sz w:val="28"/>
                 <w:szCs w:val="32"/>
               </w:rPr>
-              <w:t xml:space="preserve"> – </w:t>
-            </w:r>
-            <w:proofErr w:type="spellStart"/>
-            <w:r>
-              <w:rPr>
-                <w:rFonts w:cs="Arial"/>
-                <w:b/>
-                <w:sz w:val="28"/>
-                <w:szCs w:val="32"/>
-              </w:rPr>
-              <w:t>Kramam</w:t>
-            </w:r>
-            <w:proofErr w:type="spellEnd"/>
+              <w:t xml:space="preserve"> – Kramam</w:t>
+            </w:r>
           </w:p>
           <w:p>
             <w:pPr>
@@ -345,45 +945,14 @@
                 <w:szCs w:val="32"/>
               </w:rPr>
             </w:pPr>
-            <w:proofErr w:type="spellStart"/>
-            <w:r>
-              <w:rPr>
-                <w:rFonts w:cs="Arial"/>
-                <w:b/>
-                <w:sz w:val="28"/>
-                <w:szCs w:val="32"/>
-              </w:rPr>
-              <w:t>Krama</w:t>
-            </w:r>
-            <w:proofErr w:type="spellEnd"/>
-            <w:r>
-              <w:rPr>
-                <w:rFonts w:cs="Arial"/>
-                <w:b/>
-                <w:sz w:val="28"/>
-                <w:szCs w:val="32"/>
-              </w:rPr>
-              <w:t xml:space="preserve"> </w:t>
-            </w:r>
-            <w:proofErr w:type="spellStart"/>
-            <w:r>
-              <w:rPr>
-                <w:rFonts w:cs="Arial"/>
-                <w:b/>
-                <w:sz w:val="28"/>
-                <w:szCs w:val="32"/>
-              </w:rPr>
-              <w:t>Vaakyam</w:t>
-            </w:r>
-            <w:proofErr w:type="spellEnd"/>
-            <w:r>
-              <w:rPr>
-                <w:rFonts w:cs="Arial"/>
-                <w:b/>
-                <w:sz w:val="28"/>
-                <w:szCs w:val="32"/>
-              </w:rPr>
-              <w:t xml:space="preserve"> No.– </w:t>
+            <w:r>
+              <w:rPr>
+                <w:rFonts w:cs="Arial"/>
+                <w:b/>
+                <w:sz w:val="28"/>
+                <w:szCs w:val="32"/>
+              </w:rPr>
+              <w:t xml:space="preserve">Krama Vaakyam No.– </w:t>
             </w:r>
             <w:r>
               <w:rPr>
@@ -413,25 +982,14 @@
                 <w:szCs w:val="32"/>
               </w:rPr>
             </w:pPr>
-            <w:proofErr w:type="spellStart"/>
-            <w:r>
-              <w:rPr>
-                <w:rFonts w:cs="Arial"/>
-                <w:b/>
-                <w:sz w:val="28"/>
-                <w:szCs w:val="32"/>
-              </w:rPr>
-              <w:t>Panchaati</w:t>
-            </w:r>
-            <w:proofErr w:type="spellEnd"/>
-            <w:r>
-              <w:rPr>
-                <w:rFonts w:cs="Arial"/>
-                <w:b/>
-                <w:sz w:val="28"/>
-                <w:szCs w:val="32"/>
-              </w:rPr>
-              <w:t xml:space="preserve"> No</w:t>
+            <w:r>
+              <w:rPr>
+                <w:rFonts w:cs="Arial"/>
+                <w:b/>
+                <w:sz w:val="28"/>
+                <w:szCs w:val="32"/>
+              </w:rPr>
+              <w:t>Panchaati No</w:t>
             </w:r>
             <w:r>
               <w:rPr>
@@ -476,7 +1034,6 @@
                 <w:szCs w:val="40"/>
               </w:rPr>
             </w:pPr>
-            <w:proofErr w:type="spellStart"/>
             <w:r>
               <w:rPr>
                 <w:rFonts w:ascii="BRH Devanagari Extra" w:hAnsi="BRH Devanagari Extra" w:cs="BRH Devanagari Extra"/>
@@ -486,46 +1043,33 @@
               </w:rPr>
               <w:t>ÌuÉ</w:t>
             </w:r>
-            <w:proofErr w:type="spellEnd"/>
-            <w:r>
-              <w:rPr>
-                <w:rFonts w:ascii="BRH Malayalam Extra" w:hAnsi="BRH Malayalam Extra" w:cs="BRH Devanagari Extra"/>
-                <w:color w:val="000000"/>
-                <w:sz w:val="30"/>
-                <w:szCs w:val="40"/>
-              </w:rPr>
-              <w:t>–</w:t>
-            </w:r>
-            <w:r>
-              <w:rPr>
-                <w:rFonts w:ascii="BRH Devanagari Extra" w:hAnsi="BRH Devanagari Extra" w:cs="BRH Devanagari Extra"/>
-                <w:color w:val="000000"/>
-                <w:sz w:val="40"/>
-                <w:szCs w:val="40"/>
-              </w:rPr>
-              <w:t>µ</w:t>
-            </w:r>
-            <w:proofErr w:type="spellStart"/>
-            <w:r>
-              <w:rPr>
-                <w:rFonts w:ascii="BRH Devanagari Extra" w:hAnsi="BRH Devanagari Extra" w:cs="BRH Devanagari Extra"/>
-                <w:color w:val="000000"/>
-                <w:sz w:val="40"/>
-                <w:szCs w:val="40"/>
-              </w:rPr>
-              <w:t>ÉMü</w:t>
-            </w:r>
-            <w:proofErr w:type="spellEnd"/>
-            <w:r>
-              <w:rPr>
-                <w:rFonts w:ascii="BRH Malayalam Extra" w:hAnsi="BRH Malayalam Extra" w:cs="BRH Devanagari Extra"/>
-                <w:color w:val="000000"/>
-                <w:sz w:val="30"/>
-                <w:szCs w:val="40"/>
-              </w:rPr>
-              <w:t>–</w:t>
-            </w:r>
-            <w:proofErr w:type="spellStart"/>
+            <w:r>
+              <w:rPr>
+                <w:rFonts w:ascii="BRH Malayalam Extra" w:hAnsi="BRH Malayalam Extra" w:cs="BRH Devanagari Extra"/>
+                <w:color w:val="000000"/>
+                <w:sz w:val="30"/>
+                <w:szCs w:val="40"/>
+              </w:rPr>
+              <w:t>–</w:t>
+            </w:r>
+            <w:r>
+              <w:rPr>
+                <w:rFonts w:ascii="BRH Devanagari Extra" w:hAnsi="BRH Devanagari Extra" w:cs="BRH Devanagari Extra"/>
+                <w:color w:val="000000"/>
+                <w:sz w:val="40"/>
+                <w:szCs w:val="40"/>
+              </w:rPr>
+              <w:t>µÉMü</w:t>
+            </w:r>
+            <w:r>
+              <w:rPr>
+                <w:rFonts w:ascii="BRH Malayalam Extra" w:hAnsi="BRH Malayalam Extra" w:cs="BRH Devanagari Extra"/>
+                <w:color w:val="000000"/>
+                <w:sz w:val="30"/>
+                <w:szCs w:val="40"/>
+              </w:rPr>
+              <w:t>–</w:t>
+            </w:r>
             <w:r>
               <w:rPr>
                 <w:rFonts w:ascii="BRH Devanagari Extra" w:hAnsi="BRH Devanagari Extra" w:cs="BRH Devanagari Extra"/>
@@ -534,48 +1078,16 @@
                 <w:szCs w:val="40"/>
                 <w:highlight w:val="yellow"/>
               </w:rPr>
-              <w:t>qÉï</w:t>
-            </w:r>
-            <w:proofErr w:type="spellEnd"/>
-            <w:r>
-              <w:rPr>
-                <w:rFonts w:ascii="BRH Devanagari Extra" w:hAnsi="BRH Devanagari Extra" w:cs="BRH Devanagari Extra"/>
-                <w:color w:val="000000"/>
-                <w:sz w:val="40"/>
-                <w:szCs w:val="40"/>
-                <w:highlight w:val="yellow"/>
-              </w:rPr>
-              <w:t xml:space="preserve"> </w:t>
-            </w:r>
-            <w:proofErr w:type="spellStart"/>
-            <w:r>
-              <w:rPr>
-                <w:rFonts w:ascii="BRH Devanagari Extra" w:hAnsi="BRH Devanagari Extra" w:cs="BRH Devanagari Extra"/>
-                <w:color w:val="000000"/>
-                <w:sz w:val="40"/>
-                <w:szCs w:val="40"/>
-                <w:highlight w:val="yellow"/>
-              </w:rPr>
-              <w:t>G</w:t>
-            </w:r>
-            <w:r>
-              <w:rPr>
-                <w:rFonts w:ascii="BRH Devanagari Extra" w:hAnsi="BRH Devanagari Extra" w:cs="BRH Devanagari Extra"/>
-                <w:color w:val="000000"/>
-                <w:sz w:val="40"/>
-                <w:szCs w:val="40"/>
-              </w:rPr>
-              <w:t>ÌwÉþÈ</w:t>
-            </w:r>
-            <w:proofErr w:type="spellEnd"/>
-            <w:r>
-              <w:rPr>
-                <w:rFonts w:ascii="BRH Devanagari Extra" w:hAnsi="BRH Devanagari Extra" w:cs="BRH Devanagari Extra"/>
-                <w:color w:val="000000"/>
-                <w:sz w:val="40"/>
-                <w:szCs w:val="40"/>
-              </w:rPr>
-              <w:t xml:space="preserve"> |</w:t>
+              <w:t>qÉï G</w:t>
+            </w:r>
+            <w:r>
+              <w:rPr>
+                <w:rFonts w:ascii="BRH Devanagari Extra" w:hAnsi="BRH Devanagari Extra" w:cs="BRH Devanagari Extra"/>
+                <w:color w:val="000000"/>
+                <w:sz w:val="40"/>
+                <w:szCs w:val="40"/>
+              </w:rPr>
+              <w:t>ÌwÉþÈ |</w:t>
             </w:r>
           </w:p>
         </w:tc>
@@ -603,7 +1115,6 @@
                 <w:szCs w:val="40"/>
               </w:rPr>
             </w:pPr>
-            <w:proofErr w:type="spellStart"/>
             <w:r>
               <w:rPr>
                 <w:rFonts w:ascii="BRH Devanagari Extra" w:hAnsi="BRH Devanagari Extra" w:cs="BRH Devanagari Extra"/>
@@ -613,46 +1124,33 @@
               </w:rPr>
               <w:t>ÌuÉ</w:t>
             </w:r>
-            <w:proofErr w:type="spellEnd"/>
-            <w:r>
-              <w:rPr>
-                <w:rFonts w:ascii="BRH Malayalam Extra" w:hAnsi="BRH Malayalam Extra" w:cs="BRH Devanagari Extra"/>
-                <w:color w:val="000000"/>
-                <w:sz w:val="30"/>
-                <w:szCs w:val="40"/>
-              </w:rPr>
-              <w:t>–</w:t>
-            </w:r>
-            <w:r>
-              <w:rPr>
-                <w:rFonts w:ascii="BRH Devanagari Extra" w:hAnsi="BRH Devanagari Extra" w:cs="BRH Devanagari Extra"/>
-                <w:color w:val="000000"/>
-                <w:sz w:val="40"/>
-                <w:szCs w:val="40"/>
-              </w:rPr>
-              <w:t>µ</w:t>
-            </w:r>
-            <w:proofErr w:type="spellStart"/>
-            <w:r>
-              <w:rPr>
-                <w:rFonts w:ascii="BRH Devanagari Extra" w:hAnsi="BRH Devanagari Extra" w:cs="BRH Devanagari Extra"/>
-                <w:color w:val="000000"/>
-                <w:sz w:val="40"/>
-                <w:szCs w:val="40"/>
-              </w:rPr>
-              <w:t>ÉMü</w:t>
-            </w:r>
-            <w:proofErr w:type="spellEnd"/>
-            <w:r>
-              <w:rPr>
-                <w:rFonts w:ascii="BRH Malayalam Extra" w:hAnsi="BRH Malayalam Extra" w:cs="BRH Devanagari Extra"/>
-                <w:color w:val="000000"/>
-                <w:sz w:val="30"/>
-                <w:szCs w:val="40"/>
-              </w:rPr>
-              <w:t>–</w:t>
-            </w:r>
-            <w:proofErr w:type="spellStart"/>
+            <w:r>
+              <w:rPr>
+                <w:rFonts w:ascii="BRH Malayalam Extra" w:hAnsi="BRH Malayalam Extra" w:cs="BRH Devanagari Extra"/>
+                <w:color w:val="000000"/>
+                <w:sz w:val="30"/>
+                <w:szCs w:val="40"/>
+              </w:rPr>
+              <w:t>–</w:t>
+            </w:r>
+            <w:r>
+              <w:rPr>
+                <w:rFonts w:ascii="BRH Devanagari Extra" w:hAnsi="BRH Devanagari Extra" w:cs="BRH Devanagari Extra"/>
+                <w:color w:val="000000"/>
+                <w:sz w:val="40"/>
+                <w:szCs w:val="40"/>
+              </w:rPr>
+              <w:t>µÉMü</w:t>
+            </w:r>
+            <w:r>
+              <w:rPr>
+                <w:rFonts w:ascii="BRH Malayalam Extra" w:hAnsi="BRH Malayalam Extra" w:cs="BRH Devanagari Extra"/>
+                <w:color w:val="000000"/>
+                <w:sz w:val="30"/>
+                <w:szCs w:val="40"/>
+              </w:rPr>
+              <w:t>–</w:t>
+            </w:r>
             <w:r>
               <w:rPr>
                 <w:rFonts w:ascii="BRH Devanagari Extra" w:hAnsi="BRH Devanagari Extra" w:cs="BRH Devanagari Extra"/>
@@ -690,17 +1188,7 @@
                 <w:sz w:val="40"/>
                 <w:szCs w:val="40"/>
               </w:rPr>
-              <w:t>ÌwÉþÈ</w:t>
-            </w:r>
-            <w:proofErr w:type="spellEnd"/>
-            <w:r>
-              <w:rPr>
-                <w:rFonts w:ascii="BRH Devanagari Extra" w:hAnsi="BRH Devanagari Extra" w:cs="BRH Devanagari Extra"/>
-                <w:color w:val="000000"/>
-                <w:sz w:val="40"/>
-                <w:szCs w:val="40"/>
-              </w:rPr>
-              <w:t xml:space="preserve"> |</w:t>
+              <w:t>ÌwÉþÈ |</w:t>
             </w:r>
           </w:p>
         </w:tc>
@@ -763,19 +1251,8 @@
                 <w:sz w:val="28"/>
                 <w:szCs w:val="32"/>
               </w:rPr>
-              <w:t xml:space="preserve"> – </w:t>
-            </w:r>
-            <w:proofErr w:type="spellStart"/>
-            <w:r>
-              <w:rPr>
-                <w:rFonts w:cs="Arial"/>
-                <w:b/>
-                <w:sz w:val="28"/>
-                <w:szCs w:val="32"/>
-              </w:rPr>
-              <w:t>Kramam</w:t>
-            </w:r>
-            <w:proofErr w:type="spellEnd"/>
+              <w:t xml:space="preserve"> – Kramam</w:t>
+            </w:r>
           </w:p>
           <w:p>
             <w:pPr>
@@ -795,45 +1272,14 @@
                 <w:szCs w:val="32"/>
               </w:rPr>
             </w:pPr>
-            <w:proofErr w:type="spellStart"/>
-            <w:r>
-              <w:rPr>
-                <w:rFonts w:cs="Arial"/>
-                <w:b/>
-                <w:sz w:val="28"/>
-                <w:szCs w:val="32"/>
-              </w:rPr>
-              <w:t>Krama</w:t>
-            </w:r>
-            <w:proofErr w:type="spellEnd"/>
-            <w:r>
-              <w:rPr>
-                <w:rFonts w:cs="Arial"/>
-                <w:b/>
-                <w:sz w:val="28"/>
-                <w:szCs w:val="32"/>
-              </w:rPr>
-              <w:t xml:space="preserve"> </w:t>
-            </w:r>
-            <w:proofErr w:type="spellStart"/>
-            <w:r>
-              <w:rPr>
-                <w:rFonts w:cs="Arial"/>
-                <w:b/>
-                <w:sz w:val="28"/>
-                <w:szCs w:val="32"/>
-              </w:rPr>
-              <w:t>Vaakyam</w:t>
-            </w:r>
-            <w:proofErr w:type="spellEnd"/>
-            <w:r>
-              <w:rPr>
-                <w:rFonts w:cs="Arial"/>
-                <w:b/>
-                <w:sz w:val="28"/>
-                <w:szCs w:val="32"/>
-              </w:rPr>
-              <w:t xml:space="preserve"> No.– </w:t>
+            <w:r>
+              <w:rPr>
+                <w:rFonts w:cs="Arial"/>
+                <w:b/>
+                <w:sz w:val="28"/>
+                <w:szCs w:val="32"/>
+              </w:rPr>
+              <w:t xml:space="preserve">Krama Vaakyam No.– </w:t>
             </w:r>
             <w:r>
               <w:rPr>
@@ -863,25 +1309,14 @@
                 <w:szCs w:val="32"/>
               </w:rPr>
             </w:pPr>
-            <w:proofErr w:type="spellStart"/>
-            <w:r>
-              <w:rPr>
-                <w:rFonts w:cs="Arial"/>
-                <w:b/>
-                <w:sz w:val="28"/>
-                <w:szCs w:val="32"/>
-              </w:rPr>
-              <w:t>Panchaati</w:t>
-            </w:r>
-            <w:proofErr w:type="spellEnd"/>
-            <w:r>
-              <w:rPr>
-                <w:rFonts w:cs="Arial"/>
-                <w:b/>
-                <w:sz w:val="28"/>
-                <w:szCs w:val="32"/>
-              </w:rPr>
-              <w:t xml:space="preserve"> No</w:t>
+            <w:r>
+              <w:rPr>
+                <w:rFonts w:cs="Arial"/>
+                <w:b/>
+                <w:sz w:val="28"/>
+                <w:szCs w:val="32"/>
+              </w:rPr>
+              <w:t>Panchaati No</w:t>
             </w:r>
             <w:r>
               <w:rPr>
@@ -926,25 +1361,14 @@
                 <w:szCs w:val="40"/>
               </w:rPr>
             </w:pPr>
-            <w:proofErr w:type="spellStart"/>
-            <w:r>
-              <w:rPr>
-                <w:rFonts w:ascii="BRH Devanagari Extra" w:hAnsi="BRH Devanagari Extra" w:cs="BRH Devanagari Extra"/>
-                <w:color w:val="000000"/>
-                <w:sz w:val="40"/>
-                <w:szCs w:val="40"/>
-              </w:rPr>
-              <w:t>LUþrÉ</w:t>
-            </w:r>
-            <w:proofErr w:type="spellEnd"/>
-            <w:r>
-              <w:rPr>
-                <w:rFonts w:ascii="BRH Devanagari Extra" w:hAnsi="BRH Devanagari Extra" w:cs="BRH Devanagari Extra"/>
-                <w:color w:val="000000"/>
-                <w:sz w:val="40"/>
-                <w:szCs w:val="40"/>
-              </w:rPr>
-              <w:t xml:space="preserve"> | D</w:t>
+            <w:r>
+              <w:rPr>
+                <w:rFonts w:ascii="BRH Devanagari Extra" w:hAnsi="BRH Devanagari Extra" w:cs="BRH Devanagari Extra"/>
+                <w:color w:val="000000"/>
+                <w:sz w:val="40"/>
+                <w:szCs w:val="40"/>
+              </w:rPr>
+              <w:t>LUþrÉ | D</w:t>
             </w:r>
             <w:r>
               <w:rPr>
@@ -973,7 +1397,6 @@
               </w:rPr>
               <w:t>–</w:t>
             </w:r>
-            <w:proofErr w:type="spellStart"/>
             <w:r>
               <w:rPr>
                 <w:rFonts w:ascii="BRH Devanagari Extra" w:hAnsi="BRH Devanagari Extra" w:cs="BRH Devanagari Extra"/>
@@ -993,35 +1416,23 @@
               </w:rPr>
               <w:t>å</w:t>
             </w:r>
-            <w:proofErr w:type="spellEnd"/>
-            <w:r>
-              <w:rPr>
-                <w:rFonts w:ascii="BRH Malayalam Extra" w:hAnsi="BRH Malayalam Extra" w:cs="BRH Devanagari Extra"/>
-                <w:color w:val="000000"/>
-                <w:sz w:val="30"/>
-                <w:szCs w:val="40"/>
-              </w:rPr>
-              <w:t>–</w:t>
-            </w:r>
-            <w:proofErr w:type="spellStart"/>
-            <w:r>
-              <w:rPr>
-                <w:rFonts w:ascii="BRH Devanagari Extra" w:hAnsi="BRH Devanagari Extra" w:cs="BRH Devanagari Extra"/>
-                <w:color w:val="000000"/>
-                <w:sz w:val="40"/>
-                <w:szCs w:val="40"/>
-              </w:rPr>
-              <w:t>iÉÏþUrÉ</w:t>
-            </w:r>
-            <w:proofErr w:type="spellEnd"/>
-            <w:r>
-              <w:rPr>
-                <w:rFonts w:ascii="BRH Devanagari Extra" w:hAnsi="BRH Devanagari Extra" w:cs="BRH Devanagari Extra"/>
-                <w:color w:val="000000"/>
-                <w:sz w:val="40"/>
-                <w:szCs w:val="40"/>
-              </w:rPr>
-              <w:t xml:space="preserve"> ||</w:t>
+            <w:r>
+              <w:rPr>
+                <w:rFonts w:ascii="BRH Malayalam Extra" w:hAnsi="BRH Malayalam Extra" w:cs="BRH Devanagari Extra"/>
+                <w:color w:val="000000"/>
+                <w:sz w:val="30"/>
+                <w:szCs w:val="40"/>
+              </w:rPr>
+              <w:t>–</w:t>
+            </w:r>
+            <w:r>
+              <w:rPr>
+                <w:rFonts w:ascii="BRH Devanagari Extra" w:hAnsi="BRH Devanagari Extra" w:cs="BRH Devanagari Extra"/>
+                <w:color w:val="000000"/>
+                <w:sz w:val="40"/>
+                <w:szCs w:val="40"/>
+              </w:rPr>
+              <w:t>iÉÏþUrÉ ||</w:t>
             </w:r>
           </w:p>
         </w:tc>
@@ -1049,25 +1460,14 @@
                 <w:szCs w:val="40"/>
               </w:rPr>
             </w:pPr>
-            <w:proofErr w:type="spellStart"/>
-            <w:r>
-              <w:rPr>
-                <w:rFonts w:ascii="BRH Devanagari Extra" w:hAnsi="BRH Devanagari Extra" w:cs="BRH Devanagari Extra"/>
-                <w:color w:val="000000"/>
-                <w:sz w:val="40"/>
-                <w:szCs w:val="40"/>
-              </w:rPr>
-              <w:t>LUþrÉ</w:t>
-            </w:r>
-            <w:proofErr w:type="spellEnd"/>
-            <w:r>
-              <w:rPr>
-                <w:rFonts w:ascii="BRH Devanagari Extra" w:hAnsi="BRH Devanagari Extra" w:cs="BRH Devanagari Extra"/>
-                <w:color w:val="000000"/>
-                <w:sz w:val="40"/>
-                <w:szCs w:val="40"/>
-              </w:rPr>
-              <w:t xml:space="preserve"> | D</w:t>
+            <w:r>
+              <w:rPr>
+                <w:rFonts w:ascii="BRH Devanagari Extra" w:hAnsi="BRH Devanagari Extra" w:cs="BRH Devanagari Extra"/>
+                <w:color w:val="000000"/>
+                <w:sz w:val="40"/>
+                <w:szCs w:val="40"/>
+              </w:rPr>
+              <w:t>LUþrÉ | D</w:t>
             </w:r>
             <w:r>
               <w:rPr>
@@ -1096,7 +1496,6 @@
               </w:rPr>
               <w:t>–</w:t>
             </w:r>
-            <w:proofErr w:type="spellStart"/>
             <w:r>
               <w:rPr>
                 <w:rFonts w:ascii="BRH Devanagari Extra" w:hAnsi="BRH Devanagari Extra" w:cs="BRH Devanagari Extra"/>
@@ -1114,17 +1513,7 @@
                 <w:sz w:val="40"/>
                 <w:szCs w:val="40"/>
               </w:rPr>
-              <w:t>iÉÏþUrÉ</w:t>
-            </w:r>
-            <w:proofErr w:type="spellEnd"/>
-            <w:r>
-              <w:rPr>
-                <w:rFonts w:ascii="BRH Devanagari Extra" w:hAnsi="BRH Devanagari Extra" w:cs="BRH Devanagari Extra"/>
-                <w:color w:val="000000"/>
-                <w:sz w:val="40"/>
-                <w:szCs w:val="40"/>
-              </w:rPr>
-              <w:t xml:space="preserve"> ||</w:t>
+              <w:t>iÉÏþUrÉ ||</w:t>
             </w:r>
           </w:p>
         </w:tc>
@@ -1186,19 +1575,8 @@
                 <w:sz w:val="28"/>
                 <w:szCs w:val="32"/>
               </w:rPr>
-              <w:t xml:space="preserve"> – </w:t>
-            </w:r>
-            <w:proofErr w:type="spellStart"/>
-            <w:r>
-              <w:rPr>
-                <w:rFonts w:cs="Arial"/>
-                <w:b/>
-                <w:sz w:val="28"/>
-                <w:szCs w:val="32"/>
-              </w:rPr>
-              <w:t>Kramam</w:t>
-            </w:r>
-            <w:proofErr w:type="spellEnd"/>
+              <w:t xml:space="preserve"> – Kramam</w:t>
+            </w:r>
           </w:p>
           <w:p>
             <w:pPr>
@@ -1218,45 +1596,14 @@
                 <w:szCs w:val="32"/>
               </w:rPr>
             </w:pPr>
-            <w:proofErr w:type="spellStart"/>
-            <w:r>
-              <w:rPr>
-                <w:rFonts w:cs="Arial"/>
-                <w:b/>
-                <w:sz w:val="28"/>
-                <w:szCs w:val="32"/>
-              </w:rPr>
-              <w:t>Krama</w:t>
-            </w:r>
-            <w:proofErr w:type="spellEnd"/>
-            <w:r>
-              <w:rPr>
-                <w:rFonts w:cs="Arial"/>
-                <w:b/>
-                <w:sz w:val="28"/>
-                <w:szCs w:val="32"/>
-              </w:rPr>
-              <w:t xml:space="preserve"> </w:t>
-            </w:r>
-            <w:proofErr w:type="spellStart"/>
-            <w:r>
-              <w:rPr>
-                <w:rFonts w:cs="Arial"/>
-                <w:b/>
-                <w:sz w:val="28"/>
-                <w:szCs w:val="32"/>
-              </w:rPr>
-              <w:t>Vaakyam</w:t>
-            </w:r>
-            <w:proofErr w:type="spellEnd"/>
-            <w:r>
-              <w:rPr>
-                <w:rFonts w:cs="Arial"/>
-                <w:b/>
-                <w:sz w:val="28"/>
-                <w:szCs w:val="32"/>
-              </w:rPr>
-              <w:t xml:space="preserve"> No.– </w:t>
+            <w:r>
+              <w:rPr>
+                <w:rFonts w:cs="Arial"/>
+                <w:b/>
+                <w:sz w:val="28"/>
+                <w:szCs w:val="32"/>
+              </w:rPr>
+              <w:t xml:space="preserve">Krama Vaakyam No.– </w:t>
             </w:r>
             <w:r>
               <w:rPr>
@@ -1286,25 +1633,14 @@
                 <w:szCs w:val="32"/>
               </w:rPr>
             </w:pPr>
-            <w:proofErr w:type="spellStart"/>
-            <w:r>
-              <w:rPr>
-                <w:rFonts w:cs="Arial"/>
-                <w:b/>
-                <w:sz w:val="28"/>
-                <w:szCs w:val="32"/>
-              </w:rPr>
-              <w:t>Panchaati</w:t>
-            </w:r>
-            <w:proofErr w:type="spellEnd"/>
-            <w:r>
-              <w:rPr>
-                <w:rFonts w:cs="Arial"/>
-                <w:b/>
-                <w:sz w:val="28"/>
-                <w:szCs w:val="32"/>
-              </w:rPr>
-              <w:t xml:space="preserve"> No</w:t>
+            <w:r>
+              <w:rPr>
+                <w:rFonts w:cs="Arial"/>
+                <w:b/>
+                <w:sz w:val="28"/>
+                <w:szCs w:val="32"/>
+              </w:rPr>
+              <w:t>Panchaati No</w:t>
             </w:r>
             <w:r>
               <w:rPr>
@@ -1349,7 +1685,6 @@
                 <w:szCs w:val="40"/>
               </w:rPr>
             </w:pPr>
-            <w:proofErr w:type="spellStart"/>
             <w:r>
               <w:rPr>
                 <w:rFonts w:ascii="BRH Devanagari Extra" w:hAnsi="BRH Devanagari Extra" w:cs="BRH Devanagari Extra"/>
@@ -1359,47 +1694,24 @@
               </w:rPr>
               <w:t>ÌuÉ</w:t>
             </w:r>
-            <w:proofErr w:type="spellEnd"/>
-            <w:r>
-              <w:rPr>
-                <w:rFonts w:ascii="BRH Malayalam Extra" w:hAnsi="BRH Malayalam Extra" w:cs="BRH Devanagari Extra"/>
-                <w:color w:val="000000"/>
-                <w:sz w:val="30"/>
-                <w:szCs w:val="40"/>
-              </w:rPr>
-              <w:t>–</w:t>
-            </w:r>
-            <w:proofErr w:type="spellStart"/>
-            <w:r>
-              <w:rPr>
-                <w:rFonts w:ascii="BRH Devanagari Extra" w:hAnsi="BRH Devanagari Extra" w:cs="BRH Devanagari Extra"/>
-                <w:color w:val="000000"/>
-                <w:sz w:val="40"/>
-                <w:szCs w:val="40"/>
-              </w:rPr>
-              <w:t>UÉQûþÍxÉ</w:t>
-            </w:r>
-            <w:proofErr w:type="spellEnd"/>
-            <w:r>
-              <w:rPr>
-                <w:rFonts w:ascii="BRH Devanagari Extra" w:hAnsi="BRH Devanagari Extra" w:cs="BRH Devanagari Extra"/>
-                <w:color w:val="000000"/>
-                <w:sz w:val="40"/>
-                <w:szCs w:val="40"/>
-              </w:rPr>
-              <w:t xml:space="preserve"> | </w:t>
-            </w:r>
-            <w:proofErr w:type="spellStart"/>
-            <w:r>
-              <w:rPr>
-                <w:rFonts w:ascii="BRH Devanagari Extra" w:hAnsi="BRH Devanagari Extra" w:cs="BRH Devanagari Extra"/>
-                <w:color w:val="000000"/>
-                <w:sz w:val="40"/>
-                <w:szCs w:val="40"/>
-              </w:rPr>
-              <w:t>ÌuÉ</w:t>
-            </w:r>
-            <w:proofErr w:type="spellEnd"/>
+            <w:r>
+              <w:rPr>
+                <w:rFonts w:ascii="BRH Malayalam Extra" w:hAnsi="BRH Malayalam Extra" w:cs="BRH Devanagari Extra"/>
+                <w:color w:val="000000"/>
+                <w:sz w:val="30"/>
+                <w:szCs w:val="40"/>
+              </w:rPr>
+              <w:t>–</w:t>
+            </w:r>
+            <w:r>
+              <w:rPr>
+                <w:rFonts w:ascii="BRH Devanagari Extra" w:hAnsi="BRH Devanagari Extra" w:cs="BRH Devanagari Extra"/>
+                <w:color w:val="000000"/>
+                <w:sz w:val="40"/>
+                <w:szCs w:val="40"/>
+              </w:rPr>
+              <w:t>UÉQûþÍxÉ | ÌuÉ</w:t>
+            </w:r>
             <w:r>
               <w:rPr>
                 <w:rFonts w:ascii="BRH Malayalam Extra" w:hAnsi="BRH Malayalam Extra" w:cs="BRH Devanagari Extra"/>
@@ -1428,65 +1740,14 @@
               </w:rPr>
               <w:t>–</w:t>
             </w:r>
-            <w:proofErr w:type="spellStart"/>
-            <w:r>
-              <w:rPr>
-                <w:rFonts w:ascii="BRH Devanagari Extra" w:hAnsi="BRH Devanagari Extra" w:cs="BRH Devanagari Extra"/>
-                <w:color w:val="000000"/>
-                <w:sz w:val="40"/>
-                <w:szCs w:val="40"/>
-              </w:rPr>
-              <w:t>ÌQûÌiÉþ</w:t>
-            </w:r>
-            <w:proofErr w:type="spellEnd"/>
-            <w:r>
-              <w:rPr>
-                <w:rFonts w:ascii="BRH Devanagari Extra" w:hAnsi="BRH Devanagari Extra" w:cs="BRH Devanagari Extra"/>
-                <w:color w:val="000000"/>
-                <w:sz w:val="40"/>
-                <w:szCs w:val="40"/>
-              </w:rPr>
-              <w:t xml:space="preserve"> </w:t>
-            </w:r>
-            <w:proofErr w:type="spellStart"/>
-            <w:r>
-              <w:rPr>
-                <w:rFonts w:ascii="BRH Devanagari Extra" w:hAnsi="BRH Devanagari Extra" w:cs="BRH Devanagari Extra"/>
-                <w:color w:val="000000"/>
-                <w:sz w:val="40"/>
-                <w:szCs w:val="40"/>
-              </w:rPr>
-              <w:t>ÌuÉ</w:t>
-            </w:r>
-            <w:proofErr w:type="spellEnd"/>
-            <w:r>
-              <w:rPr>
-                <w:rFonts w:ascii="BRH Devanagari Extra" w:hAnsi="BRH Devanagari Extra" w:cs="BRH Devanagari Extra"/>
-                <w:color w:val="000000"/>
-                <w:sz w:val="40"/>
-                <w:szCs w:val="40"/>
-              </w:rPr>
-              <w:t xml:space="preserve"> - </w:t>
-            </w:r>
-            <w:proofErr w:type="spellStart"/>
-            <w:r>
-              <w:rPr>
-                <w:rFonts w:ascii="BRH Devanagari Extra" w:hAnsi="BRH Devanagari Extra" w:cs="BRH Devanagari Extra"/>
-                <w:color w:val="000000"/>
-                <w:sz w:val="40"/>
-                <w:szCs w:val="40"/>
-              </w:rPr>
-              <w:t>UÉOèû</w:t>
-            </w:r>
-            <w:proofErr w:type="spellEnd"/>
-            <w:r>
-              <w:rPr>
-                <w:rFonts w:ascii="BRH Devanagari Extra" w:hAnsi="BRH Devanagari Extra" w:cs="BRH Devanagari Extra"/>
-                <w:color w:val="000000"/>
-                <w:sz w:val="40"/>
-                <w:szCs w:val="40"/>
-              </w:rPr>
-              <w:t xml:space="preserve"> |</w:t>
+            <w:r>
+              <w:rPr>
+                <w:rFonts w:ascii="BRH Devanagari Extra" w:hAnsi="BRH Devanagari Extra" w:cs="BRH Devanagari Extra"/>
+                <w:color w:val="000000"/>
+                <w:sz w:val="40"/>
+                <w:szCs w:val="40"/>
+              </w:rPr>
+              <w:t>ÌQûÌiÉþ ÌuÉ - UÉOèû |</w:t>
             </w:r>
           </w:p>
         </w:tc>
@@ -1514,7 +1775,6 @@
                 <w:szCs w:val="40"/>
               </w:rPr>
             </w:pPr>
-            <w:proofErr w:type="spellStart"/>
             <w:r>
               <w:rPr>
                 <w:rFonts w:ascii="BRH Devanagari Extra" w:hAnsi="BRH Devanagari Extra" w:cs="BRH Devanagari Extra"/>
@@ -1524,57 +1784,33 @@
               </w:rPr>
               <w:t>ÌuÉ</w:t>
             </w:r>
-            <w:proofErr w:type="spellEnd"/>
-            <w:r>
-              <w:rPr>
-                <w:rFonts w:ascii="BRH Malayalam Extra" w:hAnsi="BRH Malayalam Extra" w:cs="BRH Devanagari Extra"/>
-                <w:color w:val="000000"/>
-                <w:sz w:val="30"/>
-                <w:szCs w:val="40"/>
-              </w:rPr>
-              <w:t>–</w:t>
-            </w:r>
-            <w:proofErr w:type="spellStart"/>
-            <w:r>
-              <w:rPr>
-                <w:rFonts w:ascii="BRH Devanagari Extra" w:hAnsi="BRH Devanagari Extra" w:cs="BRH Devanagari Extra"/>
-                <w:color w:val="000000"/>
-                <w:sz w:val="40"/>
-                <w:szCs w:val="40"/>
-              </w:rPr>
-              <w:t>UÉQûþÍxÉ</w:t>
-            </w:r>
-            <w:proofErr w:type="spellEnd"/>
-            <w:r>
-              <w:rPr>
-                <w:rFonts w:ascii="BRH Devanagari Extra" w:hAnsi="BRH Devanagari Extra" w:cs="BRH Devanagari Extra"/>
-                <w:color w:val="000000"/>
-                <w:sz w:val="40"/>
-                <w:szCs w:val="40"/>
-              </w:rPr>
-              <w:t xml:space="preserve"> | </w:t>
-            </w:r>
-            <w:proofErr w:type="spellStart"/>
-            <w:r>
-              <w:rPr>
-                <w:rFonts w:ascii="BRH Devanagari Extra" w:hAnsi="BRH Devanagari Extra" w:cs="BRH Devanagari Extra"/>
-                <w:color w:val="000000"/>
-                <w:sz w:val="40"/>
-                <w:szCs w:val="40"/>
-              </w:rPr>
-              <w:t>ÌuÉ</w:t>
-            </w:r>
-            <w:proofErr w:type="spellEnd"/>
-            <w:r>
-              <w:rPr>
-                <w:rFonts w:ascii="BRH Malayalam Extra" w:hAnsi="BRH Malayalam Extra" w:cs="BRH Devanagari Extra"/>
-                <w:color w:val="000000"/>
-                <w:sz w:val="30"/>
-                <w:szCs w:val="40"/>
-              </w:rPr>
-              <w:t>–</w:t>
-            </w:r>
-            <w:proofErr w:type="spellStart"/>
+            <w:r>
+              <w:rPr>
+                <w:rFonts w:ascii="BRH Malayalam Extra" w:hAnsi="BRH Malayalam Extra" w:cs="BRH Devanagari Extra"/>
+                <w:color w:val="000000"/>
+                <w:sz w:val="30"/>
+                <w:szCs w:val="40"/>
+              </w:rPr>
+              <w:t>–</w:t>
+            </w:r>
+            <w:r>
+              <w:rPr>
+                <w:rFonts w:ascii="BRH Devanagari Extra" w:hAnsi="BRH Devanagari Extra" w:cs="BRH Devanagari Extra"/>
+                <w:color w:val="000000"/>
+                <w:sz w:val="40"/>
+                <w:szCs w:val="40"/>
+              </w:rPr>
+              <w:t>UÉQûþÍxÉ | ÌuÉ</w:t>
+            </w:r>
+            <w:r>
+              <w:rPr>
+                <w:rFonts w:ascii="BRH Malayalam Extra" w:hAnsi="BRH Malayalam Extra" w:cs="BRH Devanagari Extra"/>
+                <w:color w:val="000000"/>
+                <w:sz w:val="30"/>
+                <w:szCs w:val="40"/>
+              </w:rPr>
+              <w:t>–</w:t>
+            </w:r>
             <w:r>
               <w:rPr>
                 <w:rFonts w:ascii="BRH Devanagari Extra" w:hAnsi="BRH Devanagari Extra" w:cs="BRH Devanagari Extra"/>
@@ -1592,57 +1828,7 @@
                 <w:sz w:val="40"/>
                 <w:szCs w:val="40"/>
               </w:rPr>
-              <w:t>ÌQûÌiÉþ</w:t>
-            </w:r>
-            <w:proofErr w:type="spellEnd"/>
-            <w:r>
-              <w:rPr>
-                <w:rFonts w:ascii="BRH Devanagari Extra" w:hAnsi="BRH Devanagari Extra" w:cs="BRH Devanagari Extra"/>
-                <w:color w:val="000000"/>
-                <w:sz w:val="40"/>
-                <w:szCs w:val="40"/>
-              </w:rPr>
-              <w:t xml:space="preserve"> </w:t>
-            </w:r>
-            <w:proofErr w:type="spellStart"/>
-            <w:r>
-              <w:rPr>
-                <w:rFonts w:ascii="BRH Devanagari Extra" w:hAnsi="BRH Devanagari Extra" w:cs="BRH Devanagari Extra"/>
-                <w:color w:val="000000"/>
-                <w:sz w:val="40"/>
-                <w:szCs w:val="40"/>
-              </w:rPr>
-              <w:t>ÌuÉ</w:t>
-            </w:r>
-            <w:proofErr w:type="spellEnd"/>
-            <w:r>
-              <w:rPr>
-                <w:rFonts w:ascii="BRH Devanagari Extra" w:hAnsi="BRH Devanagari Extra" w:cs="BRH Devanagari Extra"/>
-                <w:color w:val="000000"/>
-                <w:sz w:val="40"/>
-                <w:szCs w:val="40"/>
-              </w:rPr>
-              <w:t xml:space="preserve"> - </w:t>
-            </w:r>
-            <w:proofErr w:type="spellStart"/>
-            <w:r>
-              <w:rPr>
-                <w:rFonts w:ascii="BRH Devanagari Extra" w:hAnsi="BRH Devanagari Extra" w:cs="BRH Devanagari Extra"/>
-                <w:color w:val="000000"/>
-                <w:sz w:val="40"/>
-                <w:szCs w:val="40"/>
-              </w:rPr>
-              <w:t>UÉOèû</w:t>
-            </w:r>
-            <w:proofErr w:type="spellEnd"/>
-            <w:r>
-              <w:rPr>
-                <w:rFonts w:ascii="BRH Devanagari Extra" w:hAnsi="BRH Devanagari Extra" w:cs="BRH Devanagari Extra"/>
-                <w:color w:val="000000"/>
-                <w:sz w:val="40"/>
-                <w:szCs w:val="40"/>
-              </w:rPr>
-              <w:t xml:space="preserve"> |</w:t>
+              <w:t>ÌQûÌiÉþ ÌuÉ - UÉOèû |</w:t>
             </w:r>
           </w:p>
         </w:tc>
@@ -1686,6 +1872,7 @@
                 <w:sz w:val="28"/>
                 <w:szCs w:val="32"/>
               </w:rPr>
+              <w:lastRenderedPageBreak/>
               <w:t>T.S.4.3.</w:t>
             </w:r>
             <w:r>
@@ -1704,19 +1891,8 @@
                 <w:sz w:val="28"/>
                 <w:szCs w:val="32"/>
               </w:rPr>
-              <w:t xml:space="preserve"> – </w:t>
-            </w:r>
-            <w:proofErr w:type="spellStart"/>
-            <w:r>
-              <w:rPr>
-                <w:rFonts w:cs="Arial"/>
-                <w:b/>
-                <w:sz w:val="28"/>
-                <w:szCs w:val="32"/>
-              </w:rPr>
-              <w:t>Kramam</w:t>
-            </w:r>
-            <w:proofErr w:type="spellEnd"/>
+              <w:t xml:space="preserve"> – Kramam</w:t>
+            </w:r>
           </w:p>
           <w:p>
             <w:pPr>
@@ -1736,45 +1912,14 @@
                 <w:szCs w:val="32"/>
               </w:rPr>
             </w:pPr>
-            <w:proofErr w:type="spellStart"/>
-            <w:r>
-              <w:rPr>
-                <w:rFonts w:cs="Arial"/>
-                <w:b/>
-                <w:sz w:val="28"/>
-                <w:szCs w:val="32"/>
-              </w:rPr>
-              <w:t>Krama</w:t>
-            </w:r>
-            <w:proofErr w:type="spellEnd"/>
-            <w:r>
-              <w:rPr>
-                <w:rFonts w:cs="Arial"/>
-                <w:b/>
-                <w:sz w:val="28"/>
-                <w:szCs w:val="32"/>
-              </w:rPr>
-              <w:t xml:space="preserve"> </w:t>
-            </w:r>
-            <w:proofErr w:type="spellStart"/>
-            <w:r>
-              <w:rPr>
-                <w:rFonts w:cs="Arial"/>
-                <w:b/>
-                <w:sz w:val="28"/>
-                <w:szCs w:val="32"/>
-              </w:rPr>
-              <w:t>Vaakyam</w:t>
-            </w:r>
-            <w:proofErr w:type="spellEnd"/>
-            <w:r>
-              <w:rPr>
-                <w:rFonts w:cs="Arial"/>
-                <w:b/>
-                <w:sz w:val="28"/>
-                <w:szCs w:val="32"/>
-              </w:rPr>
-              <w:t xml:space="preserve"> No.– </w:t>
+            <w:r>
+              <w:rPr>
+                <w:rFonts w:cs="Arial"/>
+                <w:b/>
+                <w:sz w:val="28"/>
+                <w:szCs w:val="32"/>
+              </w:rPr>
+              <w:t xml:space="preserve">Krama Vaakyam No.– </w:t>
             </w:r>
             <w:r>
               <w:rPr>
@@ -1804,25 +1949,14 @@
                 <w:szCs w:val="32"/>
               </w:rPr>
             </w:pPr>
-            <w:proofErr w:type="spellStart"/>
-            <w:r>
-              <w:rPr>
-                <w:rFonts w:cs="Arial"/>
-                <w:b/>
-                <w:sz w:val="28"/>
-                <w:szCs w:val="32"/>
-              </w:rPr>
-              <w:t>Panchaati</w:t>
-            </w:r>
-            <w:proofErr w:type="spellEnd"/>
-            <w:r>
-              <w:rPr>
-                <w:rFonts w:cs="Arial"/>
-                <w:b/>
-                <w:sz w:val="28"/>
-                <w:szCs w:val="32"/>
-              </w:rPr>
-              <w:t xml:space="preserve"> No</w:t>
+            <w:r>
+              <w:rPr>
+                <w:rFonts w:cs="Arial"/>
+                <w:b/>
+                <w:sz w:val="28"/>
+                <w:szCs w:val="32"/>
+              </w:rPr>
+              <w:t>Panchaati No</w:t>
             </w:r>
             <w:r>
               <w:rPr>
@@ -1867,7 +2001,6 @@
                 <w:szCs w:val="40"/>
               </w:rPr>
             </w:pPr>
-            <w:proofErr w:type="spellStart"/>
             <w:r>
               <w:rPr>
                 <w:rFonts w:ascii="BRH Devanagari Extra" w:hAnsi="BRH Devanagari Extra" w:cs="BRH Devanagari Extra"/>
@@ -1877,17 +2010,15 @@
               </w:rPr>
               <w:t>mÉë</w:t>
             </w:r>
-            <w:proofErr w:type="spellEnd"/>
-            <w:r>
-              <w:rPr>
-                <w:rFonts w:ascii="BRH Malayalam Extra" w:hAnsi="BRH Malayalam Extra" w:cs="BRH Devanagari Extra"/>
-                <w:color w:val="000000"/>
-                <w:sz w:val="30"/>
-                <w:szCs w:val="40"/>
-              </w:rPr>
-              <w:t>–</w:t>
-            </w:r>
-            <w:proofErr w:type="spellStart"/>
+            <w:r>
+              <w:rPr>
+                <w:rFonts w:ascii="BRH Malayalam Extra" w:hAnsi="BRH Malayalam Extra" w:cs="BRH Devanagari Extra"/>
+                <w:color w:val="000000"/>
+                <w:sz w:val="30"/>
+                <w:szCs w:val="40"/>
+              </w:rPr>
+              <w:t>–</w:t>
+            </w:r>
             <w:r>
               <w:rPr>
                 <w:rFonts w:ascii="BRH Devanagari Extra" w:hAnsi="BRH Devanagari Extra" w:cs="BRH Devanagari Extra"/>
@@ -1897,17 +2028,15 @@
               </w:rPr>
               <w:t>qÉÑ</w:t>
             </w:r>
-            <w:proofErr w:type="spellEnd"/>
-            <w:r>
-              <w:rPr>
-                <w:rFonts w:ascii="BRH Malayalam Extra" w:hAnsi="BRH Malayalam Extra" w:cs="BRH Devanagari Extra"/>
-                <w:color w:val="000000"/>
-                <w:sz w:val="30"/>
-                <w:szCs w:val="40"/>
-              </w:rPr>
-              <w:t>–</w:t>
-            </w:r>
-            <w:proofErr w:type="spellStart"/>
+            <w:r>
+              <w:rPr>
+                <w:rFonts w:ascii="BRH Malayalam Extra" w:hAnsi="BRH Malayalam Extra" w:cs="BRH Devanagari Extra"/>
+                <w:color w:val="000000"/>
+                <w:sz w:val="30"/>
+                <w:szCs w:val="40"/>
+              </w:rPr>
+              <w:t>–</w:t>
+            </w:r>
             <w:r>
               <w:rPr>
                 <w:rFonts w:ascii="BRH Devanagari Extra" w:hAnsi="BRH Devanagari Extra" w:cs="BRH Devanagari Extra"/>
@@ -1927,104 +2056,41 @@
               </w:rPr>
               <w:t>iÉ</w:t>
             </w:r>
-            <w:proofErr w:type="spellEnd"/>
-            <w:r>
-              <w:rPr>
-                <w:rFonts w:ascii="BRH Malayalam Extra" w:hAnsi="BRH Malayalam Extra" w:cs="BRH Devanagari Extra"/>
-                <w:color w:val="000000"/>
-                <w:sz w:val="30"/>
-                <w:szCs w:val="40"/>
-              </w:rPr>
-              <w:t>–</w:t>
-            </w:r>
-            <w:r>
-              <w:rPr>
-                <w:rFonts w:ascii="BRH Devanagari Extra" w:hAnsi="BRH Devanagari Extra" w:cs="BRH Devanagari Extra"/>
-                <w:color w:val="000000"/>
-                <w:sz w:val="40"/>
-                <w:szCs w:val="40"/>
-              </w:rPr>
-              <w:t xml:space="preserve"> </w:t>
-            </w:r>
-            <w:proofErr w:type="spellStart"/>
-            <w:r>
-              <w:rPr>
-                <w:rFonts w:ascii="BRH Devanagari Extra" w:hAnsi="BRH Devanagari Extra" w:cs="BRH Devanagari Extra"/>
-                <w:color w:val="000000"/>
-                <w:sz w:val="40"/>
-                <w:szCs w:val="40"/>
-              </w:rPr>
-              <w:t>CÌiÉþ</w:t>
-            </w:r>
-            <w:proofErr w:type="spellEnd"/>
-            <w:r>
-              <w:rPr>
-                <w:rFonts w:ascii="BRH Devanagari Extra" w:hAnsi="BRH Devanagari Extra" w:cs="BRH Devanagari Extra"/>
-                <w:color w:val="000000"/>
-                <w:sz w:val="40"/>
-                <w:szCs w:val="40"/>
-              </w:rPr>
-              <w:t xml:space="preserve"> </w:t>
-            </w:r>
-            <w:proofErr w:type="spellStart"/>
-            <w:r>
-              <w:rPr>
-                <w:rFonts w:ascii="BRH Devanagari Extra" w:hAnsi="BRH Devanagari Extra" w:cs="BRH Devanagari Extra"/>
-                <w:color w:val="000000"/>
-                <w:sz w:val="40"/>
-                <w:szCs w:val="40"/>
-              </w:rPr>
-              <w:t>mÉë</w:t>
-            </w:r>
-            <w:proofErr w:type="spellEnd"/>
-            <w:r>
-              <w:rPr>
-                <w:rFonts w:ascii="BRH Devanagari Extra" w:hAnsi="BRH Devanagari Extra" w:cs="BRH Devanagari Extra"/>
-                <w:color w:val="000000"/>
-                <w:sz w:val="40"/>
-                <w:szCs w:val="40"/>
-              </w:rPr>
-              <w:t xml:space="preserve"> - </w:t>
-            </w:r>
-            <w:proofErr w:type="spellStart"/>
-            <w:r>
-              <w:rPr>
-                <w:rFonts w:ascii="BRH Devanagari Extra" w:hAnsi="BRH Devanagari Extra" w:cs="BRH Devanagari Extra"/>
-                <w:color w:val="000000"/>
-                <w:sz w:val="40"/>
-                <w:szCs w:val="40"/>
-              </w:rPr>
-              <w:t>qÉÑ</w:t>
-            </w:r>
-            <w:proofErr w:type="spellEnd"/>
-            <w:r>
-              <w:rPr>
-                <w:rFonts w:ascii="BRH Malayalam Extra" w:hAnsi="BRH Malayalam Extra" w:cs="BRH Devanagari Extra"/>
-                <w:color w:val="000000"/>
-                <w:sz w:val="30"/>
-                <w:szCs w:val="40"/>
-              </w:rPr>
-              <w:t>–</w:t>
-            </w:r>
-            <w:proofErr w:type="spellStart"/>
-            <w:r>
-              <w:rPr>
-                <w:rFonts w:ascii="BRH Devanagari Extra" w:hAnsi="BRH Devanagari Extra" w:cs="BRH Devanagari Extra"/>
-                <w:color w:val="000000"/>
-                <w:sz w:val="40"/>
-                <w:szCs w:val="40"/>
-              </w:rPr>
-              <w:t>gcÉliÉþÈ</w:t>
-            </w:r>
-            <w:proofErr w:type="spellEnd"/>
-            <w:r>
-              <w:rPr>
-                <w:rFonts w:ascii="BRH Devanagari Extra" w:hAnsi="BRH Devanagari Extra" w:cs="BRH Devanagari Extra"/>
-                <w:color w:val="000000"/>
-                <w:sz w:val="40"/>
-                <w:szCs w:val="40"/>
-              </w:rPr>
-              <w:t xml:space="preserve"> |</w:t>
+            <w:r>
+              <w:rPr>
+                <w:rFonts w:ascii="BRH Malayalam Extra" w:hAnsi="BRH Malayalam Extra" w:cs="BRH Devanagari Extra"/>
+                <w:color w:val="000000"/>
+                <w:sz w:val="30"/>
+                <w:szCs w:val="40"/>
+              </w:rPr>
+              <w:t>–</w:t>
+            </w:r>
+            <w:r>
+              <w:rPr>
+                <w:rFonts w:ascii="BRH Devanagari Extra" w:hAnsi="BRH Devanagari Extra" w:cs="BRH Devanagari Extra"/>
+                <w:color w:val="000000"/>
+                <w:sz w:val="40"/>
+                <w:szCs w:val="40"/>
+              </w:rPr>
+              <w:t xml:space="preserve"> CÌiÉþ mÉë - qÉÑ</w:t>
+            </w:r>
+            <w:r>
+              <w:rPr>
+                <w:rFonts w:ascii="BRH Malayalam Extra" w:hAnsi="BRH Malayalam Extra" w:cs="BRH Devanagari Extra"/>
+                <w:color w:val="000000"/>
+                <w:sz w:val="30"/>
+                <w:szCs w:val="40"/>
+              </w:rPr>
+              <w:t>–</w:t>
+            </w:r>
+            <w:r>
+              <w:rPr>
+                <w:rFonts w:ascii="BRH Devanagari Extra" w:hAnsi="BRH Devanagari Extra" w:cs="BRH Devanagari Extra"/>
+                <w:color w:val="000000"/>
+                <w:sz w:val="40"/>
+                <w:szCs w:val="40"/>
+              </w:rPr>
+              <w:t>gcÉliÉþÈ |</w:t>
             </w:r>
           </w:p>
         </w:tc>
@@ -2052,7 +2118,6 @@
                 <w:szCs w:val="40"/>
               </w:rPr>
             </w:pPr>
-            <w:proofErr w:type="spellStart"/>
             <w:r>
               <w:rPr>
                 <w:rFonts w:ascii="BRH Devanagari Extra" w:hAnsi="BRH Devanagari Extra" w:cs="BRH Devanagari Extra"/>
@@ -2062,17 +2127,15 @@
               </w:rPr>
               <w:t>mÉë</w:t>
             </w:r>
-            <w:proofErr w:type="spellEnd"/>
-            <w:r>
-              <w:rPr>
-                <w:rFonts w:ascii="BRH Malayalam Extra" w:hAnsi="BRH Malayalam Extra" w:cs="BRH Devanagari Extra"/>
-                <w:color w:val="000000"/>
-                <w:sz w:val="30"/>
-                <w:szCs w:val="40"/>
-              </w:rPr>
-              <w:t>–</w:t>
-            </w:r>
-            <w:proofErr w:type="spellStart"/>
+            <w:r>
+              <w:rPr>
+                <w:rFonts w:ascii="BRH Malayalam Extra" w:hAnsi="BRH Malayalam Extra" w:cs="BRH Devanagari Extra"/>
+                <w:color w:val="000000"/>
+                <w:sz w:val="30"/>
+                <w:szCs w:val="40"/>
+              </w:rPr>
+              <w:t>–</w:t>
+            </w:r>
             <w:r>
               <w:rPr>
                 <w:rFonts w:ascii="BRH Devanagari Extra" w:hAnsi="BRH Devanagari Extra" w:cs="BRH Devanagari Extra"/>
@@ -2082,17 +2145,15 @@
               </w:rPr>
               <w:t>qÉÑ</w:t>
             </w:r>
-            <w:proofErr w:type="spellEnd"/>
-            <w:r>
-              <w:rPr>
-                <w:rFonts w:ascii="BRH Malayalam Extra" w:hAnsi="BRH Malayalam Extra" w:cs="BRH Devanagari Extra"/>
-                <w:color w:val="000000"/>
-                <w:sz w:val="30"/>
-                <w:szCs w:val="40"/>
-              </w:rPr>
-              <w:t>–</w:t>
-            </w:r>
-            <w:proofErr w:type="spellStart"/>
+            <w:r>
+              <w:rPr>
+                <w:rFonts w:ascii="BRH Malayalam Extra" w:hAnsi="BRH Malayalam Extra" w:cs="BRH Devanagari Extra"/>
+                <w:color w:val="000000"/>
+                <w:sz w:val="30"/>
+                <w:szCs w:val="40"/>
+              </w:rPr>
+              <w:t>–</w:t>
+            </w:r>
             <w:r>
               <w:rPr>
                 <w:rFonts w:ascii="BRH Devanagari Extra" w:hAnsi="BRH Devanagari Extra" w:cs="BRH Devanagari Extra"/>
@@ -2112,104 +2173,41 @@
               </w:rPr>
               <w:t>liÉ</w:t>
             </w:r>
-            <w:proofErr w:type="spellEnd"/>
-            <w:r>
-              <w:rPr>
-                <w:rFonts w:ascii="BRH Malayalam Extra" w:hAnsi="BRH Malayalam Extra" w:cs="BRH Devanagari Extra"/>
-                <w:color w:val="000000"/>
-                <w:sz w:val="30"/>
-                <w:szCs w:val="40"/>
-              </w:rPr>
-              <w:t>–</w:t>
-            </w:r>
-            <w:r>
-              <w:rPr>
-                <w:rFonts w:ascii="BRH Devanagari Extra" w:hAnsi="BRH Devanagari Extra" w:cs="BRH Devanagari Extra"/>
-                <w:color w:val="000000"/>
-                <w:sz w:val="40"/>
-                <w:szCs w:val="40"/>
-              </w:rPr>
-              <w:t xml:space="preserve"> </w:t>
-            </w:r>
-            <w:proofErr w:type="spellStart"/>
-            <w:r>
-              <w:rPr>
-                <w:rFonts w:ascii="BRH Devanagari Extra" w:hAnsi="BRH Devanagari Extra" w:cs="BRH Devanagari Extra"/>
-                <w:color w:val="000000"/>
-                <w:sz w:val="40"/>
-                <w:szCs w:val="40"/>
-              </w:rPr>
-              <w:t>CÌiÉþ</w:t>
-            </w:r>
-            <w:proofErr w:type="spellEnd"/>
-            <w:r>
-              <w:rPr>
-                <w:rFonts w:ascii="BRH Devanagari Extra" w:hAnsi="BRH Devanagari Extra" w:cs="BRH Devanagari Extra"/>
-                <w:color w:val="000000"/>
-                <w:sz w:val="40"/>
-                <w:szCs w:val="40"/>
-              </w:rPr>
-              <w:t xml:space="preserve"> </w:t>
-            </w:r>
-            <w:proofErr w:type="spellStart"/>
-            <w:r>
-              <w:rPr>
-                <w:rFonts w:ascii="BRH Devanagari Extra" w:hAnsi="BRH Devanagari Extra" w:cs="BRH Devanagari Extra"/>
-                <w:color w:val="000000"/>
-                <w:sz w:val="40"/>
-                <w:szCs w:val="40"/>
-              </w:rPr>
-              <w:t>mÉë</w:t>
-            </w:r>
-            <w:proofErr w:type="spellEnd"/>
-            <w:r>
-              <w:rPr>
-                <w:rFonts w:ascii="BRH Devanagari Extra" w:hAnsi="BRH Devanagari Extra" w:cs="BRH Devanagari Extra"/>
-                <w:color w:val="000000"/>
-                <w:sz w:val="40"/>
-                <w:szCs w:val="40"/>
-              </w:rPr>
-              <w:t xml:space="preserve"> - </w:t>
-            </w:r>
-            <w:proofErr w:type="spellStart"/>
-            <w:r>
-              <w:rPr>
-                <w:rFonts w:ascii="BRH Devanagari Extra" w:hAnsi="BRH Devanagari Extra" w:cs="BRH Devanagari Extra"/>
-                <w:color w:val="000000"/>
-                <w:sz w:val="40"/>
-                <w:szCs w:val="40"/>
-              </w:rPr>
-              <w:t>qÉÑ</w:t>
-            </w:r>
-            <w:proofErr w:type="spellEnd"/>
-            <w:r>
-              <w:rPr>
-                <w:rFonts w:ascii="BRH Malayalam Extra" w:hAnsi="BRH Malayalam Extra" w:cs="BRH Devanagari Extra"/>
-                <w:color w:val="000000"/>
-                <w:sz w:val="30"/>
-                <w:szCs w:val="40"/>
-              </w:rPr>
-              <w:t>–</w:t>
-            </w:r>
-            <w:proofErr w:type="spellStart"/>
-            <w:r>
-              <w:rPr>
-                <w:rFonts w:ascii="BRH Devanagari Extra" w:hAnsi="BRH Devanagari Extra" w:cs="BRH Devanagari Extra"/>
-                <w:color w:val="000000"/>
-                <w:sz w:val="40"/>
-                <w:szCs w:val="40"/>
-              </w:rPr>
-              <w:t>gcÉliÉþÈ</w:t>
-            </w:r>
-            <w:proofErr w:type="spellEnd"/>
-            <w:r>
-              <w:rPr>
-                <w:rFonts w:ascii="BRH Devanagari Extra" w:hAnsi="BRH Devanagari Extra" w:cs="BRH Devanagari Extra"/>
-                <w:color w:val="000000"/>
-                <w:sz w:val="40"/>
-                <w:szCs w:val="40"/>
-              </w:rPr>
-              <w:t xml:space="preserve"> |</w:t>
+            <w:r>
+              <w:rPr>
+                <w:rFonts w:ascii="BRH Malayalam Extra" w:hAnsi="BRH Malayalam Extra" w:cs="BRH Devanagari Extra"/>
+                <w:color w:val="000000"/>
+                <w:sz w:val="30"/>
+                <w:szCs w:val="40"/>
+              </w:rPr>
+              <w:t>–</w:t>
+            </w:r>
+            <w:r>
+              <w:rPr>
+                <w:rFonts w:ascii="BRH Devanagari Extra" w:hAnsi="BRH Devanagari Extra" w:cs="BRH Devanagari Extra"/>
+                <w:color w:val="000000"/>
+                <w:sz w:val="40"/>
+                <w:szCs w:val="40"/>
+              </w:rPr>
+              <w:t xml:space="preserve"> CÌiÉþ mÉë - qÉÑ</w:t>
+            </w:r>
+            <w:r>
+              <w:rPr>
+                <w:rFonts w:ascii="BRH Malayalam Extra" w:hAnsi="BRH Malayalam Extra" w:cs="BRH Devanagari Extra"/>
+                <w:color w:val="000000"/>
+                <w:sz w:val="30"/>
+                <w:szCs w:val="40"/>
+              </w:rPr>
+              <w:t>–</w:t>
+            </w:r>
+            <w:r>
+              <w:rPr>
+                <w:rFonts w:ascii="BRH Devanagari Extra" w:hAnsi="BRH Devanagari Extra" w:cs="BRH Devanagari Extra"/>
+                <w:color w:val="000000"/>
+                <w:sz w:val="40"/>
+                <w:szCs w:val="40"/>
+              </w:rPr>
+              <w:t>gcÉliÉþÈ |</w:t>
             </w:r>
           </w:p>
         </w:tc>
@@ -2284,8 +2282,6 @@
           <w:u w:val="single"/>
         </w:rPr>
       </w:pPr>
-      <w:bookmarkStart w:id="0" w:name="_GoBack"/>
-      <w:bookmarkEnd w:id="0"/>
     </w:p>
     <w:p>
       <w:pPr>
@@ -2306,10 +2302,8 @@
           <w:szCs w:val="32"/>
           <w:u w:val="single"/>
         </w:rPr>
-        <w:lastRenderedPageBreak/>
         <w:t xml:space="preserve">TS </w:t>
       </w:r>
-      <w:proofErr w:type="spellStart"/>
       <w:r>
         <w:rPr>
           <w:b/>
@@ -2320,7 +2314,6 @@
         </w:rPr>
         <w:t>Krama</w:t>
       </w:r>
-      <w:proofErr w:type="spellEnd"/>
       <w:r>
         <w:rPr>
           <w:b/>
@@ -2329,29 +2322,7 @@
           <w:szCs w:val="32"/>
           <w:u w:val="single"/>
         </w:rPr>
-        <w:t xml:space="preserve"> </w:t>
-      </w:r>
-      <w:proofErr w:type="spellStart"/>
-      <w:r>
-        <w:rPr>
-          <w:b/>
-          <w:bCs/>
-          <w:sz w:val="32"/>
-          <w:szCs w:val="32"/>
-          <w:u w:val="single"/>
-        </w:rPr>
-        <w:t>Paatam</w:t>
-      </w:r>
-      <w:proofErr w:type="spellEnd"/>
-      <w:r>
-        <w:rPr>
-          <w:b/>
-          <w:bCs/>
-          <w:sz w:val="32"/>
-          <w:szCs w:val="32"/>
-          <w:u w:val="single"/>
-        </w:rPr>
-        <w:t xml:space="preserve"> – TS </w:t>
+        <w:t xml:space="preserve"> Paatam – TS </w:t>
       </w:r>
       <w:r>
         <w:rPr>
@@ -2714,7 +2685,6 @@
                 <w:szCs w:val="40"/>
               </w:rPr>
             </w:pPr>
-            <w:proofErr w:type="spellStart"/>
             <w:r>
               <w:rPr>
                 <w:rFonts w:ascii="BRH Devanagari Extra" w:hAnsi="BRH Devanagari Extra" w:cs="BRH Devanagari Extra"/>
@@ -2725,7 +2695,6 @@
               </w:rPr>
               <w:t>iuÉÉå</w:t>
             </w:r>
-            <w:proofErr w:type="spellEnd"/>
             <w:r>
               <w:rPr>
                 <w:rFonts w:ascii="BRH Malayalam Extra" w:hAnsi="BRH Malayalam Extra" w:cs="BRH Devanagari Extra"/>
@@ -2743,47 +2712,7 @@
                 <w:sz w:val="40"/>
                 <w:szCs w:val="40"/>
               </w:rPr>
-              <w:t xml:space="preserve">©³Éçþ | </w:t>
-            </w:r>
-            <w:proofErr w:type="spellStart"/>
-            <w:r>
-              <w:rPr>
-                <w:rFonts w:ascii="BRH Devanagari Extra" w:hAnsi="BRH Devanagari Extra" w:cs="BRH Devanagari Extra"/>
-                <w:color w:val="000000"/>
-                <w:sz w:val="40"/>
-                <w:szCs w:val="40"/>
-              </w:rPr>
-              <w:t>AÉå©ÿljÉç</w:t>
-            </w:r>
-            <w:proofErr w:type="spellEnd"/>
-            <w:r>
-              <w:rPr>
-                <w:rFonts w:ascii="BRH Devanagari Extra" w:hAnsi="BRH Devanagari Extra" w:cs="BRH Devanagari Extra"/>
-                <w:color w:val="000000"/>
-                <w:sz w:val="40"/>
-                <w:szCs w:val="40"/>
-              </w:rPr>
-              <w:t xml:space="preserve"> </w:t>
-            </w:r>
-            <w:proofErr w:type="spellStart"/>
-            <w:r>
-              <w:rPr>
-                <w:rFonts w:ascii="BRH Devanagari Extra" w:hAnsi="BRH Devanagari Extra" w:cs="BRH Devanagari Extra"/>
-                <w:color w:val="000000"/>
-                <w:sz w:val="40"/>
-                <w:szCs w:val="40"/>
-              </w:rPr>
-              <w:t>xÉÉSrÉÉÍqÉ</w:t>
-            </w:r>
-            <w:proofErr w:type="spellEnd"/>
-            <w:r>
-              <w:rPr>
-                <w:rFonts w:ascii="BRH Devanagari Extra" w:hAnsi="BRH Devanagari Extra" w:cs="BRH Devanagari Extra"/>
-                <w:color w:val="000000"/>
-                <w:sz w:val="40"/>
-                <w:szCs w:val="40"/>
-              </w:rPr>
-              <w:t xml:space="preserve"> |</w:t>
+              <w:t>©³Éçþ | AÉå©ÿljÉç xÉÉSrÉÉÍqÉ |</w:t>
             </w:r>
           </w:p>
         </w:tc>
@@ -2829,47 +2758,7 @@
                 <w:sz w:val="40"/>
                 <w:szCs w:val="40"/>
               </w:rPr>
-              <w:t xml:space="preserve">Éå©³Éçþ | </w:t>
-            </w:r>
-            <w:proofErr w:type="spellStart"/>
-            <w:r>
-              <w:rPr>
-                <w:rFonts w:ascii="BRH Devanagari Extra" w:hAnsi="BRH Devanagari Extra" w:cs="BRH Devanagari Extra"/>
-                <w:color w:val="000000"/>
-                <w:sz w:val="40"/>
-                <w:szCs w:val="40"/>
-              </w:rPr>
-              <w:t>AÉå©ÿljÉç</w:t>
-            </w:r>
-            <w:proofErr w:type="spellEnd"/>
-            <w:r>
-              <w:rPr>
-                <w:rFonts w:ascii="BRH Devanagari Extra" w:hAnsi="BRH Devanagari Extra" w:cs="BRH Devanagari Extra"/>
-                <w:color w:val="000000"/>
-                <w:sz w:val="40"/>
-                <w:szCs w:val="40"/>
-              </w:rPr>
-              <w:t xml:space="preserve"> </w:t>
-            </w:r>
-            <w:proofErr w:type="spellStart"/>
-            <w:r>
-              <w:rPr>
-                <w:rFonts w:ascii="BRH Devanagari Extra" w:hAnsi="BRH Devanagari Extra" w:cs="BRH Devanagari Extra"/>
-                <w:color w:val="000000"/>
-                <w:sz w:val="40"/>
-                <w:szCs w:val="40"/>
-              </w:rPr>
-              <w:t>xÉÉSrÉÉÍqÉ</w:t>
-            </w:r>
-            <w:proofErr w:type="spellEnd"/>
-            <w:r>
-              <w:rPr>
-                <w:rFonts w:ascii="BRH Devanagari Extra" w:hAnsi="BRH Devanagari Extra" w:cs="BRH Devanagari Extra"/>
-                <w:color w:val="000000"/>
-                <w:sz w:val="40"/>
-                <w:szCs w:val="40"/>
-              </w:rPr>
-              <w:t xml:space="preserve"> |</w:t>
+              <w:t>Éå©³Éçþ | AÉå©ÿljÉç xÉÉSrÉÉÍqÉ |</w:t>
             </w:r>
           </w:p>
         </w:tc>
@@ -3060,47 +2949,15 @@
               </w:rPr>
               <w:t>–</w:t>
             </w:r>
-            <w:proofErr w:type="spellStart"/>
-            <w:r>
-              <w:rPr>
-                <w:rFonts w:ascii="BRH Devanagari Extra" w:hAnsi="BRH Devanagari Extra" w:cs="BRH Devanagari Extra"/>
-                <w:color w:val="000000"/>
-                <w:sz w:val="40"/>
-                <w:szCs w:val="40"/>
-              </w:rPr>
-              <w:t>Wû</w:t>
-            </w:r>
-            <w:proofErr w:type="spellEnd"/>
-            <w:r>
-              <w:rPr>
-                <w:rFonts w:ascii="BRH Devanagari Extra" w:hAnsi="BRH Devanagari Extra" w:cs="BRH Devanagari Extra"/>
-                <w:color w:val="000000"/>
-                <w:sz w:val="40"/>
-                <w:szCs w:val="40"/>
-              </w:rPr>
-              <w:t xml:space="preserve"> </w:t>
-            </w:r>
-            <w:proofErr w:type="spellStart"/>
-            <w:r>
-              <w:rPr>
-                <w:rFonts w:ascii="BRH Devanagari Extra" w:hAnsi="BRH Devanagari Extra" w:cs="BRH Devanagari Extra"/>
-                <w:color w:val="000000"/>
-                <w:sz w:val="40"/>
-                <w:szCs w:val="40"/>
-              </w:rPr>
-              <w:t>iuÉÉÿ</w:t>
-            </w:r>
-            <w:proofErr w:type="spellEnd"/>
-            <w:r>
-              <w:rPr>
-                <w:rFonts w:ascii="BRH Devanagari Extra" w:hAnsi="BRH Devanagari Extra" w:cs="BRH Devanagari Extra"/>
-                <w:color w:val="000000"/>
-                <w:sz w:val="40"/>
-                <w:szCs w:val="40"/>
-              </w:rPr>
-              <w:t xml:space="preserve"> | </w:t>
-            </w:r>
-            <w:proofErr w:type="spellStart"/>
+            <w:r>
+              <w:rPr>
+                <w:rFonts w:ascii="BRH Devanagari Extra" w:hAnsi="BRH Devanagari Extra" w:cs="BRH Devanagari Extra"/>
+                <w:color w:val="000000"/>
+                <w:sz w:val="40"/>
+                <w:szCs w:val="40"/>
+              </w:rPr>
+              <w:t xml:space="preserve">Wû iuÉÉÿ | </w:t>
+            </w:r>
             <w:r>
               <w:rPr>
                 <w:rFonts w:ascii="BRH Devanagari Extra" w:hAnsi="BRH Devanagari Extra" w:cs="BRH Devanagari Extra"/>
@@ -3111,7 +2968,6 @@
               </w:rPr>
               <w:t>iuÉå</w:t>
             </w:r>
-            <w:proofErr w:type="spellEnd"/>
             <w:r>
               <w:rPr>
                 <w:rFonts w:ascii="BRH Malayalam Extra" w:hAnsi="BRH Malayalam Extra" w:cs="BRH Devanagari Extra"/>
@@ -3122,7 +2978,6 @@
               </w:rPr>
               <w:t>–</w:t>
             </w:r>
-            <w:proofErr w:type="spellStart"/>
             <w:r>
               <w:rPr>
                 <w:rFonts w:ascii="BRH Devanagari Extra" w:hAnsi="BRH Devanagari Extra" w:cs="BRH Devanagari Extra"/>
@@ -3140,37 +2995,7 @@
                 <w:sz w:val="40"/>
                 <w:szCs w:val="40"/>
               </w:rPr>
-              <w:t>iÉþ</w:t>
-            </w:r>
-            <w:proofErr w:type="spellEnd"/>
-            <w:r>
-              <w:rPr>
-                <w:rFonts w:ascii="BRH Devanagari Extra" w:hAnsi="BRH Devanagari Extra" w:cs="BRH Devanagari Extra"/>
-                <w:color w:val="000000"/>
-                <w:sz w:val="40"/>
-                <w:szCs w:val="40"/>
-              </w:rPr>
-              <w:t xml:space="preserve"> </w:t>
-            </w:r>
-            <w:proofErr w:type="spellStart"/>
-            <w:r>
-              <w:rPr>
-                <w:rFonts w:ascii="BRH Devanagari Extra" w:hAnsi="BRH Devanagari Extra" w:cs="BRH Devanagari Extra"/>
-                <w:color w:val="000000"/>
-                <w:sz w:val="40"/>
-                <w:szCs w:val="40"/>
-              </w:rPr>
-              <w:t>iuÉÉ</w:t>
-            </w:r>
-            <w:proofErr w:type="spellEnd"/>
-            <w:r>
-              <w:rPr>
-                <w:rFonts w:ascii="BRH Devanagari Extra" w:hAnsi="BRH Devanagari Extra" w:cs="BRH Devanagari Extra"/>
-                <w:color w:val="000000"/>
-                <w:sz w:val="40"/>
-                <w:szCs w:val="40"/>
-              </w:rPr>
-              <w:t xml:space="preserve"> ||</w:t>
+              <w:t>iÉþ iuÉÉ ||</w:t>
             </w:r>
           </w:p>
         </w:tc>
@@ -3210,47 +3035,15 @@
               </w:rPr>
               <w:t>–</w:t>
             </w:r>
-            <w:proofErr w:type="spellStart"/>
-            <w:r>
-              <w:rPr>
-                <w:rFonts w:ascii="BRH Devanagari Extra" w:hAnsi="BRH Devanagari Extra" w:cs="BRH Devanagari Extra"/>
-                <w:color w:val="000000"/>
-                <w:sz w:val="40"/>
-                <w:szCs w:val="40"/>
-              </w:rPr>
-              <w:t>Wû</w:t>
-            </w:r>
-            <w:proofErr w:type="spellEnd"/>
-            <w:r>
-              <w:rPr>
-                <w:rFonts w:ascii="BRH Devanagari Extra" w:hAnsi="BRH Devanagari Extra" w:cs="BRH Devanagari Extra"/>
-                <w:color w:val="000000"/>
-                <w:sz w:val="40"/>
-                <w:szCs w:val="40"/>
-              </w:rPr>
-              <w:t xml:space="preserve"> </w:t>
-            </w:r>
-            <w:proofErr w:type="spellStart"/>
-            <w:r>
-              <w:rPr>
-                <w:rFonts w:ascii="BRH Devanagari Extra" w:hAnsi="BRH Devanagari Extra" w:cs="BRH Devanagari Extra"/>
-                <w:color w:val="000000"/>
-                <w:sz w:val="40"/>
-                <w:szCs w:val="40"/>
-              </w:rPr>
-              <w:t>iuÉÉÿ</w:t>
-            </w:r>
-            <w:proofErr w:type="spellEnd"/>
-            <w:r>
-              <w:rPr>
-                <w:rFonts w:ascii="BRH Devanagari Extra" w:hAnsi="BRH Devanagari Extra" w:cs="BRH Devanagari Extra"/>
-                <w:color w:val="000000"/>
-                <w:sz w:val="40"/>
-                <w:szCs w:val="40"/>
-              </w:rPr>
-              <w:t xml:space="preserve"> | </w:t>
-            </w:r>
-            <w:proofErr w:type="spellStart"/>
+            <w:r>
+              <w:rPr>
+                <w:rFonts w:ascii="BRH Devanagari Extra" w:hAnsi="BRH Devanagari Extra" w:cs="BRH Devanagari Extra"/>
+                <w:color w:val="000000"/>
+                <w:sz w:val="40"/>
+                <w:szCs w:val="40"/>
+              </w:rPr>
+              <w:t xml:space="preserve">Wû iuÉÉÿ | </w:t>
+            </w:r>
             <w:r>
               <w:rPr>
                 <w:rFonts w:ascii="BRH Devanagari Extra" w:hAnsi="BRH Devanagari Extra" w:cs="BRH Devanagari Extra"/>
@@ -3268,37 +3061,7 @@
                 <w:sz w:val="40"/>
                 <w:szCs w:val="40"/>
               </w:rPr>
-              <w:t>åÌiÉþ</w:t>
-            </w:r>
-            <w:proofErr w:type="spellEnd"/>
-            <w:r>
-              <w:rPr>
-                <w:rFonts w:ascii="BRH Devanagari Extra" w:hAnsi="BRH Devanagari Extra" w:cs="BRH Devanagari Extra"/>
-                <w:color w:val="000000"/>
-                <w:sz w:val="40"/>
-                <w:szCs w:val="40"/>
-              </w:rPr>
-              <w:t xml:space="preserve"> </w:t>
-            </w:r>
-            <w:proofErr w:type="spellStart"/>
-            <w:r>
-              <w:rPr>
-                <w:rFonts w:ascii="BRH Devanagari Extra" w:hAnsi="BRH Devanagari Extra" w:cs="BRH Devanagari Extra"/>
-                <w:color w:val="000000"/>
-                <w:sz w:val="40"/>
-                <w:szCs w:val="40"/>
-              </w:rPr>
-              <w:t>iuÉÉ</w:t>
-            </w:r>
-            <w:proofErr w:type="spellEnd"/>
-            <w:r>
-              <w:rPr>
-                <w:rFonts w:ascii="BRH Devanagari Extra" w:hAnsi="BRH Devanagari Extra" w:cs="BRH Devanagari Extra"/>
-                <w:color w:val="000000"/>
-                <w:sz w:val="40"/>
-                <w:szCs w:val="40"/>
-              </w:rPr>
-              <w:t xml:space="preserve"> ||</w:t>
+              <w:t>åÌiÉþ iuÉÉ ||</w:t>
             </w:r>
           </w:p>
         </w:tc>
@@ -3449,47 +3212,15 @@
               </w:rPr>
               <w:t>–</w:t>
             </w:r>
-            <w:proofErr w:type="spellStart"/>
-            <w:r>
-              <w:rPr>
-                <w:rFonts w:ascii="BRH Devanagari Extra" w:hAnsi="BRH Devanagari Extra" w:cs="BRH Devanagari Extra"/>
-                <w:color w:val="000000"/>
-                <w:sz w:val="40"/>
-                <w:szCs w:val="40"/>
-              </w:rPr>
-              <w:t>Wû</w:t>
-            </w:r>
-            <w:proofErr w:type="spellEnd"/>
-            <w:r>
-              <w:rPr>
-                <w:rFonts w:ascii="BRH Devanagari Extra" w:hAnsi="BRH Devanagari Extra" w:cs="BRH Devanagari Extra"/>
-                <w:color w:val="000000"/>
-                <w:sz w:val="40"/>
-                <w:szCs w:val="40"/>
-              </w:rPr>
-              <w:t xml:space="preserve"> </w:t>
-            </w:r>
-            <w:proofErr w:type="spellStart"/>
-            <w:r>
-              <w:rPr>
-                <w:rFonts w:ascii="BRH Devanagari Extra" w:hAnsi="BRH Devanagari Extra" w:cs="BRH Devanagari Extra"/>
-                <w:color w:val="000000"/>
-                <w:sz w:val="40"/>
-                <w:szCs w:val="40"/>
-              </w:rPr>
-              <w:t>iuÉÉÿ</w:t>
-            </w:r>
-            <w:proofErr w:type="spellEnd"/>
-            <w:r>
-              <w:rPr>
-                <w:rFonts w:ascii="BRH Devanagari Extra" w:hAnsi="BRH Devanagari Extra" w:cs="BRH Devanagari Extra"/>
-                <w:color w:val="000000"/>
-                <w:sz w:val="40"/>
-                <w:szCs w:val="40"/>
-              </w:rPr>
-              <w:t xml:space="preserve"> | </w:t>
-            </w:r>
-            <w:proofErr w:type="spellStart"/>
+            <w:r>
+              <w:rPr>
+                <w:rFonts w:ascii="BRH Devanagari Extra" w:hAnsi="BRH Devanagari Extra" w:cs="BRH Devanagari Extra"/>
+                <w:color w:val="000000"/>
+                <w:sz w:val="40"/>
+                <w:szCs w:val="40"/>
+              </w:rPr>
+              <w:t xml:space="preserve">Wû iuÉÉÿ | </w:t>
+            </w:r>
             <w:r>
               <w:rPr>
                 <w:rFonts w:ascii="BRH Devanagari Extra" w:hAnsi="BRH Devanagari Extra" w:cs="BRH Devanagari Extra"/>
@@ -3500,7 +3231,6 @@
               </w:rPr>
               <w:t>iuÉå</w:t>
             </w:r>
-            <w:proofErr w:type="spellEnd"/>
             <w:r>
               <w:rPr>
                 <w:rFonts w:ascii="BRH Malayalam Extra" w:hAnsi="BRH Malayalam Extra" w:cs="BRH Devanagari Extra"/>
@@ -3511,7 +3241,6 @@
               </w:rPr>
               <w:t>–</w:t>
             </w:r>
-            <w:proofErr w:type="spellStart"/>
             <w:r>
               <w:rPr>
                 <w:rFonts w:ascii="BRH Devanagari Extra" w:hAnsi="BRH Devanagari Extra" w:cs="BRH Devanagari Extra"/>
@@ -3529,37 +3258,7 @@
                 <w:sz w:val="40"/>
                 <w:szCs w:val="40"/>
               </w:rPr>
-              <w:t>iÉþ</w:t>
-            </w:r>
-            <w:proofErr w:type="spellEnd"/>
-            <w:r>
-              <w:rPr>
-                <w:rFonts w:ascii="BRH Devanagari Extra" w:hAnsi="BRH Devanagari Extra" w:cs="BRH Devanagari Extra"/>
-                <w:color w:val="000000"/>
-                <w:sz w:val="40"/>
-                <w:szCs w:val="40"/>
-              </w:rPr>
-              <w:t xml:space="preserve"> </w:t>
-            </w:r>
-            <w:proofErr w:type="spellStart"/>
-            <w:r>
-              <w:rPr>
-                <w:rFonts w:ascii="BRH Devanagari Extra" w:hAnsi="BRH Devanagari Extra" w:cs="BRH Devanagari Extra"/>
-                <w:color w:val="000000"/>
-                <w:sz w:val="40"/>
-                <w:szCs w:val="40"/>
-              </w:rPr>
-              <w:t>iuÉÉ</w:t>
-            </w:r>
-            <w:proofErr w:type="spellEnd"/>
-            <w:r>
-              <w:rPr>
-                <w:rFonts w:ascii="BRH Devanagari Extra" w:hAnsi="BRH Devanagari Extra" w:cs="BRH Devanagari Extra"/>
-                <w:color w:val="000000"/>
-                <w:sz w:val="40"/>
-                <w:szCs w:val="40"/>
-              </w:rPr>
-              <w:t xml:space="preserve"> ||</w:t>
+              <w:t>iÉþ iuÉÉ ||</w:t>
             </w:r>
           </w:p>
         </w:tc>
@@ -3599,47 +3298,15 @@
               </w:rPr>
               <w:t>–</w:t>
             </w:r>
-            <w:proofErr w:type="spellStart"/>
-            <w:r>
-              <w:rPr>
-                <w:rFonts w:ascii="BRH Devanagari Extra" w:hAnsi="BRH Devanagari Extra" w:cs="BRH Devanagari Extra"/>
-                <w:color w:val="000000"/>
-                <w:sz w:val="40"/>
-                <w:szCs w:val="40"/>
-              </w:rPr>
-              <w:t>Wû</w:t>
-            </w:r>
-            <w:proofErr w:type="spellEnd"/>
-            <w:r>
-              <w:rPr>
-                <w:rFonts w:ascii="BRH Devanagari Extra" w:hAnsi="BRH Devanagari Extra" w:cs="BRH Devanagari Extra"/>
-                <w:color w:val="000000"/>
-                <w:sz w:val="40"/>
-                <w:szCs w:val="40"/>
-              </w:rPr>
-              <w:t xml:space="preserve"> </w:t>
-            </w:r>
-            <w:proofErr w:type="spellStart"/>
-            <w:r>
-              <w:rPr>
-                <w:rFonts w:ascii="BRH Devanagari Extra" w:hAnsi="BRH Devanagari Extra" w:cs="BRH Devanagari Extra"/>
-                <w:color w:val="000000"/>
-                <w:sz w:val="40"/>
-                <w:szCs w:val="40"/>
-              </w:rPr>
-              <w:t>iuÉÉÿ</w:t>
-            </w:r>
-            <w:proofErr w:type="spellEnd"/>
-            <w:r>
-              <w:rPr>
-                <w:rFonts w:ascii="BRH Devanagari Extra" w:hAnsi="BRH Devanagari Extra" w:cs="BRH Devanagari Extra"/>
-                <w:color w:val="000000"/>
-                <w:sz w:val="40"/>
-                <w:szCs w:val="40"/>
-              </w:rPr>
-              <w:t xml:space="preserve"> | </w:t>
-            </w:r>
-            <w:proofErr w:type="spellStart"/>
+            <w:r>
+              <w:rPr>
+                <w:rFonts w:ascii="BRH Devanagari Extra" w:hAnsi="BRH Devanagari Extra" w:cs="BRH Devanagari Extra"/>
+                <w:color w:val="000000"/>
+                <w:sz w:val="40"/>
+                <w:szCs w:val="40"/>
+              </w:rPr>
+              <w:t xml:space="preserve">Wû iuÉÉÿ | </w:t>
+            </w:r>
             <w:r>
               <w:rPr>
                 <w:rFonts w:ascii="BRH Devanagari Extra" w:hAnsi="BRH Devanagari Extra" w:cs="BRH Devanagari Extra"/>
@@ -3657,37 +3324,7 @@
                 <w:sz w:val="40"/>
                 <w:szCs w:val="40"/>
               </w:rPr>
-              <w:t>åÌiÉþ</w:t>
-            </w:r>
-            <w:proofErr w:type="spellEnd"/>
-            <w:r>
-              <w:rPr>
-                <w:rFonts w:ascii="BRH Devanagari Extra" w:hAnsi="BRH Devanagari Extra" w:cs="BRH Devanagari Extra"/>
-                <w:color w:val="000000"/>
-                <w:sz w:val="40"/>
-                <w:szCs w:val="40"/>
-              </w:rPr>
-              <w:t xml:space="preserve"> </w:t>
-            </w:r>
-            <w:proofErr w:type="spellStart"/>
-            <w:r>
-              <w:rPr>
-                <w:rFonts w:ascii="BRH Devanagari Extra" w:hAnsi="BRH Devanagari Extra" w:cs="BRH Devanagari Extra"/>
-                <w:color w:val="000000"/>
-                <w:sz w:val="40"/>
-                <w:szCs w:val="40"/>
-              </w:rPr>
-              <w:t>iuÉÉ</w:t>
-            </w:r>
-            <w:proofErr w:type="spellEnd"/>
-            <w:r>
-              <w:rPr>
-                <w:rFonts w:ascii="BRH Devanagari Extra" w:hAnsi="BRH Devanagari Extra" w:cs="BRH Devanagari Extra"/>
-                <w:color w:val="000000"/>
-                <w:sz w:val="40"/>
-                <w:szCs w:val="40"/>
-              </w:rPr>
-              <w:t xml:space="preserve"> ||</w:t>
+              <w:t>åÌiÉþ iuÉÉ ||</w:t>
             </w:r>
           </w:p>
         </w:tc>
@@ -3725,6 +3362,7 @@
                 <w:sz w:val="28"/>
                 <w:szCs w:val="32"/>
               </w:rPr>
+              <w:lastRenderedPageBreak/>
               <w:t>T.S.4.3.4.3 – Kramam</w:t>
             </w:r>
           </w:p>
@@ -3838,47 +3476,15 @@
               </w:rPr>
               <w:t>–</w:t>
             </w:r>
-            <w:proofErr w:type="spellStart"/>
-            <w:r>
-              <w:rPr>
-                <w:rFonts w:ascii="BRH Devanagari Extra" w:hAnsi="BRH Devanagari Extra" w:cs="BRH Devanagari Extra"/>
-                <w:color w:val="000000"/>
-                <w:sz w:val="40"/>
-                <w:szCs w:val="40"/>
-              </w:rPr>
-              <w:t>Wû</w:t>
-            </w:r>
-            <w:proofErr w:type="spellEnd"/>
-            <w:r>
-              <w:rPr>
-                <w:rFonts w:ascii="BRH Devanagari Extra" w:hAnsi="BRH Devanagari Extra" w:cs="BRH Devanagari Extra"/>
-                <w:color w:val="000000"/>
-                <w:sz w:val="40"/>
-                <w:szCs w:val="40"/>
-              </w:rPr>
-              <w:t xml:space="preserve"> </w:t>
-            </w:r>
-            <w:proofErr w:type="spellStart"/>
-            <w:r>
-              <w:rPr>
-                <w:rFonts w:ascii="BRH Devanagari Extra" w:hAnsi="BRH Devanagari Extra" w:cs="BRH Devanagari Extra"/>
-                <w:color w:val="000000"/>
-                <w:sz w:val="40"/>
-                <w:szCs w:val="40"/>
-              </w:rPr>
-              <w:t>iuÉÉÿ</w:t>
-            </w:r>
-            <w:proofErr w:type="spellEnd"/>
-            <w:r>
-              <w:rPr>
-                <w:rFonts w:ascii="BRH Devanagari Extra" w:hAnsi="BRH Devanagari Extra" w:cs="BRH Devanagari Extra"/>
-                <w:color w:val="000000"/>
-                <w:sz w:val="40"/>
-                <w:szCs w:val="40"/>
-              </w:rPr>
-              <w:t xml:space="preserve"> | </w:t>
-            </w:r>
-            <w:proofErr w:type="spellStart"/>
+            <w:r>
+              <w:rPr>
+                <w:rFonts w:ascii="BRH Devanagari Extra" w:hAnsi="BRH Devanagari Extra" w:cs="BRH Devanagari Extra"/>
+                <w:color w:val="000000"/>
+                <w:sz w:val="40"/>
+                <w:szCs w:val="40"/>
+              </w:rPr>
+              <w:t xml:space="preserve">Wû iuÉÉÿ | </w:t>
+            </w:r>
             <w:r>
               <w:rPr>
                 <w:rFonts w:ascii="BRH Devanagari Extra" w:hAnsi="BRH Devanagari Extra" w:cs="BRH Devanagari Extra"/>
@@ -3889,7 +3495,6 @@
               </w:rPr>
               <w:t>iuÉå</w:t>
             </w:r>
-            <w:proofErr w:type="spellEnd"/>
             <w:r>
               <w:rPr>
                 <w:rFonts w:ascii="BRH Malayalam Extra" w:hAnsi="BRH Malayalam Extra" w:cs="BRH Devanagari Extra"/>
@@ -3900,7 +3505,6 @@
               </w:rPr>
               <w:t>–</w:t>
             </w:r>
-            <w:proofErr w:type="spellStart"/>
             <w:r>
               <w:rPr>
                 <w:rFonts w:ascii="BRH Devanagari Extra" w:hAnsi="BRH Devanagari Extra" w:cs="BRH Devanagari Extra"/>
@@ -3918,37 +3522,7 @@
                 <w:sz w:val="40"/>
                 <w:szCs w:val="40"/>
               </w:rPr>
-              <w:t>iÉþ</w:t>
-            </w:r>
-            <w:proofErr w:type="spellEnd"/>
-            <w:r>
-              <w:rPr>
-                <w:rFonts w:ascii="BRH Devanagari Extra" w:hAnsi="BRH Devanagari Extra" w:cs="BRH Devanagari Extra"/>
-                <w:color w:val="000000"/>
-                <w:sz w:val="40"/>
-                <w:szCs w:val="40"/>
-              </w:rPr>
-              <w:t xml:space="preserve"> </w:t>
-            </w:r>
-            <w:proofErr w:type="spellStart"/>
-            <w:r>
-              <w:rPr>
-                <w:rFonts w:ascii="BRH Devanagari Extra" w:hAnsi="BRH Devanagari Extra" w:cs="BRH Devanagari Extra"/>
-                <w:color w:val="000000"/>
-                <w:sz w:val="40"/>
-                <w:szCs w:val="40"/>
-              </w:rPr>
-              <w:t>iuÉÉ</w:t>
-            </w:r>
-            <w:proofErr w:type="spellEnd"/>
-            <w:r>
-              <w:rPr>
-                <w:rFonts w:ascii="BRH Devanagari Extra" w:hAnsi="BRH Devanagari Extra" w:cs="BRH Devanagari Extra"/>
-                <w:color w:val="000000"/>
-                <w:sz w:val="40"/>
-                <w:szCs w:val="40"/>
-              </w:rPr>
-              <w:t xml:space="preserve"> ||</w:t>
+              <w:t>iÉþ iuÉÉ ||</w:t>
             </w:r>
           </w:p>
         </w:tc>
@@ -3988,47 +3562,15 @@
               </w:rPr>
               <w:t>–</w:t>
             </w:r>
-            <w:proofErr w:type="spellStart"/>
-            <w:r>
-              <w:rPr>
-                <w:rFonts w:ascii="BRH Devanagari Extra" w:hAnsi="BRH Devanagari Extra" w:cs="BRH Devanagari Extra"/>
-                <w:color w:val="000000"/>
-                <w:sz w:val="40"/>
-                <w:szCs w:val="40"/>
-              </w:rPr>
-              <w:t>Wû</w:t>
-            </w:r>
-            <w:proofErr w:type="spellEnd"/>
-            <w:r>
-              <w:rPr>
-                <w:rFonts w:ascii="BRH Devanagari Extra" w:hAnsi="BRH Devanagari Extra" w:cs="BRH Devanagari Extra"/>
-                <w:color w:val="000000"/>
-                <w:sz w:val="40"/>
-                <w:szCs w:val="40"/>
-              </w:rPr>
-              <w:t xml:space="preserve"> </w:t>
-            </w:r>
-            <w:proofErr w:type="spellStart"/>
-            <w:r>
-              <w:rPr>
-                <w:rFonts w:ascii="BRH Devanagari Extra" w:hAnsi="BRH Devanagari Extra" w:cs="BRH Devanagari Extra"/>
-                <w:color w:val="000000"/>
-                <w:sz w:val="40"/>
-                <w:szCs w:val="40"/>
-              </w:rPr>
-              <w:t>iuÉÉÿ</w:t>
-            </w:r>
-            <w:proofErr w:type="spellEnd"/>
-            <w:r>
-              <w:rPr>
-                <w:rFonts w:ascii="BRH Devanagari Extra" w:hAnsi="BRH Devanagari Extra" w:cs="BRH Devanagari Extra"/>
-                <w:color w:val="000000"/>
-                <w:sz w:val="40"/>
-                <w:szCs w:val="40"/>
-              </w:rPr>
-              <w:t xml:space="preserve"> | </w:t>
-            </w:r>
-            <w:proofErr w:type="spellStart"/>
+            <w:r>
+              <w:rPr>
+                <w:rFonts w:ascii="BRH Devanagari Extra" w:hAnsi="BRH Devanagari Extra" w:cs="BRH Devanagari Extra"/>
+                <w:color w:val="000000"/>
+                <w:sz w:val="40"/>
+                <w:szCs w:val="40"/>
+              </w:rPr>
+              <w:t xml:space="preserve">Wû iuÉÉÿ | </w:t>
+            </w:r>
             <w:r>
               <w:rPr>
                 <w:rFonts w:ascii="BRH Devanagari Extra" w:hAnsi="BRH Devanagari Extra" w:cs="BRH Devanagari Extra"/>
@@ -4046,37 +3588,7 @@
                 <w:sz w:val="40"/>
                 <w:szCs w:val="40"/>
               </w:rPr>
-              <w:t>åÌiÉþ</w:t>
-            </w:r>
-            <w:proofErr w:type="spellEnd"/>
-            <w:r>
-              <w:rPr>
-                <w:rFonts w:ascii="BRH Devanagari Extra" w:hAnsi="BRH Devanagari Extra" w:cs="BRH Devanagari Extra"/>
-                <w:color w:val="000000"/>
-                <w:sz w:val="40"/>
-                <w:szCs w:val="40"/>
-              </w:rPr>
-              <w:t xml:space="preserve"> </w:t>
-            </w:r>
-            <w:proofErr w:type="spellStart"/>
-            <w:r>
-              <w:rPr>
-                <w:rFonts w:ascii="BRH Devanagari Extra" w:hAnsi="BRH Devanagari Extra" w:cs="BRH Devanagari Extra"/>
-                <w:color w:val="000000"/>
-                <w:sz w:val="40"/>
-                <w:szCs w:val="40"/>
-              </w:rPr>
-              <w:t>iuÉÉ</w:t>
-            </w:r>
-            <w:proofErr w:type="spellEnd"/>
-            <w:r>
-              <w:rPr>
-                <w:rFonts w:ascii="BRH Devanagari Extra" w:hAnsi="BRH Devanagari Extra" w:cs="BRH Devanagari Extra"/>
-                <w:color w:val="000000"/>
-                <w:sz w:val="40"/>
-                <w:szCs w:val="40"/>
-              </w:rPr>
-              <w:t xml:space="preserve"> ||</w:t>
+              <w:t>åÌiÉþ iuÉÉ ||</w:t>
             </w:r>
           </w:p>
         </w:tc>
@@ -4208,7 +3720,6 @@
                 <w:szCs w:val="40"/>
               </w:rPr>
             </w:pPr>
-            <w:proofErr w:type="spellStart"/>
             <w:r>
               <w:rPr>
                 <w:rFonts w:ascii="BRH Devanagari Extra" w:hAnsi="BRH Devanagari Extra" w:cs="BRH Devanagari Extra"/>
@@ -4237,46 +3748,33 @@
               </w:rPr>
               <w:t>Ï</w:t>
             </w:r>
-            <w:proofErr w:type="spellEnd"/>
-            <w:r>
-              <w:rPr>
-                <w:rFonts w:ascii="BRH Malayalam Extra" w:hAnsi="BRH Malayalam Extra" w:cs="BRH Devanagari Extra"/>
-                <w:color w:val="000000"/>
-                <w:sz w:val="30"/>
-                <w:szCs w:val="40"/>
-              </w:rPr>
-              <w:t>–</w:t>
-            </w:r>
-            <w:proofErr w:type="spellStart"/>
-            <w:r>
-              <w:rPr>
-                <w:rFonts w:ascii="BRH Devanagari Extra" w:hAnsi="BRH Devanagari Extra" w:cs="BRH Devanagari Extra"/>
-                <w:color w:val="000000"/>
-                <w:sz w:val="40"/>
-                <w:szCs w:val="40"/>
-              </w:rPr>
-              <w:t>ÌuÉÈ</w:t>
-            </w:r>
-            <w:proofErr w:type="spellEnd"/>
-            <w:r>
-              <w:rPr>
-                <w:rFonts w:ascii="BRH Devanagari Extra" w:hAnsi="BRH Devanagari Extra" w:cs="BRH Devanagari Extra"/>
-                <w:color w:val="000000"/>
-                <w:sz w:val="40"/>
-                <w:szCs w:val="40"/>
-              </w:rPr>
-              <w:t xml:space="preserve"> | A</w:t>
-            </w:r>
-            <w:r>
-              <w:rPr>
-                <w:rFonts w:ascii="BRH Malayalam Extra" w:hAnsi="BRH Malayalam Extra" w:cs="BRH Devanagari Extra"/>
-                <w:color w:val="000000"/>
-                <w:sz w:val="30"/>
-                <w:szCs w:val="40"/>
-              </w:rPr>
-              <w:t>–</w:t>
-            </w:r>
-            <w:proofErr w:type="spellStart"/>
+            <w:r>
+              <w:rPr>
+                <w:rFonts w:ascii="BRH Malayalam Extra" w:hAnsi="BRH Malayalam Extra" w:cs="BRH Devanagari Extra"/>
+                <w:color w:val="000000"/>
+                <w:sz w:val="30"/>
+                <w:szCs w:val="40"/>
+              </w:rPr>
+              <w:t>–</w:t>
+            </w:r>
+            <w:r>
+              <w:rPr>
+                <w:rFonts w:ascii="BRH Devanagari Extra" w:hAnsi="BRH Devanagari Extra" w:cs="BRH Devanagari Extra"/>
+                <w:color w:val="000000"/>
+                <w:sz w:val="40"/>
+                <w:szCs w:val="40"/>
+              </w:rPr>
+              <w:t>ÌuÉÈ | A</w:t>
+            </w:r>
+            <w:r>
+              <w:rPr>
+                <w:rFonts w:ascii="BRH Malayalam Extra" w:hAnsi="BRH Malayalam Extra" w:cs="BRH Devanagari Extra"/>
+                <w:color w:val="000000"/>
+                <w:sz w:val="30"/>
+                <w:szCs w:val="40"/>
+              </w:rPr>
+              <w:t>–</w:t>
+            </w:r>
             <w:r>
               <w:rPr>
                 <w:rFonts w:ascii="BRH Devanagari Extra" w:hAnsi="BRH Devanagari Extra" w:cs="BRH Devanagari Extra"/>
@@ -4287,55 +3785,23 @@
               </w:rPr>
               <w:t>x§ÉÏ</w:t>
             </w:r>
-            <w:proofErr w:type="spellEnd"/>
-            <w:r>
-              <w:rPr>
-                <w:rFonts w:ascii="BRH Malayalam Extra" w:hAnsi="BRH Malayalam Extra" w:cs="BRH Devanagari Extra"/>
-                <w:color w:val="000000"/>
-                <w:sz w:val="30"/>
-                <w:szCs w:val="40"/>
-              </w:rPr>
-              <w:t>–</w:t>
-            </w:r>
-            <w:proofErr w:type="spellStart"/>
-            <w:r>
-              <w:rPr>
-                <w:rFonts w:ascii="BRH Devanagari Extra" w:hAnsi="BRH Devanagari Extra" w:cs="BRH Devanagari Extra"/>
-                <w:color w:val="000000"/>
-                <w:sz w:val="40"/>
-                <w:szCs w:val="40"/>
-              </w:rPr>
-              <w:t>ÌuÉ</w:t>
-            </w:r>
-            <w:proofErr w:type="spellEnd"/>
-            <w:r>
-              <w:rPr>
-                <w:rFonts w:ascii="BRH Devanagari Extra" w:hAnsi="BRH Devanagari Extra" w:cs="BRH Devanagari Extra"/>
-                <w:color w:val="000000"/>
-                <w:sz w:val="40"/>
-                <w:szCs w:val="40"/>
-              </w:rPr>
-              <w:t xml:space="preserve"> </w:t>
-            </w:r>
-            <w:proofErr w:type="spellStart"/>
-            <w:r>
-              <w:rPr>
-                <w:rFonts w:ascii="BRH Devanagari Extra" w:hAnsi="BRH Devanagari Extra" w:cs="BRH Devanagari Extra"/>
-                <w:color w:val="000000"/>
-                <w:sz w:val="40"/>
-                <w:szCs w:val="40"/>
-              </w:rPr>
-              <w:t>zNûlSþÈ</w:t>
-            </w:r>
-            <w:proofErr w:type="spellEnd"/>
-            <w:r>
-              <w:rPr>
-                <w:rFonts w:ascii="BRH Devanagari Extra" w:hAnsi="BRH Devanagari Extra" w:cs="BRH Devanagari Extra"/>
-                <w:color w:val="000000"/>
-                <w:sz w:val="40"/>
-                <w:szCs w:val="40"/>
-              </w:rPr>
-              <w:t xml:space="preserve"> |</w:t>
+            <w:r>
+              <w:rPr>
+                <w:rFonts w:ascii="BRH Malayalam Extra" w:hAnsi="BRH Malayalam Extra" w:cs="BRH Devanagari Extra"/>
+                <w:color w:val="000000"/>
+                <w:sz w:val="30"/>
+                <w:szCs w:val="40"/>
+              </w:rPr>
+              <w:t>–</w:t>
+            </w:r>
+            <w:r>
+              <w:rPr>
+                <w:rFonts w:ascii="BRH Devanagari Extra" w:hAnsi="BRH Devanagari Extra" w:cs="BRH Devanagari Extra"/>
+                <w:color w:val="000000"/>
+                <w:sz w:val="40"/>
+                <w:szCs w:val="40"/>
+              </w:rPr>
+              <w:t>ÌuÉ zNûlSþÈ |</w:t>
             </w:r>
           </w:p>
         </w:tc>
@@ -4353,7 +3819,6 @@
                 <w:szCs w:val="40"/>
               </w:rPr>
             </w:pPr>
-            <w:proofErr w:type="spellStart"/>
             <w:r>
               <w:rPr>
                 <w:rFonts w:ascii="BRH Devanagari Extra" w:hAnsi="BRH Devanagari Extra" w:cs="BRH Devanagari Extra"/>
@@ -4382,46 +3847,33 @@
               </w:rPr>
               <w:t>Ï</w:t>
             </w:r>
-            <w:proofErr w:type="spellEnd"/>
-            <w:r>
-              <w:rPr>
-                <w:rFonts w:ascii="BRH Malayalam Extra" w:hAnsi="BRH Malayalam Extra" w:cs="BRH Devanagari Extra"/>
-                <w:color w:val="000000"/>
-                <w:sz w:val="30"/>
-                <w:szCs w:val="40"/>
-              </w:rPr>
-              <w:t>–</w:t>
-            </w:r>
-            <w:proofErr w:type="spellStart"/>
-            <w:r>
-              <w:rPr>
-                <w:rFonts w:ascii="BRH Devanagari Extra" w:hAnsi="BRH Devanagari Extra" w:cs="BRH Devanagari Extra"/>
-                <w:color w:val="000000"/>
-                <w:sz w:val="40"/>
-                <w:szCs w:val="40"/>
-              </w:rPr>
-              <w:t>ÌuÉÈ</w:t>
-            </w:r>
-            <w:proofErr w:type="spellEnd"/>
-            <w:r>
-              <w:rPr>
-                <w:rFonts w:ascii="BRH Devanagari Extra" w:hAnsi="BRH Devanagari Extra" w:cs="BRH Devanagari Extra"/>
-                <w:color w:val="000000"/>
-                <w:sz w:val="40"/>
-                <w:szCs w:val="40"/>
-              </w:rPr>
-              <w:t xml:space="preserve"> | A</w:t>
-            </w:r>
-            <w:r>
-              <w:rPr>
-                <w:rFonts w:ascii="BRH Malayalam Extra" w:hAnsi="BRH Malayalam Extra" w:cs="BRH Devanagari Extra"/>
-                <w:color w:val="000000"/>
-                <w:sz w:val="30"/>
-                <w:szCs w:val="40"/>
-              </w:rPr>
-              <w:t>–</w:t>
-            </w:r>
-            <w:proofErr w:type="spellStart"/>
+            <w:r>
+              <w:rPr>
+                <w:rFonts w:ascii="BRH Malayalam Extra" w:hAnsi="BRH Malayalam Extra" w:cs="BRH Devanagari Extra"/>
+                <w:color w:val="000000"/>
+                <w:sz w:val="30"/>
+                <w:szCs w:val="40"/>
+              </w:rPr>
+              <w:t>–</w:t>
+            </w:r>
+            <w:r>
+              <w:rPr>
+                <w:rFonts w:ascii="BRH Devanagari Extra" w:hAnsi="BRH Devanagari Extra" w:cs="BRH Devanagari Extra"/>
+                <w:color w:val="000000"/>
+                <w:sz w:val="40"/>
+                <w:szCs w:val="40"/>
+              </w:rPr>
+              <w:t>ÌuÉÈ | A</w:t>
+            </w:r>
+            <w:r>
+              <w:rPr>
+                <w:rFonts w:ascii="BRH Malayalam Extra" w:hAnsi="BRH Malayalam Extra" w:cs="BRH Devanagari Extra"/>
+                <w:color w:val="000000"/>
+                <w:sz w:val="30"/>
+                <w:szCs w:val="40"/>
+              </w:rPr>
+              <w:t>–</w:t>
+            </w:r>
             <w:r>
               <w:rPr>
                 <w:rFonts w:ascii="BRH Devanagari Extra" w:hAnsi="BRH Devanagari Extra" w:cs="BRH Devanagari Extra"/>
@@ -4441,7 +3893,6 @@
               </w:rPr>
               <w:t>Ï</w:t>
             </w:r>
-            <w:proofErr w:type="spellEnd"/>
             <w:r>
               <w:rPr>
                 <w:rFonts w:ascii="BRH Malayalam Extra" w:hAnsi="BRH Malayalam Extra" w:cs="BRH Devanagari Extra"/>
@@ -4452,45 +3903,14 @@
               </w:rPr>
               <w:t>–</w:t>
             </w:r>
-            <w:proofErr w:type="spellStart"/>
-            <w:r>
-              <w:rPr>
-                <w:rFonts w:ascii="BRH Devanagari Extra" w:hAnsi="BRH Devanagari Extra" w:cs="BRH Devanagari Extra"/>
-                <w:color w:val="000000"/>
-                <w:sz w:val="40"/>
-                <w:szCs w:val="40"/>
-              </w:rPr>
-              <w:t>ÌuÉ</w:t>
-            </w:r>
-            <w:proofErr w:type="spellEnd"/>
-            <w:r>
-              <w:rPr>
-                <w:rFonts w:ascii="BRH Devanagari Extra" w:hAnsi="BRH Devanagari Extra" w:cs="BRH Devanagari Extra"/>
-                <w:color w:val="000000"/>
-                <w:sz w:val="40"/>
-                <w:szCs w:val="40"/>
-              </w:rPr>
-              <w:t xml:space="preserve"> </w:t>
-            </w:r>
-            <w:proofErr w:type="spellStart"/>
-            <w:r>
-              <w:rPr>
-                <w:rFonts w:ascii="BRH Devanagari Extra" w:hAnsi="BRH Devanagari Extra" w:cs="BRH Devanagari Extra"/>
-                <w:color w:val="000000"/>
-                <w:sz w:val="40"/>
-                <w:szCs w:val="40"/>
-              </w:rPr>
-              <w:t>zNûlSþÈ</w:t>
-            </w:r>
-            <w:proofErr w:type="spellEnd"/>
-            <w:r>
-              <w:rPr>
-                <w:rFonts w:ascii="BRH Devanagari Extra" w:hAnsi="BRH Devanagari Extra" w:cs="BRH Devanagari Extra"/>
-                <w:color w:val="000000"/>
-                <w:sz w:val="40"/>
-                <w:szCs w:val="40"/>
-              </w:rPr>
-              <w:t xml:space="preserve"> |</w:t>
+            <w:r>
+              <w:rPr>
+                <w:rFonts w:ascii="BRH Devanagari Extra" w:hAnsi="BRH Devanagari Extra" w:cs="BRH Devanagari Extra"/>
+                <w:color w:val="000000"/>
+                <w:sz w:val="40"/>
+                <w:szCs w:val="40"/>
+              </w:rPr>
+              <w:t>ÌuÉ zNûlSþÈ |</w:t>
             </w:r>
           </w:p>
         </w:tc>
@@ -4623,7 +4043,6 @@
                 <w:szCs w:val="40"/>
               </w:rPr>
             </w:pPr>
-            <w:proofErr w:type="spellStart"/>
             <w:r>
               <w:rPr>
                 <w:rFonts w:ascii="BRH Devanagari Extra" w:hAnsi="BRH Devanagari Extra" w:cs="BRH Devanagari Extra"/>
@@ -4633,17 +4052,15 @@
               </w:rPr>
               <w:t>ÌuÉ</w:t>
             </w:r>
-            <w:proofErr w:type="spellEnd"/>
-            <w:r>
-              <w:rPr>
-                <w:rFonts w:ascii="BRH Malayalam Extra" w:hAnsi="BRH Malayalam Extra" w:cs="BRH Devanagari Extra"/>
-                <w:color w:val="000000"/>
-                <w:sz w:val="30"/>
-                <w:szCs w:val="40"/>
-              </w:rPr>
-              <w:t>–</w:t>
-            </w:r>
-            <w:proofErr w:type="spellStart"/>
+            <w:r>
+              <w:rPr>
+                <w:rFonts w:ascii="BRH Malayalam Extra" w:hAnsi="BRH Malayalam Extra" w:cs="BRH Devanagari Extra"/>
+                <w:color w:val="000000"/>
+                <w:sz w:val="30"/>
+                <w:szCs w:val="40"/>
+              </w:rPr>
+              <w:t>–</w:t>
+            </w:r>
             <w:r>
               <w:rPr>
                 <w:rFonts w:ascii="BRH Devanagari Extra" w:hAnsi="BRH Devanagari Extra" w:cs="BRH Devanagari Extra"/>
@@ -4653,115 +4070,41 @@
               </w:rPr>
               <w:t>uÉ</w:t>
             </w:r>
-            <w:proofErr w:type="spellEnd"/>
-            <w:r>
-              <w:rPr>
-                <w:rFonts w:ascii="BRH Malayalam Extra" w:hAnsi="BRH Malayalam Extra" w:cs="BRH Devanagari Extra"/>
-                <w:color w:val="000000"/>
-                <w:sz w:val="30"/>
-                <w:szCs w:val="40"/>
-              </w:rPr>
-              <w:t>–</w:t>
-            </w:r>
-            <w:proofErr w:type="spellStart"/>
-            <w:r>
-              <w:rPr>
-                <w:rFonts w:ascii="BRH Devanagari Extra" w:hAnsi="BRH Devanagari Extra" w:cs="BRH Devanagari Extra"/>
-                <w:color w:val="000000"/>
-                <w:sz w:val="40"/>
-                <w:szCs w:val="40"/>
-              </w:rPr>
-              <w:t>iÉï</w:t>
-            </w:r>
-            <w:proofErr w:type="spellEnd"/>
-            <w:r>
-              <w:rPr>
-                <w:rFonts w:ascii="BRH Devanagari Extra" w:hAnsi="BRH Devanagari Extra" w:cs="BRH Devanagari Extra"/>
-                <w:color w:val="000000"/>
-                <w:sz w:val="40"/>
-                <w:szCs w:val="40"/>
-              </w:rPr>
-              <w:t xml:space="preserve"> </w:t>
-            </w:r>
-            <w:proofErr w:type="spellStart"/>
-            <w:r>
-              <w:rPr>
-                <w:rFonts w:ascii="BRH Devanagari Extra" w:hAnsi="BRH Devanagari Extra" w:cs="BRH Devanagari Extra"/>
-                <w:color w:val="000000"/>
-                <w:sz w:val="40"/>
-                <w:szCs w:val="40"/>
-              </w:rPr>
-              <w:t>CÌiÉþ</w:t>
-            </w:r>
-            <w:proofErr w:type="spellEnd"/>
-            <w:r>
-              <w:rPr>
-                <w:rFonts w:ascii="BRH Devanagari Extra" w:hAnsi="BRH Devanagari Extra" w:cs="BRH Devanagari Extra"/>
-                <w:color w:val="000000"/>
-                <w:sz w:val="40"/>
-                <w:szCs w:val="40"/>
-              </w:rPr>
-              <w:t xml:space="preserve"> </w:t>
-            </w:r>
-            <w:proofErr w:type="spellStart"/>
-            <w:r>
-              <w:rPr>
-                <w:rFonts w:ascii="BRH Devanagari Extra" w:hAnsi="BRH Devanagari Extra" w:cs="BRH Devanagari Extra"/>
-                <w:color w:val="000000"/>
-                <w:sz w:val="40"/>
-                <w:szCs w:val="40"/>
-              </w:rPr>
-              <w:t>ÌuÉ</w:t>
-            </w:r>
-            <w:proofErr w:type="spellEnd"/>
-            <w:r>
-              <w:rPr>
-                <w:rFonts w:ascii="BRH Devanagari Extra" w:hAnsi="BRH Devanagari Extra" w:cs="BRH Devanagari Extra"/>
-                <w:color w:val="000000"/>
-                <w:sz w:val="40"/>
-                <w:szCs w:val="40"/>
-              </w:rPr>
-              <w:t xml:space="preserve"> - </w:t>
-            </w:r>
-            <w:proofErr w:type="spellStart"/>
-            <w:r>
-              <w:rPr>
-                <w:rFonts w:ascii="BRH Devanagari Extra" w:hAnsi="BRH Devanagari Extra" w:cs="BRH Devanagari Extra"/>
-                <w:color w:val="000000"/>
-                <w:sz w:val="40"/>
-                <w:szCs w:val="40"/>
-              </w:rPr>
-              <w:t>uÉ</w:t>
-            </w:r>
-            <w:proofErr w:type="spellEnd"/>
-            <w:r>
-              <w:rPr>
-                <w:rFonts w:ascii="BRH Malayalam Extra" w:hAnsi="BRH Malayalam Extra" w:cs="BRH Devanagari Extra"/>
-                <w:color w:val="000000"/>
-                <w:sz w:val="30"/>
-                <w:szCs w:val="40"/>
-              </w:rPr>
-              <w:t>–</w:t>
-            </w:r>
-            <w:proofErr w:type="spellStart"/>
-            <w:r>
-              <w:rPr>
-                <w:rFonts w:ascii="BRH Devanagari Extra" w:hAnsi="BRH Devanagari Extra" w:cs="BRH Devanagari Extra"/>
-                <w:color w:val="000000"/>
-                <w:sz w:val="40"/>
-                <w:szCs w:val="40"/>
-              </w:rPr>
-              <w:t>iÉïÈ</w:t>
-            </w:r>
-            <w:proofErr w:type="spellEnd"/>
-            <w:r>
-              <w:rPr>
-                <w:rFonts w:ascii="BRH Devanagari Extra" w:hAnsi="BRH Devanagari Extra" w:cs="BRH Devanagari Extra"/>
-                <w:color w:val="000000"/>
-                <w:sz w:val="40"/>
-                <w:szCs w:val="40"/>
-              </w:rPr>
-              <w:t xml:space="preserve"> | </w:t>
+            <w:r>
+              <w:rPr>
+                <w:rFonts w:ascii="BRH Malayalam Extra" w:hAnsi="BRH Malayalam Extra" w:cs="BRH Devanagari Extra"/>
+                <w:color w:val="000000"/>
+                <w:sz w:val="30"/>
+                <w:szCs w:val="40"/>
+              </w:rPr>
+              <w:t>–</w:t>
+            </w:r>
+            <w:r>
+              <w:rPr>
+                <w:rFonts w:ascii="BRH Devanagari Extra" w:hAnsi="BRH Devanagari Extra" w:cs="BRH Devanagari Extra"/>
+                <w:color w:val="000000"/>
+                <w:sz w:val="40"/>
+                <w:szCs w:val="40"/>
+              </w:rPr>
+              <w:t>iÉï CÌiÉþ ÌuÉ - uÉ</w:t>
+            </w:r>
+            <w:r>
+              <w:rPr>
+                <w:rFonts w:ascii="BRH Malayalam Extra" w:hAnsi="BRH Malayalam Extra" w:cs="BRH Devanagari Extra"/>
+                <w:color w:val="000000"/>
+                <w:sz w:val="30"/>
+                <w:szCs w:val="40"/>
+              </w:rPr>
+              <w:t>–</w:t>
+            </w:r>
+            <w:r>
+              <w:rPr>
+                <w:rFonts w:ascii="BRH Devanagari Extra" w:hAnsi="BRH Devanagari Extra" w:cs="BRH Devanagari Extra"/>
+                <w:color w:val="000000"/>
+                <w:sz w:val="40"/>
+                <w:szCs w:val="40"/>
+              </w:rPr>
+              <w:t xml:space="preserve">iÉïÈ | </w:t>
             </w:r>
           </w:p>
           <w:p>
@@ -4815,7 +4158,6 @@
               </w:rPr>
               <w:t>–</w:t>
             </w:r>
-            <w:proofErr w:type="spellStart"/>
             <w:r>
               <w:rPr>
                 <w:rFonts w:ascii="BRH Devanagari Extra" w:hAnsi="BRH Devanagari Extra" w:cs="BRH Devanagari Extra"/>
@@ -4825,17 +4167,15 @@
               </w:rPr>
               <w:t>cÉ</w:t>
             </w:r>
-            <w:proofErr w:type="spellEnd"/>
-            <w:r>
-              <w:rPr>
-                <w:rFonts w:ascii="BRH Malayalam Extra" w:hAnsi="BRH Malayalam Extra" w:cs="BRH Devanagari Extra"/>
-                <w:color w:val="000000"/>
-                <w:sz w:val="30"/>
-                <w:szCs w:val="40"/>
-              </w:rPr>
-              <w:t>–</w:t>
-            </w:r>
-            <w:proofErr w:type="spellStart"/>
+            <w:r>
+              <w:rPr>
+                <w:rFonts w:ascii="BRH Malayalam Extra" w:hAnsi="BRH Malayalam Extra" w:cs="BRH Devanagari Extra"/>
+                <w:color w:val="000000"/>
+                <w:sz w:val="30"/>
+                <w:szCs w:val="40"/>
+              </w:rPr>
+              <w:t>–</w:t>
+            </w:r>
             <w:r>
               <w:rPr>
                 <w:rFonts w:ascii="BRH Devanagari Extra" w:hAnsi="BRH Devanagari Extra" w:cs="BRH Devanagari Extra"/>
@@ -4845,7 +4185,6 @@
               </w:rPr>
               <w:t>iuÉÉ</w:t>
             </w:r>
-            <w:proofErr w:type="spellEnd"/>
             <w:r>
               <w:rPr>
                 <w:rFonts w:ascii="BRH Malayalam Extra" w:hAnsi="BRH Malayalam Extra" w:cs="BRH Devanagari Extra"/>
@@ -4873,7 +4212,6 @@
               </w:rPr>
               <w:t>–</w:t>
             </w:r>
-            <w:proofErr w:type="spellStart"/>
             <w:r>
               <w:rPr>
                 <w:rFonts w:ascii="BRH Devanagari Extra" w:hAnsi="BRH Devanagari Extra" w:cs="BRH Devanagari Extra"/>
@@ -4883,17 +4221,15 @@
               </w:rPr>
               <w:t>óè</w:t>
             </w:r>
-            <w:proofErr w:type="spellEnd"/>
-            <w:r>
-              <w:rPr>
-                <w:rFonts w:ascii="BRH Malayalam Extra" w:hAnsi="BRH Malayalam Extra" w:cs="BRH Devanagari Extra"/>
-                <w:color w:val="000000"/>
-                <w:sz w:val="30"/>
-                <w:szCs w:val="40"/>
-              </w:rPr>
-              <w:t>–</w:t>
-            </w:r>
-            <w:proofErr w:type="spellStart"/>
+            <w:r>
+              <w:rPr>
+                <w:rFonts w:ascii="BRH Malayalam Extra" w:hAnsi="BRH Malayalam Extra" w:cs="BRH Devanagari Extra"/>
+                <w:color w:val="000000"/>
+                <w:sz w:val="30"/>
+                <w:szCs w:val="40"/>
+              </w:rPr>
+              <w:t>–</w:t>
+            </w:r>
             <w:r>
               <w:rPr>
                 <w:rFonts w:ascii="BRH Devanagari Extra" w:hAnsi="BRH Devanagari Extra" w:cs="BRH Devanagari Extra"/>
@@ -4904,64 +4240,32 @@
               </w:rPr>
               <w:t>zÉÉåÈ</w:t>
             </w:r>
-            <w:proofErr w:type="spellEnd"/>
-            <w:r>
-              <w:rPr>
-                <w:rFonts w:ascii="BRH Devanagari Extra" w:hAnsi="BRH Devanagari Extra" w:cs="BRH Devanagari Extra"/>
-                <w:color w:val="000000"/>
-                <w:sz w:val="40"/>
-                <w:szCs w:val="40"/>
-              </w:rPr>
-              <w:t xml:space="preserve"> </w:t>
-            </w:r>
-            <w:proofErr w:type="spellStart"/>
-            <w:r>
-              <w:rPr>
-                <w:rFonts w:ascii="BRH Devanagari Extra" w:hAnsi="BRH Devanagari Extra" w:cs="BRH Devanagari Extra"/>
-                <w:color w:val="000000"/>
-                <w:sz w:val="40"/>
-                <w:szCs w:val="40"/>
-              </w:rPr>
-              <w:t>kÉ</w:t>
-            </w:r>
-            <w:proofErr w:type="spellEnd"/>
-            <w:r>
-              <w:rPr>
-                <w:rFonts w:ascii="BRH Malayalam Extra" w:hAnsi="BRH Malayalam Extra" w:cs="BRH Devanagari Extra"/>
-                <w:color w:val="000000"/>
-                <w:sz w:val="30"/>
-                <w:szCs w:val="40"/>
-              </w:rPr>
-              <w:t>–</w:t>
-            </w:r>
-            <w:r>
-              <w:rPr>
-                <w:rFonts w:ascii="BRH Devanagari Extra" w:hAnsi="BRH Devanagari Extra" w:cs="BRH Devanagari Extra"/>
-                <w:color w:val="000000"/>
-                <w:sz w:val="40"/>
-                <w:szCs w:val="40"/>
-              </w:rPr>
-              <w:t>§</w:t>
-            </w:r>
-            <w:proofErr w:type="spellStart"/>
-            <w:r>
-              <w:rPr>
-                <w:rFonts w:ascii="BRH Devanagari Extra" w:hAnsi="BRH Devanagari Extra" w:cs="BRH Devanagari Extra"/>
-                <w:color w:val="000000"/>
-                <w:sz w:val="40"/>
-                <w:szCs w:val="40"/>
-              </w:rPr>
-              <w:t>ÉïÈ</w:t>
-            </w:r>
-            <w:proofErr w:type="spellEnd"/>
-            <w:r>
-              <w:rPr>
-                <w:rFonts w:ascii="BRH Devanagari Extra" w:hAnsi="BRH Devanagari Extra" w:cs="BRH Devanagari Extra"/>
-                <w:color w:val="000000"/>
-                <w:sz w:val="40"/>
-                <w:szCs w:val="40"/>
-              </w:rPr>
-              <w:t xml:space="preserve"> |</w:t>
+            <w:r>
+              <w:rPr>
+                <w:rFonts w:ascii="BRH Devanagari Extra" w:hAnsi="BRH Devanagari Extra" w:cs="BRH Devanagari Extra"/>
+                <w:color w:val="000000"/>
+                <w:sz w:val="40"/>
+                <w:szCs w:val="40"/>
+              </w:rPr>
+              <w:t xml:space="preserve"> kÉ</w:t>
+            </w:r>
+            <w:r>
+              <w:rPr>
+                <w:rFonts w:ascii="BRH Malayalam Extra" w:hAnsi="BRH Malayalam Extra" w:cs="BRH Devanagari Extra"/>
+                <w:color w:val="000000"/>
+                <w:sz w:val="30"/>
+                <w:szCs w:val="40"/>
+              </w:rPr>
+              <w:t>–</w:t>
+            </w:r>
+            <w:r>
+              <w:rPr>
+                <w:rFonts w:ascii="BRH Devanagari Extra" w:hAnsi="BRH Devanagari Extra" w:cs="BRH Devanagari Extra"/>
+                <w:color w:val="000000"/>
+                <w:sz w:val="40"/>
+                <w:szCs w:val="40"/>
+              </w:rPr>
+              <w:t>§ÉïÈ |</w:t>
             </w:r>
           </w:p>
         </w:tc>
@@ -4979,7 +4283,6 @@
                 <w:szCs w:val="40"/>
               </w:rPr>
             </w:pPr>
-            <w:proofErr w:type="spellStart"/>
             <w:r>
               <w:rPr>
                 <w:rFonts w:ascii="BRH Devanagari Extra" w:hAnsi="BRH Devanagari Extra" w:cs="BRH Devanagari Extra"/>
@@ -4989,17 +4292,15 @@
               </w:rPr>
               <w:t>ÌuÉ</w:t>
             </w:r>
-            <w:proofErr w:type="spellEnd"/>
-            <w:r>
-              <w:rPr>
-                <w:rFonts w:ascii="BRH Malayalam Extra" w:hAnsi="BRH Malayalam Extra" w:cs="BRH Devanagari Extra"/>
-                <w:color w:val="000000"/>
-                <w:sz w:val="30"/>
-                <w:szCs w:val="40"/>
-              </w:rPr>
-              <w:t>–</w:t>
-            </w:r>
-            <w:proofErr w:type="spellStart"/>
+            <w:r>
+              <w:rPr>
+                <w:rFonts w:ascii="BRH Malayalam Extra" w:hAnsi="BRH Malayalam Extra" w:cs="BRH Devanagari Extra"/>
+                <w:color w:val="000000"/>
+                <w:sz w:val="30"/>
+                <w:szCs w:val="40"/>
+              </w:rPr>
+              <w:t>–</w:t>
+            </w:r>
             <w:r>
               <w:rPr>
                 <w:rFonts w:ascii="BRH Devanagari Extra" w:hAnsi="BRH Devanagari Extra" w:cs="BRH Devanagari Extra"/>
@@ -5009,115 +4310,41 @@
               </w:rPr>
               <w:t>uÉ</w:t>
             </w:r>
-            <w:proofErr w:type="spellEnd"/>
-            <w:r>
-              <w:rPr>
-                <w:rFonts w:ascii="BRH Malayalam Extra" w:hAnsi="BRH Malayalam Extra" w:cs="BRH Devanagari Extra"/>
-                <w:color w:val="000000"/>
-                <w:sz w:val="30"/>
-                <w:szCs w:val="40"/>
-              </w:rPr>
-              <w:t>–</w:t>
-            </w:r>
-            <w:proofErr w:type="spellStart"/>
-            <w:r>
-              <w:rPr>
-                <w:rFonts w:ascii="BRH Devanagari Extra" w:hAnsi="BRH Devanagari Extra" w:cs="BRH Devanagari Extra"/>
-                <w:color w:val="000000"/>
-                <w:sz w:val="40"/>
-                <w:szCs w:val="40"/>
-              </w:rPr>
-              <w:t>iÉï</w:t>
-            </w:r>
-            <w:proofErr w:type="spellEnd"/>
-            <w:r>
-              <w:rPr>
-                <w:rFonts w:ascii="BRH Devanagari Extra" w:hAnsi="BRH Devanagari Extra" w:cs="BRH Devanagari Extra"/>
-                <w:color w:val="000000"/>
-                <w:sz w:val="40"/>
-                <w:szCs w:val="40"/>
-              </w:rPr>
-              <w:t xml:space="preserve"> </w:t>
-            </w:r>
-            <w:proofErr w:type="spellStart"/>
-            <w:r>
-              <w:rPr>
-                <w:rFonts w:ascii="BRH Devanagari Extra" w:hAnsi="BRH Devanagari Extra" w:cs="BRH Devanagari Extra"/>
-                <w:color w:val="000000"/>
-                <w:sz w:val="40"/>
-                <w:szCs w:val="40"/>
-              </w:rPr>
-              <w:t>CÌiÉþ</w:t>
-            </w:r>
-            <w:proofErr w:type="spellEnd"/>
-            <w:r>
-              <w:rPr>
-                <w:rFonts w:ascii="BRH Devanagari Extra" w:hAnsi="BRH Devanagari Extra" w:cs="BRH Devanagari Extra"/>
-                <w:color w:val="000000"/>
-                <w:sz w:val="40"/>
-                <w:szCs w:val="40"/>
-              </w:rPr>
-              <w:t xml:space="preserve"> </w:t>
-            </w:r>
-            <w:proofErr w:type="spellStart"/>
-            <w:r>
-              <w:rPr>
-                <w:rFonts w:ascii="BRH Devanagari Extra" w:hAnsi="BRH Devanagari Extra" w:cs="BRH Devanagari Extra"/>
-                <w:color w:val="000000"/>
-                <w:sz w:val="40"/>
-                <w:szCs w:val="40"/>
-              </w:rPr>
-              <w:t>ÌuÉ</w:t>
-            </w:r>
-            <w:proofErr w:type="spellEnd"/>
-            <w:r>
-              <w:rPr>
-                <w:rFonts w:ascii="BRH Devanagari Extra" w:hAnsi="BRH Devanagari Extra" w:cs="BRH Devanagari Extra"/>
-                <w:color w:val="000000"/>
-                <w:sz w:val="40"/>
-                <w:szCs w:val="40"/>
-              </w:rPr>
-              <w:t xml:space="preserve"> - </w:t>
-            </w:r>
-            <w:proofErr w:type="spellStart"/>
-            <w:r>
-              <w:rPr>
-                <w:rFonts w:ascii="BRH Devanagari Extra" w:hAnsi="BRH Devanagari Extra" w:cs="BRH Devanagari Extra"/>
-                <w:color w:val="000000"/>
-                <w:sz w:val="40"/>
-                <w:szCs w:val="40"/>
-              </w:rPr>
-              <w:t>uÉ</w:t>
-            </w:r>
-            <w:proofErr w:type="spellEnd"/>
-            <w:r>
-              <w:rPr>
-                <w:rFonts w:ascii="BRH Malayalam Extra" w:hAnsi="BRH Malayalam Extra" w:cs="BRH Devanagari Extra"/>
-                <w:color w:val="000000"/>
-                <w:sz w:val="30"/>
-                <w:szCs w:val="40"/>
-              </w:rPr>
-              <w:t>–</w:t>
-            </w:r>
-            <w:proofErr w:type="spellStart"/>
-            <w:r>
-              <w:rPr>
-                <w:rFonts w:ascii="BRH Devanagari Extra" w:hAnsi="BRH Devanagari Extra" w:cs="BRH Devanagari Extra"/>
-                <w:color w:val="000000"/>
-                <w:sz w:val="40"/>
-                <w:szCs w:val="40"/>
-              </w:rPr>
-              <w:t>iÉïÈ</w:t>
-            </w:r>
-            <w:proofErr w:type="spellEnd"/>
-            <w:r>
-              <w:rPr>
-                <w:rFonts w:ascii="BRH Devanagari Extra" w:hAnsi="BRH Devanagari Extra" w:cs="BRH Devanagari Extra"/>
-                <w:color w:val="000000"/>
-                <w:sz w:val="40"/>
-                <w:szCs w:val="40"/>
-              </w:rPr>
-              <w:t xml:space="preserve"> | </w:t>
+            <w:r>
+              <w:rPr>
+                <w:rFonts w:ascii="BRH Malayalam Extra" w:hAnsi="BRH Malayalam Extra" w:cs="BRH Devanagari Extra"/>
+                <w:color w:val="000000"/>
+                <w:sz w:val="30"/>
+                <w:szCs w:val="40"/>
+              </w:rPr>
+              <w:t>–</w:t>
+            </w:r>
+            <w:r>
+              <w:rPr>
+                <w:rFonts w:ascii="BRH Devanagari Extra" w:hAnsi="BRH Devanagari Extra" w:cs="BRH Devanagari Extra"/>
+                <w:color w:val="000000"/>
+                <w:sz w:val="40"/>
+                <w:szCs w:val="40"/>
+              </w:rPr>
+              <w:t>iÉï CÌiÉþ ÌuÉ - uÉ</w:t>
+            </w:r>
+            <w:r>
+              <w:rPr>
+                <w:rFonts w:ascii="BRH Malayalam Extra" w:hAnsi="BRH Malayalam Extra" w:cs="BRH Devanagari Extra"/>
+                <w:color w:val="000000"/>
+                <w:sz w:val="30"/>
+                <w:szCs w:val="40"/>
+              </w:rPr>
+              <w:t>–</w:t>
+            </w:r>
+            <w:r>
+              <w:rPr>
+                <w:rFonts w:ascii="BRH Devanagari Extra" w:hAnsi="BRH Devanagari Extra" w:cs="BRH Devanagari Extra"/>
+                <w:color w:val="000000"/>
+                <w:sz w:val="40"/>
+                <w:szCs w:val="40"/>
+              </w:rPr>
+              <w:t xml:space="preserve">iÉïÈ | </w:t>
             </w:r>
           </w:p>
           <w:p>
@@ -5167,7 +4394,6 @@
               </w:rPr>
               <w:t>–</w:t>
             </w:r>
-            <w:proofErr w:type="spellStart"/>
             <w:r>
               <w:rPr>
                 <w:rFonts w:ascii="BRH Devanagari Extra" w:hAnsi="BRH Devanagari Extra" w:cs="BRH Devanagari Extra"/>
@@ -5177,17 +4403,15 @@
               </w:rPr>
               <w:t>cÉ</w:t>
             </w:r>
-            <w:proofErr w:type="spellEnd"/>
-            <w:r>
-              <w:rPr>
-                <w:rFonts w:ascii="BRH Malayalam Extra" w:hAnsi="BRH Malayalam Extra" w:cs="BRH Devanagari Extra"/>
-                <w:color w:val="000000"/>
-                <w:sz w:val="30"/>
-                <w:szCs w:val="40"/>
-              </w:rPr>
-              <w:t>–</w:t>
-            </w:r>
-            <w:proofErr w:type="spellStart"/>
+            <w:r>
+              <w:rPr>
+                <w:rFonts w:ascii="BRH Malayalam Extra" w:hAnsi="BRH Malayalam Extra" w:cs="BRH Devanagari Extra"/>
+                <w:color w:val="000000"/>
+                <w:sz w:val="30"/>
+                <w:szCs w:val="40"/>
+              </w:rPr>
+              <w:t>–</w:t>
+            </w:r>
             <w:r>
               <w:rPr>
                 <w:rFonts w:ascii="BRH Devanagari Extra" w:hAnsi="BRH Devanagari Extra" w:cs="BRH Devanagari Extra"/>
@@ -5197,7 +4421,6 @@
               </w:rPr>
               <w:t>iuÉÉ</w:t>
             </w:r>
-            <w:proofErr w:type="spellEnd"/>
             <w:r>
               <w:rPr>
                 <w:rFonts w:ascii="BRH Malayalam Extra" w:hAnsi="BRH Malayalam Extra" w:cs="BRH Devanagari Extra"/>
@@ -5225,7 +4448,6 @@
               </w:rPr>
               <w:t>–</w:t>
             </w:r>
-            <w:proofErr w:type="spellStart"/>
             <w:r>
               <w:rPr>
                 <w:rFonts w:ascii="BRH Devanagari Extra" w:hAnsi="BRH Devanagari Extra" w:cs="BRH Devanagari Extra"/>
@@ -5235,17 +4457,15 @@
               </w:rPr>
               <w:t>óè</w:t>
             </w:r>
-            <w:proofErr w:type="spellEnd"/>
-            <w:r>
-              <w:rPr>
-                <w:rFonts w:ascii="BRH Malayalam Extra" w:hAnsi="BRH Malayalam Extra" w:cs="BRH Devanagari Extra"/>
-                <w:color w:val="000000"/>
-                <w:sz w:val="30"/>
-                <w:szCs w:val="40"/>
-              </w:rPr>
-              <w:t>–</w:t>
-            </w:r>
-            <w:proofErr w:type="spellStart"/>
+            <w:r>
+              <w:rPr>
+                <w:rFonts w:ascii="BRH Malayalam Extra" w:hAnsi="BRH Malayalam Extra" w:cs="BRH Devanagari Extra"/>
+                <w:color w:val="000000"/>
+                <w:sz w:val="30"/>
+                <w:szCs w:val="40"/>
+              </w:rPr>
+              <w:t>–</w:t>
+            </w:r>
             <w:r>
               <w:rPr>
                 <w:rFonts w:ascii="BRH Devanagari Extra" w:hAnsi="BRH Devanagari Extra" w:cs="BRH Devanagari Extra"/>
@@ -5263,66 +4483,25 @@
                 <w:sz w:val="40"/>
                 <w:szCs w:val="40"/>
               </w:rPr>
-              <w:t>å</w:t>
-            </w:r>
-            <w:proofErr w:type="spellEnd"/>
-            <w:r>
-              <w:rPr>
-                <w:rFonts w:ascii="BRH Devanagari Extra" w:hAnsi="BRH Devanagari Extra" w:cs="BRH Devanagari Extra"/>
-                <w:color w:val="000000"/>
-                <w:sz w:val="40"/>
-                <w:szCs w:val="40"/>
-              </w:rPr>
-              <w:t xml:space="preserve"> </w:t>
-            </w:r>
-            <w:proofErr w:type="spellStart"/>
-            <w:r>
-              <w:rPr>
-                <w:rFonts w:ascii="BRH Devanagari Extra" w:hAnsi="BRH Devanagari Extra" w:cs="BRH Devanagari Extra"/>
-                <w:color w:val="000000"/>
-                <w:sz w:val="40"/>
-                <w:szCs w:val="40"/>
-              </w:rPr>
-              <w:t>kÉ</w:t>
-            </w:r>
-            <w:proofErr w:type="spellEnd"/>
-            <w:r>
-              <w:rPr>
-                <w:rFonts w:ascii="BRH Malayalam Extra" w:hAnsi="BRH Malayalam Extra" w:cs="BRH Devanagari Extra"/>
-                <w:color w:val="000000"/>
-                <w:sz w:val="30"/>
-                <w:szCs w:val="40"/>
-              </w:rPr>
-              <w:t>–</w:t>
-            </w:r>
-            <w:r>
-              <w:rPr>
-                <w:rFonts w:ascii="BRH Devanagari Extra" w:hAnsi="BRH Devanagari Extra" w:cs="BRH Devanagari Extra"/>
-                <w:color w:val="000000"/>
-                <w:sz w:val="40"/>
-                <w:szCs w:val="40"/>
-              </w:rPr>
-              <w:t>§</w:t>
-            </w:r>
-            <w:proofErr w:type="spellStart"/>
-            <w:r>
-              <w:rPr>
-                <w:rFonts w:ascii="BRH Devanagari Extra" w:hAnsi="BRH Devanagari Extra" w:cs="BRH Devanagari Extra"/>
-                <w:color w:val="000000"/>
-                <w:sz w:val="40"/>
-                <w:szCs w:val="40"/>
-              </w:rPr>
-              <w:t>ÉïÈ</w:t>
-            </w:r>
-            <w:proofErr w:type="spellEnd"/>
-            <w:r>
-              <w:rPr>
-                <w:rFonts w:ascii="BRH Devanagari Extra" w:hAnsi="BRH Devanagari Extra" w:cs="BRH Devanagari Extra"/>
-                <w:color w:val="000000"/>
-                <w:sz w:val="40"/>
-                <w:szCs w:val="40"/>
-              </w:rPr>
-              <w:t xml:space="preserve"> |</w:t>
+              <w:t>å kÉ</w:t>
+            </w:r>
+            <w:r>
+              <w:rPr>
+                <w:rFonts w:ascii="BRH Malayalam Extra" w:hAnsi="BRH Malayalam Extra" w:cs="BRH Devanagari Extra"/>
+                <w:color w:val="000000"/>
+                <w:sz w:val="30"/>
+                <w:szCs w:val="40"/>
+              </w:rPr>
+              <w:t>–</w:t>
+            </w:r>
+            <w:r>
+              <w:rPr>
+                <w:rFonts w:ascii="BRH Devanagari Extra" w:hAnsi="BRH Devanagari Extra" w:cs="BRH Devanagari Extra"/>
+                <w:color w:val="000000"/>
+                <w:sz w:val="40"/>
+                <w:szCs w:val="40"/>
+              </w:rPr>
+              <w:t>§ÉïÈ |</w:t>
             </w:r>
           </w:p>
         </w:tc>
@@ -5360,7 +4539,6 @@
                 <w:sz w:val="28"/>
                 <w:szCs w:val="32"/>
               </w:rPr>
-              <w:lastRenderedPageBreak/>
               <w:t>T.S.4.3.</w:t>
             </w:r>
             <w:r>
@@ -5492,94 +4670,50 @@
                 <w:szCs w:val="40"/>
               </w:rPr>
             </w:pPr>
-            <w:proofErr w:type="spellStart"/>
-            <w:r>
-              <w:rPr>
-                <w:rFonts w:ascii="BRH Devanagari Extra" w:hAnsi="BRH Devanagari Extra" w:cs="BRH Devanagari Extra"/>
-                <w:color w:val="000000"/>
-                <w:sz w:val="40"/>
-                <w:szCs w:val="40"/>
-              </w:rPr>
-              <w:t>YsÉ</w:t>
-            </w:r>
-            <w:proofErr w:type="spellEnd"/>
-            <w:r>
-              <w:rPr>
-                <w:rFonts w:ascii="BRH Devanagari Extra" w:hAnsi="BRH Devanagari Extra" w:cs="BRH Devanagari Extra"/>
-                <w:color w:val="000000"/>
-                <w:sz w:val="40"/>
-                <w:szCs w:val="40"/>
-              </w:rPr>
-              <w:t>×</w:t>
-            </w:r>
-            <w:r>
-              <w:rPr>
-                <w:rFonts w:ascii="BRH Malayalam Extra" w:hAnsi="BRH Malayalam Extra" w:cs="BRH Devanagari Extra"/>
-                <w:color w:val="000000"/>
-                <w:sz w:val="30"/>
-                <w:szCs w:val="40"/>
-              </w:rPr>
-              <w:t>–</w:t>
-            </w:r>
-            <w:proofErr w:type="spellStart"/>
-            <w:r>
-              <w:rPr>
-                <w:rFonts w:ascii="BRH Devanagari Extra" w:hAnsi="BRH Devanagari Extra" w:cs="BRH Devanagari Extra"/>
-                <w:color w:val="000000"/>
-                <w:sz w:val="40"/>
-                <w:szCs w:val="40"/>
-              </w:rPr>
-              <w:t>miÉÉÈ</w:t>
-            </w:r>
-            <w:proofErr w:type="spellEnd"/>
-            <w:r>
-              <w:rPr>
-                <w:rFonts w:ascii="BRH Devanagari Extra" w:hAnsi="BRH Devanagari Extra" w:cs="BRH Devanagari Extra"/>
-                <w:color w:val="000000"/>
-                <w:sz w:val="40"/>
-                <w:szCs w:val="40"/>
-              </w:rPr>
-              <w:t xml:space="preserve"> </w:t>
-            </w:r>
-            <w:proofErr w:type="spellStart"/>
-            <w:r>
-              <w:rPr>
-                <w:rFonts w:ascii="BRH Devanagari Extra" w:hAnsi="BRH Devanagari Extra" w:cs="BRH Devanagari Extra"/>
-                <w:color w:val="000000"/>
-                <w:sz w:val="40"/>
-                <w:szCs w:val="40"/>
-              </w:rPr>
-              <w:t>xÉþqÉÉ</w:t>
-            </w:r>
-            <w:proofErr w:type="spellEnd"/>
-            <w:r>
-              <w:rPr>
-                <w:rFonts w:ascii="BRH Malayalam Extra" w:hAnsi="BRH Malayalam Extra" w:cs="BRH Devanagari Extra"/>
-                <w:color w:val="000000"/>
-                <w:sz w:val="30"/>
-                <w:szCs w:val="40"/>
-              </w:rPr>
-              <w:t>–</w:t>
-            </w:r>
-            <w:proofErr w:type="spellStart"/>
-            <w:r>
-              <w:rPr>
-                <w:rFonts w:ascii="BRH Devanagari Extra" w:hAnsi="BRH Devanagari Extra" w:cs="BRH Devanagari Extra"/>
-                <w:color w:val="000000"/>
-                <w:sz w:val="40"/>
-                <w:szCs w:val="40"/>
-              </w:rPr>
-              <w:t>lÉqÉÔÿSèïklÉÏÈ</w:t>
-            </w:r>
-            <w:proofErr w:type="spellEnd"/>
-            <w:r>
-              <w:rPr>
-                <w:rFonts w:ascii="BRH Devanagari Extra" w:hAnsi="BRH Devanagari Extra" w:cs="BRH Devanagari Extra"/>
-                <w:color w:val="000000"/>
-                <w:sz w:val="40"/>
-                <w:szCs w:val="40"/>
-              </w:rPr>
-              <w:t xml:space="preserve"> | </w:t>
+            <w:r>
+              <w:rPr>
+                <w:rFonts w:ascii="BRH Devanagari Extra" w:hAnsi="BRH Devanagari Extra" w:cs="BRH Devanagari Extra"/>
+                <w:color w:val="000000"/>
+                <w:sz w:val="40"/>
+                <w:szCs w:val="40"/>
+              </w:rPr>
+              <w:t>YsÉ×</w:t>
+            </w:r>
+            <w:r>
+              <w:rPr>
+                <w:rFonts w:ascii="BRH Malayalam Extra" w:hAnsi="BRH Malayalam Extra" w:cs="BRH Devanagari Extra"/>
+                <w:color w:val="000000"/>
+                <w:sz w:val="30"/>
+                <w:szCs w:val="40"/>
+              </w:rPr>
+              <w:t>–</w:t>
+            </w:r>
+            <w:r>
+              <w:rPr>
+                <w:rFonts w:ascii="BRH Devanagari Extra" w:hAnsi="BRH Devanagari Extra" w:cs="BRH Devanagari Extra"/>
+                <w:color w:val="000000"/>
+                <w:sz w:val="40"/>
+                <w:szCs w:val="40"/>
+              </w:rPr>
+              <w:t>miÉÉÈ xÉþqÉÉ</w:t>
+            </w:r>
+            <w:r>
+              <w:rPr>
+                <w:rFonts w:ascii="BRH Malayalam Extra" w:hAnsi="BRH Malayalam Extra" w:cs="BRH Devanagari Extra"/>
+                <w:color w:val="000000"/>
+                <w:sz w:val="30"/>
+                <w:szCs w:val="40"/>
+              </w:rPr>
+              <w:t>–</w:t>
+            </w:r>
+            <w:r>
+              <w:rPr>
+                <w:rFonts w:ascii="BRH Devanagari Extra" w:hAnsi="BRH Devanagari Extra" w:cs="BRH Devanagari Extra"/>
+                <w:color w:val="000000"/>
+                <w:sz w:val="40"/>
+                <w:szCs w:val="40"/>
+              </w:rPr>
+              <w:t xml:space="preserve">lÉqÉÔÿSèïklÉÏÈ | </w:t>
             </w:r>
           </w:p>
           <w:p>
@@ -5597,7 +4731,6 @@
                 <w:lang w:val="en-IN" w:eastAsia="en-IN" w:bidi="ml-IN"/>
               </w:rPr>
             </w:pPr>
-            <w:proofErr w:type="spellStart"/>
             <w:r>
               <w:rPr>
                 <w:rFonts w:ascii="BRH Devanagari Extra" w:hAnsi="BRH Devanagari Extra" w:cs="BRH Devanagari Extra"/>
@@ -5607,17 +4740,15 @@
               </w:rPr>
               <w:t>xÉ</w:t>
             </w:r>
-            <w:proofErr w:type="spellEnd"/>
-            <w:r>
-              <w:rPr>
-                <w:rFonts w:ascii="BRH Malayalam Extra" w:hAnsi="BRH Malayalam Extra" w:cs="BRH Devanagari Extra"/>
-                <w:color w:val="000000"/>
-                <w:sz w:val="30"/>
-                <w:szCs w:val="40"/>
-              </w:rPr>
-              <w:t>–</w:t>
-            </w:r>
-            <w:proofErr w:type="spellStart"/>
+            <w:r>
+              <w:rPr>
+                <w:rFonts w:ascii="BRH Malayalam Extra" w:hAnsi="BRH Malayalam Extra" w:cs="BRH Devanagari Extra"/>
+                <w:color w:val="000000"/>
+                <w:sz w:val="30"/>
+                <w:szCs w:val="40"/>
+              </w:rPr>
+              <w:t>–</w:t>
+            </w:r>
             <w:r>
               <w:rPr>
                 <w:rFonts w:ascii="BRH Devanagari Extra" w:hAnsi="BRH Devanagari Extra" w:cs="BRH Devanagari Extra"/>
@@ -5627,17 +4758,15 @@
               </w:rPr>
               <w:t>qÉÉ</w:t>
             </w:r>
-            <w:proofErr w:type="spellEnd"/>
-            <w:r>
-              <w:rPr>
-                <w:rFonts w:ascii="BRH Malayalam Extra" w:hAnsi="BRH Malayalam Extra" w:cs="BRH Devanagari Extra"/>
-                <w:color w:val="000000"/>
-                <w:sz w:val="30"/>
-                <w:szCs w:val="40"/>
-              </w:rPr>
-              <w:t>–</w:t>
-            </w:r>
-            <w:proofErr w:type="spellStart"/>
+            <w:r>
+              <w:rPr>
+                <w:rFonts w:ascii="BRH Malayalam Extra" w:hAnsi="BRH Malayalam Extra" w:cs="BRH Devanagari Extra"/>
+                <w:color w:val="000000"/>
+                <w:sz w:val="30"/>
+                <w:szCs w:val="40"/>
+              </w:rPr>
+              <w:t>–</w:t>
+            </w:r>
             <w:r>
               <w:rPr>
                 <w:rFonts w:ascii="BRH Devanagari Extra" w:hAnsi="BRH Devanagari Extra" w:cs="BRH Devanagari Extra"/>
@@ -5666,35 +4795,23 @@
               </w:rPr>
               <w:t>lÉÏU</w:t>
             </w:r>
-            <w:proofErr w:type="spellEnd"/>
-            <w:r>
-              <w:rPr>
-                <w:rFonts w:ascii="BRH Malayalam Extra" w:hAnsi="BRH Malayalam Extra" w:cs="BRH Devanagari Extra"/>
-                <w:color w:val="000000"/>
-                <w:sz w:val="30"/>
-                <w:szCs w:val="40"/>
-              </w:rPr>
-              <w:t>–</w:t>
-            </w:r>
-            <w:proofErr w:type="spellStart"/>
-            <w:r>
-              <w:rPr>
-                <w:rFonts w:ascii="BRH Devanagari Extra" w:hAnsi="BRH Devanagari Extra" w:cs="BRH Devanagari Extra"/>
-                <w:color w:val="000000"/>
-                <w:sz w:val="40"/>
-                <w:szCs w:val="40"/>
-              </w:rPr>
-              <w:t>ÍpÉ</w:t>
-            </w:r>
-            <w:proofErr w:type="spellEnd"/>
-            <w:r>
-              <w:rPr>
-                <w:rFonts w:ascii="BRH Devanagari Extra" w:hAnsi="BRH Devanagari Extra" w:cs="BRH Devanagari Extra"/>
-                <w:color w:val="000000"/>
-                <w:sz w:val="40"/>
-                <w:szCs w:val="40"/>
-              </w:rPr>
-              <w:t xml:space="preserve"> |</w:t>
+            <w:r>
+              <w:rPr>
+                <w:rFonts w:ascii="BRH Malayalam Extra" w:hAnsi="BRH Malayalam Extra" w:cs="BRH Devanagari Extra"/>
+                <w:color w:val="000000"/>
+                <w:sz w:val="30"/>
+                <w:szCs w:val="40"/>
+              </w:rPr>
+              <w:t>–</w:t>
+            </w:r>
+            <w:r>
+              <w:rPr>
+                <w:rFonts w:ascii="BRH Devanagari Extra" w:hAnsi="BRH Devanagari Extra" w:cs="BRH Devanagari Extra"/>
+                <w:color w:val="000000"/>
+                <w:sz w:val="40"/>
+                <w:szCs w:val="40"/>
+              </w:rPr>
+              <w:t>ÍpÉ |</w:t>
             </w:r>
           </w:p>
         </w:tc>
@@ -5712,94 +4829,50 @@
                 <w:szCs w:val="40"/>
               </w:rPr>
             </w:pPr>
-            <w:proofErr w:type="spellStart"/>
-            <w:r>
-              <w:rPr>
-                <w:rFonts w:ascii="BRH Devanagari Extra" w:hAnsi="BRH Devanagari Extra" w:cs="BRH Devanagari Extra"/>
-                <w:color w:val="000000"/>
-                <w:sz w:val="40"/>
-                <w:szCs w:val="40"/>
-              </w:rPr>
-              <w:t>YsÉ</w:t>
-            </w:r>
-            <w:proofErr w:type="spellEnd"/>
-            <w:r>
-              <w:rPr>
-                <w:rFonts w:ascii="BRH Devanagari Extra" w:hAnsi="BRH Devanagari Extra" w:cs="BRH Devanagari Extra"/>
-                <w:color w:val="000000"/>
-                <w:sz w:val="40"/>
-                <w:szCs w:val="40"/>
-              </w:rPr>
-              <w:t>×</w:t>
-            </w:r>
-            <w:r>
-              <w:rPr>
-                <w:rFonts w:ascii="BRH Malayalam Extra" w:hAnsi="BRH Malayalam Extra" w:cs="BRH Devanagari Extra"/>
-                <w:color w:val="000000"/>
-                <w:sz w:val="30"/>
-                <w:szCs w:val="40"/>
-              </w:rPr>
-              <w:t>–</w:t>
-            </w:r>
-            <w:proofErr w:type="spellStart"/>
-            <w:r>
-              <w:rPr>
-                <w:rFonts w:ascii="BRH Devanagari Extra" w:hAnsi="BRH Devanagari Extra" w:cs="BRH Devanagari Extra"/>
-                <w:color w:val="000000"/>
-                <w:sz w:val="40"/>
-                <w:szCs w:val="40"/>
-              </w:rPr>
-              <w:t>miÉÉÈ</w:t>
-            </w:r>
-            <w:proofErr w:type="spellEnd"/>
-            <w:r>
-              <w:rPr>
-                <w:rFonts w:ascii="BRH Devanagari Extra" w:hAnsi="BRH Devanagari Extra" w:cs="BRH Devanagari Extra"/>
-                <w:color w:val="000000"/>
-                <w:sz w:val="40"/>
-                <w:szCs w:val="40"/>
-              </w:rPr>
-              <w:t xml:space="preserve"> </w:t>
-            </w:r>
-            <w:proofErr w:type="spellStart"/>
-            <w:r>
-              <w:rPr>
-                <w:rFonts w:ascii="BRH Devanagari Extra" w:hAnsi="BRH Devanagari Extra" w:cs="BRH Devanagari Extra"/>
-                <w:color w:val="000000"/>
-                <w:sz w:val="40"/>
-                <w:szCs w:val="40"/>
-              </w:rPr>
-              <w:t>xÉþqÉÉ</w:t>
-            </w:r>
-            <w:proofErr w:type="spellEnd"/>
-            <w:r>
-              <w:rPr>
-                <w:rFonts w:ascii="BRH Malayalam Extra" w:hAnsi="BRH Malayalam Extra" w:cs="BRH Devanagari Extra"/>
-                <w:color w:val="000000"/>
-                <w:sz w:val="30"/>
-                <w:szCs w:val="40"/>
-              </w:rPr>
-              <w:t>–</w:t>
-            </w:r>
-            <w:proofErr w:type="spellStart"/>
-            <w:r>
-              <w:rPr>
-                <w:rFonts w:ascii="BRH Devanagari Extra" w:hAnsi="BRH Devanagari Extra" w:cs="BRH Devanagari Extra"/>
-                <w:color w:val="000000"/>
-                <w:sz w:val="40"/>
-                <w:szCs w:val="40"/>
-              </w:rPr>
-              <w:t>lÉqÉÔÿSèïklÉÏÈ</w:t>
-            </w:r>
-            <w:proofErr w:type="spellEnd"/>
-            <w:r>
-              <w:rPr>
-                <w:rFonts w:ascii="BRH Devanagari Extra" w:hAnsi="BRH Devanagari Extra" w:cs="BRH Devanagari Extra"/>
-                <w:color w:val="000000"/>
-                <w:sz w:val="40"/>
-                <w:szCs w:val="40"/>
-              </w:rPr>
-              <w:t xml:space="preserve"> | </w:t>
+            <w:r>
+              <w:rPr>
+                <w:rFonts w:ascii="BRH Devanagari Extra" w:hAnsi="BRH Devanagari Extra" w:cs="BRH Devanagari Extra"/>
+                <w:color w:val="000000"/>
+                <w:sz w:val="40"/>
+                <w:szCs w:val="40"/>
+              </w:rPr>
+              <w:t>YsÉ×</w:t>
+            </w:r>
+            <w:r>
+              <w:rPr>
+                <w:rFonts w:ascii="BRH Malayalam Extra" w:hAnsi="BRH Malayalam Extra" w:cs="BRH Devanagari Extra"/>
+                <w:color w:val="000000"/>
+                <w:sz w:val="30"/>
+                <w:szCs w:val="40"/>
+              </w:rPr>
+              <w:t>–</w:t>
+            </w:r>
+            <w:r>
+              <w:rPr>
+                <w:rFonts w:ascii="BRH Devanagari Extra" w:hAnsi="BRH Devanagari Extra" w:cs="BRH Devanagari Extra"/>
+                <w:color w:val="000000"/>
+                <w:sz w:val="40"/>
+                <w:szCs w:val="40"/>
+              </w:rPr>
+              <w:t>miÉÉÈ xÉþqÉÉ</w:t>
+            </w:r>
+            <w:r>
+              <w:rPr>
+                <w:rFonts w:ascii="BRH Malayalam Extra" w:hAnsi="BRH Malayalam Extra" w:cs="BRH Devanagari Extra"/>
+                <w:color w:val="000000"/>
+                <w:sz w:val="30"/>
+                <w:szCs w:val="40"/>
+              </w:rPr>
+              <w:t>–</w:t>
+            </w:r>
+            <w:r>
+              <w:rPr>
+                <w:rFonts w:ascii="BRH Devanagari Extra" w:hAnsi="BRH Devanagari Extra" w:cs="BRH Devanagari Extra"/>
+                <w:color w:val="000000"/>
+                <w:sz w:val="40"/>
+                <w:szCs w:val="40"/>
+              </w:rPr>
+              <w:t xml:space="preserve">lÉqÉÔÿSèïklÉÏÈ | </w:t>
             </w:r>
           </w:p>
           <w:p>
@@ -5813,7 +4886,6 @@
                 <w:lang w:val="en-IN" w:eastAsia="en-IN" w:bidi="ml-IN"/>
               </w:rPr>
             </w:pPr>
-            <w:proofErr w:type="spellStart"/>
             <w:r>
               <w:rPr>
                 <w:rFonts w:ascii="BRH Devanagari Extra" w:hAnsi="BRH Devanagari Extra" w:cs="BRH Devanagari Extra"/>
@@ -5823,17 +4895,15 @@
               </w:rPr>
               <w:t>xÉ</w:t>
             </w:r>
-            <w:proofErr w:type="spellEnd"/>
-            <w:r>
-              <w:rPr>
-                <w:rFonts w:ascii="BRH Malayalam Extra" w:hAnsi="BRH Malayalam Extra" w:cs="BRH Devanagari Extra"/>
-                <w:color w:val="000000"/>
-                <w:sz w:val="30"/>
-                <w:szCs w:val="40"/>
-              </w:rPr>
-              <w:t>–</w:t>
-            </w:r>
-            <w:proofErr w:type="spellStart"/>
+            <w:r>
+              <w:rPr>
+                <w:rFonts w:ascii="BRH Malayalam Extra" w:hAnsi="BRH Malayalam Extra" w:cs="BRH Devanagari Extra"/>
+                <w:color w:val="000000"/>
+                <w:sz w:val="30"/>
+                <w:szCs w:val="40"/>
+              </w:rPr>
+              <w:t>–</w:t>
+            </w:r>
             <w:r>
               <w:rPr>
                 <w:rFonts w:ascii="BRH Devanagari Extra" w:hAnsi="BRH Devanagari Extra" w:cs="BRH Devanagari Extra"/>
@@ -5843,17 +4913,15 @@
               </w:rPr>
               <w:t>qÉÉ</w:t>
             </w:r>
-            <w:proofErr w:type="spellEnd"/>
-            <w:r>
-              <w:rPr>
-                <w:rFonts w:ascii="BRH Malayalam Extra" w:hAnsi="BRH Malayalam Extra" w:cs="BRH Devanagari Extra"/>
-                <w:color w:val="000000"/>
-                <w:sz w:val="30"/>
-                <w:szCs w:val="40"/>
-              </w:rPr>
-              <w:t>–</w:t>
-            </w:r>
-            <w:proofErr w:type="spellStart"/>
+            <w:r>
+              <w:rPr>
+                <w:rFonts w:ascii="BRH Malayalam Extra" w:hAnsi="BRH Malayalam Extra" w:cs="BRH Devanagari Extra"/>
+                <w:color w:val="000000"/>
+                <w:sz w:val="30"/>
+                <w:szCs w:val="40"/>
+              </w:rPr>
+              <w:t>–</w:t>
+            </w:r>
             <w:r>
               <w:rPr>
                 <w:rFonts w:ascii="BRH Devanagari Extra" w:hAnsi="BRH Devanagari Extra" w:cs="BRH Devanagari Extra"/>
@@ -5882,35 +4950,23 @@
               </w:rPr>
               <w:t>ÏU</w:t>
             </w:r>
-            <w:proofErr w:type="spellEnd"/>
-            <w:r>
-              <w:rPr>
-                <w:rFonts w:ascii="BRH Malayalam Extra" w:hAnsi="BRH Malayalam Extra" w:cs="BRH Devanagari Extra"/>
-                <w:color w:val="000000"/>
-                <w:sz w:val="30"/>
-                <w:szCs w:val="40"/>
-              </w:rPr>
-              <w:t>–</w:t>
-            </w:r>
-            <w:proofErr w:type="spellStart"/>
-            <w:r>
-              <w:rPr>
-                <w:rFonts w:ascii="BRH Devanagari Extra" w:hAnsi="BRH Devanagari Extra" w:cs="BRH Devanagari Extra"/>
-                <w:color w:val="000000"/>
-                <w:sz w:val="40"/>
-                <w:szCs w:val="40"/>
-              </w:rPr>
-              <w:t>ÍpÉ</w:t>
-            </w:r>
-            <w:proofErr w:type="spellEnd"/>
-            <w:r>
-              <w:rPr>
-                <w:rFonts w:ascii="BRH Devanagari Extra" w:hAnsi="BRH Devanagari Extra" w:cs="BRH Devanagari Extra"/>
-                <w:color w:val="000000"/>
-                <w:sz w:val="40"/>
-                <w:szCs w:val="40"/>
-              </w:rPr>
-              <w:t xml:space="preserve"> |</w:t>
+            <w:r>
+              <w:rPr>
+                <w:rFonts w:ascii="BRH Malayalam Extra" w:hAnsi="BRH Malayalam Extra" w:cs="BRH Devanagari Extra"/>
+                <w:color w:val="000000"/>
+                <w:sz w:val="30"/>
+                <w:szCs w:val="40"/>
+              </w:rPr>
+              <w:t>–</w:t>
+            </w:r>
+            <w:r>
+              <w:rPr>
+                <w:rFonts w:ascii="BRH Devanagari Extra" w:hAnsi="BRH Devanagari Extra" w:cs="BRH Devanagari Extra"/>
+                <w:color w:val="000000"/>
+                <w:sz w:val="40"/>
+                <w:szCs w:val="40"/>
+              </w:rPr>
+              <w:t>ÍpÉ |</w:t>
             </w:r>
             <w:r>
               <w:rPr>
@@ -6130,7 +5186,6 @@
               </w:rPr>
               <w:t>–</w:t>
             </w:r>
-            <w:proofErr w:type="spellStart"/>
             <w:r>
               <w:rPr>
                 <w:rFonts w:ascii="BRH Devanagari Extra" w:hAnsi="BRH Devanagari Extra" w:cs="BRH Devanagari Extra"/>
@@ -6140,57 +5195,24 @@
               </w:rPr>
               <w:t>hÉ</w:t>
             </w:r>
-            <w:proofErr w:type="spellEnd"/>
-            <w:r>
-              <w:rPr>
-                <w:rFonts w:ascii="BRH Malayalam Extra" w:hAnsi="BRH Malayalam Extra" w:cs="BRH Devanagari Extra"/>
-                <w:color w:val="000000"/>
-                <w:sz w:val="30"/>
-                <w:szCs w:val="40"/>
-              </w:rPr>
-              <w:t>–</w:t>
-            </w:r>
-            <w:proofErr w:type="spellStart"/>
-            <w:r>
-              <w:rPr>
-                <w:rFonts w:ascii="BRH Devanagari Extra" w:hAnsi="BRH Devanagari Extra" w:cs="BRH Devanagari Extra"/>
-                <w:color w:val="000000"/>
-                <w:sz w:val="40"/>
-                <w:szCs w:val="40"/>
-              </w:rPr>
-              <w:t>uÉ</w:t>
-            </w:r>
-            <w:proofErr w:type="spellEnd"/>
-            <w:r>
-              <w:rPr>
-                <w:rFonts w:ascii="BRH Devanagari Extra" w:hAnsi="BRH Devanagari Extra" w:cs="BRH Devanagari Extra"/>
-                <w:color w:val="000000"/>
-                <w:sz w:val="40"/>
-                <w:szCs w:val="40"/>
-              </w:rPr>
-              <w:t xml:space="preserve"> </w:t>
-            </w:r>
-            <w:proofErr w:type="spellStart"/>
-            <w:r>
-              <w:rPr>
-                <w:rFonts w:ascii="BRH Devanagari Extra" w:hAnsi="BRH Devanagari Extra" w:cs="BRH Devanagari Extra"/>
-                <w:color w:val="000000"/>
-                <w:sz w:val="40"/>
-                <w:szCs w:val="40"/>
-              </w:rPr>
-              <w:t>CÌiÉþ</w:t>
-            </w:r>
-            <w:proofErr w:type="spellEnd"/>
-            <w:r>
-              <w:rPr>
-                <w:rFonts w:ascii="BRH Devanagari Extra" w:hAnsi="BRH Devanagari Extra" w:cs="BRH Devanagari Extra"/>
-                <w:color w:val="000000"/>
-                <w:sz w:val="40"/>
-                <w:szCs w:val="40"/>
-              </w:rPr>
-              <w:t xml:space="preserve"> </w:t>
-            </w:r>
-            <w:proofErr w:type="spellStart"/>
+            <w:r>
+              <w:rPr>
+                <w:rFonts w:ascii="BRH Malayalam Extra" w:hAnsi="BRH Malayalam Extra" w:cs="BRH Devanagari Extra"/>
+                <w:color w:val="000000"/>
+                <w:sz w:val="30"/>
+                <w:szCs w:val="40"/>
+              </w:rPr>
+              <w:t>–</w:t>
+            </w:r>
+            <w:r>
+              <w:rPr>
+                <w:rFonts w:ascii="BRH Devanagari Extra" w:hAnsi="BRH Devanagari Extra" w:cs="BRH Devanagari Extra"/>
+                <w:color w:val="000000"/>
+                <w:sz w:val="40"/>
+                <w:szCs w:val="40"/>
+              </w:rPr>
+              <w:t xml:space="preserve">uÉ CÌiÉþ </w:t>
+            </w:r>
             <w:r>
               <w:rPr>
                 <w:rFonts w:ascii="BRH Devanagari Extra" w:hAnsi="BRH Devanagari Extra" w:cs="BRH Devanagari Extra"/>
@@ -6201,7 +5223,6 @@
               </w:rPr>
               <w:t>Ì§ÉhÉ</w:t>
             </w:r>
-            <w:proofErr w:type="spellEnd"/>
             <w:r>
               <w:rPr>
                 <w:rFonts w:ascii="BRH Malayalam Extra" w:hAnsi="BRH Malayalam Extra" w:cs="BRH Devanagari Extra"/>
@@ -6212,7 +5233,6 @@
               </w:rPr>
               <w:t>–</w:t>
             </w:r>
-            <w:proofErr w:type="spellStart"/>
             <w:r>
               <w:rPr>
                 <w:rFonts w:ascii="BRH Devanagari Extra" w:hAnsi="BRH Devanagari Extra" w:cs="BRH Devanagari Extra"/>
@@ -6223,7 +5243,6 @@
               </w:rPr>
               <w:t>uÉÈ</w:t>
             </w:r>
-            <w:proofErr w:type="spellEnd"/>
             <w:r>
               <w:rPr>
                 <w:rFonts w:ascii="BRH Devanagari Extra" w:hAnsi="BRH Devanagari Extra" w:cs="BRH Devanagari Extra"/>
@@ -6272,7 +5291,6 @@
               </w:rPr>
               <w:t>–</w:t>
             </w:r>
-            <w:proofErr w:type="spellStart"/>
             <w:r>
               <w:rPr>
                 <w:rFonts w:ascii="BRH Devanagari Extra" w:hAnsi="BRH Devanagari Extra" w:cs="BRH Devanagari Extra"/>
@@ -6282,55 +5300,23 @@
               </w:rPr>
               <w:t>hÉ</w:t>
             </w:r>
-            <w:proofErr w:type="spellEnd"/>
-            <w:r>
-              <w:rPr>
-                <w:rFonts w:ascii="BRH Malayalam Extra" w:hAnsi="BRH Malayalam Extra" w:cs="BRH Devanagari Extra"/>
-                <w:color w:val="000000"/>
-                <w:sz w:val="30"/>
-                <w:szCs w:val="40"/>
-              </w:rPr>
-              <w:t>–</w:t>
-            </w:r>
-            <w:proofErr w:type="spellStart"/>
-            <w:r>
-              <w:rPr>
-                <w:rFonts w:ascii="BRH Devanagari Extra" w:hAnsi="BRH Devanagari Extra" w:cs="BRH Devanagari Extra"/>
-                <w:color w:val="000000"/>
-                <w:sz w:val="40"/>
-                <w:szCs w:val="40"/>
-              </w:rPr>
-              <w:t>uÉ</w:t>
-            </w:r>
-            <w:proofErr w:type="spellEnd"/>
-            <w:r>
-              <w:rPr>
-                <w:rFonts w:ascii="BRH Devanagari Extra" w:hAnsi="BRH Devanagari Extra" w:cs="BRH Devanagari Extra"/>
-                <w:color w:val="000000"/>
-                <w:sz w:val="40"/>
-                <w:szCs w:val="40"/>
-              </w:rPr>
-              <w:t xml:space="preserve"> </w:t>
-            </w:r>
-            <w:proofErr w:type="spellStart"/>
-            <w:r>
-              <w:rPr>
-                <w:rFonts w:ascii="BRH Devanagari Extra" w:hAnsi="BRH Devanagari Extra" w:cs="BRH Devanagari Extra"/>
-                <w:color w:val="000000"/>
-                <w:sz w:val="40"/>
-                <w:szCs w:val="40"/>
-              </w:rPr>
-              <w:t>CÌiÉþ</w:t>
-            </w:r>
-            <w:proofErr w:type="spellEnd"/>
-            <w:r>
-              <w:rPr>
-                <w:rFonts w:ascii="BRH Devanagari Extra" w:hAnsi="BRH Devanagari Extra" w:cs="BRH Devanagari Extra"/>
-                <w:color w:val="000000"/>
-                <w:sz w:val="40"/>
-                <w:szCs w:val="40"/>
-              </w:rPr>
-              <w:t xml:space="preserve"> </w:t>
+            <w:r>
+              <w:rPr>
+                <w:rFonts w:ascii="BRH Malayalam Extra" w:hAnsi="BRH Malayalam Extra" w:cs="BRH Devanagari Extra"/>
+                <w:color w:val="000000"/>
+                <w:sz w:val="30"/>
+                <w:szCs w:val="40"/>
+              </w:rPr>
+              <w:t>–</w:t>
+            </w:r>
+            <w:r>
+              <w:rPr>
+                <w:rFonts w:ascii="BRH Devanagari Extra" w:hAnsi="BRH Devanagari Extra" w:cs="BRH Devanagari Extra"/>
+                <w:color w:val="000000"/>
+                <w:sz w:val="40"/>
+                <w:szCs w:val="40"/>
+              </w:rPr>
+              <w:t xml:space="preserve">uÉ CÌiÉþ </w:t>
             </w:r>
             <w:r>
               <w:rPr>
@@ -6340,42 +5326,28 @@
                 <w:szCs w:val="40"/>
                 <w:highlight w:val="green"/>
               </w:rPr>
-              <w:t xml:space="preserve">Ì§É - </w:t>
-            </w:r>
-            <w:proofErr w:type="spellStart"/>
-            <w:r>
-              <w:rPr>
-                <w:rFonts w:ascii="BRH Devanagari Extra" w:hAnsi="BRH Devanagari Extra" w:cs="BRH Devanagari Extra"/>
-                <w:color w:val="000000"/>
-                <w:sz w:val="40"/>
+              <w:t>Ì§É - lÉ</w:t>
+            </w:r>
+            <w:r>
+              <w:rPr>
+                <w:rFonts w:ascii="BRH Malayalam Extra" w:hAnsi="BRH Malayalam Extra" w:cs="BRH Devanagari Extra"/>
+                <w:color w:val="000000"/>
+                <w:sz w:val="30"/>
                 <w:szCs w:val="40"/>
                 <w:highlight w:val="green"/>
               </w:rPr>
-              <w:t>lÉ</w:t>
-            </w:r>
-            <w:proofErr w:type="spellEnd"/>
-            <w:r>
-              <w:rPr>
-                <w:rFonts w:ascii="BRH Malayalam Extra" w:hAnsi="BRH Malayalam Extra" w:cs="BRH Devanagari Extra"/>
-                <w:color w:val="000000"/>
-                <w:sz w:val="30"/>
+              <w:t>–</w:t>
+            </w:r>
+            <w:r>
+              <w:rPr>
+                <w:rFonts w:ascii="BRH Devanagari Extra" w:hAnsi="BRH Devanagari Extra" w:cs="BRH Devanagari Extra"/>
+                <w:color w:val="000000"/>
+                <w:sz w:val="40"/>
                 <w:szCs w:val="40"/>
                 <w:highlight w:val="green"/>
               </w:rPr>
-              <w:t>–</w:t>
-            </w:r>
-            <w:proofErr w:type="spellStart"/>
-            <w:r>
-              <w:rPr>
-                <w:rFonts w:ascii="BRH Devanagari Extra" w:hAnsi="BRH Devanagari Extra" w:cs="BRH Devanagari Extra"/>
-                <w:color w:val="000000"/>
-                <w:sz w:val="40"/>
-                <w:szCs w:val="40"/>
-                <w:highlight w:val="green"/>
-              </w:rPr>
               <w:t>uÉÈ</w:t>
             </w:r>
-            <w:proofErr w:type="spellEnd"/>
             <w:r>
               <w:rPr>
                 <w:rFonts w:ascii="BRH Devanagari Extra" w:hAnsi="BRH Devanagari Extra" w:cs="BRH Devanagari Extra"/>
@@ -6530,7 +5502,6 @@
                 <w:szCs w:val="40"/>
               </w:rPr>
             </w:pPr>
-            <w:proofErr w:type="spellStart"/>
             <w:r>
               <w:rPr>
                 <w:rFonts w:ascii="BRH Devanagari Extra" w:hAnsi="BRH Devanagari Extra" w:cs="BRH Devanagari Extra"/>
@@ -6540,106 +5511,51 @@
               </w:rPr>
               <w:t>mÉë</w:t>
             </w:r>
-            <w:proofErr w:type="spellEnd"/>
-            <w:r>
-              <w:rPr>
-                <w:rFonts w:ascii="BRH Malayalam Extra" w:hAnsi="BRH Malayalam Extra" w:cs="BRH Devanagari Extra"/>
-                <w:color w:val="000000"/>
-                <w:sz w:val="30"/>
-                <w:szCs w:val="40"/>
-              </w:rPr>
-              <w:t>–</w:t>
-            </w:r>
-            <w:proofErr w:type="spellStart"/>
-            <w:r>
-              <w:rPr>
-                <w:rFonts w:ascii="BRH Devanagari Extra" w:hAnsi="BRH Devanagari Extra" w:cs="BRH Devanagari Extra"/>
-                <w:color w:val="000000"/>
-                <w:sz w:val="40"/>
-                <w:szCs w:val="40"/>
-              </w:rPr>
-              <w:t>eÉÉÈ</w:t>
-            </w:r>
-            <w:proofErr w:type="spellEnd"/>
-            <w:r>
-              <w:rPr>
-                <w:rFonts w:ascii="BRH Devanagari Extra" w:hAnsi="BRH Devanagari Extra" w:cs="BRH Devanagari Extra"/>
-                <w:color w:val="000000"/>
-                <w:sz w:val="40"/>
-                <w:szCs w:val="40"/>
-              </w:rPr>
-              <w:t xml:space="preserve"> </w:t>
-            </w:r>
-            <w:proofErr w:type="spellStart"/>
-            <w:r>
-              <w:rPr>
-                <w:rFonts w:ascii="BRH Devanagari Extra" w:hAnsi="BRH Devanagari Extra" w:cs="BRH Devanagari Extra"/>
-                <w:color w:val="000000"/>
-                <w:sz w:val="40"/>
-                <w:szCs w:val="40"/>
-              </w:rPr>
-              <w:t>xmÉ</w:t>
-            </w:r>
-            <w:proofErr w:type="spellEnd"/>
-            <w:r>
-              <w:rPr>
-                <w:rFonts w:ascii="BRH Devanagari Extra" w:hAnsi="BRH Devanagari Extra" w:cs="BRH Devanagari Extra"/>
-                <w:color w:val="000000"/>
-                <w:sz w:val="40"/>
-                <w:szCs w:val="40"/>
-              </w:rPr>
-              <w:t>×</w:t>
-            </w:r>
-            <w:r>
-              <w:rPr>
-                <w:rFonts w:ascii="BRH Malayalam Extra" w:hAnsi="BRH Malayalam Extra" w:cs="BRH Devanagari Extra"/>
-                <w:color w:val="000000"/>
-                <w:sz w:val="30"/>
-                <w:szCs w:val="40"/>
-              </w:rPr>
-              <w:t>–</w:t>
-            </w:r>
-            <w:proofErr w:type="spellStart"/>
-            <w:r>
-              <w:rPr>
-                <w:rFonts w:ascii="BRH Devanagari Extra" w:hAnsi="BRH Devanagari Extra" w:cs="BRH Devanagari Extra"/>
-                <w:color w:val="000000"/>
-                <w:sz w:val="40"/>
-                <w:szCs w:val="40"/>
-              </w:rPr>
-              <w:t>iÉÉÈ</w:t>
-            </w:r>
-            <w:proofErr w:type="spellEnd"/>
-            <w:r>
-              <w:rPr>
-                <w:rFonts w:ascii="BRH Devanagari Extra" w:hAnsi="BRH Devanagari Extra" w:cs="BRH Devanagari Extra"/>
-                <w:color w:val="000000"/>
-                <w:sz w:val="40"/>
-                <w:szCs w:val="40"/>
-              </w:rPr>
-              <w:t xml:space="preserve"> | </w:t>
-            </w:r>
-            <w:proofErr w:type="spellStart"/>
-            <w:r>
-              <w:rPr>
-                <w:rFonts w:ascii="BRH Devanagari Extra" w:hAnsi="BRH Devanagari Extra" w:cs="BRH Devanagari Extra"/>
-                <w:color w:val="000000"/>
-                <w:sz w:val="40"/>
-                <w:szCs w:val="40"/>
-              </w:rPr>
-              <w:t>mÉë</w:t>
-            </w:r>
-            <w:proofErr w:type="spellEnd"/>
-            <w:r>
-              <w:rPr>
-                <w:rFonts w:ascii="BRH Malayalam Extra" w:hAnsi="BRH Malayalam Extra" w:cs="BRH Devanagari Extra"/>
-                <w:color w:val="000000"/>
-                <w:sz w:val="30"/>
-                <w:szCs w:val="40"/>
-              </w:rPr>
-              <w:t>–</w:t>
-            </w:r>
-            <w:proofErr w:type="spellStart"/>
+            <w:r>
+              <w:rPr>
+                <w:rFonts w:ascii="BRH Malayalam Extra" w:hAnsi="BRH Malayalam Extra" w:cs="BRH Devanagari Extra"/>
+                <w:color w:val="000000"/>
+                <w:sz w:val="30"/>
+                <w:szCs w:val="40"/>
+              </w:rPr>
+              <w:t>–</w:t>
+            </w:r>
+            <w:r>
+              <w:rPr>
+                <w:rFonts w:ascii="BRH Devanagari Extra" w:hAnsi="BRH Devanagari Extra" w:cs="BRH Devanagari Extra"/>
+                <w:color w:val="000000"/>
+                <w:sz w:val="40"/>
+                <w:szCs w:val="40"/>
+              </w:rPr>
+              <w:t>eÉÉÈ xmÉ×</w:t>
+            </w:r>
+            <w:r>
+              <w:rPr>
+                <w:rFonts w:ascii="BRH Malayalam Extra" w:hAnsi="BRH Malayalam Extra" w:cs="BRH Devanagari Extra"/>
+                <w:color w:val="000000"/>
+                <w:sz w:val="30"/>
+                <w:szCs w:val="40"/>
+              </w:rPr>
+              <w:t>–</w:t>
+            </w:r>
+            <w:r>
+              <w:rPr>
+                <w:rFonts w:ascii="BRH Devanagari Extra" w:hAnsi="BRH Devanagari Extra" w:cs="BRH Devanagari Extra"/>
+                <w:color w:val="000000"/>
+                <w:sz w:val="40"/>
+                <w:szCs w:val="40"/>
+              </w:rPr>
+              <w:t>iÉÉÈ | mÉë</w:t>
+            </w:r>
+            <w:r>
+              <w:rPr>
+                <w:rFonts w:ascii="BRH Malayalam Extra" w:hAnsi="BRH Malayalam Extra" w:cs="BRH Devanagari Extra"/>
+                <w:color w:val="000000"/>
+                <w:sz w:val="30"/>
+                <w:szCs w:val="40"/>
+              </w:rPr>
+              <w:t>–</w:t>
+            </w:r>
             <w:r>
               <w:rPr>
                 <w:rFonts w:ascii="BRH Devanagari Extra" w:hAnsi="BRH Devanagari Extra" w:cs="BRH Devanagari Extra"/>
@@ -6650,55 +5566,14 @@
               </w:rPr>
               <w:t>iÉÉ</w:t>
             </w:r>
-            <w:proofErr w:type="spellEnd"/>
-            <w:r>
-              <w:rPr>
-                <w:rFonts w:ascii="BRH Devanagari Extra" w:hAnsi="BRH Devanagari Extra" w:cs="BRH Devanagari Extra"/>
-                <w:color w:val="000000"/>
-                <w:sz w:val="40"/>
-                <w:szCs w:val="40"/>
-              </w:rPr>
-              <w:t xml:space="preserve"> </w:t>
-            </w:r>
-            <w:proofErr w:type="spellStart"/>
-            <w:r>
-              <w:rPr>
-                <w:rFonts w:ascii="BRH Devanagari Extra" w:hAnsi="BRH Devanagari Extra" w:cs="BRH Devanagari Extra"/>
-                <w:color w:val="000000"/>
-                <w:sz w:val="40"/>
-                <w:szCs w:val="40"/>
-              </w:rPr>
-              <w:t>CÌiÉþ</w:t>
-            </w:r>
-            <w:proofErr w:type="spellEnd"/>
-            <w:r>
-              <w:rPr>
-                <w:rFonts w:ascii="BRH Devanagari Extra" w:hAnsi="BRH Devanagari Extra" w:cs="BRH Devanagari Extra"/>
-                <w:color w:val="000000"/>
-                <w:sz w:val="40"/>
-                <w:szCs w:val="40"/>
-              </w:rPr>
-              <w:t xml:space="preserve"> </w:t>
-            </w:r>
-            <w:proofErr w:type="spellStart"/>
-            <w:r>
-              <w:rPr>
-                <w:rFonts w:ascii="BRH Devanagari Extra" w:hAnsi="BRH Devanagari Extra" w:cs="BRH Devanagari Extra"/>
-                <w:color w:val="000000"/>
-                <w:sz w:val="40"/>
-                <w:szCs w:val="40"/>
-              </w:rPr>
-              <w:t>mÉë-eÉÉÈ</w:t>
-            </w:r>
-            <w:proofErr w:type="spellEnd"/>
-            <w:r>
-              <w:rPr>
-                <w:rFonts w:ascii="BRH Devanagari Extra" w:hAnsi="BRH Devanagari Extra" w:cs="BRH Devanagari Extra"/>
-                <w:color w:val="000000"/>
-                <w:sz w:val="40"/>
-                <w:szCs w:val="40"/>
-              </w:rPr>
-              <w:t xml:space="preserve"> |</w:t>
+            <w:r>
+              <w:rPr>
+                <w:rFonts w:ascii="BRH Devanagari Extra" w:hAnsi="BRH Devanagari Extra" w:cs="BRH Devanagari Extra"/>
+                <w:color w:val="000000"/>
+                <w:sz w:val="40"/>
+                <w:szCs w:val="40"/>
+              </w:rPr>
+              <w:t xml:space="preserve"> CÌiÉþ mÉë-eÉÉÈ |</w:t>
             </w:r>
           </w:p>
         </w:tc>
@@ -6727,7 +5602,6 @@
                 <w:szCs w:val="40"/>
               </w:rPr>
             </w:pPr>
-            <w:proofErr w:type="spellStart"/>
             <w:r>
               <w:rPr>
                 <w:rFonts w:ascii="BRH Devanagari Extra" w:hAnsi="BRH Devanagari Extra" w:cs="BRH Devanagari Extra"/>
@@ -6737,106 +5611,51 @@
               </w:rPr>
               <w:t>mÉë</w:t>
             </w:r>
-            <w:proofErr w:type="spellEnd"/>
-            <w:r>
-              <w:rPr>
-                <w:rFonts w:ascii="BRH Malayalam Extra" w:hAnsi="BRH Malayalam Extra" w:cs="BRH Devanagari Extra"/>
-                <w:color w:val="000000"/>
-                <w:sz w:val="30"/>
-                <w:szCs w:val="40"/>
-              </w:rPr>
-              <w:t>–</w:t>
-            </w:r>
-            <w:proofErr w:type="spellStart"/>
-            <w:r>
-              <w:rPr>
-                <w:rFonts w:ascii="BRH Devanagari Extra" w:hAnsi="BRH Devanagari Extra" w:cs="BRH Devanagari Extra"/>
-                <w:color w:val="000000"/>
-                <w:sz w:val="40"/>
-                <w:szCs w:val="40"/>
-              </w:rPr>
-              <w:t>eÉÉÈ</w:t>
-            </w:r>
-            <w:proofErr w:type="spellEnd"/>
-            <w:r>
-              <w:rPr>
-                <w:rFonts w:ascii="BRH Devanagari Extra" w:hAnsi="BRH Devanagari Extra" w:cs="BRH Devanagari Extra"/>
-                <w:color w:val="000000"/>
-                <w:sz w:val="40"/>
-                <w:szCs w:val="40"/>
-              </w:rPr>
-              <w:t xml:space="preserve"> </w:t>
-            </w:r>
-            <w:proofErr w:type="spellStart"/>
-            <w:r>
-              <w:rPr>
-                <w:rFonts w:ascii="BRH Devanagari Extra" w:hAnsi="BRH Devanagari Extra" w:cs="BRH Devanagari Extra"/>
-                <w:color w:val="000000"/>
-                <w:sz w:val="40"/>
-                <w:szCs w:val="40"/>
-              </w:rPr>
-              <w:t>xmÉ</w:t>
-            </w:r>
-            <w:proofErr w:type="spellEnd"/>
-            <w:r>
-              <w:rPr>
-                <w:rFonts w:ascii="BRH Devanagari Extra" w:hAnsi="BRH Devanagari Extra" w:cs="BRH Devanagari Extra"/>
-                <w:color w:val="000000"/>
-                <w:sz w:val="40"/>
-                <w:szCs w:val="40"/>
-              </w:rPr>
-              <w:t>×</w:t>
-            </w:r>
-            <w:r>
-              <w:rPr>
-                <w:rFonts w:ascii="BRH Malayalam Extra" w:hAnsi="BRH Malayalam Extra" w:cs="BRH Devanagari Extra"/>
-                <w:color w:val="000000"/>
-                <w:sz w:val="30"/>
-                <w:szCs w:val="40"/>
-              </w:rPr>
-              <w:t>–</w:t>
-            </w:r>
-            <w:proofErr w:type="spellStart"/>
-            <w:r>
-              <w:rPr>
-                <w:rFonts w:ascii="BRH Devanagari Extra" w:hAnsi="BRH Devanagari Extra" w:cs="BRH Devanagari Extra"/>
-                <w:color w:val="000000"/>
-                <w:sz w:val="40"/>
-                <w:szCs w:val="40"/>
-              </w:rPr>
-              <w:t>iÉÉÈ</w:t>
-            </w:r>
-            <w:proofErr w:type="spellEnd"/>
-            <w:r>
-              <w:rPr>
-                <w:rFonts w:ascii="BRH Devanagari Extra" w:hAnsi="BRH Devanagari Extra" w:cs="BRH Devanagari Extra"/>
-                <w:color w:val="000000"/>
-                <w:sz w:val="40"/>
-                <w:szCs w:val="40"/>
-              </w:rPr>
-              <w:t xml:space="preserve"> | </w:t>
-            </w:r>
-            <w:proofErr w:type="spellStart"/>
-            <w:r>
-              <w:rPr>
-                <w:rFonts w:ascii="BRH Devanagari Extra" w:hAnsi="BRH Devanagari Extra" w:cs="BRH Devanagari Extra"/>
-                <w:color w:val="000000"/>
-                <w:sz w:val="40"/>
-                <w:szCs w:val="40"/>
-              </w:rPr>
-              <w:t>mÉë</w:t>
-            </w:r>
-            <w:proofErr w:type="spellEnd"/>
-            <w:r>
-              <w:rPr>
-                <w:rFonts w:ascii="BRH Malayalam Extra" w:hAnsi="BRH Malayalam Extra" w:cs="BRH Devanagari Extra"/>
-                <w:color w:val="000000"/>
-                <w:sz w:val="30"/>
-                <w:szCs w:val="40"/>
-              </w:rPr>
-              <w:t>–</w:t>
-            </w:r>
-            <w:proofErr w:type="spellStart"/>
+            <w:r>
+              <w:rPr>
+                <w:rFonts w:ascii="BRH Malayalam Extra" w:hAnsi="BRH Malayalam Extra" w:cs="BRH Devanagari Extra"/>
+                <w:color w:val="000000"/>
+                <w:sz w:val="30"/>
+                <w:szCs w:val="40"/>
+              </w:rPr>
+              <w:t>–</w:t>
+            </w:r>
+            <w:r>
+              <w:rPr>
+                <w:rFonts w:ascii="BRH Devanagari Extra" w:hAnsi="BRH Devanagari Extra" w:cs="BRH Devanagari Extra"/>
+                <w:color w:val="000000"/>
+                <w:sz w:val="40"/>
+                <w:szCs w:val="40"/>
+              </w:rPr>
+              <w:t>eÉÉÈ xmÉ×</w:t>
+            </w:r>
+            <w:r>
+              <w:rPr>
+                <w:rFonts w:ascii="BRH Malayalam Extra" w:hAnsi="BRH Malayalam Extra" w:cs="BRH Devanagari Extra"/>
+                <w:color w:val="000000"/>
+                <w:sz w:val="30"/>
+                <w:szCs w:val="40"/>
+              </w:rPr>
+              <w:t>–</w:t>
+            </w:r>
+            <w:r>
+              <w:rPr>
+                <w:rFonts w:ascii="BRH Devanagari Extra" w:hAnsi="BRH Devanagari Extra" w:cs="BRH Devanagari Extra"/>
+                <w:color w:val="000000"/>
+                <w:sz w:val="40"/>
+                <w:szCs w:val="40"/>
+              </w:rPr>
+              <w:t>iÉÉÈ | mÉë</w:t>
+            </w:r>
+            <w:r>
+              <w:rPr>
+                <w:rFonts w:ascii="BRH Malayalam Extra" w:hAnsi="BRH Malayalam Extra" w:cs="BRH Devanagari Extra"/>
+                <w:color w:val="000000"/>
+                <w:sz w:val="30"/>
+                <w:szCs w:val="40"/>
+              </w:rPr>
+              <w:t>–</w:t>
+            </w:r>
             <w:r>
               <w:rPr>
                 <w:rFonts w:ascii="BRH Devanagari Extra" w:hAnsi="BRH Devanagari Extra" w:cs="BRH Devanagari Extra"/>
@@ -6847,55 +5666,14 @@
               </w:rPr>
               <w:t>eÉÉ</w:t>
             </w:r>
-            <w:proofErr w:type="spellEnd"/>
-            <w:r>
-              <w:rPr>
-                <w:rFonts w:ascii="BRH Devanagari Extra" w:hAnsi="BRH Devanagari Extra" w:cs="BRH Devanagari Extra"/>
-                <w:color w:val="000000"/>
-                <w:sz w:val="40"/>
-                <w:szCs w:val="40"/>
-              </w:rPr>
-              <w:t xml:space="preserve"> </w:t>
-            </w:r>
-            <w:proofErr w:type="spellStart"/>
-            <w:r>
-              <w:rPr>
-                <w:rFonts w:ascii="BRH Devanagari Extra" w:hAnsi="BRH Devanagari Extra" w:cs="BRH Devanagari Extra"/>
-                <w:color w:val="000000"/>
-                <w:sz w:val="40"/>
-                <w:szCs w:val="40"/>
-              </w:rPr>
-              <w:t>CÌiÉþ</w:t>
-            </w:r>
-            <w:proofErr w:type="spellEnd"/>
-            <w:r>
-              <w:rPr>
-                <w:rFonts w:ascii="BRH Devanagari Extra" w:hAnsi="BRH Devanagari Extra" w:cs="BRH Devanagari Extra"/>
-                <w:color w:val="000000"/>
-                <w:sz w:val="40"/>
-                <w:szCs w:val="40"/>
-              </w:rPr>
-              <w:t xml:space="preserve"> </w:t>
-            </w:r>
-            <w:proofErr w:type="spellStart"/>
-            <w:r>
-              <w:rPr>
-                <w:rFonts w:ascii="BRH Devanagari Extra" w:hAnsi="BRH Devanagari Extra" w:cs="BRH Devanagari Extra"/>
-                <w:color w:val="000000"/>
-                <w:sz w:val="40"/>
-                <w:szCs w:val="40"/>
-              </w:rPr>
-              <w:t>mÉë-eÉÉÈ</w:t>
-            </w:r>
-            <w:proofErr w:type="spellEnd"/>
-            <w:r>
-              <w:rPr>
-                <w:rFonts w:ascii="BRH Devanagari Extra" w:hAnsi="BRH Devanagari Extra" w:cs="BRH Devanagari Extra"/>
-                <w:color w:val="000000"/>
-                <w:sz w:val="40"/>
-                <w:szCs w:val="40"/>
-              </w:rPr>
-              <w:t xml:space="preserve"> |</w:t>
+            <w:r>
+              <w:rPr>
+                <w:rFonts w:ascii="BRH Devanagari Extra" w:hAnsi="BRH Devanagari Extra" w:cs="BRH Devanagari Extra"/>
+                <w:color w:val="000000"/>
+                <w:sz w:val="40"/>
+                <w:szCs w:val="40"/>
+              </w:rPr>
+              <w:t xml:space="preserve"> CÌiÉþ mÉë-eÉÉÈ |</w:t>
             </w:r>
           </w:p>
         </w:tc>
@@ -7042,7 +5820,6 @@
                 <w:szCs w:val="40"/>
               </w:rPr>
             </w:pPr>
-            <w:proofErr w:type="spellStart"/>
             <w:r>
               <w:rPr>
                 <w:rFonts w:ascii="BRH Devanagari Extra" w:hAnsi="BRH Devanagari Extra" w:cs="BRH Devanagari Extra"/>
@@ -7052,17 +5829,15 @@
               </w:rPr>
               <w:t>cÉ</w:t>
             </w:r>
-            <w:proofErr w:type="spellEnd"/>
-            <w:r>
-              <w:rPr>
-                <w:rFonts w:ascii="BRH Malayalam Extra" w:hAnsi="BRH Malayalam Extra" w:cs="BRH Devanagari Extra"/>
-                <w:color w:val="000000"/>
-                <w:sz w:val="30"/>
-                <w:szCs w:val="40"/>
-              </w:rPr>
-              <w:t>–</w:t>
-            </w:r>
-            <w:proofErr w:type="spellStart"/>
+            <w:r>
+              <w:rPr>
+                <w:rFonts w:ascii="BRH Malayalam Extra" w:hAnsi="BRH Malayalam Extra" w:cs="BRH Devanagari Extra"/>
+                <w:color w:val="000000"/>
+                <w:sz w:val="30"/>
+                <w:szCs w:val="40"/>
+              </w:rPr>
+              <w:t>–</w:t>
+            </w:r>
             <w:r>
               <w:rPr>
                 <w:rFonts w:ascii="BRH Devanagari Extra" w:hAnsi="BRH Devanagari Extra" w:cs="BRH Devanagari Extra"/>
@@ -7072,7 +5847,6 @@
               </w:rPr>
               <w:t>iÉÑ</w:t>
             </w:r>
-            <w:proofErr w:type="spellEnd"/>
             <w:r>
               <w:rPr>
                 <w:rFonts w:ascii="BRH Malayalam Extra" w:hAnsi="BRH Malayalam Extra" w:cs="BRH Devanagari Extra"/>
@@ -7100,7 +5874,6 @@
               </w:rPr>
               <w:t>–</w:t>
             </w:r>
-            <w:proofErr w:type="spellStart"/>
             <w:r>
               <w:rPr>
                 <w:rFonts w:ascii="BRH Devanagari Extra" w:hAnsi="BRH Devanagari Extra" w:cs="BRH Devanagari Extra"/>
@@ -7110,7 +5883,6 @@
               </w:rPr>
               <w:t>iuÉÉ</w:t>
             </w:r>
-            <w:proofErr w:type="spellEnd"/>
             <w:r>
               <w:rPr>
                 <w:rFonts w:ascii="BRH Malayalam Extra" w:hAnsi="BRH Malayalam Extra" w:cs="BRH Devanagari Extra"/>
@@ -7138,7 +5910,6 @@
               </w:rPr>
               <w:t>–</w:t>
             </w:r>
-            <w:proofErr w:type="spellStart"/>
             <w:r>
               <w:rPr>
                 <w:rFonts w:ascii="BRH Devanagari Extra" w:hAnsi="BRH Devanagari Extra" w:cs="BRH Devanagari Extra"/>
@@ -7148,45 +5919,23 @@
               </w:rPr>
               <w:t>óè</w:t>
             </w:r>
-            <w:proofErr w:type="spellEnd"/>
-            <w:r>
-              <w:rPr>
-                <w:rFonts w:ascii="BRH Malayalam Extra" w:hAnsi="BRH Malayalam Extra" w:cs="BRH Devanagari Extra"/>
-                <w:color w:val="000000"/>
-                <w:sz w:val="30"/>
-                <w:szCs w:val="40"/>
-              </w:rPr>
-              <w:t>–</w:t>
-            </w:r>
-            <w:proofErr w:type="spellStart"/>
-            <w:r>
-              <w:rPr>
-                <w:rFonts w:ascii="BRH Devanagari Extra" w:hAnsi="BRH Devanagari Extra" w:cs="BRH Devanagari Extra"/>
-                <w:color w:val="000000"/>
-                <w:sz w:val="40"/>
-                <w:szCs w:val="40"/>
-              </w:rPr>
-              <w:t>zÉÈ</w:t>
-            </w:r>
-            <w:proofErr w:type="spellEnd"/>
-            <w:r>
-              <w:rPr>
-                <w:rFonts w:ascii="BRH Devanagari Extra" w:hAnsi="BRH Devanagari Extra" w:cs="BRH Devanagari Extra"/>
-                <w:color w:val="000000"/>
-                <w:sz w:val="40"/>
-                <w:szCs w:val="40"/>
-              </w:rPr>
-              <w:t xml:space="preserve"> </w:t>
-            </w:r>
-            <w:proofErr w:type="spellStart"/>
-            <w:r>
-              <w:rPr>
-                <w:rFonts w:ascii="BRH Devanagari Extra" w:hAnsi="BRH Devanagari Extra" w:cs="BRH Devanagari Extra"/>
-                <w:color w:val="000000"/>
-                <w:sz w:val="40"/>
-                <w:szCs w:val="40"/>
-              </w:rPr>
-              <w:t>xiÉÉå</w:t>
+            <w:r>
+              <w:rPr>
+                <w:rFonts w:ascii="BRH Malayalam Extra" w:hAnsi="BRH Malayalam Extra" w:cs="BRH Devanagari Extra"/>
+                <w:color w:val="000000"/>
+                <w:sz w:val="30"/>
+                <w:szCs w:val="40"/>
+              </w:rPr>
+              <w:t>–</w:t>
+            </w:r>
+            <w:r>
+              <w:rPr>
+                <w:rFonts w:ascii="BRH Devanagari Extra" w:hAnsi="BRH Devanagari Extra" w:cs="BRH Devanagari Extra"/>
+                <w:color w:val="000000"/>
+                <w:sz w:val="40"/>
+                <w:szCs w:val="40"/>
+              </w:rPr>
+              <w:t>zÉÈ xiÉÉå</w:t>
             </w:r>
             <w:r>
               <w:rPr>
@@ -7198,7 +5947,6 @@
               </w:rPr>
               <w:t>qÉþ</w:t>
             </w:r>
-            <w:proofErr w:type="spellEnd"/>
             <w:r>
               <w:rPr>
                 <w:rFonts w:ascii="BRH Devanagari Extra" w:hAnsi="BRH Devanagari Extra" w:cs="BRH Devanagari Extra"/>
@@ -7235,7 +5983,6 @@
                 <w:szCs w:val="40"/>
               </w:rPr>
             </w:pPr>
-            <w:proofErr w:type="spellStart"/>
             <w:r>
               <w:rPr>
                 <w:rFonts w:ascii="BRH Devanagari Extra" w:hAnsi="BRH Devanagari Extra" w:cs="BRH Devanagari Extra"/>
@@ -7245,17 +5992,15 @@
               </w:rPr>
               <w:t>cÉ</w:t>
             </w:r>
-            <w:proofErr w:type="spellEnd"/>
-            <w:r>
-              <w:rPr>
-                <w:rFonts w:ascii="BRH Malayalam Extra" w:hAnsi="BRH Malayalam Extra" w:cs="BRH Devanagari Extra"/>
-                <w:color w:val="000000"/>
-                <w:sz w:val="30"/>
-                <w:szCs w:val="40"/>
-              </w:rPr>
-              <w:t>–</w:t>
-            </w:r>
-            <w:proofErr w:type="spellStart"/>
+            <w:r>
+              <w:rPr>
+                <w:rFonts w:ascii="BRH Malayalam Extra" w:hAnsi="BRH Malayalam Extra" w:cs="BRH Devanagari Extra"/>
+                <w:color w:val="000000"/>
+                <w:sz w:val="30"/>
+                <w:szCs w:val="40"/>
+              </w:rPr>
+              <w:t>–</w:t>
+            </w:r>
             <w:r>
               <w:rPr>
                 <w:rFonts w:ascii="BRH Devanagari Extra" w:hAnsi="BRH Devanagari Extra" w:cs="BRH Devanagari Extra"/>
@@ -7265,7 +6010,6 @@
               </w:rPr>
               <w:t>iÉÑ</w:t>
             </w:r>
-            <w:proofErr w:type="spellEnd"/>
             <w:r>
               <w:rPr>
                 <w:rFonts w:ascii="BRH Malayalam Extra" w:hAnsi="BRH Malayalam Extra" w:cs="BRH Devanagari Extra"/>
@@ -7293,7 +6037,6 @@
               </w:rPr>
               <w:t>–</w:t>
             </w:r>
-            <w:proofErr w:type="spellStart"/>
             <w:r>
               <w:rPr>
                 <w:rFonts w:ascii="BRH Devanagari Extra" w:hAnsi="BRH Devanagari Extra" w:cs="BRH Devanagari Extra"/>
@@ -7303,7 +6046,6 @@
               </w:rPr>
               <w:t>iuÉÉ</w:t>
             </w:r>
-            <w:proofErr w:type="spellEnd"/>
             <w:r>
               <w:rPr>
                 <w:rFonts w:ascii="BRH Malayalam Extra" w:hAnsi="BRH Malayalam Extra" w:cs="BRH Devanagari Extra"/>
@@ -7331,7 +6073,6 @@
               </w:rPr>
               <w:t>–</w:t>
             </w:r>
-            <w:proofErr w:type="spellStart"/>
             <w:r>
               <w:rPr>
                 <w:rFonts w:ascii="BRH Devanagari Extra" w:hAnsi="BRH Devanagari Extra" w:cs="BRH Devanagari Extra"/>
@@ -7341,45 +6082,23 @@
               </w:rPr>
               <w:t>óè</w:t>
             </w:r>
-            <w:proofErr w:type="spellEnd"/>
-            <w:r>
-              <w:rPr>
-                <w:rFonts w:ascii="BRH Malayalam Extra" w:hAnsi="BRH Malayalam Extra" w:cs="BRH Devanagari Extra"/>
-                <w:color w:val="000000"/>
-                <w:sz w:val="30"/>
-                <w:szCs w:val="40"/>
-              </w:rPr>
-              <w:t>–</w:t>
-            </w:r>
-            <w:proofErr w:type="spellStart"/>
-            <w:r>
-              <w:rPr>
-                <w:rFonts w:ascii="BRH Devanagari Extra" w:hAnsi="BRH Devanagari Extra" w:cs="BRH Devanagari Extra"/>
-                <w:color w:val="000000"/>
-                <w:sz w:val="40"/>
-                <w:szCs w:val="40"/>
-              </w:rPr>
-              <w:t>zÉÈ</w:t>
-            </w:r>
-            <w:proofErr w:type="spellEnd"/>
-            <w:r>
-              <w:rPr>
-                <w:rFonts w:ascii="BRH Devanagari Extra" w:hAnsi="BRH Devanagari Extra" w:cs="BRH Devanagari Extra"/>
-                <w:color w:val="000000"/>
-                <w:sz w:val="40"/>
-                <w:szCs w:val="40"/>
-              </w:rPr>
-              <w:t xml:space="preserve"> </w:t>
-            </w:r>
-            <w:proofErr w:type="spellStart"/>
-            <w:r>
-              <w:rPr>
-                <w:rFonts w:ascii="BRH Devanagari Extra" w:hAnsi="BRH Devanagari Extra" w:cs="BRH Devanagari Extra"/>
-                <w:color w:val="000000"/>
-                <w:sz w:val="40"/>
-                <w:szCs w:val="40"/>
-              </w:rPr>
-              <w:t>xiÉÉå</w:t>
+            <w:r>
+              <w:rPr>
+                <w:rFonts w:ascii="BRH Malayalam Extra" w:hAnsi="BRH Malayalam Extra" w:cs="BRH Devanagari Extra"/>
+                <w:color w:val="000000"/>
+                <w:sz w:val="30"/>
+                <w:szCs w:val="40"/>
+              </w:rPr>
+              <w:t>–</w:t>
+            </w:r>
+            <w:r>
+              <w:rPr>
+                <w:rFonts w:ascii="BRH Devanagari Extra" w:hAnsi="BRH Devanagari Extra" w:cs="BRH Devanagari Extra"/>
+                <w:color w:val="000000"/>
+                <w:sz w:val="40"/>
+                <w:szCs w:val="40"/>
+              </w:rPr>
+              <w:t>zÉÈ xiÉÉå</w:t>
             </w:r>
             <w:r>
               <w:rPr>
@@ -7391,7 +6110,6 @@
               </w:rPr>
               <w:t>qÉþÈ</w:t>
             </w:r>
-            <w:proofErr w:type="spellEnd"/>
             <w:r>
               <w:rPr>
                 <w:rFonts w:ascii="BRH Devanagari Extra" w:hAnsi="BRH Devanagari Extra" w:cs="BRH Devanagari Extra"/>
@@ -7444,6 +6162,7 @@
                 <w:sz w:val="28"/>
                 <w:szCs w:val="32"/>
               </w:rPr>
+              <w:lastRenderedPageBreak/>
               <w:t>T.S.4.3.</w:t>
             </w:r>
             <w:r>
@@ -7591,7 +6310,6 @@
               </w:rPr>
               <w:t>–</w:t>
             </w:r>
-            <w:proofErr w:type="spellStart"/>
             <w:r>
               <w:rPr>
                 <w:rFonts w:ascii="BRH Devanagari Extra" w:hAnsi="BRH Devanagari Extra" w:cs="BRH Devanagari Extra"/>
@@ -7601,17 +6319,15 @@
               </w:rPr>
               <w:t>xiÉÑ</w:t>
             </w:r>
-            <w:proofErr w:type="spellEnd"/>
-            <w:r>
-              <w:rPr>
-                <w:rFonts w:ascii="BRH Malayalam Extra" w:hAnsi="BRH Malayalam Extra" w:cs="BRH Devanagari Extra"/>
-                <w:color w:val="000000"/>
-                <w:sz w:val="30"/>
-                <w:szCs w:val="40"/>
-              </w:rPr>
-              <w:t>–</w:t>
-            </w:r>
-            <w:proofErr w:type="spellStart"/>
+            <w:r>
+              <w:rPr>
+                <w:rFonts w:ascii="BRH Malayalam Extra" w:hAnsi="BRH Malayalam Extra" w:cs="BRH Devanagari Extra"/>
+                <w:color w:val="000000"/>
+                <w:sz w:val="30"/>
+                <w:szCs w:val="40"/>
+              </w:rPr>
+              <w:t>–</w:t>
+            </w:r>
             <w:r>
               <w:rPr>
                 <w:rFonts w:ascii="BRH Devanagari Extra" w:hAnsi="BRH Devanagari Extra" w:cs="BRH Devanagari Extra"/>
@@ -7621,7 +6337,6 @@
               </w:rPr>
               <w:t>uÉ</w:t>
             </w:r>
-            <w:proofErr w:type="spellEnd"/>
             <w:r>
               <w:rPr>
                 <w:rFonts w:ascii="BRH Malayalam Extra" w:hAnsi="BRH Malayalam Extra" w:cs="BRH Devanagari Extra"/>
@@ -7632,7 +6347,6 @@
               </w:rPr>
               <w:t>–</w:t>
             </w:r>
-            <w:proofErr w:type="spellStart"/>
             <w:r>
               <w:rPr>
                 <w:rFonts w:ascii="BRH Devanagari Extra" w:hAnsi="BRH Devanagari Extra" w:cs="BRH Devanagari Extra"/>
@@ -7643,7 +6357,6 @@
               </w:rPr>
               <w:t>iÉ</w:t>
             </w:r>
-            <w:proofErr w:type="spellEnd"/>
             <w:r>
               <w:rPr>
                 <w:rFonts w:ascii="BRH Malayalam Extra" w:hAnsi="BRH Malayalam Extra" w:cs="BRH Devanagari Extra"/>
@@ -7674,25 +6387,14 @@
               </w:rPr>
               <w:t>–</w:t>
             </w:r>
-            <w:proofErr w:type="spellStart"/>
-            <w:r>
-              <w:rPr>
-                <w:rFonts w:ascii="BRH Devanagari Extra" w:hAnsi="BRH Devanagari Extra" w:cs="BRH Devanagari Extra"/>
-                <w:color w:val="000000"/>
-                <w:sz w:val="40"/>
-                <w:szCs w:val="40"/>
-              </w:rPr>
-              <w:t>iÉuÉþÈ</w:t>
-            </w:r>
-            <w:proofErr w:type="spellEnd"/>
-            <w:r>
-              <w:rPr>
-                <w:rFonts w:ascii="BRH Devanagari Extra" w:hAnsi="BRH Devanagari Extra" w:cs="BRH Devanagari Extra"/>
-                <w:color w:val="000000"/>
-                <w:sz w:val="40"/>
-                <w:szCs w:val="40"/>
-              </w:rPr>
-              <w:t xml:space="preserve"> |</w:t>
+            <w:r>
+              <w:rPr>
+                <w:rFonts w:ascii="BRH Devanagari Extra" w:hAnsi="BRH Devanagari Extra" w:cs="BRH Devanagari Extra"/>
+                <w:color w:val="000000"/>
+                <w:sz w:val="40"/>
+                <w:szCs w:val="40"/>
+              </w:rPr>
+              <w:t>iÉuÉþÈ |</w:t>
             </w:r>
           </w:p>
         </w:tc>
@@ -7739,7 +6441,6 @@
               </w:rPr>
               <w:t>–</w:t>
             </w:r>
-            <w:proofErr w:type="spellStart"/>
             <w:r>
               <w:rPr>
                 <w:rFonts w:ascii="BRH Devanagari Extra" w:hAnsi="BRH Devanagari Extra" w:cs="BRH Devanagari Extra"/>
@@ -7749,17 +6450,15 @@
               </w:rPr>
               <w:t>xiÉÑ</w:t>
             </w:r>
-            <w:proofErr w:type="spellEnd"/>
-            <w:r>
-              <w:rPr>
-                <w:rFonts w:ascii="BRH Malayalam Extra" w:hAnsi="BRH Malayalam Extra" w:cs="BRH Devanagari Extra"/>
-                <w:color w:val="000000"/>
-                <w:sz w:val="30"/>
-                <w:szCs w:val="40"/>
-              </w:rPr>
-              <w:t>–</w:t>
-            </w:r>
-            <w:proofErr w:type="spellStart"/>
+            <w:r>
+              <w:rPr>
+                <w:rFonts w:ascii="BRH Malayalam Extra" w:hAnsi="BRH Malayalam Extra" w:cs="BRH Devanagari Extra"/>
+                <w:color w:val="000000"/>
+                <w:sz w:val="30"/>
+                <w:szCs w:val="40"/>
+              </w:rPr>
+              <w:t>–</w:t>
+            </w:r>
             <w:r>
               <w:rPr>
                 <w:rFonts w:ascii="BRH Devanagari Extra" w:hAnsi="BRH Devanagari Extra" w:cs="BRH Devanagari Extra"/>
@@ -7769,17 +6468,15 @@
               </w:rPr>
               <w:t>uÉ</w:t>
             </w:r>
-            <w:proofErr w:type="spellEnd"/>
-            <w:r>
-              <w:rPr>
-                <w:rFonts w:ascii="BRH Malayalam Extra" w:hAnsi="BRH Malayalam Extra" w:cs="BRH Devanagari Extra"/>
-                <w:color w:val="000000"/>
-                <w:sz w:val="30"/>
-                <w:szCs w:val="40"/>
-              </w:rPr>
-              <w:t>–</w:t>
-            </w:r>
-            <w:proofErr w:type="spellStart"/>
+            <w:r>
+              <w:rPr>
+                <w:rFonts w:ascii="BRH Malayalam Extra" w:hAnsi="BRH Malayalam Extra" w:cs="BRH Devanagari Extra"/>
+                <w:color w:val="000000"/>
+                <w:sz w:val="30"/>
+                <w:szCs w:val="40"/>
+              </w:rPr>
+              <w:t>–</w:t>
+            </w:r>
             <w:r>
               <w:rPr>
                 <w:rFonts w:ascii="BRH Devanagari Extra" w:hAnsi="BRH Devanagari Extra" w:cs="BRH Devanagari Extra"/>
@@ -7790,7 +6487,6 @@
               </w:rPr>
               <w:t>iÉ</w:t>
             </w:r>
-            <w:proofErr w:type="spellEnd"/>
             <w:r>
               <w:rPr>
                 <w:rFonts w:ascii="BRH Malayalam Extra" w:hAnsi="BRH Malayalam Extra" w:cs="BRH Devanagari Extra"/>
@@ -7801,7 +6497,6 @@
               </w:rPr>
               <w:t>–</w:t>
             </w:r>
-            <w:proofErr w:type="spellStart"/>
             <w:r>
               <w:rPr>
                 <w:rFonts w:ascii="BRH Devanagari Extra" w:hAnsi="BRH Devanagari Extra" w:cs="BRH Devanagari Extra"/>
@@ -7819,17 +6514,7 @@
                 <w:sz w:val="40"/>
                 <w:szCs w:val="40"/>
               </w:rPr>
-              <w:t>iÉuÉþÈ</w:t>
-            </w:r>
-            <w:proofErr w:type="spellEnd"/>
-            <w:r>
-              <w:rPr>
-                <w:rFonts w:ascii="BRH Devanagari Extra" w:hAnsi="BRH Devanagari Extra" w:cs="BRH Devanagari Extra"/>
-                <w:color w:val="000000"/>
-                <w:sz w:val="40"/>
-                <w:szCs w:val="40"/>
-              </w:rPr>
-              <w:t xml:space="preserve"> |</w:t>
+              <w:t>iÉuÉþÈ |</w:t>
             </w:r>
           </w:p>
         </w:tc>
@@ -7994,7 +6679,6 @@
               </w:rPr>
               <w:t>–</w:t>
             </w:r>
-            <w:proofErr w:type="spellStart"/>
             <w:r>
               <w:rPr>
                 <w:rFonts w:ascii="BRH Devanagari Extra" w:hAnsi="BRH Devanagari Extra" w:cs="BRH Devanagari Extra"/>
@@ -8004,17 +6688,15 @@
               </w:rPr>
               <w:t>xiÉÑ</w:t>
             </w:r>
-            <w:proofErr w:type="spellEnd"/>
-            <w:r>
-              <w:rPr>
-                <w:rFonts w:ascii="BRH Malayalam Extra" w:hAnsi="BRH Malayalam Extra" w:cs="BRH Devanagari Extra"/>
-                <w:color w:val="000000"/>
-                <w:sz w:val="30"/>
-                <w:szCs w:val="40"/>
-              </w:rPr>
-              <w:t>–</w:t>
-            </w:r>
-            <w:proofErr w:type="spellStart"/>
+            <w:r>
+              <w:rPr>
+                <w:rFonts w:ascii="BRH Malayalam Extra" w:hAnsi="BRH Malayalam Extra" w:cs="BRH Devanagari Extra"/>
+                <w:color w:val="000000"/>
+                <w:sz w:val="30"/>
+                <w:szCs w:val="40"/>
+              </w:rPr>
+              <w:t>–</w:t>
+            </w:r>
             <w:r>
               <w:rPr>
                 <w:rFonts w:ascii="BRH Devanagari Extra" w:hAnsi="BRH Devanagari Extra" w:cs="BRH Devanagari Extra"/>
@@ -8024,17 +6706,15 @@
               </w:rPr>
               <w:t>uÉ</w:t>
             </w:r>
-            <w:proofErr w:type="spellEnd"/>
-            <w:r>
-              <w:rPr>
-                <w:rFonts w:ascii="BRH Malayalam Extra" w:hAnsi="BRH Malayalam Extra" w:cs="BRH Devanagari Extra"/>
-                <w:color w:val="000000"/>
-                <w:sz w:val="30"/>
-                <w:szCs w:val="40"/>
-              </w:rPr>
-              <w:t>–</w:t>
-            </w:r>
-            <w:proofErr w:type="spellStart"/>
+            <w:r>
+              <w:rPr>
+                <w:rFonts w:ascii="BRH Malayalam Extra" w:hAnsi="BRH Malayalam Extra" w:cs="BRH Devanagari Extra"/>
+                <w:color w:val="000000"/>
+                <w:sz w:val="30"/>
+                <w:szCs w:val="40"/>
+              </w:rPr>
+              <w:t>–</w:t>
+            </w:r>
             <w:r>
               <w:rPr>
                 <w:rFonts w:ascii="BRH Devanagari Extra" w:hAnsi="BRH Devanagari Extra" w:cs="BRH Devanagari Extra"/>
@@ -8044,54 +6724,23 @@
               </w:rPr>
               <w:t>iÉ</w:t>
             </w:r>
-            <w:proofErr w:type="spellEnd"/>
-            <w:r>
-              <w:rPr>
-                <w:rFonts w:ascii="BRH Malayalam Extra" w:hAnsi="BRH Malayalam Extra" w:cs="BRH Devanagari Extra"/>
-                <w:color w:val="000000"/>
-                <w:sz w:val="30"/>
-                <w:szCs w:val="40"/>
-              </w:rPr>
-              <w:t>–</w:t>
-            </w:r>
-            <w:r>
-              <w:rPr>
-                <w:rFonts w:ascii="BRH Devanagari Extra" w:hAnsi="BRH Devanagari Extra" w:cs="BRH Devanagari Extra"/>
-                <w:color w:val="000000"/>
-                <w:sz w:val="40"/>
-                <w:szCs w:val="40"/>
-              </w:rPr>
-              <w:t xml:space="preserve"> </w:t>
-            </w:r>
-            <w:proofErr w:type="spellStart"/>
-            <w:r>
-              <w:rPr>
-                <w:rFonts w:ascii="BRH Devanagari Extra" w:hAnsi="BRH Devanagari Extra" w:cs="BRH Devanagari Extra"/>
-                <w:color w:val="000000"/>
-                <w:sz w:val="40"/>
-                <w:szCs w:val="40"/>
-              </w:rPr>
-              <w:t>qÉÉxÉÉÿÈ</w:t>
-            </w:r>
-            <w:proofErr w:type="spellEnd"/>
-            <w:r>
-              <w:rPr>
-                <w:rFonts w:ascii="BRH Devanagari Extra" w:hAnsi="BRH Devanagari Extra" w:cs="BRH Devanagari Extra"/>
-                <w:color w:val="000000"/>
-                <w:sz w:val="40"/>
-                <w:szCs w:val="40"/>
-              </w:rPr>
-              <w:t xml:space="preserve"> | </w:t>
-            </w:r>
-            <w:proofErr w:type="spellStart"/>
-            <w:r>
-              <w:rPr>
-                <w:rFonts w:ascii="BRH Devanagari Extra" w:hAnsi="BRH Devanagari Extra" w:cs="BRH Devanagari Extra"/>
-                <w:color w:val="000000"/>
-                <w:sz w:val="40"/>
-                <w:szCs w:val="40"/>
-              </w:rPr>
-              <w:t>qÉÉxÉÉþ</w:t>
+            <w:r>
+              <w:rPr>
+                <w:rFonts w:ascii="BRH Malayalam Extra" w:hAnsi="BRH Malayalam Extra" w:cs="BRH Devanagari Extra"/>
+                <w:color w:val="000000"/>
+                <w:sz w:val="30"/>
+                <w:szCs w:val="40"/>
+              </w:rPr>
+              <w:t>–</w:t>
+            </w:r>
+            <w:r>
+              <w:rPr>
+                <w:rFonts w:ascii="BRH Devanagari Extra" w:hAnsi="BRH Devanagari Extra" w:cs="BRH Devanagari Extra"/>
+                <w:color w:val="000000"/>
+                <w:sz w:val="40"/>
+                <w:szCs w:val="40"/>
+              </w:rPr>
+              <w:t xml:space="preserve"> qÉÉxÉÉÿÈ | qÉÉxÉÉþ</w:t>
             </w:r>
             <w:r>
               <w:rPr>
@@ -8110,17 +6759,7 @@
                 <w:sz w:val="40"/>
                 <w:szCs w:val="40"/>
               </w:rPr>
-              <w:t>É×erÉliÉ</w:t>
-            </w:r>
-            <w:proofErr w:type="spellEnd"/>
-            <w:r>
-              <w:rPr>
-                <w:rFonts w:ascii="BRH Devanagari Extra" w:hAnsi="BRH Devanagari Extra" w:cs="BRH Devanagari Extra"/>
-                <w:color w:val="000000"/>
-                <w:sz w:val="40"/>
-                <w:szCs w:val="40"/>
-              </w:rPr>
-              <w:t xml:space="preserve"> |</w:t>
+              <w:t>É×erÉliÉ |</w:t>
             </w:r>
           </w:p>
         </w:tc>
@@ -8167,7 +6806,6 @@
               </w:rPr>
               <w:t>–</w:t>
             </w:r>
-            <w:proofErr w:type="spellStart"/>
             <w:r>
               <w:rPr>
                 <w:rFonts w:ascii="BRH Devanagari Extra" w:hAnsi="BRH Devanagari Extra" w:cs="BRH Devanagari Extra"/>
@@ -8177,17 +6815,15 @@
               </w:rPr>
               <w:t>xiÉÑ</w:t>
             </w:r>
-            <w:proofErr w:type="spellEnd"/>
-            <w:r>
-              <w:rPr>
-                <w:rFonts w:ascii="BRH Malayalam Extra" w:hAnsi="BRH Malayalam Extra" w:cs="BRH Devanagari Extra"/>
-                <w:color w:val="000000"/>
-                <w:sz w:val="30"/>
-                <w:szCs w:val="40"/>
-              </w:rPr>
-              <w:t>–</w:t>
-            </w:r>
-            <w:proofErr w:type="spellStart"/>
+            <w:r>
+              <w:rPr>
+                <w:rFonts w:ascii="BRH Malayalam Extra" w:hAnsi="BRH Malayalam Extra" w:cs="BRH Devanagari Extra"/>
+                <w:color w:val="000000"/>
+                <w:sz w:val="30"/>
+                <w:szCs w:val="40"/>
+              </w:rPr>
+              <w:t>–</w:t>
+            </w:r>
             <w:r>
               <w:rPr>
                 <w:rFonts w:ascii="BRH Devanagari Extra" w:hAnsi="BRH Devanagari Extra" w:cs="BRH Devanagari Extra"/>
@@ -8197,17 +6833,15 @@
               </w:rPr>
               <w:t>uÉ</w:t>
             </w:r>
-            <w:proofErr w:type="spellEnd"/>
-            <w:r>
-              <w:rPr>
-                <w:rFonts w:ascii="BRH Malayalam Extra" w:hAnsi="BRH Malayalam Extra" w:cs="BRH Devanagari Extra"/>
-                <w:color w:val="000000"/>
-                <w:sz w:val="30"/>
-                <w:szCs w:val="40"/>
-              </w:rPr>
-              <w:t>–</w:t>
-            </w:r>
-            <w:proofErr w:type="spellStart"/>
+            <w:r>
+              <w:rPr>
+                <w:rFonts w:ascii="BRH Malayalam Extra" w:hAnsi="BRH Malayalam Extra" w:cs="BRH Devanagari Extra"/>
+                <w:color w:val="000000"/>
+                <w:sz w:val="30"/>
+                <w:szCs w:val="40"/>
+              </w:rPr>
+              <w:t>–</w:t>
+            </w:r>
             <w:r>
               <w:rPr>
                 <w:rFonts w:ascii="BRH Devanagari Extra" w:hAnsi="BRH Devanagari Extra" w:cs="BRH Devanagari Extra"/>
@@ -8217,170 +6851,102 @@
               </w:rPr>
               <w:t>iÉ</w:t>
             </w:r>
-            <w:proofErr w:type="spellEnd"/>
-            <w:r>
-              <w:rPr>
-                <w:rFonts w:ascii="BRH Malayalam Extra" w:hAnsi="BRH Malayalam Extra" w:cs="BRH Devanagari Extra"/>
-                <w:color w:val="000000"/>
-                <w:sz w:val="30"/>
-                <w:szCs w:val="40"/>
-              </w:rPr>
-              <w:t>–</w:t>
-            </w:r>
-            <w:r>
-              <w:rPr>
-                <w:rFonts w:ascii="BRH Devanagari Extra" w:hAnsi="BRH Devanagari Extra" w:cs="BRH Devanagari Extra"/>
+            <w:r>
+              <w:rPr>
+                <w:rFonts w:ascii="BRH Malayalam Extra" w:hAnsi="BRH Malayalam Extra" w:cs="BRH Devanagari Extra"/>
+                <w:color w:val="000000"/>
+                <w:sz w:val="30"/>
+                <w:szCs w:val="40"/>
+              </w:rPr>
+              <w:t>–</w:t>
+            </w:r>
+            <w:r>
+              <w:rPr>
+                <w:rFonts w:ascii="BRH Devanagari Extra" w:hAnsi="BRH Devanagari Extra" w:cs="BRH Devanagari Extra"/>
+                <w:color w:val="000000"/>
+                <w:sz w:val="40"/>
+                <w:szCs w:val="40"/>
+              </w:rPr>
+              <w:t xml:space="preserve"> qÉÉxÉÉÿÈ | qÉÉxÉÉþ </w:t>
+            </w:r>
+            <w:r>
+              <w:rPr>
+                <w:rFonts w:ascii="BRH Devanagari Extra" w:hAnsi="BRH Devanagari Extra" w:cs="BRH Devanagari Extra"/>
+                <w:color w:val="000000"/>
+                <w:sz w:val="40"/>
+                <w:szCs w:val="40"/>
+                <w:highlight w:val="green"/>
+              </w:rPr>
+              <w:t>AxÉ</w:t>
+            </w:r>
+            <w:r>
+              <w:rPr>
+                <w:rFonts w:ascii="BRH Devanagari Extra" w:hAnsi="BRH Devanagari Extra" w:cs="BRH Devanagari Extra"/>
+                <w:color w:val="000000"/>
+                <w:sz w:val="40"/>
+                <w:szCs w:val="40"/>
+              </w:rPr>
+              <w:t xml:space="preserve">×erÉliÉ | </w:t>
+            </w:r>
+            <w:r>
+              <w:rPr>
+                <w:rFonts w:ascii="BRH Malayalam Extra" w:hAnsi="BRH Malayalam Extra" w:cs="BRH Malayalam Extra"/>
                 <w:color w:val="000000"/>
                 <w:sz w:val="40"/>
                 <w:szCs w:val="40"/>
               </w:rPr>
               <w:t xml:space="preserve"> </w:t>
             </w:r>
-            <w:proofErr w:type="spellStart"/>
-            <w:r>
-              <w:rPr>
-                <w:rFonts w:ascii="BRH Devanagari Extra" w:hAnsi="BRH Devanagari Extra" w:cs="BRH Devanagari Extra"/>
-                <w:color w:val="000000"/>
-                <w:sz w:val="40"/>
-                <w:szCs w:val="40"/>
-              </w:rPr>
-              <w:t>qÉÉxÉÉÿÈ</w:t>
-            </w:r>
-            <w:proofErr w:type="spellEnd"/>
-            <w:r>
-              <w:rPr>
-                <w:rFonts w:ascii="BRH Devanagari Extra" w:hAnsi="BRH Devanagari Extra" w:cs="BRH Devanagari Extra"/>
-                <w:color w:val="000000"/>
-                <w:sz w:val="40"/>
-                <w:szCs w:val="40"/>
-              </w:rPr>
-              <w:t xml:space="preserve"> | </w:t>
-            </w:r>
-            <w:proofErr w:type="spellStart"/>
-            <w:r>
-              <w:rPr>
-                <w:rFonts w:ascii="BRH Devanagari Extra" w:hAnsi="BRH Devanagari Extra" w:cs="BRH Devanagari Extra"/>
-                <w:color w:val="000000"/>
-                <w:sz w:val="40"/>
-                <w:szCs w:val="40"/>
-              </w:rPr>
-              <w:t>qÉÉxÉÉþ</w:t>
-            </w:r>
-            <w:proofErr w:type="spellEnd"/>
-            <w:r>
-              <w:rPr>
-                <w:rFonts w:ascii="BRH Devanagari Extra" w:hAnsi="BRH Devanagari Extra" w:cs="BRH Devanagari Extra"/>
+            <w:r>
+              <w:rPr>
+                <w:b/>
+                <w:bCs/>
+              </w:rPr>
+              <w:t xml:space="preserve">(it </w:t>
+            </w:r>
+            <w:r>
+              <w:rPr>
+                <w:b/>
+                <w:bCs/>
+              </w:rPr>
+              <w:t>i</w:t>
+            </w:r>
+            <w:r>
+              <w:rPr>
+                <w:b/>
+                <w:bCs/>
+              </w:rPr>
+              <w:t>s “a”</w:t>
+            </w:r>
+            <w:r>
+              <w:rPr>
+                <w:rFonts w:ascii="BRH Malayalam Extra" w:hAnsi="BRH Malayalam Extra" w:cs="BRH Malayalam Extra"/>
                 <w:color w:val="000000"/>
                 <w:sz w:val="40"/>
                 <w:szCs w:val="40"/>
               </w:rPr>
               <w:t xml:space="preserve"> </w:t>
             </w:r>
-            <w:proofErr w:type="spellStart"/>
-            <w:r>
-              <w:rPr>
-                <w:rFonts w:ascii="BRH Devanagari Extra" w:hAnsi="BRH Devanagari Extra" w:cs="BRH Devanagari Extra"/>
-                <w:color w:val="000000"/>
-                <w:sz w:val="40"/>
-                <w:szCs w:val="40"/>
-                <w:highlight w:val="green"/>
-              </w:rPr>
-              <w:t>AxÉ</w:t>
-            </w:r>
-            <w:r>
-              <w:rPr>
-                <w:rFonts w:ascii="BRH Devanagari Extra" w:hAnsi="BRH Devanagari Extra" w:cs="BRH Devanagari Extra"/>
-                <w:color w:val="000000"/>
-                <w:sz w:val="40"/>
-                <w:szCs w:val="40"/>
-              </w:rPr>
-              <w:t>×erÉliÉ</w:t>
-            </w:r>
-            <w:proofErr w:type="spellEnd"/>
-            <w:r>
-              <w:rPr>
-                <w:rFonts w:ascii="BRH Devanagari Extra" w:hAnsi="BRH Devanagari Extra" w:cs="BRH Devanagari Extra"/>
-                <w:color w:val="000000"/>
-                <w:sz w:val="40"/>
-                <w:szCs w:val="40"/>
-              </w:rPr>
-              <w:t xml:space="preserve"> | </w:t>
-            </w:r>
-            <w:r>
-              <w:rPr>
-                <w:rFonts w:ascii="BRH Malayalam Extra" w:hAnsi="BRH Malayalam Extra" w:cs="BRH Malayalam Extra"/>
-                <w:color w:val="000000"/>
-                <w:sz w:val="40"/>
-                <w:szCs w:val="40"/>
-              </w:rPr>
-              <w:t xml:space="preserve"> </w:t>
-            </w:r>
             <w:r>
               <w:rPr>
                 <w:b/>
                 <w:bCs/>
               </w:rPr>
-              <w:t xml:space="preserve">(it </w:t>
+              <w:t>in</w:t>
             </w:r>
             <w:r>
               <w:rPr>
                 <w:b/>
                 <w:bCs/>
               </w:rPr>
-              <w:t>i</w:t>
+              <w:t>s</w:t>
             </w:r>
             <w:r>
               <w:rPr>
                 <w:b/>
                 <w:bCs/>
               </w:rPr>
-              <w:t>s “a”</w:t>
-            </w:r>
-            <w:r>
-              <w:rPr>
-                <w:rFonts w:ascii="BRH Malayalam Extra" w:hAnsi="BRH Malayalam Extra" w:cs="BRH Malayalam Extra"/>
-                <w:color w:val="000000"/>
-                <w:sz w:val="40"/>
-                <w:szCs w:val="40"/>
-              </w:rPr>
-              <w:t xml:space="preserve"> </w:t>
-            </w:r>
-            <w:r>
-              <w:rPr>
-                <w:b/>
-                <w:bCs/>
-              </w:rPr>
-              <w:t>in</w:t>
-            </w:r>
-            <w:r>
-              <w:rPr>
-                <w:b/>
-                <w:bCs/>
-              </w:rPr>
-              <w:t>s</w:t>
-            </w:r>
-            <w:r>
-              <w:rPr>
-                <w:b/>
-                <w:bCs/>
-              </w:rPr>
-              <w:t xml:space="preserve">tead of </w:t>
-            </w:r>
-            <w:proofErr w:type="spellStart"/>
-            <w:r>
-              <w:rPr>
-                <w:b/>
-                <w:bCs/>
-              </w:rPr>
-              <w:t>avagraham</w:t>
-            </w:r>
-            <w:proofErr w:type="spellEnd"/>
-            <w:r>
-              <w:rPr>
-                <w:b/>
-                <w:bCs/>
-              </w:rPr>
-              <w:t>)</w:t>
+              <w:t>tead of avagraham)</w:t>
             </w:r>
           </w:p>
         </w:tc>
@@ -8545,7 +7111,6 @@
               </w:rPr>
               <w:t>–</w:t>
             </w:r>
-            <w:proofErr w:type="spellStart"/>
             <w:r>
               <w:rPr>
                 <w:rFonts w:ascii="BRH Devanagari Extra" w:hAnsi="BRH Devanagari Extra" w:cs="BRH Devanagari Extra"/>
@@ -8555,7 +7120,6 @@
               </w:rPr>
               <w:t>WûÉå</w:t>
             </w:r>
-            <w:proofErr w:type="spellEnd"/>
             <w:r>
               <w:rPr>
                 <w:rFonts w:ascii="BRH Malayalam Extra" w:hAnsi="BRH Malayalam Extra" w:cs="BRH Devanagari Extra"/>
@@ -8590,29 +7154,8 @@
                 <w:sz w:val="40"/>
                 <w:szCs w:val="40"/>
               </w:rPr>
-              <w:t>§</w:t>
-            </w:r>
-            <w:proofErr w:type="spellStart"/>
-            <w:r>
-              <w:rPr>
-                <w:rFonts w:ascii="BRH Devanagari Extra" w:hAnsi="BRH Devanagari Extra" w:cs="BRH Devanagari Extra"/>
-                <w:color w:val="000000"/>
-                <w:sz w:val="40"/>
-                <w:szCs w:val="40"/>
-              </w:rPr>
-              <w:t>Éå</w:t>
-            </w:r>
-            <w:proofErr w:type="spellEnd"/>
-            <w:r>
-              <w:rPr>
-                <w:rFonts w:ascii="BRH Devanagari Extra" w:hAnsi="BRH Devanagari Extra" w:cs="BRH Devanagari Extra"/>
-                <w:color w:val="000000"/>
-                <w:sz w:val="40"/>
-                <w:szCs w:val="40"/>
-              </w:rPr>
-              <w:t xml:space="preserve"> </w:t>
-            </w:r>
-            <w:proofErr w:type="spellStart"/>
+              <w:t xml:space="preserve">§Éå </w:t>
+            </w:r>
             <w:r>
               <w:rPr>
                 <w:rFonts w:ascii="BRH Devanagari Extra" w:hAnsi="BRH Devanagari Extra" w:cs="BRH Devanagari Extra"/>
@@ -8630,17 +7173,7 @@
                 <w:sz w:val="40"/>
                 <w:szCs w:val="40"/>
               </w:rPr>
-              <w:t>þmÉ¦ÉÏ</w:t>
-            </w:r>
-            <w:proofErr w:type="spellEnd"/>
-            <w:r>
-              <w:rPr>
-                <w:rFonts w:ascii="BRH Devanagari Extra" w:hAnsi="BRH Devanagari Extra" w:cs="BRH Devanagari Extra"/>
-                <w:color w:val="000000"/>
-                <w:sz w:val="40"/>
-                <w:szCs w:val="40"/>
-              </w:rPr>
-              <w:t xml:space="preserve"> |</w:t>
+              <w:t>þmÉ¦ÉÏ |</w:t>
             </w:r>
           </w:p>
         </w:tc>
@@ -8687,7 +7220,6 @@
               </w:rPr>
               <w:t>–</w:t>
             </w:r>
-            <w:proofErr w:type="spellStart"/>
             <w:r>
               <w:rPr>
                 <w:rFonts w:ascii="BRH Devanagari Extra" w:hAnsi="BRH Devanagari Extra" w:cs="BRH Devanagari Extra"/>
@@ -8697,7 +7229,6 @@
               </w:rPr>
               <w:t>WûÉå</w:t>
             </w:r>
-            <w:proofErr w:type="spellEnd"/>
             <w:r>
               <w:rPr>
                 <w:rFonts w:ascii="BRH Malayalam Extra" w:hAnsi="BRH Malayalam Extra" w:cs="BRH Devanagari Extra"/>
@@ -8732,148 +7263,101 @@
                 <w:sz w:val="40"/>
                 <w:szCs w:val="40"/>
               </w:rPr>
-              <w:t>§</w:t>
-            </w:r>
-            <w:proofErr w:type="spellStart"/>
-            <w:r>
-              <w:rPr>
-                <w:rFonts w:ascii="BRH Devanagari Extra" w:hAnsi="BRH Devanagari Extra" w:cs="BRH Devanagari Extra"/>
-                <w:color w:val="000000"/>
-                <w:sz w:val="40"/>
-                <w:szCs w:val="40"/>
-              </w:rPr>
-              <w:t>Éå</w:t>
-            </w:r>
-            <w:proofErr w:type="spellEnd"/>
-            <w:r>
-              <w:rPr>
-                <w:rFonts w:ascii="BRH Devanagari Extra" w:hAnsi="BRH Devanagari Extra" w:cs="BRH Devanagari Extra"/>
+              <w:t xml:space="preserve">§Éå </w:t>
+            </w:r>
+            <w:r>
+              <w:rPr>
+                <w:rFonts w:ascii="BRH Devanagari Extra" w:hAnsi="BRH Devanagari Extra" w:cs="BRH Devanagari Extra"/>
+                <w:color w:val="000000"/>
+                <w:sz w:val="40"/>
+                <w:szCs w:val="40"/>
+                <w:highlight w:val="green"/>
+              </w:rPr>
+              <w:t>AÍkÉ</w:t>
+            </w:r>
+            <w:r>
+              <w:rPr>
+                <w:rFonts w:ascii="BRH Devanagari Extra" w:hAnsi="BRH Devanagari Extra" w:cs="BRH Devanagari Extra"/>
+                <w:color w:val="000000"/>
+                <w:sz w:val="40"/>
+                <w:szCs w:val="40"/>
+              </w:rPr>
+              <w:t>þmÉ¦ÉÏ |</w:t>
+            </w:r>
+            <w:r>
+              <w:rPr>
+                <w:rFonts w:ascii="BRH Malayalam Extra" w:hAnsi="BRH Malayalam Extra" w:cs="BRH Malayalam Extra"/>
                 <w:color w:val="000000"/>
                 <w:sz w:val="40"/>
                 <w:szCs w:val="40"/>
               </w:rPr>
               <w:t xml:space="preserve"> </w:t>
             </w:r>
-            <w:proofErr w:type="spellStart"/>
-            <w:r>
-              <w:rPr>
-                <w:rFonts w:ascii="BRH Devanagari Extra" w:hAnsi="BRH Devanagari Extra" w:cs="BRH Devanagari Extra"/>
-                <w:color w:val="000000"/>
-                <w:sz w:val="40"/>
-                <w:szCs w:val="40"/>
-                <w:highlight w:val="green"/>
-              </w:rPr>
-              <w:t>AÍkÉ</w:t>
-            </w:r>
-            <w:r>
-              <w:rPr>
-                <w:rFonts w:ascii="BRH Devanagari Extra" w:hAnsi="BRH Devanagari Extra" w:cs="BRH Devanagari Extra"/>
-                <w:color w:val="000000"/>
-                <w:sz w:val="40"/>
-                <w:szCs w:val="40"/>
-              </w:rPr>
-              <w:t>þmÉ¦ÉÏ</w:t>
-            </w:r>
-            <w:proofErr w:type="spellEnd"/>
-            <w:r>
-              <w:rPr>
-                <w:rFonts w:ascii="BRH Devanagari Extra" w:hAnsi="BRH Devanagari Extra" w:cs="BRH Devanagari Extra"/>
-                <w:color w:val="000000"/>
-                <w:sz w:val="40"/>
-                <w:szCs w:val="40"/>
-              </w:rPr>
-              <w:t xml:space="preserve"> |</w:t>
-            </w:r>
-            <w:r>
+          </w:p>
+          <w:p>
+            <w:pPr>
+              <w:widowControl w:val="0"/>
+              <w:autoSpaceDE w:val="0"/>
+              <w:autoSpaceDN w:val="0"/>
+              <w:adjustRightInd w:val="0"/>
+              <w:spacing w:before="0" w:line="240" w:lineRule="auto"/>
               <w:rPr>
                 <w:rFonts w:ascii="BRH Malayalam Extra" w:hAnsi="BRH Malayalam Extra" w:cs="BRH Malayalam Extra"/>
                 <w:color w:val="000000"/>
                 <w:sz w:val="40"/>
                 <w:szCs w:val="40"/>
               </w:rPr>
+            </w:pPr>
+            <w:r>
+              <w:rPr>
+                <w:b/>
+                <w:bCs/>
+              </w:rPr>
+              <w:t xml:space="preserve">(it </w:t>
+            </w:r>
+            <w:r>
+              <w:rPr>
+                <w:b/>
+                <w:bCs/>
+              </w:rPr>
+              <w:t>i</w:t>
+            </w:r>
+            <w:r>
+              <w:rPr>
+                <w:b/>
+                <w:bCs/>
+              </w:rPr>
+              <w:t>s “a”</w:t>
+            </w:r>
+            <w:r>
+              <w:rPr>
+                <w:rFonts w:ascii="BRH Malayalam Extra" w:hAnsi="BRH Malayalam Extra" w:cs="BRH Malayalam Extra"/>
+                <w:color w:val="000000"/>
+                <w:sz w:val="40"/>
+                <w:szCs w:val="40"/>
+              </w:rPr>
               <w:t xml:space="preserve"> </w:t>
             </w:r>
-          </w:p>
-          <w:p>
-            <w:pPr>
-              <w:widowControl w:val="0"/>
-              <w:autoSpaceDE w:val="0"/>
-              <w:autoSpaceDN w:val="0"/>
-              <w:adjustRightInd w:val="0"/>
-              <w:spacing w:before="0" w:line="240" w:lineRule="auto"/>
-              <w:rPr>
-                <w:rFonts w:ascii="BRH Malayalam Extra" w:hAnsi="BRH Malayalam Extra" w:cs="BRH Malayalam Extra"/>
-                <w:color w:val="000000"/>
-                <w:sz w:val="40"/>
-                <w:szCs w:val="40"/>
-              </w:rPr>
-            </w:pPr>
             <w:r>
               <w:rPr>
                 <w:b/>
                 <w:bCs/>
               </w:rPr>
-              <w:t xml:space="preserve">(it </w:t>
+              <w:t>in</w:t>
             </w:r>
             <w:r>
               <w:rPr>
                 <w:b/>
                 <w:bCs/>
               </w:rPr>
-              <w:t>i</w:t>
+              <w:t>s</w:t>
             </w:r>
             <w:r>
               <w:rPr>
                 <w:b/>
                 <w:bCs/>
               </w:rPr>
-              <w:t>s “a”</w:t>
-            </w:r>
-            <w:r>
-              <w:rPr>
-                <w:rFonts w:ascii="BRH Malayalam Extra" w:hAnsi="BRH Malayalam Extra" w:cs="BRH Malayalam Extra"/>
-                <w:color w:val="000000"/>
-                <w:sz w:val="40"/>
-                <w:szCs w:val="40"/>
-              </w:rPr>
-              <w:t xml:space="preserve"> </w:t>
-            </w:r>
-            <w:r>
-              <w:rPr>
-                <w:b/>
-                <w:bCs/>
-              </w:rPr>
-              <w:t>in</w:t>
-            </w:r>
-            <w:r>
-              <w:rPr>
-                <w:b/>
-                <w:bCs/>
-              </w:rPr>
-              <w:t>s</w:t>
-            </w:r>
-            <w:r>
-              <w:rPr>
-                <w:b/>
-                <w:bCs/>
-              </w:rPr>
-              <w:t xml:space="preserve">tead of </w:t>
-            </w:r>
-            <w:proofErr w:type="spellStart"/>
-            <w:r>
-              <w:rPr>
-                <w:b/>
-                <w:bCs/>
-              </w:rPr>
-              <w:t>avagraham</w:t>
-            </w:r>
-            <w:proofErr w:type="spellEnd"/>
-            <w:r>
-              <w:rPr>
-                <w:b/>
-                <w:bCs/>
-              </w:rPr>
-              <w:t>)</w:t>
+              <w:t>tead of avagraham)</w:t>
             </w:r>
           </w:p>
         </w:tc>
@@ -9007,7 +7491,6 @@
                 <w:highlight w:val="yellow"/>
               </w:rPr>
             </w:pPr>
-            <w:proofErr w:type="spellStart"/>
             <w:r>
               <w:rPr>
                 <w:rFonts w:ascii="BRH Devanagari Extra" w:hAnsi="BRH Devanagari Extra" w:cs="BRH Devanagari Extra"/>
@@ -9017,34 +7500,23 @@
               </w:rPr>
               <w:t>erÉÉåÌiÉþwqÉiÉÏ</w:t>
             </w:r>
-            <w:proofErr w:type="spellEnd"/>
-            <w:r>
-              <w:rPr>
-                <w:rFonts w:ascii="BRH Malayalam Extra" w:hAnsi="BRH Malayalam Extra" w:cs="BRH Devanagari Extra"/>
-                <w:color w:val="000000"/>
-                <w:sz w:val="30"/>
-                <w:szCs w:val="40"/>
-              </w:rPr>
-              <w:t>–</w:t>
-            </w:r>
-            <w:r>
-              <w:rPr>
-                <w:rFonts w:ascii="BRH Devanagari Extra" w:hAnsi="BRH Devanagari Extra" w:cs="BRH Devanagari Extra"/>
-                <w:color w:val="000000"/>
-                <w:sz w:val="40"/>
-                <w:szCs w:val="40"/>
-              </w:rPr>
-              <w:t xml:space="preserve"> </w:t>
-            </w:r>
-            <w:proofErr w:type="spellStart"/>
-            <w:r>
-              <w:rPr>
-                <w:rFonts w:ascii="BRH Devanagari Extra" w:hAnsi="BRH Devanagari Extra" w:cs="BRH Devanagari Extra"/>
-                <w:color w:val="000000"/>
-                <w:sz w:val="40"/>
-                <w:szCs w:val="40"/>
-              </w:rPr>
-              <w:t>mÉ</w:t>
+            <w:r>
+              <w:rPr>
+                <w:rFonts w:ascii="BRH Malayalam Extra" w:hAnsi="BRH Malayalam Extra" w:cs="BRH Devanagari Extra"/>
+                <w:color w:val="000000"/>
+                <w:sz w:val="30"/>
+                <w:szCs w:val="40"/>
+              </w:rPr>
+              <w:t>–</w:t>
+            </w:r>
+            <w:r>
+              <w:rPr>
+                <w:rFonts w:ascii="BRH Devanagari Extra" w:hAnsi="BRH Devanagari Extra" w:cs="BRH Devanagari Extra"/>
+                <w:color w:val="000000"/>
+                <w:sz w:val="40"/>
+                <w:szCs w:val="40"/>
+              </w:rPr>
+              <w:t xml:space="preserve"> mÉ</w:t>
             </w:r>
             <w:r>
               <w:rPr>
@@ -9056,55 +7528,14 @@
               </w:rPr>
               <w:t>ëÌiÉþÈ</w:t>
             </w:r>
-            <w:proofErr w:type="spellEnd"/>
-            <w:r>
-              <w:rPr>
-                <w:rFonts w:ascii="BRH Devanagari Extra" w:hAnsi="BRH Devanagari Extra" w:cs="BRH Devanagari Extra"/>
-                <w:color w:val="000000"/>
-                <w:sz w:val="40"/>
-                <w:szCs w:val="40"/>
-              </w:rPr>
-              <w:t xml:space="preserve"> | </w:t>
-            </w:r>
-            <w:proofErr w:type="spellStart"/>
-            <w:r>
-              <w:rPr>
-                <w:rFonts w:ascii="BRH Devanagari Extra" w:hAnsi="BRH Devanagari Extra" w:cs="BRH Devanagari Extra"/>
-                <w:color w:val="000000"/>
-                <w:sz w:val="40"/>
-                <w:szCs w:val="40"/>
-              </w:rPr>
-              <w:t>mÉëÌiÉþ</w:t>
-            </w:r>
-            <w:proofErr w:type="spellEnd"/>
-            <w:r>
-              <w:rPr>
-                <w:rFonts w:ascii="BRH Devanagari Extra" w:hAnsi="BRH Devanagari Extra" w:cs="BRH Devanagari Extra"/>
-                <w:color w:val="000000"/>
-                <w:sz w:val="40"/>
-                <w:szCs w:val="40"/>
-              </w:rPr>
-              <w:t xml:space="preserve"> </w:t>
-            </w:r>
-            <w:proofErr w:type="spellStart"/>
-            <w:r>
-              <w:rPr>
-                <w:rFonts w:ascii="BRH Devanagari Extra" w:hAnsi="BRH Devanagari Extra" w:cs="BRH Devanagari Extra"/>
-                <w:color w:val="000000"/>
-                <w:sz w:val="40"/>
-                <w:szCs w:val="40"/>
-              </w:rPr>
-              <w:t>qÉÑgcÉiÉå</w:t>
-            </w:r>
-            <w:proofErr w:type="spellEnd"/>
-            <w:r>
-              <w:rPr>
-                <w:rFonts w:ascii="BRH Devanagari Extra" w:hAnsi="BRH Devanagari Extra" w:cs="BRH Devanagari Extra"/>
-                <w:color w:val="000000"/>
-                <w:sz w:val="40"/>
-                <w:szCs w:val="40"/>
-              </w:rPr>
-              <w:t xml:space="preserve"> |</w:t>
+            <w:r>
+              <w:rPr>
+                <w:rFonts w:ascii="BRH Devanagari Extra" w:hAnsi="BRH Devanagari Extra" w:cs="BRH Devanagari Extra"/>
+                <w:color w:val="000000"/>
+                <w:sz w:val="40"/>
+                <w:szCs w:val="40"/>
+              </w:rPr>
+              <w:t xml:space="preserve"> | mÉëÌiÉþ qÉÑgcÉiÉå |</w:t>
             </w:r>
           </w:p>
         </w:tc>
@@ -9127,7 +7558,6 @@
                 <w:highlight w:val="green"/>
               </w:rPr>
             </w:pPr>
-            <w:proofErr w:type="spellStart"/>
             <w:r>
               <w:rPr>
                 <w:rFonts w:ascii="BRH Devanagari Extra" w:hAnsi="BRH Devanagari Extra" w:cs="BRH Devanagari Extra"/>
@@ -9137,34 +7567,23 @@
               </w:rPr>
               <w:t>erÉÉåÌiÉþwqÉiÉÏ</w:t>
             </w:r>
-            <w:proofErr w:type="spellEnd"/>
-            <w:r>
-              <w:rPr>
-                <w:rFonts w:ascii="BRH Malayalam Extra" w:hAnsi="BRH Malayalam Extra" w:cs="BRH Devanagari Extra"/>
-                <w:color w:val="000000"/>
-                <w:sz w:val="30"/>
-                <w:szCs w:val="40"/>
-              </w:rPr>
-              <w:t>–</w:t>
-            </w:r>
-            <w:r>
-              <w:rPr>
-                <w:rFonts w:ascii="BRH Devanagari Extra" w:hAnsi="BRH Devanagari Extra" w:cs="BRH Devanagari Extra"/>
-                <w:color w:val="000000"/>
-                <w:sz w:val="40"/>
-                <w:szCs w:val="40"/>
-              </w:rPr>
-              <w:t xml:space="preserve"> </w:t>
-            </w:r>
-            <w:proofErr w:type="spellStart"/>
-            <w:r>
-              <w:rPr>
-                <w:rFonts w:ascii="BRH Devanagari Extra" w:hAnsi="BRH Devanagari Extra" w:cs="BRH Devanagari Extra"/>
-                <w:color w:val="000000"/>
-                <w:sz w:val="40"/>
-                <w:szCs w:val="40"/>
-              </w:rPr>
-              <w:t>mÉë</w:t>
+            <w:r>
+              <w:rPr>
+                <w:rFonts w:ascii="BRH Malayalam Extra" w:hAnsi="BRH Malayalam Extra" w:cs="BRH Devanagari Extra"/>
+                <w:color w:val="000000"/>
+                <w:sz w:val="30"/>
+                <w:szCs w:val="40"/>
+              </w:rPr>
+              <w:t>–</w:t>
+            </w:r>
+            <w:r>
+              <w:rPr>
+                <w:rFonts w:ascii="BRH Devanagari Extra" w:hAnsi="BRH Devanagari Extra" w:cs="BRH Devanagari Extra"/>
+                <w:color w:val="000000"/>
+                <w:sz w:val="40"/>
+                <w:szCs w:val="40"/>
+              </w:rPr>
+              <w:t xml:space="preserve"> mÉë</w:t>
             </w:r>
             <w:r>
               <w:rPr>
@@ -9176,55 +7595,14 @@
               </w:rPr>
               <w:t>ÌiÉþ</w:t>
             </w:r>
-            <w:proofErr w:type="spellEnd"/>
-            <w:r>
-              <w:rPr>
-                <w:rFonts w:ascii="BRH Devanagari Extra" w:hAnsi="BRH Devanagari Extra" w:cs="BRH Devanagari Extra"/>
-                <w:color w:val="000000"/>
-                <w:sz w:val="40"/>
-                <w:szCs w:val="40"/>
-              </w:rPr>
-              <w:t xml:space="preserve"> | </w:t>
-            </w:r>
-            <w:proofErr w:type="spellStart"/>
-            <w:r>
-              <w:rPr>
-                <w:rFonts w:ascii="BRH Devanagari Extra" w:hAnsi="BRH Devanagari Extra" w:cs="BRH Devanagari Extra"/>
-                <w:color w:val="000000"/>
-                <w:sz w:val="40"/>
-                <w:szCs w:val="40"/>
-              </w:rPr>
-              <w:t>mÉëÌiÉþ</w:t>
-            </w:r>
-            <w:proofErr w:type="spellEnd"/>
-            <w:r>
-              <w:rPr>
-                <w:rFonts w:ascii="BRH Devanagari Extra" w:hAnsi="BRH Devanagari Extra" w:cs="BRH Devanagari Extra"/>
-                <w:color w:val="000000"/>
-                <w:sz w:val="40"/>
-                <w:szCs w:val="40"/>
-              </w:rPr>
-              <w:t xml:space="preserve"> </w:t>
-            </w:r>
-            <w:proofErr w:type="spellStart"/>
-            <w:r>
-              <w:rPr>
-                <w:rFonts w:ascii="BRH Devanagari Extra" w:hAnsi="BRH Devanagari Extra" w:cs="BRH Devanagari Extra"/>
-                <w:color w:val="000000"/>
-                <w:sz w:val="40"/>
-                <w:szCs w:val="40"/>
-              </w:rPr>
-              <w:t>qÉÑgcÉiÉå</w:t>
-            </w:r>
-            <w:proofErr w:type="spellEnd"/>
-            <w:r>
-              <w:rPr>
-                <w:rFonts w:ascii="BRH Devanagari Extra" w:hAnsi="BRH Devanagari Extra" w:cs="BRH Devanagari Extra"/>
-                <w:color w:val="000000"/>
-                <w:sz w:val="40"/>
-                <w:szCs w:val="40"/>
-              </w:rPr>
-              <w:t xml:space="preserve"> |</w:t>
+            <w:r>
+              <w:rPr>
+                <w:rFonts w:ascii="BRH Devanagari Extra" w:hAnsi="BRH Devanagari Extra" w:cs="BRH Devanagari Extra"/>
+                <w:color w:val="000000"/>
+                <w:sz w:val="40"/>
+                <w:szCs w:val="40"/>
+              </w:rPr>
+              <w:t xml:space="preserve"> | mÉëÌiÉþ qÉÑgcÉiÉå |</w:t>
             </w:r>
           </w:p>
         </w:tc>
@@ -9262,7 +7640,6 @@
                 <w:sz w:val="28"/>
                 <w:szCs w:val="32"/>
               </w:rPr>
-              <w:lastRenderedPageBreak/>
               <w:t>T.S.4.3.12.2 – Kramam</w:t>
             </w:r>
           </w:p>
@@ -9378,7 +7755,6 @@
               </w:rPr>
               <w:t>–</w:t>
             </w:r>
-            <w:proofErr w:type="spellStart"/>
             <w:r>
               <w:rPr>
                 <w:rFonts w:ascii="BRH Devanagari Extra" w:hAnsi="BRH Devanagari Extra" w:cs="BRH Devanagari Extra"/>
@@ -9388,93 +7764,41 @@
               </w:rPr>
               <w:t>uÉ</w:t>
             </w:r>
-            <w:proofErr w:type="spellEnd"/>
-            <w:r>
-              <w:rPr>
-                <w:rFonts w:ascii="BRH Malayalam Extra" w:hAnsi="BRH Malayalam Extra" w:cs="BRH Devanagari Extra"/>
-                <w:color w:val="000000"/>
-                <w:sz w:val="30"/>
-                <w:szCs w:val="40"/>
-              </w:rPr>
-              <w:t>–</w:t>
-            </w:r>
-            <w:r>
-              <w:rPr>
-                <w:rFonts w:ascii="BRH Devanagari Extra" w:hAnsi="BRH Devanagari Extra" w:cs="BRH Devanagari Extra"/>
-                <w:color w:val="000000"/>
-                <w:sz w:val="40"/>
-                <w:szCs w:val="40"/>
-              </w:rPr>
-              <w:t xml:space="preserve"> </w:t>
-            </w:r>
-            <w:proofErr w:type="spellStart"/>
-            <w:r>
-              <w:rPr>
-                <w:rFonts w:ascii="BRH Devanagari Extra" w:hAnsi="BRH Devanagari Extra" w:cs="BRH Devanagari Extra"/>
-                <w:color w:val="000000"/>
-                <w:sz w:val="40"/>
-                <w:szCs w:val="40"/>
-              </w:rPr>
-              <w:t>zNûlSþÈ</w:t>
-            </w:r>
-            <w:proofErr w:type="spellEnd"/>
-            <w:r>
-              <w:rPr>
-                <w:rFonts w:ascii="BRH Devanagari Extra" w:hAnsi="BRH Devanagari Extra" w:cs="BRH Devanagari Extra"/>
-                <w:color w:val="000000"/>
-                <w:sz w:val="40"/>
-                <w:szCs w:val="40"/>
-              </w:rPr>
-              <w:t xml:space="preserve"> | </w:t>
-            </w:r>
-            <w:proofErr w:type="spellStart"/>
-            <w:r>
-              <w:rPr>
-                <w:rFonts w:ascii="BRH Devanagari Extra" w:hAnsi="BRH Devanagari Extra" w:cs="BRH Devanagari Extra"/>
-                <w:color w:val="000000"/>
-                <w:sz w:val="40"/>
-                <w:szCs w:val="40"/>
-              </w:rPr>
-              <w:t>NûlSÉå</w:t>
-            </w:r>
-            <w:proofErr w:type="spellEnd"/>
-            <w:r>
-              <w:rPr>
-                <w:rFonts w:ascii="BRH Malayalam Extra" w:hAnsi="BRH Malayalam Extra" w:cs="BRH Devanagari Extra"/>
-                <w:color w:val="000000"/>
-                <w:sz w:val="30"/>
-                <w:szCs w:val="40"/>
-              </w:rPr>
-              <w:t>–</w:t>
-            </w:r>
-            <w:r>
-              <w:rPr>
-                <w:rFonts w:ascii="BRH Devanagari Extra" w:hAnsi="BRH Devanagari Extra" w:cs="BRH Devanagari Extra"/>
-                <w:color w:val="000000"/>
-                <w:sz w:val="40"/>
-                <w:szCs w:val="40"/>
-              </w:rPr>
-              <w:t xml:space="preserve"> </w:t>
-            </w:r>
-            <w:proofErr w:type="spellStart"/>
-            <w:r>
-              <w:rPr>
-                <w:rFonts w:ascii="BRH Devanagari Extra" w:hAnsi="BRH Devanagari Extra" w:cs="BRH Devanagari Extra"/>
-                <w:color w:val="000000"/>
-                <w:sz w:val="40"/>
-                <w:szCs w:val="40"/>
-              </w:rPr>
-              <w:t>uÉËUþuÉÈ</w:t>
-            </w:r>
-            <w:proofErr w:type="spellEnd"/>
-            <w:r>
-              <w:rPr>
-                <w:rFonts w:ascii="BRH Devanagari Extra" w:hAnsi="BRH Devanagari Extra" w:cs="BRH Devanagari Extra"/>
-                <w:color w:val="000000"/>
-                <w:sz w:val="40"/>
-                <w:szCs w:val="40"/>
-              </w:rPr>
-              <w:t xml:space="preserve"> |</w:t>
+            <w:r>
+              <w:rPr>
+                <w:rFonts w:ascii="BRH Malayalam Extra" w:hAnsi="BRH Malayalam Extra" w:cs="BRH Devanagari Extra"/>
+                <w:color w:val="000000"/>
+                <w:sz w:val="30"/>
+                <w:szCs w:val="40"/>
+              </w:rPr>
+              <w:t>–</w:t>
+            </w:r>
+            <w:r>
+              <w:rPr>
+                <w:rFonts w:ascii="BRH Devanagari Extra" w:hAnsi="BRH Devanagari Extra" w:cs="BRH Devanagari Extra"/>
+                <w:color w:val="000000"/>
+                <w:sz w:val="40"/>
+                <w:szCs w:val="40"/>
+              </w:rPr>
+              <w:t xml:space="preserve"> zNûlSþÈ | NûlSÉå</w:t>
+            </w:r>
+            <w:r>
+              <w:rPr>
+                <w:rFonts w:ascii="BRH Malayalam Extra" w:hAnsi="BRH Malayalam Extra" w:cs="BRH Devanagari Extra"/>
+                <w:color w:val="000000"/>
+                <w:sz w:val="30"/>
+                <w:szCs w:val="40"/>
+              </w:rPr>
+              <w:t>–</w:t>
+            </w:r>
+            <w:r>
+              <w:rPr>
+                <w:rFonts w:ascii="BRH Devanagari Extra" w:hAnsi="BRH Devanagari Extra" w:cs="BRH Devanagari Extra"/>
+                <w:color w:val="000000"/>
+                <w:sz w:val="40"/>
+                <w:szCs w:val="40"/>
+              </w:rPr>
+              <w:t xml:space="preserve"> uÉËUþuÉÈ |</w:t>
             </w:r>
           </w:p>
         </w:tc>
@@ -9497,7 +7821,6 @@
                 <w:highlight w:val="green"/>
               </w:rPr>
             </w:pPr>
-            <w:proofErr w:type="spellStart"/>
             <w:r>
               <w:rPr>
                 <w:rFonts w:ascii="BRH Devanagari Extra" w:hAnsi="BRH Devanagari Extra" w:cs="BRH Devanagari Extra"/>
@@ -9517,93 +7840,41 @@
               </w:rPr>
               <w:t>uÉ</w:t>
             </w:r>
-            <w:proofErr w:type="spellEnd"/>
-            <w:r>
-              <w:rPr>
-                <w:rFonts w:ascii="BRH Malayalam Extra" w:hAnsi="BRH Malayalam Extra" w:cs="BRH Devanagari Extra"/>
-                <w:color w:val="000000"/>
-                <w:sz w:val="30"/>
-                <w:szCs w:val="40"/>
-              </w:rPr>
-              <w:t>–</w:t>
-            </w:r>
-            <w:r>
-              <w:rPr>
-                <w:rFonts w:ascii="BRH Devanagari Extra" w:hAnsi="BRH Devanagari Extra" w:cs="BRH Devanagari Extra"/>
-                <w:color w:val="000000"/>
-                <w:sz w:val="40"/>
-                <w:szCs w:val="40"/>
-              </w:rPr>
-              <w:t xml:space="preserve"> </w:t>
-            </w:r>
-            <w:proofErr w:type="spellStart"/>
-            <w:r>
-              <w:rPr>
-                <w:rFonts w:ascii="BRH Devanagari Extra" w:hAnsi="BRH Devanagari Extra" w:cs="BRH Devanagari Extra"/>
-                <w:color w:val="000000"/>
-                <w:sz w:val="40"/>
-                <w:szCs w:val="40"/>
-              </w:rPr>
-              <w:t>zNûlSþÈ</w:t>
-            </w:r>
-            <w:proofErr w:type="spellEnd"/>
-            <w:r>
-              <w:rPr>
-                <w:rFonts w:ascii="BRH Devanagari Extra" w:hAnsi="BRH Devanagari Extra" w:cs="BRH Devanagari Extra"/>
-                <w:color w:val="000000"/>
-                <w:sz w:val="40"/>
-                <w:szCs w:val="40"/>
-              </w:rPr>
-              <w:t xml:space="preserve"> | </w:t>
-            </w:r>
-            <w:proofErr w:type="spellStart"/>
-            <w:r>
-              <w:rPr>
-                <w:rFonts w:ascii="BRH Devanagari Extra" w:hAnsi="BRH Devanagari Extra" w:cs="BRH Devanagari Extra"/>
-                <w:color w:val="000000"/>
-                <w:sz w:val="40"/>
-                <w:szCs w:val="40"/>
-              </w:rPr>
-              <w:t>NûlSÉå</w:t>
-            </w:r>
-            <w:proofErr w:type="spellEnd"/>
-            <w:r>
-              <w:rPr>
-                <w:rFonts w:ascii="BRH Malayalam Extra" w:hAnsi="BRH Malayalam Extra" w:cs="BRH Devanagari Extra"/>
-                <w:color w:val="000000"/>
-                <w:sz w:val="30"/>
-                <w:szCs w:val="40"/>
-              </w:rPr>
-              <w:t>–</w:t>
-            </w:r>
-            <w:r>
-              <w:rPr>
-                <w:rFonts w:ascii="BRH Devanagari Extra" w:hAnsi="BRH Devanagari Extra" w:cs="BRH Devanagari Extra"/>
-                <w:color w:val="000000"/>
-                <w:sz w:val="40"/>
-                <w:szCs w:val="40"/>
-              </w:rPr>
-              <w:t xml:space="preserve"> </w:t>
-            </w:r>
-            <w:proofErr w:type="spellStart"/>
-            <w:r>
-              <w:rPr>
-                <w:rFonts w:ascii="BRH Devanagari Extra" w:hAnsi="BRH Devanagari Extra" w:cs="BRH Devanagari Extra"/>
-                <w:color w:val="000000"/>
-                <w:sz w:val="40"/>
-                <w:szCs w:val="40"/>
-              </w:rPr>
-              <w:t>uÉËUþuÉÈ</w:t>
-            </w:r>
-            <w:proofErr w:type="spellEnd"/>
-            <w:r>
-              <w:rPr>
-                <w:rFonts w:ascii="BRH Devanagari Extra" w:hAnsi="BRH Devanagari Extra" w:cs="BRH Devanagari Extra"/>
-                <w:color w:val="000000"/>
-                <w:sz w:val="40"/>
-                <w:szCs w:val="40"/>
-              </w:rPr>
-              <w:t xml:space="preserve"> |</w:t>
+            <w:r>
+              <w:rPr>
+                <w:rFonts w:ascii="BRH Malayalam Extra" w:hAnsi="BRH Malayalam Extra" w:cs="BRH Devanagari Extra"/>
+                <w:color w:val="000000"/>
+                <w:sz w:val="30"/>
+                <w:szCs w:val="40"/>
+              </w:rPr>
+              <w:t>–</w:t>
+            </w:r>
+            <w:r>
+              <w:rPr>
+                <w:rFonts w:ascii="BRH Devanagari Extra" w:hAnsi="BRH Devanagari Extra" w:cs="BRH Devanagari Extra"/>
+                <w:color w:val="000000"/>
+                <w:sz w:val="40"/>
+                <w:szCs w:val="40"/>
+              </w:rPr>
+              <w:t xml:space="preserve"> zNûlSþÈ | NûlSÉå</w:t>
+            </w:r>
+            <w:r>
+              <w:rPr>
+                <w:rFonts w:ascii="BRH Malayalam Extra" w:hAnsi="BRH Malayalam Extra" w:cs="BRH Devanagari Extra"/>
+                <w:color w:val="000000"/>
+                <w:sz w:val="30"/>
+                <w:szCs w:val="40"/>
+              </w:rPr>
+              <w:t>–</w:t>
+            </w:r>
+            <w:r>
+              <w:rPr>
+                <w:rFonts w:ascii="BRH Devanagari Extra" w:hAnsi="BRH Devanagari Extra" w:cs="BRH Devanagari Extra"/>
+                <w:color w:val="000000"/>
+                <w:sz w:val="40"/>
+                <w:szCs w:val="40"/>
+              </w:rPr>
+              <w:t xml:space="preserve"> uÉËUþuÉÈ |</w:t>
             </w:r>
           </w:p>
         </w:tc>
@@ -9737,7 +8008,6 @@
                 <w:highlight w:val="yellow"/>
               </w:rPr>
             </w:pPr>
-            <w:proofErr w:type="spellStart"/>
             <w:r>
               <w:rPr>
                 <w:rFonts w:ascii="BRH Devanagari Extra" w:hAnsi="BRH Devanagari Extra" w:cs="BRH Devanagari Extra"/>
@@ -9747,37 +8017,24 @@
               </w:rPr>
               <w:t>AlÉÏþMüqÉÑmÉÉ</w:t>
             </w:r>
-            <w:proofErr w:type="spellEnd"/>
-            <w:r>
-              <w:rPr>
-                <w:rFonts w:ascii="BRH Malayalam Extra" w:hAnsi="BRH Malayalam Extra" w:cs="BRH Devanagari Extra"/>
-                <w:color w:val="000000"/>
-                <w:sz w:val="30"/>
-                <w:szCs w:val="40"/>
-              </w:rPr>
-              <w:t>–</w:t>
-            </w:r>
-            <w:proofErr w:type="spellStart"/>
-            <w:r>
-              <w:rPr>
-                <w:rFonts w:ascii="BRH Devanagari Extra" w:hAnsi="BRH Devanagari Extra" w:cs="BRH Devanagari Extra"/>
-                <w:color w:val="000000"/>
-                <w:sz w:val="40"/>
-                <w:szCs w:val="40"/>
-              </w:rPr>
-              <w:t>Måü</w:t>
-            </w:r>
-            <w:proofErr w:type="spellEnd"/>
-            <w:r>
-              <w:rPr>
-                <w:rFonts w:ascii="BRH Devanagari Extra" w:hAnsi="BRH Devanagari Extra" w:cs="BRH Devanagari Extra"/>
-                <w:color w:val="000000"/>
-                <w:sz w:val="40"/>
-                <w:szCs w:val="40"/>
-              </w:rPr>
-              <w:t xml:space="preserve"> | </w:t>
-            </w:r>
-            <w:proofErr w:type="spellStart"/>
+            <w:r>
+              <w:rPr>
+                <w:rFonts w:ascii="BRH Malayalam Extra" w:hAnsi="BRH Malayalam Extra" w:cs="BRH Devanagari Extra"/>
+                <w:color w:val="000000"/>
+                <w:sz w:val="30"/>
+                <w:szCs w:val="40"/>
+              </w:rPr>
+              <w:t>–</w:t>
+            </w:r>
+            <w:r>
+              <w:rPr>
+                <w:rFonts w:ascii="BRH Devanagari Extra" w:hAnsi="BRH Devanagari Extra" w:cs="BRH Devanagari Extra"/>
+                <w:color w:val="000000"/>
+                <w:sz w:val="40"/>
+                <w:szCs w:val="40"/>
+              </w:rPr>
+              <w:t xml:space="preserve">Måü | </w:t>
+            </w:r>
             <w:r>
               <w:rPr>
                 <w:rFonts w:ascii="BRH Devanagari Extra" w:hAnsi="BRH Devanagari Extra" w:cs="BRH Devanagari Extra"/>
@@ -9797,35 +8054,23 @@
               </w:rPr>
               <w:t>mÉÉ</w:t>
             </w:r>
-            <w:proofErr w:type="spellEnd"/>
-            <w:r>
-              <w:rPr>
-                <w:rFonts w:ascii="BRH Malayalam Extra" w:hAnsi="BRH Malayalam Extra" w:cs="BRH Devanagari Extra"/>
-                <w:color w:val="000000"/>
-                <w:sz w:val="30"/>
-                <w:szCs w:val="40"/>
-              </w:rPr>
-              <w:t>–</w:t>
-            </w:r>
-            <w:proofErr w:type="spellStart"/>
-            <w:r>
-              <w:rPr>
-                <w:rFonts w:ascii="BRH Devanagari Extra" w:hAnsi="BRH Devanagari Extra" w:cs="BRH Devanagari Extra"/>
-                <w:color w:val="000000"/>
-                <w:sz w:val="40"/>
-                <w:szCs w:val="40"/>
-              </w:rPr>
-              <w:t>Mü</w:t>
-            </w:r>
-            <w:proofErr w:type="spellEnd"/>
-            <w:r>
-              <w:rPr>
-                <w:rFonts w:ascii="BRH Devanagari Extra" w:hAnsi="BRH Devanagari Extra" w:cs="BRH Devanagari Extra"/>
-                <w:color w:val="000000"/>
-                <w:sz w:val="40"/>
-                <w:szCs w:val="40"/>
-              </w:rPr>
-              <w:t xml:space="preserve"> AÉ |</w:t>
+            <w:r>
+              <w:rPr>
+                <w:rFonts w:ascii="BRH Malayalam Extra" w:hAnsi="BRH Malayalam Extra" w:cs="BRH Devanagari Extra"/>
+                <w:color w:val="000000"/>
+                <w:sz w:val="30"/>
+                <w:szCs w:val="40"/>
+              </w:rPr>
+              <w:t>–</w:t>
+            </w:r>
+            <w:r>
+              <w:rPr>
+                <w:rFonts w:ascii="BRH Devanagari Extra" w:hAnsi="BRH Devanagari Extra" w:cs="BRH Devanagari Extra"/>
+                <w:color w:val="000000"/>
+                <w:sz w:val="40"/>
+                <w:szCs w:val="40"/>
+              </w:rPr>
+              <w:t>Mü AÉ |</w:t>
             </w:r>
           </w:p>
         </w:tc>
@@ -9848,7 +8093,6 @@
                 <w:highlight w:val="green"/>
               </w:rPr>
             </w:pPr>
-            <w:proofErr w:type="spellStart"/>
             <w:r>
               <w:rPr>
                 <w:rFonts w:ascii="BRH Devanagari Extra" w:hAnsi="BRH Devanagari Extra" w:cs="BRH Devanagari Extra"/>
@@ -9858,35 +8102,23 @@
               </w:rPr>
               <w:t>AlÉÏþMüqÉÑmÉÉ</w:t>
             </w:r>
-            <w:proofErr w:type="spellEnd"/>
-            <w:r>
-              <w:rPr>
-                <w:rFonts w:ascii="BRH Malayalam Extra" w:hAnsi="BRH Malayalam Extra" w:cs="BRH Devanagari Extra"/>
-                <w:color w:val="000000"/>
-                <w:sz w:val="30"/>
-                <w:szCs w:val="40"/>
-              </w:rPr>
-              <w:t>–</w:t>
-            </w:r>
-            <w:proofErr w:type="spellStart"/>
-            <w:r>
-              <w:rPr>
-                <w:rFonts w:ascii="BRH Devanagari Extra" w:hAnsi="BRH Devanagari Extra" w:cs="BRH Devanagari Extra"/>
-                <w:color w:val="000000"/>
-                <w:sz w:val="40"/>
-                <w:szCs w:val="40"/>
-              </w:rPr>
-              <w:t>Måü</w:t>
-            </w:r>
-            <w:proofErr w:type="spellEnd"/>
-            <w:r>
-              <w:rPr>
-                <w:rFonts w:ascii="BRH Devanagari Extra" w:hAnsi="BRH Devanagari Extra" w:cs="BRH Devanagari Extra"/>
-                <w:color w:val="000000"/>
-                <w:sz w:val="40"/>
-                <w:szCs w:val="40"/>
-              </w:rPr>
-              <w:t xml:space="preserve"> | </w:t>
+            <w:r>
+              <w:rPr>
+                <w:rFonts w:ascii="BRH Malayalam Extra" w:hAnsi="BRH Malayalam Extra" w:cs="BRH Devanagari Extra"/>
+                <w:color w:val="000000"/>
+                <w:sz w:val="30"/>
+                <w:szCs w:val="40"/>
+              </w:rPr>
+              <w:t>–</w:t>
+            </w:r>
+            <w:r>
+              <w:rPr>
+                <w:rFonts w:ascii="BRH Devanagari Extra" w:hAnsi="BRH Devanagari Extra" w:cs="BRH Devanagari Extra"/>
+                <w:color w:val="000000"/>
+                <w:sz w:val="40"/>
+                <w:szCs w:val="40"/>
+              </w:rPr>
+              <w:t xml:space="preserve">Måü | </w:t>
             </w:r>
             <w:r>
               <w:rPr>
@@ -9908,7 +8140,6 @@
               </w:rPr>
               <w:t>–</w:t>
             </w:r>
-            <w:proofErr w:type="spellStart"/>
             <w:r>
               <w:rPr>
                 <w:rFonts w:ascii="BRH Devanagari Extra" w:hAnsi="BRH Devanagari Extra" w:cs="BRH Devanagari Extra"/>
@@ -9918,35 +8149,23 @@
               </w:rPr>
               <w:t>mÉÉ</w:t>
             </w:r>
-            <w:proofErr w:type="spellEnd"/>
-            <w:r>
-              <w:rPr>
-                <w:rFonts w:ascii="BRH Malayalam Extra" w:hAnsi="BRH Malayalam Extra" w:cs="BRH Devanagari Extra"/>
-                <w:color w:val="000000"/>
-                <w:sz w:val="30"/>
-                <w:szCs w:val="40"/>
-              </w:rPr>
-              <w:t>–</w:t>
-            </w:r>
-            <w:proofErr w:type="spellStart"/>
-            <w:r>
-              <w:rPr>
-                <w:rFonts w:ascii="BRH Devanagari Extra" w:hAnsi="BRH Devanagari Extra" w:cs="BRH Devanagari Extra"/>
-                <w:color w:val="000000"/>
-                <w:sz w:val="40"/>
-                <w:szCs w:val="40"/>
-              </w:rPr>
-              <w:t>Mü</w:t>
-            </w:r>
-            <w:proofErr w:type="spellEnd"/>
-            <w:r>
-              <w:rPr>
-                <w:rFonts w:ascii="BRH Devanagari Extra" w:hAnsi="BRH Devanagari Extra" w:cs="BRH Devanagari Extra"/>
-                <w:color w:val="000000"/>
-                <w:sz w:val="40"/>
-                <w:szCs w:val="40"/>
-              </w:rPr>
-              <w:t xml:space="preserve"> AÉ |</w:t>
+            <w:r>
+              <w:rPr>
+                <w:rFonts w:ascii="BRH Malayalam Extra" w:hAnsi="BRH Malayalam Extra" w:cs="BRH Devanagari Extra"/>
+                <w:color w:val="000000"/>
+                <w:sz w:val="30"/>
+                <w:szCs w:val="40"/>
+              </w:rPr>
+              <w:t>–</w:t>
+            </w:r>
+            <w:r>
+              <w:rPr>
+                <w:rFonts w:ascii="BRH Devanagari Extra" w:hAnsi="BRH Devanagari Extra" w:cs="BRH Devanagari Extra"/>
+                <w:color w:val="000000"/>
+                <w:sz w:val="40"/>
+                <w:szCs w:val="40"/>
+              </w:rPr>
+              <w:t>Mü AÉ |</w:t>
             </w:r>
           </w:p>
         </w:tc>
@@ -10184,20 +8403,73 @@
               </w:rPr>
               <w:t>–</w:t>
             </w:r>
-            <w:proofErr w:type="spellStart"/>
-            <w:r>
-              <w:rPr>
-                <w:rFonts w:ascii="BRH Devanagari Extra" w:hAnsi="BRH Devanagari Extra" w:cs="BRH Devanagari Extra"/>
-                <w:color w:val="000000"/>
-                <w:sz w:val="40"/>
-                <w:szCs w:val="40"/>
-              </w:rPr>
-              <w:t>mÉå</w:t>
-            </w:r>
-            <w:proofErr w:type="spellEnd"/>
-            <w:r>
-              <w:rPr>
-                <w:rFonts w:ascii="BRH Devanagari Extra" w:hAnsi="BRH Devanagari Extra" w:cs="BRH Devanagari Extra"/>
+            <w:r>
+              <w:rPr>
+                <w:rFonts w:ascii="BRH Devanagari Extra" w:hAnsi="BRH Devanagari Extra" w:cs="BRH Devanagari Extra"/>
+                <w:color w:val="000000"/>
+                <w:sz w:val="40"/>
+                <w:szCs w:val="40"/>
+              </w:rPr>
+              <w:t xml:space="preserve">mÉå </w:t>
+            </w:r>
+            <w:r>
+              <w:rPr>
+                <w:rFonts w:ascii="BRH Devanagari Extra" w:hAnsi="BRH Devanagari Extra" w:cs="BRH Devanagari Extra"/>
+                <w:color w:val="000000"/>
+                <w:sz w:val="40"/>
+                <w:szCs w:val="40"/>
+                <w:highlight w:val="green"/>
+              </w:rPr>
+              <w:t>A³É</w:t>
+            </w:r>
+            <w:r>
+              <w:rPr>
+                <w:rFonts w:ascii="BRH Devanagari Extra" w:hAnsi="BRH Devanagari Extra" w:cs="BRH Devanagari Extra"/>
+                <w:color w:val="000000"/>
+                <w:sz w:val="40"/>
+                <w:szCs w:val="40"/>
+              </w:rPr>
+              <w:t xml:space="preserve">ÿqÉç | </w:t>
+            </w:r>
+          </w:p>
+          <w:p>
+            <w:pPr>
+              <w:widowControl w:val="0"/>
+              <w:autoSpaceDE w:val="0"/>
+              <w:autoSpaceDN w:val="0"/>
+              <w:adjustRightInd w:val="0"/>
+              <w:spacing w:before="0" w:line="240" w:lineRule="auto"/>
+              <w:rPr>
+                <w:rFonts w:ascii="BRH Malayalam Extra" w:hAnsi="BRH Malayalam Extra" w:cs="BRH Malayalam Extra"/>
+                <w:color w:val="000000"/>
+                <w:sz w:val="40"/>
+                <w:szCs w:val="40"/>
+              </w:rPr>
+            </w:pPr>
+            <w:r>
+              <w:rPr>
+                <w:b/>
+                <w:bCs/>
+              </w:rPr>
+              <w:t xml:space="preserve">it </w:t>
+            </w:r>
+            <w:r>
+              <w:rPr>
+                <w:b/>
+                <w:bCs/>
+              </w:rPr>
+              <w:t>is</w:t>
+            </w:r>
+            <w:r>
+              <w:rPr>
+                <w:b/>
+                <w:bCs/>
+              </w:rPr>
+              <w:t xml:space="preserve"> “a”</w:t>
+            </w:r>
+            <w:r>
+              <w:rPr>
+                <w:rFonts w:ascii="BRH Malayalam Extra" w:hAnsi="BRH Malayalam Extra" w:cs="BRH Malayalam Extra"/>
                 <w:color w:val="000000"/>
                 <w:sz w:val="40"/>
                 <w:szCs w:val="40"/>
@@ -10206,104 +8478,24 @@
             </w:r>
             <w:r>
               <w:rPr>
-                <w:rFonts w:ascii="BRH Devanagari Extra" w:hAnsi="BRH Devanagari Extra" w:cs="BRH Devanagari Extra"/>
-                <w:color w:val="000000"/>
-                <w:sz w:val="40"/>
-                <w:szCs w:val="40"/>
-                <w:highlight w:val="green"/>
-              </w:rPr>
-              <w:t>A³É</w:t>
-            </w:r>
-            <w:r>
-              <w:rPr>
-                <w:rFonts w:ascii="BRH Devanagari Extra" w:hAnsi="BRH Devanagari Extra" w:cs="BRH Devanagari Extra"/>
-                <w:color w:val="000000"/>
-                <w:sz w:val="40"/>
-                <w:szCs w:val="40"/>
-              </w:rPr>
-              <w:t xml:space="preserve">ÿqÉç | </w:t>
-            </w:r>
-          </w:p>
-          <w:p>
-            <w:pPr>
-              <w:widowControl w:val="0"/>
-              <w:autoSpaceDE w:val="0"/>
-              <w:autoSpaceDN w:val="0"/>
-              <w:adjustRightInd w:val="0"/>
-              <w:spacing w:before="0" w:line="240" w:lineRule="auto"/>
-              <w:rPr>
-                <w:rFonts w:ascii="BRH Malayalam Extra" w:hAnsi="BRH Malayalam Extra" w:cs="BRH Malayalam Extra"/>
-                <w:color w:val="000000"/>
-                <w:sz w:val="40"/>
-                <w:szCs w:val="40"/>
-              </w:rPr>
-            </w:pPr>
-            <w:r>
-              <w:rPr>
                 <w:b/>
                 <w:bCs/>
               </w:rPr>
-              <w:t xml:space="preserve">it </w:t>
+              <w:t>in</w:t>
             </w:r>
             <w:r>
               <w:rPr>
                 <w:b/>
                 <w:bCs/>
               </w:rPr>
-              <w:t>is</w:t>
+              <w:t>s</w:t>
             </w:r>
             <w:r>
               <w:rPr>
                 <w:b/>
                 <w:bCs/>
               </w:rPr>
-              <w:t xml:space="preserve"> “a”</w:t>
-            </w:r>
-            <w:r>
-              <w:rPr>
-                <w:rFonts w:ascii="BRH Malayalam Extra" w:hAnsi="BRH Malayalam Extra" w:cs="BRH Malayalam Extra"/>
-                <w:color w:val="000000"/>
-                <w:sz w:val="40"/>
-                <w:szCs w:val="40"/>
-              </w:rPr>
-              <w:t xml:space="preserve"> </w:t>
-            </w:r>
-            <w:r>
-              <w:rPr>
-                <w:b/>
-                <w:bCs/>
-              </w:rPr>
-              <w:t>in</w:t>
-            </w:r>
-            <w:r>
-              <w:rPr>
-                <w:b/>
-                <w:bCs/>
-              </w:rPr>
-              <w:t>s</w:t>
-            </w:r>
-            <w:r>
-              <w:rPr>
-                <w:b/>
-                <w:bCs/>
-              </w:rPr>
-              <w:t xml:space="preserve">tead of </w:t>
-            </w:r>
-            <w:proofErr w:type="spellStart"/>
-            <w:r>
-              <w:rPr>
-                <w:b/>
-                <w:bCs/>
-              </w:rPr>
-              <w:t>avagraham</w:t>
-            </w:r>
-            <w:proofErr w:type="spellEnd"/>
-            <w:r>
-              <w:rPr>
-                <w:b/>
-                <w:bCs/>
-              </w:rPr>
-              <w:t>)</w:t>
+              <w:t>tead of avagraham)</w:t>
             </w:r>
           </w:p>
         </w:tc>
@@ -10437,7 +8629,6 @@
                 <w:highlight w:val="yellow"/>
               </w:rPr>
             </w:pPr>
-            <w:proofErr w:type="spellStart"/>
             <w:r>
               <w:rPr>
                 <w:rFonts w:ascii="BRH Devanagari Extra" w:hAnsi="BRH Devanagari Extra" w:cs="BRH Devanagari Extra"/>
@@ -10447,7 +8638,6 @@
               </w:rPr>
               <w:t>ÌuÉ</w:t>
             </w:r>
-            <w:proofErr w:type="spellEnd"/>
             <w:r>
               <w:rPr>
                 <w:rFonts w:ascii="BRH Malayalam Extra" w:hAnsi="BRH Malayalam Extra" w:cs="BRH Devanagari Extra"/>
@@ -10493,36 +8683,24 @@
               </w:rPr>
               <w:t>–</w:t>
             </w:r>
-            <w:proofErr w:type="spellStart"/>
-            <w:r>
-              <w:rPr>
-                <w:rFonts w:ascii="BRH Devanagari Extra" w:hAnsi="BRH Devanagari Extra" w:cs="BRH Devanagari Extra"/>
-                <w:color w:val="000000"/>
-                <w:sz w:val="40"/>
-                <w:szCs w:val="40"/>
-              </w:rPr>
-              <w:t>iÉÔlÉç</w:t>
-            </w:r>
-            <w:proofErr w:type="spellEnd"/>
-            <w:r>
-              <w:rPr>
-                <w:rFonts w:ascii="BRH Devanagari Extra" w:hAnsi="BRH Devanagari Extra" w:cs="BRH Devanagari Extra"/>
-                <w:color w:val="000000"/>
-                <w:sz w:val="40"/>
-                <w:szCs w:val="40"/>
-              </w:rPr>
-              <w:t xml:space="preserve"> | G</w:t>
-            </w:r>
-            <w:r>
-              <w:rPr>
-                <w:rFonts w:ascii="BRH Malayalam Extra" w:hAnsi="BRH Malayalam Extra" w:cs="BRH Devanagari Extra"/>
-                <w:color w:val="000000"/>
-                <w:sz w:val="30"/>
-                <w:szCs w:val="40"/>
-              </w:rPr>
-              <w:t>–</w:t>
-            </w:r>
-            <w:proofErr w:type="spellStart"/>
+            <w:r>
+              <w:rPr>
+                <w:rFonts w:ascii="BRH Devanagari Extra" w:hAnsi="BRH Devanagari Extra" w:cs="BRH Devanagari Extra"/>
+                <w:color w:val="000000"/>
+                <w:sz w:val="40"/>
+                <w:szCs w:val="40"/>
+              </w:rPr>
+              <w:t>iÉÔlÉç | G</w:t>
+            </w:r>
+            <w:r>
+              <w:rPr>
+                <w:rFonts w:ascii="BRH Malayalam Extra" w:hAnsi="BRH Malayalam Extra" w:cs="BRH Devanagari Extra"/>
+                <w:color w:val="000000"/>
+                <w:sz w:val="30"/>
+                <w:szCs w:val="40"/>
+              </w:rPr>
+              <w:t>–</w:t>
+            </w:r>
             <w:r>
               <w:rPr>
                 <w:rFonts w:ascii="BRH Devanagari Extra" w:hAnsi="BRH Devanagari Extra" w:cs="BRH Devanagari Extra"/>
@@ -10561,35 +8739,14 @@
               </w:rPr>
               <w:t>è</w:t>
             </w:r>
-            <w:proofErr w:type="spellEnd"/>
-            <w:r>
-              <w:rPr>
-                <w:rFonts w:ascii="BRH Devanagari Extra" w:hAnsi="BRH Devanagari Extra" w:cs="BRH Devanagari Extra"/>
-                <w:color w:val="000000"/>
-                <w:sz w:val="40"/>
-                <w:szCs w:val="40"/>
-              </w:rPr>
-              <w:t xml:space="preserve"> </w:t>
-            </w:r>
-            <w:proofErr w:type="spellStart"/>
-            <w:r>
-              <w:rPr>
-                <w:rFonts w:ascii="BRH Devanagari Extra" w:hAnsi="BRH Devanagari Extra" w:cs="BRH Devanagari Extra"/>
-                <w:color w:val="000000"/>
-                <w:sz w:val="40"/>
-                <w:szCs w:val="40"/>
-              </w:rPr>
-              <w:t>GþiÉÑmÉiÉå</w:t>
-            </w:r>
-            <w:proofErr w:type="spellEnd"/>
-            <w:r>
-              <w:rPr>
-                <w:rFonts w:ascii="BRH Devanagari Extra" w:hAnsi="BRH Devanagari Extra" w:cs="BRH Devanagari Extra"/>
-                <w:color w:val="000000"/>
-                <w:sz w:val="40"/>
-                <w:szCs w:val="40"/>
-              </w:rPr>
-              <w:t xml:space="preserve"> |</w:t>
+            <w:r>
+              <w:rPr>
+                <w:rFonts w:ascii="BRH Devanagari Extra" w:hAnsi="BRH Devanagari Extra" w:cs="BRH Devanagari Extra"/>
+                <w:color w:val="000000"/>
+                <w:sz w:val="40"/>
+                <w:szCs w:val="40"/>
+              </w:rPr>
+              <w:t xml:space="preserve"> GþiÉÑmÉiÉå |</w:t>
             </w:r>
           </w:p>
         </w:tc>
@@ -10612,7 +8769,6 @@
                 <w:highlight w:val="green"/>
               </w:rPr>
             </w:pPr>
-            <w:proofErr w:type="spellStart"/>
             <w:r>
               <w:rPr>
                 <w:rFonts w:ascii="BRH Devanagari Extra" w:hAnsi="BRH Devanagari Extra" w:cs="BRH Devanagari Extra"/>
@@ -10622,7 +8778,6 @@
               </w:rPr>
               <w:t>ÌuÉ</w:t>
             </w:r>
-            <w:proofErr w:type="spellEnd"/>
             <w:r>
               <w:rPr>
                 <w:rFonts w:ascii="BRH Malayalam Extra" w:hAnsi="BRH Malayalam Extra" w:cs="BRH Devanagari Extra"/>
@@ -10668,36 +8823,24 @@
               </w:rPr>
               <w:t>–</w:t>
             </w:r>
-            <w:proofErr w:type="spellStart"/>
-            <w:r>
-              <w:rPr>
-                <w:rFonts w:ascii="BRH Devanagari Extra" w:hAnsi="BRH Devanagari Extra" w:cs="BRH Devanagari Extra"/>
-                <w:color w:val="000000"/>
-                <w:sz w:val="40"/>
-                <w:szCs w:val="40"/>
-              </w:rPr>
-              <w:t>iÉÔlÉç</w:t>
-            </w:r>
-            <w:proofErr w:type="spellEnd"/>
-            <w:r>
-              <w:rPr>
-                <w:rFonts w:ascii="BRH Devanagari Extra" w:hAnsi="BRH Devanagari Extra" w:cs="BRH Devanagari Extra"/>
-                <w:color w:val="000000"/>
-                <w:sz w:val="40"/>
-                <w:szCs w:val="40"/>
-              </w:rPr>
-              <w:t xml:space="preserve"> | G</w:t>
-            </w:r>
-            <w:r>
-              <w:rPr>
-                <w:rFonts w:ascii="BRH Malayalam Extra" w:hAnsi="BRH Malayalam Extra" w:cs="BRH Devanagari Extra"/>
-                <w:color w:val="000000"/>
-                <w:sz w:val="30"/>
-                <w:szCs w:val="40"/>
-              </w:rPr>
-              <w:t>–</w:t>
-            </w:r>
-            <w:proofErr w:type="spellStart"/>
+            <w:r>
+              <w:rPr>
+                <w:rFonts w:ascii="BRH Devanagari Extra" w:hAnsi="BRH Devanagari Extra" w:cs="BRH Devanagari Extra"/>
+                <w:color w:val="000000"/>
+                <w:sz w:val="40"/>
+                <w:szCs w:val="40"/>
+              </w:rPr>
+              <w:t>iÉÔlÉç | G</w:t>
+            </w:r>
+            <w:r>
+              <w:rPr>
+                <w:rFonts w:ascii="BRH Malayalam Extra" w:hAnsi="BRH Malayalam Extra" w:cs="BRH Devanagari Extra"/>
+                <w:color w:val="000000"/>
+                <w:sz w:val="30"/>
+                <w:szCs w:val="40"/>
+              </w:rPr>
+              <w:t>–</w:t>
+            </w:r>
             <w:r>
               <w:rPr>
                 <w:rFonts w:ascii="BRH Devanagari Extra" w:hAnsi="BRH Devanagari Extra" w:cs="BRH Devanagari Extra"/>
@@ -10724,46 +8867,16 @@
                 <w:szCs w:val="40"/>
                 <w:highlight w:val="green"/>
               </w:rPr>
-              <w:t>Uç</w:t>
-            </w:r>
-            <w:proofErr w:type="spellEnd"/>
-            <w:r>
-              <w:rPr>
-                <w:rFonts w:ascii="BRH Devanagari Extra" w:hAnsi="BRH Devanagari Extra" w:cs="BRH Devanagari Extra"/>
-                <w:sz w:val="40"/>
-                <w:szCs w:val="40"/>
-                <w:highlight w:val="green"/>
-              </w:rPr>
-              <w:t>.</w:t>
-            </w:r>
-            <w:r>
-              <w:rPr>
-                <w:rFonts w:ascii="BRH Devanagari Extra" w:hAnsi="BRH Devanagari Extra" w:cs="BRH Devanagari Extra"/>
-                <w:color w:val="000000"/>
-                <w:sz w:val="40"/>
-                <w:szCs w:val="40"/>
-              </w:rPr>
-              <w:t xml:space="preserve"> </w:t>
-            </w:r>
-            <w:proofErr w:type="spellStart"/>
-            <w:r>
-              <w:rPr>
-                <w:rFonts w:ascii="BRH Devanagari Extra" w:hAnsi="BRH Devanagari Extra" w:cs="BRH Devanagari Extra"/>
-                <w:color w:val="000000"/>
-                <w:sz w:val="40"/>
-                <w:szCs w:val="40"/>
-              </w:rPr>
-              <w:t>GþiÉÑmÉiÉå</w:t>
-            </w:r>
-            <w:proofErr w:type="spellEnd"/>
-            <w:r>
-              <w:rPr>
-                <w:rFonts w:ascii="BRH Devanagari Extra" w:hAnsi="BRH Devanagari Extra" w:cs="BRH Devanagari Extra"/>
-                <w:color w:val="000000"/>
-                <w:sz w:val="40"/>
-                <w:szCs w:val="40"/>
-              </w:rPr>
-              <w:t xml:space="preserve"> |</w:t>
+              <w:t>Uç.</w:t>
+            </w:r>
+            <w:r>
+              <w:rPr>
+                <w:rFonts w:ascii="BRH Devanagari Extra" w:hAnsi="BRH Devanagari Extra" w:cs="BRH Devanagari Extra"/>
+                <w:color w:val="000000"/>
+                <w:sz w:val="40"/>
+                <w:szCs w:val="40"/>
+              </w:rPr>
+              <w:t xml:space="preserve"> GþiÉÑmÉiÉå |</w:t>
             </w:r>
           </w:p>
         </w:tc>
@@ -10801,6 +8914,7 @@
                 <w:sz w:val="28"/>
                 <w:szCs w:val="32"/>
               </w:rPr>
+              <w:lastRenderedPageBreak/>
               <w:t>T.S.4.3.13.6 – Kramam</w:t>
             </w:r>
           </w:p>
@@ -10896,7 +9010,6 @@
                 <w:szCs w:val="40"/>
               </w:rPr>
             </w:pPr>
-            <w:proofErr w:type="spellStart"/>
             <w:r>
               <w:rPr>
                 <w:rFonts w:ascii="BRH Devanagari Extra" w:hAnsi="BRH Devanagari Extra" w:cs="BRH Devanagari Extra"/>
@@ -10906,65 +9019,23 @@
               </w:rPr>
               <w:t>SÉå</w:t>
             </w:r>
-            <w:proofErr w:type="spellEnd"/>
-            <w:r>
-              <w:rPr>
-                <w:rFonts w:ascii="BRH Malayalam Extra" w:hAnsi="BRH Malayalam Extra" w:cs="BRH Devanagari Extra"/>
-                <w:color w:val="000000"/>
-                <w:sz w:val="30"/>
-                <w:szCs w:val="40"/>
-              </w:rPr>
-              <w:t>–</w:t>
-            </w:r>
-            <w:proofErr w:type="spellStart"/>
-            <w:r>
-              <w:rPr>
-                <w:rFonts w:ascii="BRH Devanagari Extra" w:hAnsi="BRH Devanagari Extra" w:cs="BRH Devanagari Extra"/>
-                <w:color w:val="000000"/>
-                <w:sz w:val="40"/>
-                <w:szCs w:val="40"/>
-              </w:rPr>
-              <w:t>wÉÉ</w:t>
-            </w:r>
-            <w:proofErr w:type="spellEnd"/>
-            <w:r>
-              <w:rPr>
-                <w:rFonts w:ascii="BRH Devanagari Extra" w:hAnsi="BRH Devanagari Extra" w:cs="BRH Devanagari Extra"/>
-                <w:color w:val="000000"/>
-                <w:sz w:val="40"/>
-                <w:szCs w:val="40"/>
-              </w:rPr>
-              <w:t xml:space="preserve"> </w:t>
-            </w:r>
-            <w:proofErr w:type="spellStart"/>
-            <w:r>
-              <w:rPr>
-                <w:rFonts w:ascii="BRH Devanagari Extra" w:hAnsi="BRH Devanagari Extra" w:cs="BRH Devanagari Extra"/>
-                <w:color w:val="000000"/>
-                <w:sz w:val="40"/>
-                <w:szCs w:val="40"/>
-              </w:rPr>
-              <w:t>uÉxiÉÉåÿÈ</w:t>
-            </w:r>
-            <w:proofErr w:type="spellEnd"/>
-            <w:r>
-              <w:rPr>
-                <w:rFonts w:ascii="BRH Devanagari Extra" w:hAnsi="BRH Devanagari Extra" w:cs="BRH Devanagari Extra"/>
-                <w:color w:val="000000"/>
-                <w:sz w:val="40"/>
-                <w:szCs w:val="40"/>
-              </w:rPr>
-              <w:t xml:space="preserve"> | </w:t>
-            </w:r>
-            <w:proofErr w:type="spellStart"/>
-            <w:r>
-              <w:rPr>
-                <w:rFonts w:ascii="BRH Devanagari Extra" w:hAnsi="BRH Devanagari Extra" w:cs="BRH Devanagari Extra"/>
-                <w:color w:val="000000"/>
-                <w:sz w:val="40"/>
-                <w:szCs w:val="40"/>
-              </w:rPr>
-              <w:t>uÉ</w:t>
+            <w:r>
+              <w:rPr>
+                <w:rFonts w:ascii="BRH Malayalam Extra" w:hAnsi="BRH Malayalam Extra" w:cs="BRH Devanagari Extra"/>
+                <w:color w:val="000000"/>
+                <w:sz w:val="30"/>
+                <w:szCs w:val="40"/>
+              </w:rPr>
+              <w:t>–</w:t>
+            </w:r>
+            <w:r>
+              <w:rPr>
+                <w:rFonts w:ascii="BRH Devanagari Extra" w:hAnsi="BRH Devanagari Extra" w:cs="BRH Devanagari Extra"/>
+                <w:color w:val="000000"/>
+                <w:sz w:val="40"/>
+                <w:szCs w:val="40"/>
+              </w:rPr>
+              <w:t>wÉÉ uÉxiÉÉåÿÈ | uÉ</w:t>
             </w:r>
             <w:r>
               <w:rPr>
@@ -10974,67 +9045,34 @@
                 <w:szCs w:val="40"/>
                 <w:highlight w:val="yellow"/>
               </w:rPr>
-              <w:t>xiÉÉåÿUç</w:t>
-            </w:r>
-            <w:proofErr w:type="spellEnd"/>
-            <w:r>
-              <w:rPr>
-                <w:rFonts w:ascii="BRH Devanagari Extra" w:hAnsi="BRH Devanagari Extra" w:cs="BRH Devanagari Extra"/>
-                <w:color w:val="000000"/>
-                <w:sz w:val="40"/>
-                <w:szCs w:val="40"/>
-                <w:highlight w:val="yellow"/>
-              </w:rPr>
-              <w:t>.</w:t>
-            </w:r>
-            <w:r>
-              <w:rPr>
-                <w:rFonts w:ascii="BRH Devanagari Extra" w:hAnsi="BRH Devanagari Extra" w:cs="BRH Devanagari Extra"/>
-                <w:color w:val="000000"/>
-                <w:sz w:val="40"/>
-                <w:szCs w:val="40"/>
-              </w:rPr>
-              <w:t xml:space="preserve"> </w:t>
-            </w:r>
-            <w:proofErr w:type="spellStart"/>
-            <w:r>
-              <w:rPr>
-                <w:rFonts w:ascii="BRH Devanagari Extra" w:hAnsi="BRH Devanagari Extra" w:cs="BRH Devanagari Extra"/>
-                <w:color w:val="000000"/>
-                <w:sz w:val="40"/>
-                <w:szCs w:val="40"/>
-              </w:rPr>
-              <w:t>Wû</w:t>
-            </w:r>
-            <w:proofErr w:type="spellEnd"/>
-            <w:r>
-              <w:rPr>
-                <w:rFonts w:ascii="BRH Malayalam Extra" w:hAnsi="BRH Malayalam Extra" w:cs="BRH Devanagari Extra"/>
-                <w:color w:val="000000"/>
-                <w:sz w:val="30"/>
-                <w:szCs w:val="40"/>
-              </w:rPr>
-              <w:t>–</w:t>
-            </w:r>
-            <w:proofErr w:type="spellStart"/>
-            <w:r>
-              <w:rPr>
-                <w:rFonts w:ascii="BRH Devanagari Extra" w:hAnsi="BRH Devanagari Extra" w:cs="BRH Devanagari Extra"/>
-                <w:color w:val="000000"/>
-                <w:sz w:val="40"/>
-                <w:szCs w:val="40"/>
-              </w:rPr>
-              <w:t>ÌuÉwqÉþiÉÏ</w:t>
-            </w:r>
-            <w:proofErr w:type="spellEnd"/>
-            <w:r>
-              <w:rPr>
-                <w:rFonts w:ascii="BRH Devanagari Extra" w:hAnsi="BRH Devanagari Extra" w:cs="BRH Devanagari Extra"/>
-                <w:color w:val="000000"/>
-                <w:sz w:val="40"/>
-                <w:szCs w:val="40"/>
-              </w:rPr>
-              <w:t xml:space="preserve"> |</w:t>
+              <w:t>xiÉÉåÿUç.</w:t>
+            </w:r>
+            <w:r>
+              <w:rPr>
+                <w:rFonts w:ascii="BRH Devanagari Extra" w:hAnsi="BRH Devanagari Extra" w:cs="BRH Devanagari Extra"/>
+                <w:color w:val="000000"/>
+                <w:sz w:val="40"/>
+                <w:szCs w:val="40"/>
+              </w:rPr>
+              <w:t xml:space="preserve"> Wû</w:t>
+            </w:r>
+            <w:r>
+              <w:rPr>
+                <w:rFonts w:ascii="BRH Malayalam Extra" w:hAnsi="BRH Malayalam Extra" w:cs="BRH Devanagari Extra"/>
+                <w:color w:val="000000"/>
+                <w:sz w:val="30"/>
+                <w:szCs w:val="40"/>
+              </w:rPr>
+              <w:t>–</w:t>
+            </w:r>
+            <w:r>
+              <w:rPr>
+                <w:rFonts w:ascii="BRH Devanagari Extra" w:hAnsi="BRH Devanagari Extra" w:cs="BRH Devanagari Extra"/>
+                <w:color w:val="000000"/>
+                <w:sz w:val="40"/>
+                <w:szCs w:val="40"/>
+              </w:rPr>
+              <w:t>ÌuÉwqÉþiÉÏ |</w:t>
             </w:r>
           </w:p>
         </w:tc>
@@ -11056,7 +9094,6 @@
                 <w:szCs w:val="40"/>
               </w:rPr>
             </w:pPr>
-            <w:proofErr w:type="spellStart"/>
             <w:r>
               <w:rPr>
                 <w:rFonts w:ascii="BRH Devanagari Extra" w:hAnsi="BRH Devanagari Extra" w:cs="BRH Devanagari Extra"/>
@@ -11066,65 +9103,23 @@
               </w:rPr>
               <w:t>SÉå</w:t>
             </w:r>
-            <w:proofErr w:type="spellEnd"/>
-            <w:r>
-              <w:rPr>
-                <w:rFonts w:ascii="BRH Malayalam Extra" w:hAnsi="BRH Malayalam Extra" w:cs="BRH Devanagari Extra"/>
-                <w:color w:val="000000"/>
-                <w:sz w:val="30"/>
-                <w:szCs w:val="40"/>
-              </w:rPr>
-              <w:t>–</w:t>
-            </w:r>
-            <w:proofErr w:type="spellStart"/>
-            <w:r>
-              <w:rPr>
-                <w:rFonts w:ascii="BRH Devanagari Extra" w:hAnsi="BRH Devanagari Extra" w:cs="BRH Devanagari Extra"/>
-                <w:color w:val="000000"/>
-                <w:sz w:val="40"/>
-                <w:szCs w:val="40"/>
-              </w:rPr>
-              <w:t>wÉÉ</w:t>
-            </w:r>
-            <w:proofErr w:type="spellEnd"/>
-            <w:r>
-              <w:rPr>
-                <w:rFonts w:ascii="BRH Devanagari Extra" w:hAnsi="BRH Devanagari Extra" w:cs="BRH Devanagari Extra"/>
-                <w:color w:val="000000"/>
-                <w:sz w:val="40"/>
-                <w:szCs w:val="40"/>
-              </w:rPr>
-              <w:t xml:space="preserve"> </w:t>
-            </w:r>
-            <w:proofErr w:type="spellStart"/>
-            <w:r>
-              <w:rPr>
-                <w:rFonts w:ascii="BRH Devanagari Extra" w:hAnsi="BRH Devanagari Extra" w:cs="BRH Devanagari Extra"/>
-                <w:color w:val="000000"/>
-                <w:sz w:val="40"/>
-                <w:szCs w:val="40"/>
-              </w:rPr>
-              <w:t>uÉxiÉÉåÿÈ</w:t>
-            </w:r>
-            <w:proofErr w:type="spellEnd"/>
-            <w:r>
-              <w:rPr>
-                <w:rFonts w:ascii="BRH Devanagari Extra" w:hAnsi="BRH Devanagari Extra" w:cs="BRH Devanagari Extra"/>
-                <w:color w:val="000000"/>
-                <w:sz w:val="40"/>
-                <w:szCs w:val="40"/>
-              </w:rPr>
-              <w:t xml:space="preserve"> | </w:t>
-            </w:r>
-            <w:proofErr w:type="spellStart"/>
-            <w:r>
-              <w:rPr>
-                <w:rFonts w:ascii="BRH Devanagari Extra" w:hAnsi="BRH Devanagari Extra" w:cs="BRH Devanagari Extra"/>
-                <w:color w:val="000000"/>
-                <w:sz w:val="40"/>
-                <w:szCs w:val="40"/>
-              </w:rPr>
-              <w:t>uÉxiÉÉå</w:t>
+            <w:r>
+              <w:rPr>
+                <w:rFonts w:ascii="BRH Malayalam Extra" w:hAnsi="BRH Malayalam Extra" w:cs="BRH Devanagari Extra"/>
+                <w:color w:val="000000"/>
+                <w:sz w:val="30"/>
+                <w:szCs w:val="40"/>
+              </w:rPr>
+              <w:t>–</w:t>
+            </w:r>
+            <w:r>
+              <w:rPr>
+                <w:rFonts w:ascii="BRH Devanagari Extra" w:hAnsi="BRH Devanagari Extra" w:cs="BRH Devanagari Extra"/>
+                <w:color w:val="000000"/>
+                <w:sz w:val="40"/>
+                <w:szCs w:val="40"/>
+              </w:rPr>
+              <w:t>wÉÉ uÉxiÉÉåÿÈ | uÉxiÉÉå</w:t>
             </w:r>
             <w:r>
               <w:rPr>
@@ -11134,67 +9129,34 @@
                 <w:szCs w:val="40"/>
                 <w:highlight w:val="green"/>
               </w:rPr>
-              <w:t>Uçþ</w:t>
-            </w:r>
-            <w:proofErr w:type="spellEnd"/>
-            <w:r>
-              <w:rPr>
-                <w:rFonts w:ascii="BRH Devanagari Extra" w:hAnsi="BRH Devanagari Extra" w:cs="BRH Devanagari Extra"/>
-                <w:color w:val="000000"/>
-                <w:sz w:val="40"/>
-                <w:szCs w:val="40"/>
-                <w:highlight w:val="green"/>
-              </w:rPr>
-              <w:t>.</w:t>
-            </w:r>
-            <w:r>
-              <w:rPr>
-                <w:rFonts w:ascii="BRH Devanagari Extra" w:hAnsi="BRH Devanagari Extra" w:cs="BRH Devanagari Extra"/>
-                <w:color w:val="000000"/>
-                <w:sz w:val="40"/>
-                <w:szCs w:val="40"/>
-              </w:rPr>
-              <w:t xml:space="preserve"> </w:t>
-            </w:r>
-            <w:proofErr w:type="spellStart"/>
-            <w:r>
-              <w:rPr>
-                <w:rFonts w:ascii="BRH Devanagari Extra" w:hAnsi="BRH Devanagari Extra" w:cs="BRH Devanagari Extra"/>
-                <w:color w:val="000000"/>
-                <w:sz w:val="40"/>
-                <w:szCs w:val="40"/>
-              </w:rPr>
-              <w:t>Wû</w:t>
-            </w:r>
-            <w:proofErr w:type="spellEnd"/>
-            <w:r>
-              <w:rPr>
-                <w:rFonts w:ascii="BRH Malayalam Extra" w:hAnsi="BRH Malayalam Extra" w:cs="BRH Devanagari Extra"/>
-                <w:color w:val="000000"/>
-                <w:sz w:val="30"/>
-                <w:szCs w:val="40"/>
-              </w:rPr>
-              <w:t>–</w:t>
-            </w:r>
-            <w:proofErr w:type="spellStart"/>
-            <w:r>
-              <w:rPr>
-                <w:rFonts w:ascii="BRH Devanagari Extra" w:hAnsi="BRH Devanagari Extra" w:cs="BRH Devanagari Extra"/>
-                <w:color w:val="000000"/>
-                <w:sz w:val="40"/>
-                <w:szCs w:val="40"/>
-              </w:rPr>
-              <w:t>ÌuÉwqÉþiÉÏ</w:t>
-            </w:r>
-            <w:proofErr w:type="spellEnd"/>
-            <w:r>
-              <w:rPr>
-                <w:rFonts w:ascii="BRH Devanagari Extra" w:hAnsi="BRH Devanagari Extra" w:cs="BRH Devanagari Extra"/>
-                <w:color w:val="000000"/>
-                <w:sz w:val="40"/>
-                <w:szCs w:val="40"/>
-              </w:rPr>
-              <w:t xml:space="preserve"> |</w:t>
+              <w:t>Uçþ.</w:t>
+            </w:r>
+            <w:r>
+              <w:rPr>
+                <w:rFonts w:ascii="BRH Devanagari Extra" w:hAnsi="BRH Devanagari Extra" w:cs="BRH Devanagari Extra"/>
+                <w:color w:val="000000"/>
+                <w:sz w:val="40"/>
+                <w:szCs w:val="40"/>
+              </w:rPr>
+              <w:t xml:space="preserve"> Wû</w:t>
+            </w:r>
+            <w:r>
+              <w:rPr>
+                <w:rFonts w:ascii="BRH Malayalam Extra" w:hAnsi="BRH Malayalam Extra" w:cs="BRH Devanagari Extra"/>
+                <w:color w:val="000000"/>
+                <w:sz w:val="30"/>
+                <w:szCs w:val="40"/>
+              </w:rPr>
+              <w:t>–</w:t>
+            </w:r>
+            <w:r>
+              <w:rPr>
+                <w:rFonts w:ascii="BRH Devanagari Extra" w:hAnsi="BRH Devanagari Extra" w:cs="BRH Devanagari Extra"/>
+                <w:color w:val="000000"/>
+                <w:sz w:val="40"/>
+                <w:szCs w:val="40"/>
+              </w:rPr>
+              <w:t>ÌuÉwqÉþiÉÏ |</w:t>
             </w:r>
           </w:p>
         </w:tc>
@@ -11327,7 +9289,6 @@
                 <w:szCs w:val="40"/>
               </w:rPr>
             </w:pPr>
-            <w:proofErr w:type="spellStart"/>
             <w:r>
               <w:rPr>
                 <w:rFonts w:ascii="BRH Devanagari Extra" w:hAnsi="BRH Devanagari Extra" w:cs="BRH Devanagari Extra"/>
@@ -11347,17 +9308,15 @@
               </w:rPr>
               <w:t>¤É</w:t>
             </w:r>
-            <w:proofErr w:type="spellEnd"/>
-            <w:r>
-              <w:rPr>
-                <w:rFonts w:ascii="BRH Malayalam Extra" w:hAnsi="BRH Malayalam Extra" w:cs="BRH Devanagari Extra"/>
-                <w:color w:val="000000"/>
-                <w:sz w:val="30"/>
-                <w:szCs w:val="40"/>
-              </w:rPr>
-              <w:t>–</w:t>
-            </w:r>
-            <w:proofErr w:type="spellStart"/>
+            <w:r>
+              <w:rPr>
+                <w:rFonts w:ascii="BRH Malayalam Extra" w:hAnsi="BRH Malayalam Extra" w:cs="BRH Devanagari Extra"/>
+                <w:color w:val="000000"/>
+                <w:sz w:val="30"/>
+                <w:szCs w:val="40"/>
+              </w:rPr>
+              <w:t>–</w:t>
+            </w:r>
             <w:r>
               <w:rPr>
                 <w:rFonts w:ascii="BRH Devanagari Extra" w:hAnsi="BRH Devanagari Extra" w:cs="BRH Devanagari Extra"/>
@@ -11367,44 +9326,23 @@
               </w:rPr>
               <w:t>SØzÉÉå</w:t>
             </w:r>
-            <w:proofErr w:type="spellEnd"/>
-            <w:r>
-              <w:rPr>
-                <w:rFonts w:ascii="BRH Malayalam Extra" w:hAnsi="BRH Malayalam Extra" w:cs="BRH Devanagari Extra"/>
-                <w:color w:val="000000"/>
-                <w:sz w:val="30"/>
-                <w:szCs w:val="40"/>
-              </w:rPr>
-              <w:t>–</w:t>
-            </w:r>
-            <w:r>
-              <w:rPr>
-                <w:rFonts w:ascii="BRH Devanagari Extra" w:hAnsi="BRH Devanagari Extra" w:cs="BRH Devanagari Extra"/>
-                <w:color w:val="000000"/>
-                <w:sz w:val="40"/>
-                <w:szCs w:val="40"/>
-              </w:rPr>
-              <w:t xml:space="preserve"> </w:t>
-            </w:r>
-            <w:proofErr w:type="spellStart"/>
-            <w:r>
-              <w:rPr>
-                <w:rFonts w:ascii="BRH Devanagari Extra" w:hAnsi="BRH Devanagari Extra" w:cs="BRH Devanagari Extra"/>
-                <w:color w:val="000000"/>
-                <w:sz w:val="40"/>
-                <w:szCs w:val="40"/>
-              </w:rPr>
-              <w:t>lÉ</w:t>
-            </w:r>
-            <w:proofErr w:type="spellEnd"/>
-            <w:r>
-              <w:rPr>
-                <w:rFonts w:ascii="BRH Devanagari Extra" w:hAnsi="BRH Devanagari Extra" w:cs="BRH Devanagari Extra"/>
-                <w:color w:val="000000"/>
-                <w:sz w:val="40"/>
-                <w:szCs w:val="40"/>
-              </w:rPr>
-              <w:t xml:space="preserve"> | </w:t>
+            <w:r>
+              <w:rPr>
+                <w:rFonts w:ascii="BRH Malayalam Extra" w:hAnsi="BRH Malayalam Extra" w:cs="BRH Devanagari Extra"/>
+                <w:color w:val="000000"/>
+                <w:sz w:val="30"/>
+                <w:szCs w:val="40"/>
+              </w:rPr>
+              <w:t>–</w:t>
+            </w:r>
+            <w:r>
+              <w:rPr>
+                <w:rFonts w:ascii="BRH Devanagari Extra" w:hAnsi="BRH Devanagari Extra" w:cs="BRH Devanagari Extra"/>
+                <w:color w:val="000000"/>
+                <w:sz w:val="40"/>
+                <w:szCs w:val="40"/>
+              </w:rPr>
+              <w:t xml:space="preserve"> lÉ | </w:t>
             </w:r>
           </w:p>
           <w:p>
@@ -11422,7 +9360,6 @@
                 <w:lang w:val="en-IN" w:eastAsia="en-IN" w:bidi="ml-IN"/>
               </w:rPr>
             </w:pPr>
-            <w:proofErr w:type="spellStart"/>
             <w:r>
               <w:rPr>
                 <w:rFonts w:ascii="BRH Devanagari Extra" w:hAnsi="BRH Devanagari Extra" w:cs="BRH Devanagari Extra"/>
@@ -11432,7 +9369,6 @@
               </w:rPr>
               <w:t>rÉ</w:t>
             </w:r>
-            <w:proofErr w:type="spellEnd"/>
             <w:r>
               <w:rPr>
                 <w:rFonts w:ascii="BRH Malayalam Extra" w:hAnsi="BRH Malayalam Extra" w:cs="BRH Devanagari Extra"/>
@@ -11460,7 +9396,6 @@
               </w:rPr>
               <w:t>–</w:t>
             </w:r>
-            <w:proofErr w:type="spellStart"/>
             <w:r>
               <w:rPr>
                 <w:rFonts w:ascii="BRH Devanagari Extra" w:hAnsi="BRH Devanagari Extra" w:cs="BRH Devanagari Extra"/>
@@ -11470,84 +9405,23 @@
               </w:rPr>
               <w:t>SØzÉ</w:t>
             </w:r>
-            <w:proofErr w:type="spellEnd"/>
-            <w:r>
-              <w:rPr>
-                <w:rFonts w:ascii="BRH Malayalam Extra" w:hAnsi="BRH Malayalam Extra" w:cs="BRH Devanagari Extra"/>
-                <w:color w:val="000000"/>
-                <w:sz w:val="30"/>
-                <w:szCs w:val="40"/>
-              </w:rPr>
-              <w:t>–</w:t>
-            </w:r>
-            <w:r>
-              <w:rPr>
-                <w:rFonts w:ascii="BRH Devanagari Extra" w:hAnsi="BRH Devanagari Extra" w:cs="BRH Devanagari Extra"/>
-                <w:color w:val="000000"/>
-                <w:sz w:val="40"/>
-                <w:szCs w:val="40"/>
-              </w:rPr>
-              <w:t xml:space="preserve"> </w:t>
-            </w:r>
-            <w:proofErr w:type="spellStart"/>
-            <w:r>
-              <w:rPr>
-                <w:rFonts w:ascii="BRH Devanagari Extra" w:hAnsi="BRH Devanagari Extra" w:cs="BRH Devanagari Extra"/>
-                <w:color w:val="000000"/>
-                <w:sz w:val="40"/>
-                <w:szCs w:val="40"/>
-              </w:rPr>
-              <w:t>CÌiÉþ</w:t>
-            </w:r>
-            <w:proofErr w:type="spellEnd"/>
-            <w:r>
-              <w:rPr>
-                <w:rFonts w:ascii="BRH Devanagari Extra" w:hAnsi="BRH Devanagari Extra" w:cs="BRH Devanagari Extra"/>
-                <w:color w:val="000000"/>
-                <w:sz w:val="40"/>
-                <w:szCs w:val="40"/>
-              </w:rPr>
-              <w:t xml:space="preserve"> </w:t>
-            </w:r>
-            <w:proofErr w:type="spellStart"/>
-            <w:r>
-              <w:rPr>
-                <w:rFonts w:ascii="BRH Devanagari Extra" w:hAnsi="BRH Devanagari Extra" w:cs="BRH Devanagari Extra"/>
-                <w:color w:val="000000"/>
-                <w:sz w:val="40"/>
-                <w:szCs w:val="40"/>
-              </w:rPr>
-              <w:t>rÉ¤É</w:t>
-            </w:r>
-            <w:proofErr w:type="spellEnd"/>
-            <w:r>
-              <w:rPr>
-                <w:rFonts w:ascii="BRH Devanagari Extra" w:hAnsi="BRH Devanagari Extra" w:cs="BRH Devanagari Extra"/>
-                <w:color w:val="000000"/>
-                <w:sz w:val="40"/>
-                <w:szCs w:val="40"/>
-              </w:rPr>
-              <w:t xml:space="preserve"> - </w:t>
-            </w:r>
-            <w:proofErr w:type="spellStart"/>
-            <w:r>
-              <w:rPr>
-                <w:rFonts w:ascii="BRH Devanagari Extra" w:hAnsi="BRH Devanagari Extra" w:cs="BRH Devanagari Extra"/>
-                <w:color w:val="000000"/>
-                <w:sz w:val="40"/>
-                <w:szCs w:val="40"/>
-              </w:rPr>
-              <w:t>SØzÉþÈ</w:t>
-            </w:r>
-            <w:proofErr w:type="spellEnd"/>
-            <w:r>
-              <w:rPr>
-                <w:rFonts w:ascii="BRH Devanagari Extra" w:hAnsi="BRH Devanagari Extra" w:cs="BRH Devanagari Extra"/>
-                <w:color w:val="000000"/>
-                <w:sz w:val="40"/>
-                <w:szCs w:val="40"/>
-              </w:rPr>
-              <w:t xml:space="preserve"> |</w:t>
+            <w:r>
+              <w:rPr>
+                <w:rFonts w:ascii="BRH Malayalam Extra" w:hAnsi="BRH Malayalam Extra" w:cs="BRH Devanagari Extra"/>
+                <w:color w:val="000000"/>
+                <w:sz w:val="30"/>
+                <w:szCs w:val="40"/>
+              </w:rPr>
+              <w:t>–</w:t>
+            </w:r>
+            <w:r>
+              <w:rPr>
+                <w:rFonts w:ascii="BRH Devanagari Extra" w:hAnsi="BRH Devanagari Extra" w:cs="BRH Devanagari Extra"/>
+                <w:color w:val="000000"/>
+                <w:sz w:val="40"/>
+                <w:szCs w:val="40"/>
+              </w:rPr>
+              <w:t xml:space="preserve"> CÌiÉþ rÉ¤É - SØzÉþÈ |</w:t>
             </w:r>
           </w:p>
         </w:tc>
@@ -11569,7 +9443,6 @@
                 <w:szCs w:val="40"/>
               </w:rPr>
             </w:pPr>
-            <w:proofErr w:type="spellStart"/>
             <w:r>
               <w:rPr>
                 <w:rFonts w:ascii="BRH Devanagari Extra" w:hAnsi="BRH Devanagari Extra" w:cs="BRH Devanagari Extra"/>
@@ -11580,7 +9453,6 @@
               </w:rPr>
               <w:t>rÉ</w:t>
             </w:r>
-            <w:proofErr w:type="spellEnd"/>
             <w:r>
               <w:rPr>
                 <w:rFonts w:ascii="BRH Malayalam Extra" w:hAnsi="BRH Malayalam Extra" w:cs="BRH Devanagari Extra"/>
@@ -11609,7 +9481,6 @@
               </w:rPr>
               <w:t>–</w:t>
             </w:r>
-            <w:proofErr w:type="spellStart"/>
             <w:r>
               <w:rPr>
                 <w:rFonts w:ascii="BRH Devanagari Extra" w:hAnsi="BRH Devanagari Extra" w:cs="BRH Devanagari Extra"/>
@@ -11619,44 +9490,23 @@
               </w:rPr>
               <w:t>SØzÉÉå</w:t>
             </w:r>
-            <w:proofErr w:type="spellEnd"/>
-            <w:r>
-              <w:rPr>
-                <w:rFonts w:ascii="BRH Malayalam Extra" w:hAnsi="BRH Malayalam Extra" w:cs="BRH Devanagari Extra"/>
-                <w:color w:val="000000"/>
-                <w:sz w:val="30"/>
-                <w:szCs w:val="40"/>
-              </w:rPr>
-              <w:t>–</w:t>
-            </w:r>
-            <w:r>
-              <w:rPr>
-                <w:rFonts w:ascii="BRH Devanagari Extra" w:hAnsi="BRH Devanagari Extra" w:cs="BRH Devanagari Extra"/>
-                <w:color w:val="000000"/>
-                <w:sz w:val="40"/>
-                <w:szCs w:val="40"/>
-              </w:rPr>
-              <w:t xml:space="preserve"> </w:t>
-            </w:r>
-            <w:proofErr w:type="spellStart"/>
-            <w:r>
-              <w:rPr>
-                <w:rFonts w:ascii="BRH Devanagari Extra" w:hAnsi="BRH Devanagari Extra" w:cs="BRH Devanagari Extra"/>
-                <w:color w:val="000000"/>
-                <w:sz w:val="40"/>
-                <w:szCs w:val="40"/>
-              </w:rPr>
-              <w:t>lÉ</w:t>
-            </w:r>
-            <w:proofErr w:type="spellEnd"/>
-            <w:r>
-              <w:rPr>
-                <w:rFonts w:ascii="BRH Devanagari Extra" w:hAnsi="BRH Devanagari Extra" w:cs="BRH Devanagari Extra"/>
-                <w:color w:val="000000"/>
-                <w:sz w:val="40"/>
-                <w:szCs w:val="40"/>
-              </w:rPr>
-              <w:t xml:space="preserve"> | </w:t>
+            <w:r>
+              <w:rPr>
+                <w:rFonts w:ascii="BRH Malayalam Extra" w:hAnsi="BRH Malayalam Extra" w:cs="BRH Devanagari Extra"/>
+                <w:color w:val="000000"/>
+                <w:sz w:val="30"/>
+                <w:szCs w:val="40"/>
+              </w:rPr>
+              <w:t>–</w:t>
+            </w:r>
+            <w:r>
+              <w:rPr>
+                <w:rFonts w:ascii="BRH Devanagari Extra" w:hAnsi="BRH Devanagari Extra" w:cs="BRH Devanagari Extra"/>
+                <w:color w:val="000000"/>
+                <w:sz w:val="40"/>
+                <w:szCs w:val="40"/>
+              </w:rPr>
+              <w:t xml:space="preserve"> lÉ | </w:t>
             </w:r>
           </w:p>
           <w:p>
@@ -11670,7 +9520,6 @@
                 <w:lang w:val="en-IN" w:eastAsia="en-IN" w:bidi="ml-IN"/>
               </w:rPr>
             </w:pPr>
-            <w:proofErr w:type="spellStart"/>
             <w:r>
               <w:rPr>
                 <w:rFonts w:ascii="BRH Devanagari Extra" w:hAnsi="BRH Devanagari Extra" w:cs="BRH Devanagari Extra"/>
@@ -11680,7 +9529,6 @@
               </w:rPr>
               <w:t>rÉ</w:t>
             </w:r>
-            <w:proofErr w:type="spellEnd"/>
             <w:r>
               <w:rPr>
                 <w:rFonts w:ascii="BRH Malayalam Extra" w:hAnsi="BRH Malayalam Extra" w:cs="BRH Devanagari Extra"/>
@@ -11708,7 +9556,6 @@
               </w:rPr>
               <w:t>–</w:t>
             </w:r>
-            <w:proofErr w:type="spellStart"/>
             <w:r>
               <w:rPr>
                 <w:rFonts w:ascii="BRH Devanagari Extra" w:hAnsi="BRH Devanagari Extra" w:cs="BRH Devanagari Extra"/>
@@ -11718,84 +9565,23 @@
               </w:rPr>
               <w:t>SØzÉ</w:t>
             </w:r>
-            <w:proofErr w:type="spellEnd"/>
-            <w:r>
-              <w:rPr>
-                <w:rFonts w:ascii="BRH Malayalam Extra" w:hAnsi="BRH Malayalam Extra" w:cs="BRH Devanagari Extra"/>
-                <w:color w:val="000000"/>
-                <w:sz w:val="30"/>
-                <w:szCs w:val="40"/>
-              </w:rPr>
-              <w:t>–</w:t>
-            </w:r>
-            <w:r>
-              <w:rPr>
-                <w:rFonts w:ascii="BRH Devanagari Extra" w:hAnsi="BRH Devanagari Extra" w:cs="BRH Devanagari Extra"/>
-                <w:color w:val="000000"/>
-                <w:sz w:val="40"/>
-                <w:szCs w:val="40"/>
-              </w:rPr>
-              <w:t xml:space="preserve"> </w:t>
-            </w:r>
-            <w:proofErr w:type="spellStart"/>
-            <w:r>
-              <w:rPr>
-                <w:rFonts w:ascii="BRH Devanagari Extra" w:hAnsi="BRH Devanagari Extra" w:cs="BRH Devanagari Extra"/>
-                <w:color w:val="000000"/>
-                <w:sz w:val="40"/>
-                <w:szCs w:val="40"/>
-              </w:rPr>
-              <w:t>CÌiÉþ</w:t>
-            </w:r>
-            <w:proofErr w:type="spellEnd"/>
-            <w:r>
-              <w:rPr>
-                <w:rFonts w:ascii="BRH Devanagari Extra" w:hAnsi="BRH Devanagari Extra" w:cs="BRH Devanagari Extra"/>
-                <w:color w:val="000000"/>
-                <w:sz w:val="40"/>
-                <w:szCs w:val="40"/>
-              </w:rPr>
-              <w:t xml:space="preserve"> </w:t>
-            </w:r>
-            <w:proofErr w:type="spellStart"/>
-            <w:r>
-              <w:rPr>
-                <w:rFonts w:ascii="BRH Devanagari Extra" w:hAnsi="BRH Devanagari Extra" w:cs="BRH Devanagari Extra"/>
-                <w:color w:val="000000"/>
-                <w:sz w:val="40"/>
-                <w:szCs w:val="40"/>
-              </w:rPr>
-              <w:t>rÉ¤É</w:t>
-            </w:r>
-            <w:proofErr w:type="spellEnd"/>
-            <w:r>
-              <w:rPr>
-                <w:rFonts w:ascii="BRH Devanagari Extra" w:hAnsi="BRH Devanagari Extra" w:cs="BRH Devanagari Extra"/>
-                <w:color w:val="000000"/>
-                <w:sz w:val="40"/>
-                <w:szCs w:val="40"/>
-              </w:rPr>
-              <w:t xml:space="preserve"> - </w:t>
-            </w:r>
-            <w:proofErr w:type="spellStart"/>
-            <w:r>
-              <w:rPr>
-                <w:rFonts w:ascii="BRH Devanagari Extra" w:hAnsi="BRH Devanagari Extra" w:cs="BRH Devanagari Extra"/>
-                <w:color w:val="000000"/>
-                <w:sz w:val="40"/>
-                <w:szCs w:val="40"/>
-              </w:rPr>
-              <w:t>SØzÉþÈ</w:t>
-            </w:r>
-            <w:proofErr w:type="spellEnd"/>
-            <w:r>
-              <w:rPr>
-                <w:rFonts w:ascii="BRH Devanagari Extra" w:hAnsi="BRH Devanagari Extra" w:cs="BRH Devanagari Extra"/>
-                <w:color w:val="000000"/>
-                <w:sz w:val="40"/>
-                <w:szCs w:val="40"/>
-              </w:rPr>
-              <w:t xml:space="preserve"> |</w:t>
+            <w:r>
+              <w:rPr>
+                <w:rFonts w:ascii="BRH Malayalam Extra" w:hAnsi="BRH Malayalam Extra" w:cs="BRH Devanagari Extra"/>
+                <w:color w:val="000000"/>
+                <w:sz w:val="30"/>
+                <w:szCs w:val="40"/>
+              </w:rPr>
+              <w:t>–</w:t>
+            </w:r>
+            <w:r>
+              <w:rPr>
+                <w:rFonts w:ascii="BRH Devanagari Extra" w:hAnsi="BRH Devanagari Extra" w:cs="BRH Devanagari Extra"/>
+                <w:color w:val="000000"/>
+                <w:sz w:val="40"/>
+                <w:szCs w:val="40"/>
+              </w:rPr>
+              <w:t xml:space="preserve"> CÌiÉþ rÉ¤É - SØzÉþÈ |</w:t>
             </w:r>
           </w:p>
         </w:tc>
@@ -11929,47 +9715,15 @@
                 <w:highlight w:val="yellow"/>
               </w:rPr>
             </w:pPr>
-            <w:proofErr w:type="spellStart"/>
-            <w:r>
-              <w:rPr>
-                <w:rFonts w:ascii="BRH Devanagari Extra" w:hAnsi="BRH Devanagari Extra" w:cs="BRH Devanagari Extra"/>
-                <w:color w:val="000000"/>
-                <w:sz w:val="40"/>
-                <w:szCs w:val="40"/>
-              </w:rPr>
-              <w:t>MåülÉþ</w:t>
-            </w:r>
-            <w:proofErr w:type="spellEnd"/>
-            <w:r>
-              <w:rPr>
-                <w:rFonts w:ascii="BRH Devanagari Extra" w:hAnsi="BRH Devanagari Extra" w:cs="BRH Devanagari Extra"/>
-                <w:color w:val="000000"/>
-                <w:sz w:val="40"/>
-                <w:szCs w:val="40"/>
-              </w:rPr>
-              <w:t xml:space="preserve"> </w:t>
-            </w:r>
-            <w:proofErr w:type="spellStart"/>
-            <w:r>
-              <w:rPr>
-                <w:rFonts w:ascii="BRH Devanagari Extra" w:hAnsi="BRH Devanagari Extra" w:cs="BRH Devanagari Extra"/>
-                <w:color w:val="000000"/>
-                <w:sz w:val="40"/>
-                <w:szCs w:val="40"/>
-              </w:rPr>
-              <w:t>ÍcÉiÉç</w:t>
-            </w:r>
-            <w:proofErr w:type="spellEnd"/>
-            <w:r>
-              <w:rPr>
-                <w:rFonts w:ascii="BRH Devanagari Extra" w:hAnsi="BRH Devanagari Extra" w:cs="BRH Devanagari Extra"/>
-                <w:color w:val="000000"/>
-                <w:sz w:val="40"/>
-                <w:szCs w:val="40"/>
-              </w:rPr>
-              <w:t xml:space="preserve"> | </w:t>
-            </w:r>
-            <w:proofErr w:type="spellStart"/>
+            <w:r>
+              <w:rPr>
+                <w:rFonts w:ascii="BRH Devanagari Extra" w:hAnsi="BRH Devanagari Extra" w:cs="BRH Devanagari Extra"/>
+                <w:color w:val="000000"/>
+                <w:sz w:val="40"/>
+                <w:szCs w:val="40"/>
+              </w:rPr>
+              <w:t xml:space="preserve">MåülÉþ ÍcÉiÉç | </w:t>
+            </w:r>
             <w:r>
               <w:rPr>
                 <w:rFonts w:ascii="BRH Devanagari Extra" w:hAnsi="BRH Devanagari Extra" w:cs="BRH Devanagari Extra"/>
@@ -11987,57 +9741,25 @@
                 <w:sz w:val="40"/>
                 <w:szCs w:val="40"/>
               </w:rPr>
-              <w:t>iÉç</w:t>
-            </w:r>
-            <w:proofErr w:type="spellEnd"/>
-            <w:r>
-              <w:rPr>
-                <w:rFonts w:ascii="BRH Devanagari Extra" w:hAnsi="BRH Devanagari Extra" w:cs="BRH Devanagari Extra"/>
-                <w:color w:val="000000"/>
-                <w:sz w:val="40"/>
-                <w:szCs w:val="40"/>
-              </w:rPr>
-              <w:t xml:space="preserve"> </w:t>
-            </w:r>
-            <w:proofErr w:type="spellStart"/>
-            <w:r>
-              <w:rPr>
-                <w:rFonts w:ascii="BRH Devanagari Extra" w:hAnsi="BRH Devanagari Extra" w:cs="BRH Devanagari Extra"/>
-                <w:color w:val="000000"/>
-                <w:sz w:val="40"/>
-                <w:szCs w:val="40"/>
-              </w:rPr>
-              <w:t>mÉ</w:t>
-            </w:r>
-            <w:proofErr w:type="spellEnd"/>
-            <w:r>
-              <w:rPr>
-                <w:rFonts w:ascii="BRH Malayalam Extra" w:hAnsi="BRH Malayalam Extra" w:cs="BRH Devanagari Extra"/>
-                <w:color w:val="000000"/>
-                <w:sz w:val="30"/>
-                <w:szCs w:val="40"/>
-              </w:rPr>
-              <w:t>–</w:t>
-            </w:r>
-            <w:proofErr w:type="spellStart"/>
-            <w:r>
-              <w:rPr>
-                <w:rFonts w:ascii="BRH Devanagari Extra" w:hAnsi="BRH Devanagari Extra" w:cs="BRH Devanagari Extra"/>
-                <w:color w:val="000000"/>
-                <w:sz w:val="40"/>
-                <w:szCs w:val="40"/>
-              </w:rPr>
-              <w:t>jÉÉ</w:t>
-            </w:r>
-            <w:proofErr w:type="spellEnd"/>
-            <w:r>
-              <w:rPr>
-                <w:rFonts w:ascii="BRH Devanagari Extra" w:hAnsi="BRH Devanagari Extra" w:cs="BRH Devanagari Extra"/>
-                <w:color w:val="000000"/>
-                <w:sz w:val="40"/>
-                <w:szCs w:val="40"/>
-              </w:rPr>
-              <w:t xml:space="preserve"> |</w:t>
+              <w:t>iÉç mÉ</w:t>
+            </w:r>
+            <w:r>
+              <w:rPr>
+                <w:rFonts w:ascii="BRH Malayalam Extra" w:hAnsi="BRH Malayalam Extra" w:cs="BRH Devanagari Extra"/>
+                <w:color w:val="000000"/>
+                <w:sz w:val="30"/>
+                <w:szCs w:val="40"/>
+              </w:rPr>
+              <w:t>–</w:t>
+            </w:r>
+            <w:r>
+              <w:rPr>
+                <w:rFonts w:ascii="BRH Devanagari Extra" w:hAnsi="BRH Devanagari Extra" w:cs="BRH Devanagari Extra"/>
+                <w:color w:val="000000"/>
+                <w:sz w:val="40"/>
+                <w:szCs w:val="40"/>
+              </w:rPr>
+              <w:t>jÉÉ |</w:t>
             </w:r>
           </w:p>
         </w:tc>
@@ -12060,47 +9782,15 @@
                 <w:highlight w:val="green"/>
               </w:rPr>
             </w:pPr>
-            <w:proofErr w:type="spellStart"/>
-            <w:r>
-              <w:rPr>
-                <w:rFonts w:ascii="BRH Devanagari Extra" w:hAnsi="BRH Devanagari Extra" w:cs="BRH Devanagari Extra"/>
-                <w:color w:val="000000"/>
-                <w:sz w:val="40"/>
-                <w:szCs w:val="40"/>
-              </w:rPr>
-              <w:t>MåülÉþ</w:t>
-            </w:r>
-            <w:proofErr w:type="spellEnd"/>
-            <w:r>
-              <w:rPr>
-                <w:rFonts w:ascii="BRH Devanagari Extra" w:hAnsi="BRH Devanagari Extra" w:cs="BRH Devanagari Extra"/>
-                <w:color w:val="000000"/>
-                <w:sz w:val="40"/>
-                <w:szCs w:val="40"/>
-              </w:rPr>
-              <w:t xml:space="preserve"> </w:t>
-            </w:r>
-            <w:proofErr w:type="spellStart"/>
-            <w:r>
-              <w:rPr>
-                <w:rFonts w:ascii="BRH Devanagari Extra" w:hAnsi="BRH Devanagari Extra" w:cs="BRH Devanagari Extra"/>
-                <w:color w:val="000000"/>
-                <w:sz w:val="40"/>
-                <w:szCs w:val="40"/>
-              </w:rPr>
-              <w:t>ÍcÉiÉç</w:t>
-            </w:r>
-            <w:proofErr w:type="spellEnd"/>
-            <w:r>
-              <w:rPr>
-                <w:rFonts w:ascii="BRH Devanagari Extra" w:hAnsi="BRH Devanagari Extra" w:cs="BRH Devanagari Extra"/>
-                <w:color w:val="000000"/>
-                <w:sz w:val="40"/>
-                <w:szCs w:val="40"/>
-              </w:rPr>
-              <w:t xml:space="preserve"> | </w:t>
-            </w:r>
-            <w:proofErr w:type="spellStart"/>
+            <w:r>
+              <w:rPr>
+                <w:rFonts w:ascii="BRH Devanagari Extra" w:hAnsi="BRH Devanagari Extra" w:cs="BRH Devanagari Extra"/>
+                <w:color w:val="000000"/>
+                <w:sz w:val="40"/>
+                <w:szCs w:val="40"/>
+              </w:rPr>
+              <w:t xml:space="preserve">MåülÉþ ÍcÉiÉç | </w:t>
+            </w:r>
             <w:r>
               <w:rPr>
                 <w:rFonts w:ascii="BRH Devanagari Extra" w:hAnsi="BRH Devanagari Extra" w:cs="BRH Devanagari Extra"/>
@@ -12111,75 +9801,41 @@
               </w:rPr>
               <w:t>ÍcÉ</w:t>
             </w:r>
-            <w:proofErr w:type="spellEnd"/>
-            <w:r>
-              <w:rPr>
-                <w:rFonts w:ascii="BRH Malayalam Extra" w:hAnsi="BRH Malayalam Extra" w:cs="BRH Devanagari Extra"/>
-                <w:color w:val="000000"/>
-                <w:sz w:val="30"/>
-                <w:szCs w:val="40"/>
-              </w:rPr>
-              <w:t>–</w:t>
-            </w:r>
-            <w:proofErr w:type="spellStart"/>
-            <w:r>
-              <w:rPr>
-                <w:rFonts w:ascii="BRH Devanagari Extra" w:hAnsi="BRH Devanagari Extra" w:cs="BRH Devanagari Extra"/>
-                <w:color w:val="000000"/>
-                <w:sz w:val="40"/>
-                <w:szCs w:val="40"/>
-              </w:rPr>
-              <w:t>iÉç</w:t>
-            </w:r>
-            <w:proofErr w:type="spellEnd"/>
-            <w:r>
-              <w:rPr>
-                <w:rFonts w:ascii="BRH Devanagari Extra" w:hAnsi="BRH Devanagari Extra" w:cs="BRH Devanagari Extra"/>
-                <w:color w:val="000000"/>
-                <w:sz w:val="40"/>
-                <w:szCs w:val="40"/>
-              </w:rPr>
-              <w:t xml:space="preserve"> </w:t>
-            </w:r>
-            <w:proofErr w:type="spellStart"/>
-            <w:r>
-              <w:rPr>
-                <w:rFonts w:ascii="BRH Devanagari Extra" w:hAnsi="BRH Devanagari Extra" w:cs="BRH Devanagari Extra"/>
-                <w:color w:val="000000"/>
-                <w:sz w:val="40"/>
-                <w:szCs w:val="40"/>
-              </w:rPr>
-              <w:t>mÉ</w:t>
-            </w:r>
-            <w:proofErr w:type="spellEnd"/>
-            <w:r>
-              <w:rPr>
-                <w:rFonts w:ascii="BRH Malayalam Extra" w:hAnsi="BRH Malayalam Extra" w:cs="BRH Devanagari Extra"/>
-                <w:color w:val="000000"/>
-                <w:sz w:val="30"/>
-                <w:szCs w:val="40"/>
-              </w:rPr>
-              <w:t>–</w:t>
-            </w:r>
-            <w:proofErr w:type="spellStart"/>
-            <w:r>
-              <w:rPr>
-                <w:rFonts w:ascii="BRH Devanagari Extra" w:hAnsi="BRH Devanagari Extra" w:cs="BRH Devanagari Extra"/>
-                <w:color w:val="000000"/>
-                <w:sz w:val="40"/>
-                <w:szCs w:val="40"/>
-              </w:rPr>
-              <w:t>jÉÉ</w:t>
-            </w:r>
-            <w:proofErr w:type="spellEnd"/>
-            <w:r>
-              <w:rPr>
-                <w:rFonts w:ascii="BRH Devanagari Extra" w:hAnsi="BRH Devanagari Extra" w:cs="BRH Devanagari Extra"/>
-                <w:color w:val="000000"/>
-                <w:sz w:val="40"/>
-                <w:szCs w:val="40"/>
-              </w:rPr>
-              <w:t xml:space="preserve"> |</w:t>
+            <w:r>
+              <w:rPr>
+                <w:rFonts w:ascii="BRH Malayalam Extra" w:hAnsi="BRH Malayalam Extra" w:cs="BRH Devanagari Extra"/>
+                <w:color w:val="000000"/>
+                <w:sz w:val="30"/>
+                <w:szCs w:val="40"/>
+              </w:rPr>
+              <w:t>–</w:t>
+            </w:r>
+            <w:r>
+              <w:rPr>
+                <w:rFonts w:ascii="BRH Devanagari Extra" w:hAnsi="BRH Devanagari Extra" w:cs="BRH Devanagari Extra"/>
+                <w:color w:val="000000"/>
+                <w:sz w:val="40"/>
+                <w:szCs w:val="40"/>
+              </w:rPr>
+              <w:t>iÉç mÉ</w:t>
+            </w:r>
+            <w:r>
+              <w:rPr>
+                <w:rFonts w:ascii="BRH Malayalam Extra" w:hAnsi="BRH Malayalam Extra" w:cs="BRH Devanagari Extra"/>
+                <w:color w:val="000000"/>
+                <w:sz w:val="30"/>
+                <w:szCs w:val="40"/>
+              </w:rPr>
+              <w:t>–</w:t>
+            </w:r>
+            <w:r>
+              <w:rPr>
+                <w:rFonts w:ascii="BRH Devanagari Extra" w:hAnsi="BRH Devanagari Extra" w:cs="BRH Devanagari Extra"/>
+                <w:color w:val="000000"/>
+                <w:sz w:val="40"/>
+                <w:szCs w:val="40"/>
+              </w:rPr>
+              <w:t>jÉÉ |</w:t>
             </w:r>
           </w:p>
         </w:tc>
@@ -12312,35 +9968,14 @@
                 <w:szCs w:val="40"/>
               </w:rPr>
             </w:pPr>
-            <w:proofErr w:type="spellStart"/>
-            <w:r>
-              <w:rPr>
-                <w:rFonts w:ascii="BRH Devanagari Extra" w:hAnsi="BRH Devanagari Extra" w:cs="BRH Devanagari Extra"/>
-                <w:color w:val="000000"/>
-                <w:sz w:val="40"/>
-                <w:szCs w:val="40"/>
-              </w:rPr>
-              <w:t>mÉUÏlSìÿqÉç</w:t>
-            </w:r>
-            <w:proofErr w:type="spellEnd"/>
-            <w:r>
-              <w:rPr>
-                <w:rFonts w:ascii="BRH Devanagari Extra" w:hAnsi="BRH Devanagari Extra" w:cs="BRH Devanagari Extra"/>
-                <w:color w:val="000000"/>
-                <w:sz w:val="40"/>
-                <w:szCs w:val="40"/>
-              </w:rPr>
-              <w:t xml:space="preserve"> | </w:t>
-            </w:r>
-            <w:proofErr w:type="spellStart"/>
-            <w:r>
-              <w:rPr>
-                <w:rFonts w:ascii="BRH Devanagari Extra" w:hAnsi="BRH Devanagari Extra" w:cs="BRH Devanagari Extra"/>
-                <w:color w:val="000000"/>
-                <w:sz w:val="40"/>
-                <w:szCs w:val="40"/>
-              </w:rPr>
-              <w:t>C</w:t>
+            <w:r>
+              <w:rPr>
+                <w:rFonts w:ascii="BRH Devanagari Extra" w:hAnsi="BRH Devanagari Extra" w:cs="BRH Devanagari Extra"/>
+                <w:color w:val="000000"/>
+                <w:sz w:val="40"/>
+                <w:szCs w:val="40"/>
+              </w:rPr>
+              <w:t>mÉUÏlSìÿqÉç | C</w:t>
             </w:r>
             <w:r>
               <w:rPr>
@@ -12361,44 +9996,23 @@
               </w:rPr>
               <w:t>ì</w:t>
             </w:r>
-            <w:proofErr w:type="spellEnd"/>
-            <w:r>
-              <w:rPr>
-                <w:rFonts w:ascii="BRH Malayalam Extra" w:hAnsi="BRH Malayalam Extra" w:cs="BRH Devanagari Extra"/>
-                <w:color w:val="000000"/>
-                <w:sz w:val="30"/>
-                <w:szCs w:val="40"/>
-              </w:rPr>
-              <w:t>–</w:t>
-            </w:r>
-            <w:r>
-              <w:rPr>
-                <w:rFonts w:ascii="BRH Devanagari Extra" w:hAnsi="BRH Devanagari Extra" w:cs="BRH Devanagari Extra"/>
-                <w:color w:val="000000"/>
-                <w:sz w:val="40"/>
-                <w:szCs w:val="40"/>
-              </w:rPr>
-              <w:t xml:space="preserve"> </w:t>
-            </w:r>
-            <w:proofErr w:type="spellStart"/>
-            <w:r>
-              <w:rPr>
-                <w:rFonts w:ascii="BRH Devanagari Extra" w:hAnsi="BRH Devanagari Extra" w:cs="BRH Devanagari Extra"/>
-                <w:color w:val="000000"/>
-                <w:sz w:val="40"/>
-                <w:szCs w:val="40"/>
-              </w:rPr>
-              <w:t>lÉUþÈ</w:t>
-            </w:r>
-            <w:proofErr w:type="spellEnd"/>
-            <w:r>
-              <w:rPr>
-                <w:rFonts w:ascii="BRH Devanagari Extra" w:hAnsi="BRH Devanagari Extra" w:cs="BRH Devanagari Extra"/>
-                <w:color w:val="000000"/>
-                <w:sz w:val="40"/>
-                <w:szCs w:val="40"/>
-              </w:rPr>
-              <w:t xml:space="preserve"> |</w:t>
+            <w:r>
+              <w:rPr>
+                <w:rFonts w:ascii="BRH Malayalam Extra" w:hAnsi="BRH Malayalam Extra" w:cs="BRH Devanagari Extra"/>
+                <w:color w:val="000000"/>
+                <w:sz w:val="30"/>
+                <w:szCs w:val="40"/>
+              </w:rPr>
+              <w:t>–</w:t>
+            </w:r>
+            <w:r>
+              <w:rPr>
+                <w:rFonts w:ascii="BRH Devanagari Extra" w:hAnsi="BRH Devanagari Extra" w:cs="BRH Devanagari Extra"/>
+                <w:color w:val="000000"/>
+                <w:sz w:val="40"/>
+                <w:szCs w:val="40"/>
+              </w:rPr>
+              <w:t xml:space="preserve"> lÉUþÈ |</w:t>
             </w:r>
           </w:p>
         </w:tc>
@@ -12420,35 +10034,14 @@
                 <w:szCs w:val="40"/>
               </w:rPr>
             </w:pPr>
-            <w:proofErr w:type="spellStart"/>
-            <w:r>
-              <w:rPr>
-                <w:rFonts w:ascii="BRH Devanagari Extra" w:hAnsi="BRH Devanagari Extra" w:cs="BRH Devanagari Extra"/>
-                <w:color w:val="000000"/>
-                <w:sz w:val="40"/>
-                <w:szCs w:val="40"/>
-              </w:rPr>
-              <w:t>mÉUÏlSìÿqÉç</w:t>
-            </w:r>
-            <w:proofErr w:type="spellEnd"/>
-            <w:r>
-              <w:rPr>
-                <w:rFonts w:ascii="BRH Devanagari Extra" w:hAnsi="BRH Devanagari Extra" w:cs="BRH Devanagari Extra"/>
-                <w:color w:val="000000"/>
-                <w:sz w:val="40"/>
-                <w:szCs w:val="40"/>
-              </w:rPr>
-              <w:t xml:space="preserve"> | </w:t>
-            </w:r>
-            <w:proofErr w:type="spellStart"/>
-            <w:r>
-              <w:rPr>
-                <w:rFonts w:ascii="BRH Devanagari Extra" w:hAnsi="BRH Devanagari Extra" w:cs="BRH Devanagari Extra"/>
-                <w:color w:val="000000"/>
-                <w:sz w:val="40"/>
-                <w:szCs w:val="40"/>
-              </w:rPr>
-              <w:t>C</w:t>
+            <w:r>
+              <w:rPr>
+                <w:rFonts w:ascii="BRH Devanagari Extra" w:hAnsi="BRH Devanagari Extra" w:cs="BRH Devanagari Extra"/>
+                <w:color w:val="000000"/>
+                <w:sz w:val="40"/>
+                <w:szCs w:val="40"/>
+              </w:rPr>
+              <w:t>mÉUÏlSìÿqÉç | C</w:t>
             </w:r>
             <w:r>
               <w:rPr>
@@ -12460,7 +10053,6 @@
               </w:rPr>
               <w:t>lSì</w:t>
             </w:r>
-            <w:proofErr w:type="spellEnd"/>
             <w:r>
               <w:rPr>
                 <w:rFonts w:ascii="BRH Malayalam Extra" w:hAnsi="BRH Malayalam Extra" w:cs="BRH Devanagari Extra"/>
@@ -12488,27 +10080,7 @@
                 <w:sz w:val="40"/>
                 <w:szCs w:val="40"/>
               </w:rPr>
-              <w:t xml:space="preserve"> </w:t>
-            </w:r>
-            <w:proofErr w:type="spellStart"/>
-            <w:r>
-              <w:rPr>
-                <w:rFonts w:ascii="BRH Devanagari Extra" w:hAnsi="BRH Devanagari Extra" w:cs="BRH Devanagari Extra"/>
-                <w:color w:val="000000"/>
-                <w:sz w:val="40"/>
-                <w:szCs w:val="40"/>
-              </w:rPr>
-              <w:t>lÉUþÈ</w:t>
-            </w:r>
-            <w:proofErr w:type="spellEnd"/>
-            <w:r>
-              <w:rPr>
-                <w:rFonts w:ascii="BRH Devanagari Extra" w:hAnsi="BRH Devanagari Extra" w:cs="BRH Devanagari Extra"/>
-                <w:color w:val="000000"/>
-                <w:sz w:val="40"/>
-                <w:szCs w:val="40"/>
-              </w:rPr>
-              <w:t xml:space="preserve"> |</w:t>
+              <w:t xml:space="preserve"> lÉUþÈ |</w:t>
             </w:r>
           </w:p>
         </w:tc>
@@ -12542,30 +10114,7 @@
           <w:szCs w:val="40"/>
           <w:lang w:val="en-IN" w:eastAsia="en-IN"/>
         </w:rPr>
-        <w:lastRenderedPageBreak/>
-        <w:t>"</w:t>
-      </w:r>
-      <w:proofErr w:type="spellStart"/>
-      <w:r>
-        <w:rPr>
-          <w:rFonts w:ascii="BRH Devanagari" w:hAnsi="BRH Devanagari" w:cs="BRH Devanagari"/>
-          <w:color w:val="000000"/>
-          <w:sz w:val="40"/>
-          <w:szCs w:val="40"/>
-          <w:lang w:val="en-IN" w:eastAsia="en-IN"/>
-        </w:rPr>
-        <w:t>zlÉ</w:t>
-      </w:r>
-      <w:proofErr w:type="spellEnd"/>
-      <w:r>
-        <w:rPr>
-          <w:rFonts w:ascii="BRH Devanagari" w:hAnsi="BRH Devanagari" w:cs="BRH Devanagari"/>
-          <w:color w:val="000000"/>
-          <w:sz w:val="40"/>
-          <w:szCs w:val="40"/>
-          <w:lang w:val="en-IN" w:eastAsia="en-IN"/>
-        </w:rPr>
-        <w:t xml:space="preserve">" </w:t>
+        <w:t xml:space="preserve">"zlÉ" </w:t>
       </w:r>
       <w:r>
         <w:rPr>
@@ -12573,16 +10122,7 @@
           <w:bCs/>
           <w:sz w:val="32"/>
         </w:rPr>
-        <w:t xml:space="preserve">replaced </w:t>
-      </w:r>
-      <w:proofErr w:type="gramStart"/>
-      <w:r>
-        <w:rPr>
-          <w:b/>
-          <w:bCs/>
-          <w:sz w:val="32"/>
-        </w:rPr>
-        <w:t>with</w:t>
+        <w:t>replaced with</w:t>
       </w:r>
       <w:r>
         <w:rPr>
@@ -12604,8 +10144,6 @@
         </w:rPr>
         <w:t>"</w:t>
       </w:r>
-      <w:proofErr w:type="spellStart"/>
-      <w:proofErr w:type="gramEnd"/>
       <w:r>
         <w:rPr>
           <w:rFonts w:ascii="BRH Devanagari" w:hAnsi="BRH Devanagari" w:cs="BRH Devanagari"/>
@@ -12617,7 +10155,6 @@
         </w:rPr>
         <w:t>zgÉ</w:t>
       </w:r>
-      <w:proofErr w:type="spellEnd"/>
       <w:r>
         <w:rPr>
           <w:rFonts w:ascii="BRH Devanagari" w:hAnsi="BRH Devanagari" w:cs="BRH Devanagari"/>
@@ -13039,7 +10576,7 @@
 </file>
 
 <file path=word/endnotes.xml><?xml version="1.0" encoding="utf-8"?>
-<w:endnotes xmlns:wpc="http://schemas.microsoft.com/office/word/2010/wordprocessingCanvas" xmlns:cx="http://schemas.microsoft.com/office/drawing/2014/chartex" xmlns:cx1="http://schemas.microsoft.com/office/drawing/2015/9/8/chartex" xmlns:mc="http://schemas.openxmlformats.org/markup-compatibility/2006" xmlns:o="urn:schemas-microsoft-com:office:office" xmlns:r="http://schemas.openxmlformats.org/officeDocument/2006/relationships" xmlns:m="http://schemas.openxmlformats.org/officeDocument/2006/math" xmlns:v="urn:schemas-microsoft-com:vml" xmlns:wp14="http://schemas.microsoft.com/office/word/2010/wordprocessingDrawing" xmlns:wp="http://schemas.openxmlformats.org/drawingml/2006/wordprocessingDrawing" xmlns:w10="urn:schemas-microsoft-com:office:word" xmlns:w="http://schemas.openxmlformats.org/wordprocessingml/2006/main" xmlns:w14="http://schemas.microsoft.com/office/word/2010/wordml" xmlns:w15="http://schemas.microsoft.com/office/word/2012/wordml" xmlns:w16se="http://schemas.microsoft.com/office/word/2015/wordml/symex" xmlns:wpg="http://schemas.microsoft.com/office/word/2010/wordprocessingGroup" xmlns:wpi="http://schemas.microsoft.com/office/word/2010/wordprocessingInk" xmlns:wne="http://schemas.microsoft.com/office/word/2006/wordml" xmlns:wps="http://schemas.microsoft.com/office/word/2010/wordprocessingShape" mc:Ignorable="w14 w15 w16se wp14">
+<w:endnotes xmlns:wpc="http://schemas.microsoft.com/office/word/2010/wordprocessingCanvas" xmlns:cx="http://schemas.microsoft.com/office/drawing/2014/chartex" xmlns:cx1="http://schemas.microsoft.com/office/drawing/2015/9/8/chartex" xmlns:cx2="http://schemas.microsoft.com/office/drawing/2015/10/21/chartex" xmlns:cx3="http://schemas.microsoft.com/office/drawing/2016/5/9/chartex" xmlns:cx4="http://schemas.microsoft.com/office/drawing/2016/5/10/chartex" xmlns:cx5="http://schemas.microsoft.com/office/drawing/2016/5/11/chartex" xmlns:cx6="http://schemas.microsoft.com/office/drawing/2016/5/12/chartex" xmlns:cx7="http://schemas.microsoft.com/office/drawing/2016/5/13/chartex" xmlns:cx8="http://schemas.microsoft.com/office/drawing/2016/5/14/chartex" xmlns:mc="http://schemas.openxmlformats.org/markup-compatibility/2006" xmlns:aink="http://schemas.microsoft.com/office/drawing/2016/ink" xmlns:am3d="http://schemas.microsoft.com/office/drawing/2017/model3d" xmlns:o="urn:schemas-microsoft-com:office:office" xmlns:oel="http://schemas.microsoft.com/office/2019/extlst" xmlns:r="http://schemas.openxmlformats.org/officeDocument/2006/relationships" xmlns:m="http://schemas.openxmlformats.org/officeDocument/2006/math" xmlns:v="urn:schemas-microsoft-com:vml" xmlns:wp14="http://schemas.microsoft.com/office/word/2010/wordprocessingDrawing" xmlns:wp="http://schemas.openxmlformats.org/drawingml/2006/wordprocessingDrawing" xmlns:w10="urn:schemas-microsoft-com:office:word" xmlns:w="http://schemas.openxmlformats.org/wordprocessingml/2006/main" xmlns:w14="http://schemas.microsoft.com/office/word/2010/wordml" xmlns:w15="http://schemas.microsoft.com/office/word/2012/wordml" xmlns:w16cei="http://schemas.microsoft.com/office/word/2026/wordml/cei" xmlns:w16cex="http://schemas.microsoft.com/office/word/2018/wordml/cex" xmlns:w16cid="http://schemas.microsoft.com/office/word/2016/wordml/cid" xmlns:w16="http://schemas.microsoft.com/office/word/2018/wordml" xmlns:w16du="http://schemas.microsoft.com/office/word/2023/wordml/word16du" xmlns:w16sdtdh="http://schemas.microsoft.com/office/word/2020/wordml/sdtdatahash" xmlns:w16sdtfl="http://schemas.microsoft.com/office/word/2024/wordml/sdtformatlock" xmlns:w16se="http://schemas.microsoft.com/office/word/2015/wordml/symex" xmlns:wpg="http://schemas.microsoft.com/office/word/2010/wordprocessingGroup" xmlns:wpi="http://schemas.microsoft.com/office/word/2010/wordprocessingInk" xmlns:wne="http://schemas.microsoft.com/office/word/2006/wordml" xmlns:wps="http://schemas.microsoft.com/office/word/2010/wordprocessingShape" mc:Ignorable="w14 w15 w16se w16cid w16 w16cex w16sdtdh w16sdtfl w16du wp14">
   <w:endnote w:type="separator" w:id="-1">
     <w:p>
       <w:pPr>
@@ -13064,7 +10601,7 @@
 </file>
 
 <file path=word/footer1.xml><?xml version="1.0" encoding="utf-8"?>
-<w:ftr xmlns:wpc="http://schemas.microsoft.com/office/word/2010/wordprocessingCanvas" xmlns:cx="http://schemas.microsoft.com/office/drawing/2014/chartex" xmlns:cx1="http://schemas.microsoft.com/office/drawing/2015/9/8/chartex" xmlns:mc="http://schemas.openxmlformats.org/markup-compatibility/2006" xmlns:o="urn:schemas-microsoft-com:office:office" xmlns:r="http://schemas.openxmlformats.org/officeDocument/2006/relationships" xmlns:m="http://schemas.openxmlformats.org/officeDocument/2006/math" xmlns:v="urn:schemas-microsoft-com:vml" xmlns:wp14="http://schemas.microsoft.com/office/word/2010/wordprocessingDrawing" xmlns:wp="http://schemas.openxmlformats.org/drawingml/2006/wordprocessingDrawing" xmlns:w10="urn:schemas-microsoft-com:office:word" xmlns:w="http://schemas.openxmlformats.org/wordprocessingml/2006/main" xmlns:w14="http://schemas.microsoft.com/office/word/2010/wordml" xmlns:w15="http://schemas.microsoft.com/office/word/2012/wordml" xmlns:w16se="http://schemas.microsoft.com/office/word/2015/wordml/symex" xmlns:wpg="http://schemas.microsoft.com/office/word/2010/wordprocessingGroup" xmlns:wpi="http://schemas.microsoft.com/office/word/2010/wordprocessingInk" xmlns:wne="http://schemas.microsoft.com/office/word/2006/wordml" xmlns:wps="http://schemas.microsoft.com/office/word/2010/wordprocessingShape" mc:Ignorable="w14 w15 w16se wp14">
+<w:ftr xmlns:wpc="http://schemas.microsoft.com/office/word/2010/wordprocessingCanvas" xmlns:cx="http://schemas.microsoft.com/office/drawing/2014/chartex" xmlns:cx1="http://schemas.microsoft.com/office/drawing/2015/9/8/chartex" xmlns:cx2="http://schemas.microsoft.com/office/drawing/2015/10/21/chartex" xmlns:cx3="http://schemas.microsoft.com/office/drawing/2016/5/9/chartex" xmlns:cx4="http://schemas.microsoft.com/office/drawing/2016/5/10/chartex" xmlns:cx5="http://schemas.microsoft.com/office/drawing/2016/5/11/chartex" xmlns:cx6="http://schemas.microsoft.com/office/drawing/2016/5/12/chartex" xmlns:cx7="http://schemas.microsoft.com/office/drawing/2016/5/13/chartex" xmlns:cx8="http://schemas.microsoft.com/office/drawing/2016/5/14/chartex" xmlns:mc="http://schemas.openxmlformats.org/markup-compatibility/2006" xmlns:aink="http://schemas.microsoft.com/office/drawing/2016/ink" xmlns:am3d="http://schemas.microsoft.com/office/drawing/2017/model3d" xmlns:o="urn:schemas-microsoft-com:office:office" xmlns:oel="http://schemas.microsoft.com/office/2019/extlst" xmlns:r="http://schemas.openxmlformats.org/officeDocument/2006/relationships" xmlns:m="http://schemas.openxmlformats.org/officeDocument/2006/math" xmlns:v="urn:schemas-microsoft-com:vml" xmlns:wp14="http://schemas.microsoft.com/office/word/2010/wordprocessingDrawing" xmlns:wp="http://schemas.openxmlformats.org/drawingml/2006/wordprocessingDrawing" xmlns:w10="urn:schemas-microsoft-com:office:word" xmlns:w="http://schemas.openxmlformats.org/wordprocessingml/2006/main" xmlns:w14="http://schemas.microsoft.com/office/word/2010/wordml" xmlns:w15="http://schemas.microsoft.com/office/word/2012/wordml" xmlns:w16cei="http://schemas.microsoft.com/office/word/2026/wordml/cei" xmlns:w16cex="http://schemas.microsoft.com/office/word/2018/wordml/cex" xmlns:w16cid="http://schemas.microsoft.com/office/word/2016/wordml/cid" xmlns:w16="http://schemas.microsoft.com/office/word/2018/wordml" xmlns:w16du="http://schemas.microsoft.com/office/word/2023/wordml/word16du" xmlns:w16sdtdh="http://schemas.microsoft.com/office/word/2020/wordml/sdtdatahash" xmlns:w16sdtfl="http://schemas.microsoft.com/office/word/2024/wordml/sdtformatlock" xmlns:w16se="http://schemas.microsoft.com/office/word/2015/wordml/symex" xmlns:wpg="http://schemas.microsoft.com/office/word/2010/wordprocessingGroup" xmlns:wpi="http://schemas.microsoft.com/office/word/2010/wordprocessingInk" xmlns:wne="http://schemas.microsoft.com/office/word/2006/wordml" xmlns:wps="http://schemas.microsoft.com/office/word/2010/wordprocessingShape" mc:Ignorable="w14 w15 w16se w16cid w16 w16cex w16sdtdh w16sdtfl w16du wp14">
   <w:p>
     <w:pPr>
       <w:pBdr>
@@ -13246,7 +10783,7 @@
 </file>
 
 <file path=word/footer2.xml><?xml version="1.0" encoding="utf-8"?>
-<w:ftr xmlns:wpc="http://schemas.microsoft.com/office/word/2010/wordprocessingCanvas" xmlns:cx="http://schemas.microsoft.com/office/drawing/2014/chartex" xmlns:cx1="http://schemas.microsoft.com/office/drawing/2015/9/8/chartex" xmlns:mc="http://schemas.openxmlformats.org/markup-compatibility/2006" xmlns:o="urn:schemas-microsoft-com:office:office" xmlns:r="http://schemas.openxmlformats.org/officeDocument/2006/relationships" xmlns:m="http://schemas.openxmlformats.org/officeDocument/2006/math" xmlns:v="urn:schemas-microsoft-com:vml" xmlns:wp14="http://schemas.microsoft.com/office/word/2010/wordprocessingDrawing" xmlns:wp="http://schemas.openxmlformats.org/drawingml/2006/wordprocessingDrawing" xmlns:w10="urn:schemas-microsoft-com:office:word" xmlns:w="http://schemas.openxmlformats.org/wordprocessingml/2006/main" xmlns:w14="http://schemas.microsoft.com/office/word/2010/wordml" xmlns:w15="http://schemas.microsoft.com/office/word/2012/wordml" xmlns:w16se="http://schemas.microsoft.com/office/word/2015/wordml/symex" xmlns:wpg="http://schemas.microsoft.com/office/word/2010/wordprocessingGroup" xmlns:wpi="http://schemas.microsoft.com/office/word/2010/wordprocessingInk" xmlns:wne="http://schemas.microsoft.com/office/word/2006/wordml" xmlns:wps="http://schemas.microsoft.com/office/word/2010/wordprocessingShape" mc:Ignorable="w14 w15 w16se wp14">
+<w:ftr xmlns:wpc="http://schemas.microsoft.com/office/word/2010/wordprocessingCanvas" xmlns:cx="http://schemas.microsoft.com/office/drawing/2014/chartex" xmlns:cx1="http://schemas.microsoft.com/office/drawing/2015/9/8/chartex" xmlns:cx2="http://schemas.microsoft.com/office/drawing/2015/10/21/chartex" xmlns:cx3="http://schemas.microsoft.com/office/drawing/2016/5/9/chartex" xmlns:cx4="http://schemas.microsoft.com/office/drawing/2016/5/10/chartex" xmlns:cx5="http://schemas.microsoft.com/office/drawing/2016/5/11/chartex" xmlns:cx6="http://schemas.microsoft.com/office/drawing/2016/5/12/chartex" xmlns:cx7="http://schemas.microsoft.com/office/drawing/2016/5/13/chartex" xmlns:cx8="http://schemas.microsoft.com/office/drawing/2016/5/14/chartex" xmlns:mc="http://schemas.openxmlformats.org/markup-compatibility/2006" xmlns:aink="http://schemas.microsoft.com/office/drawing/2016/ink" xmlns:am3d="http://schemas.microsoft.com/office/drawing/2017/model3d" xmlns:o="urn:schemas-microsoft-com:office:office" xmlns:oel="http://schemas.microsoft.com/office/2019/extlst" xmlns:r="http://schemas.openxmlformats.org/officeDocument/2006/relationships" xmlns:m="http://schemas.openxmlformats.org/officeDocument/2006/math" xmlns:v="urn:schemas-microsoft-com:vml" xmlns:wp14="http://schemas.microsoft.com/office/word/2010/wordprocessingDrawing" xmlns:wp="http://schemas.openxmlformats.org/drawingml/2006/wordprocessingDrawing" xmlns:w10="urn:schemas-microsoft-com:office:word" xmlns:w="http://schemas.openxmlformats.org/wordprocessingml/2006/main" xmlns:w14="http://schemas.microsoft.com/office/word/2010/wordml" xmlns:w15="http://schemas.microsoft.com/office/word/2012/wordml" xmlns:w16cei="http://schemas.microsoft.com/office/word/2026/wordml/cei" xmlns:w16cex="http://schemas.microsoft.com/office/word/2018/wordml/cex" xmlns:w16cid="http://schemas.microsoft.com/office/word/2016/wordml/cid" xmlns:w16="http://schemas.microsoft.com/office/word/2018/wordml" xmlns:w16du="http://schemas.microsoft.com/office/word/2023/wordml/word16du" xmlns:w16sdtdh="http://schemas.microsoft.com/office/word/2020/wordml/sdtdatahash" xmlns:w16sdtfl="http://schemas.microsoft.com/office/word/2024/wordml/sdtformatlock" xmlns:w16se="http://schemas.microsoft.com/office/word/2015/wordml/symex" xmlns:wpg="http://schemas.microsoft.com/office/word/2010/wordprocessingGroup" xmlns:wpi="http://schemas.microsoft.com/office/word/2010/wordprocessingInk" xmlns:wne="http://schemas.microsoft.com/office/word/2006/wordml" xmlns:wps="http://schemas.microsoft.com/office/word/2010/wordprocessingShape" mc:Ignorable="w14 w15 w16se w16cid w16 w16cex w16sdtdh w16sdtfl w16du wp14">
   <w:p>
     <w:pPr>
       <w:pBdr>
@@ -13449,7 +10986,7 @@
 </file>
 
 <file path=word/footnotes.xml><?xml version="1.0" encoding="utf-8"?>
-<w:footnotes xmlns:wpc="http://schemas.microsoft.com/office/word/2010/wordprocessingCanvas" xmlns:cx="http://schemas.microsoft.com/office/drawing/2014/chartex" xmlns:cx1="http://schemas.microsoft.com/office/drawing/2015/9/8/chartex" xmlns:mc="http://schemas.openxmlformats.org/markup-compatibility/2006" xmlns:o="urn:schemas-microsoft-com:office:office" xmlns:r="http://schemas.openxmlformats.org/officeDocument/2006/relationships" xmlns:m="http://schemas.openxmlformats.org/officeDocument/2006/math" xmlns:v="urn:schemas-microsoft-com:vml" xmlns:wp14="http://schemas.microsoft.com/office/word/2010/wordprocessingDrawing" xmlns:wp="http://schemas.openxmlformats.org/drawingml/2006/wordprocessingDrawing" xmlns:w10="urn:schemas-microsoft-com:office:word" xmlns:w="http://schemas.openxmlformats.org/wordprocessingml/2006/main" xmlns:w14="http://schemas.microsoft.com/office/word/2010/wordml" xmlns:w15="http://schemas.microsoft.com/office/word/2012/wordml" xmlns:w16se="http://schemas.microsoft.com/office/word/2015/wordml/symex" xmlns:wpg="http://schemas.microsoft.com/office/word/2010/wordprocessingGroup" xmlns:wpi="http://schemas.microsoft.com/office/word/2010/wordprocessingInk" xmlns:wne="http://schemas.microsoft.com/office/word/2006/wordml" xmlns:wps="http://schemas.microsoft.com/office/word/2010/wordprocessingShape" mc:Ignorable="w14 w15 w16se wp14">
+<w:footnotes xmlns:wpc="http://schemas.microsoft.com/office/word/2010/wordprocessingCanvas" xmlns:cx="http://schemas.microsoft.com/office/drawing/2014/chartex" xmlns:cx1="http://schemas.microsoft.com/office/drawing/2015/9/8/chartex" xmlns:cx2="http://schemas.microsoft.com/office/drawing/2015/10/21/chartex" xmlns:cx3="http://schemas.microsoft.com/office/drawing/2016/5/9/chartex" xmlns:cx4="http://schemas.microsoft.com/office/drawing/2016/5/10/chartex" xmlns:cx5="http://schemas.microsoft.com/office/drawing/2016/5/11/chartex" xmlns:cx6="http://schemas.microsoft.com/office/drawing/2016/5/12/chartex" xmlns:cx7="http://schemas.microsoft.com/office/drawing/2016/5/13/chartex" xmlns:cx8="http://schemas.microsoft.com/office/drawing/2016/5/14/chartex" xmlns:mc="http://schemas.openxmlformats.org/markup-compatibility/2006" xmlns:aink="http://schemas.microsoft.com/office/drawing/2016/ink" xmlns:am3d="http://schemas.microsoft.com/office/drawing/2017/model3d" xmlns:o="urn:schemas-microsoft-com:office:office" xmlns:oel="http://schemas.microsoft.com/office/2019/extlst" xmlns:r="http://schemas.openxmlformats.org/officeDocument/2006/relationships" xmlns:m="http://schemas.openxmlformats.org/officeDocument/2006/math" xmlns:v="urn:schemas-microsoft-com:vml" xmlns:wp14="http://schemas.microsoft.com/office/word/2010/wordprocessingDrawing" xmlns:wp="http://schemas.openxmlformats.org/drawingml/2006/wordprocessingDrawing" xmlns:w10="urn:schemas-microsoft-com:office:word" xmlns:w="http://schemas.openxmlformats.org/wordprocessingml/2006/main" xmlns:w14="http://schemas.microsoft.com/office/word/2010/wordml" xmlns:w15="http://schemas.microsoft.com/office/word/2012/wordml" xmlns:w16cei="http://schemas.microsoft.com/office/word/2026/wordml/cei" xmlns:w16cex="http://schemas.microsoft.com/office/word/2018/wordml/cex" xmlns:w16cid="http://schemas.microsoft.com/office/word/2016/wordml/cid" xmlns:w16="http://schemas.microsoft.com/office/word/2018/wordml" xmlns:w16du="http://schemas.microsoft.com/office/word/2023/wordml/word16du" xmlns:w16sdtdh="http://schemas.microsoft.com/office/word/2020/wordml/sdtdatahash" xmlns:w16sdtfl="http://schemas.microsoft.com/office/word/2024/wordml/sdtformatlock" xmlns:w16se="http://schemas.microsoft.com/office/word/2015/wordml/symex" xmlns:wpg="http://schemas.microsoft.com/office/word/2010/wordprocessingGroup" xmlns:wpi="http://schemas.microsoft.com/office/word/2010/wordprocessingInk" xmlns:wne="http://schemas.microsoft.com/office/word/2006/wordml" xmlns:wps="http://schemas.microsoft.com/office/word/2010/wordprocessingShape" mc:Ignorable="w14 w15 w16se w16cid w16 w16cex w16sdtdh w16sdtfl w16du wp14">
   <w:footnote w:type="separator" w:id="-1">
     <w:p>
       <w:pPr>
@@ -13474,7 +11011,7 @@
 </file>
 
 <file path=word/header1.xml><?xml version="1.0" encoding="utf-8"?>
-<w:hdr xmlns:wpc="http://schemas.microsoft.com/office/word/2010/wordprocessingCanvas" xmlns:cx="http://schemas.microsoft.com/office/drawing/2014/chartex" xmlns:cx1="http://schemas.microsoft.com/office/drawing/2015/9/8/chartex" xmlns:mc="http://schemas.openxmlformats.org/markup-compatibility/2006" xmlns:o="urn:schemas-microsoft-com:office:office" xmlns:r="http://schemas.openxmlformats.org/officeDocument/2006/relationships" xmlns:m="http://schemas.openxmlformats.org/officeDocument/2006/math" xmlns:v="urn:schemas-microsoft-com:vml" xmlns:wp14="http://schemas.microsoft.com/office/word/2010/wordprocessingDrawing" xmlns:wp="http://schemas.openxmlformats.org/drawingml/2006/wordprocessingDrawing" xmlns:w10="urn:schemas-microsoft-com:office:word" xmlns:w="http://schemas.openxmlformats.org/wordprocessingml/2006/main" xmlns:w14="http://schemas.microsoft.com/office/word/2010/wordml" xmlns:w15="http://schemas.microsoft.com/office/word/2012/wordml" xmlns:w16se="http://schemas.microsoft.com/office/word/2015/wordml/symex" xmlns:wpg="http://schemas.microsoft.com/office/word/2010/wordprocessingGroup" xmlns:wpi="http://schemas.microsoft.com/office/word/2010/wordprocessingInk" xmlns:wne="http://schemas.microsoft.com/office/word/2006/wordml" xmlns:wps="http://schemas.microsoft.com/office/word/2010/wordprocessingShape" mc:Ignorable="w14 w15 w16se wp14">
+<w:hdr xmlns:wpc="http://schemas.microsoft.com/office/word/2010/wordprocessingCanvas" xmlns:cx="http://schemas.microsoft.com/office/drawing/2014/chartex" xmlns:cx1="http://schemas.microsoft.com/office/drawing/2015/9/8/chartex" xmlns:cx2="http://schemas.microsoft.com/office/drawing/2015/10/21/chartex" xmlns:cx3="http://schemas.microsoft.com/office/drawing/2016/5/9/chartex" xmlns:cx4="http://schemas.microsoft.com/office/drawing/2016/5/10/chartex" xmlns:cx5="http://schemas.microsoft.com/office/drawing/2016/5/11/chartex" xmlns:cx6="http://schemas.microsoft.com/office/drawing/2016/5/12/chartex" xmlns:cx7="http://schemas.microsoft.com/office/drawing/2016/5/13/chartex" xmlns:cx8="http://schemas.microsoft.com/office/drawing/2016/5/14/chartex" xmlns:mc="http://schemas.openxmlformats.org/markup-compatibility/2006" xmlns:aink="http://schemas.microsoft.com/office/drawing/2016/ink" xmlns:am3d="http://schemas.microsoft.com/office/drawing/2017/model3d" xmlns:o="urn:schemas-microsoft-com:office:office" xmlns:oel="http://schemas.microsoft.com/office/2019/extlst" xmlns:r="http://schemas.openxmlformats.org/officeDocument/2006/relationships" xmlns:m="http://schemas.openxmlformats.org/officeDocument/2006/math" xmlns:v="urn:schemas-microsoft-com:vml" xmlns:wp14="http://schemas.microsoft.com/office/word/2010/wordprocessingDrawing" xmlns:wp="http://schemas.openxmlformats.org/drawingml/2006/wordprocessingDrawing" xmlns:w10="urn:schemas-microsoft-com:office:word" xmlns:w="http://schemas.openxmlformats.org/wordprocessingml/2006/main" xmlns:w14="http://schemas.microsoft.com/office/word/2010/wordml" xmlns:w15="http://schemas.microsoft.com/office/word/2012/wordml" xmlns:w16cei="http://schemas.microsoft.com/office/word/2026/wordml/cei" xmlns:w16cex="http://schemas.microsoft.com/office/word/2018/wordml/cex" xmlns:w16cid="http://schemas.microsoft.com/office/word/2016/wordml/cid" xmlns:w16="http://schemas.microsoft.com/office/word/2018/wordml" xmlns:w16du="http://schemas.microsoft.com/office/word/2023/wordml/word16du" xmlns:w16sdtdh="http://schemas.microsoft.com/office/word/2020/wordml/sdtdatahash" xmlns:w16sdtfl="http://schemas.microsoft.com/office/word/2024/wordml/sdtformatlock" xmlns:w16se="http://schemas.microsoft.com/office/word/2015/wordml/symex" xmlns:wpg="http://schemas.microsoft.com/office/word/2010/wordprocessingGroup" xmlns:wpi="http://schemas.microsoft.com/office/word/2010/wordprocessingInk" xmlns:wne="http://schemas.microsoft.com/office/word/2006/wordml" xmlns:wps="http://schemas.microsoft.com/office/word/2010/wordprocessingShape" mc:Ignorable="w14 w15 w16se w16cid w16 w16cex w16sdtdh w16sdtfl w16du wp14">
   <w:p>
     <w:pPr>
       <w:pStyle w:val="Header"/>
@@ -13487,7 +11024,7 @@
 </file>
 
 <file path=word/header2.xml><?xml version="1.0" encoding="utf-8"?>
-<w:hdr xmlns:wpc="http://schemas.microsoft.com/office/word/2010/wordprocessingCanvas" xmlns:cx="http://schemas.microsoft.com/office/drawing/2014/chartex" xmlns:cx1="http://schemas.microsoft.com/office/drawing/2015/9/8/chartex" xmlns:mc="http://schemas.openxmlformats.org/markup-compatibility/2006" xmlns:o="urn:schemas-microsoft-com:office:office" xmlns:r="http://schemas.openxmlformats.org/officeDocument/2006/relationships" xmlns:m="http://schemas.openxmlformats.org/officeDocument/2006/math" xmlns:v="urn:schemas-microsoft-com:vml" xmlns:wp14="http://schemas.microsoft.com/office/word/2010/wordprocessingDrawing" xmlns:wp="http://schemas.openxmlformats.org/drawingml/2006/wordprocessingDrawing" xmlns:w10="urn:schemas-microsoft-com:office:word" xmlns:w="http://schemas.openxmlformats.org/wordprocessingml/2006/main" xmlns:w14="http://schemas.microsoft.com/office/word/2010/wordml" xmlns:w15="http://schemas.microsoft.com/office/word/2012/wordml" xmlns:w16se="http://schemas.microsoft.com/office/word/2015/wordml/symex" xmlns:wpg="http://schemas.microsoft.com/office/word/2010/wordprocessingGroup" xmlns:wpi="http://schemas.microsoft.com/office/word/2010/wordprocessingInk" xmlns:wne="http://schemas.microsoft.com/office/word/2006/wordml" xmlns:wps="http://schemas.microsoft.com/office/word/2010/wordprocessingShape" mc:Ignorable="w14 w15 w16se wp14">
+<w:hdr xmlns:wpc="http://schemas.microsoft.com/office/word/2010/wordprocessingCanvas" xmlns:cx="http://schemas.microsoft.com/office/drawing/2014/chartex" xmlns:cx1="http://schemas.microsoft.com/office/drawing/2015/9/8/chartex" xmlns:cx2="http://schemas.microsoft.com/office/drawing/2015/10/21/chartex" xmlns:cx3="http://schemas.microsoft.com/office/drawing/2016/5/9/chartex" xmlns:cx4="http://schemas.microsoft.com/office/drawing/2016/5/10/chartex" xmlns:cx5="http://schemas.microsoft.com/office/drawing/2016/5/11/chartex" xmlns:cx6="http://schemas.microsoft.com/office/drawing/2016/5/12/chartex" xmlns:cx7="http://schemas.microsoft.com/office/drawing/2016/5/13/chartex" xmlns:cx8="http://schemas.microsoft.com/office/drawing/2016/5/14/chartex" xmlns:mc="http://schemas.openxmlformats.org/markup-compatibility/2006" xmlns:aink="http://schemas.microsoft.com/office/drawing/2016/ink" xmlns:am3d="http://schemas.microsoft.com/office/drawing/2017/model3d" xmlns:o="urn:schemas-microsoft-com:office:office" xmlns:oel="http://schemas.microsoft.com/office/2019/extlst" xmlns:r="http://schemas.openxmlformats.org/officeDocument/2006/relationships" xmlns:m="http://schemas.openxmlformats.org/officeDocument/2006/math" xmlns:v="urn:schemas-microsoft-com:vml" xmlns:wp14="http://schemas.microsoft.com/office/word/2010/wordprocessingDrawing" xmlns:wp="http://schemas.openxmlformats.org/drawingml/2006/wordprocessingDrawing" xmlns:w10="urn:schemas-microsoft-com:office:word" xmlns:w="http://schemas.openxmlformats.org/wordprocessingml/2006/main" xmlns:w14="http://schemas.microsoft.com/office/word/2010/wordml" xmlns:w15="http://schemas.microsoft.com/office/word/2012/wordml" xmlns:w16cei="http://schemas.microsoft.com/office/word/2026/wordml/cei" xmlns:w16cex="http://schemas.microsoft.com/office/word/2018/wordml/cex" xmlns:w16cid="http://schemas.microsoft.com/office/word/2016/wordml/cid" xmlns:w16="http://schemas.microsoft.com/office/word/2018/wordml" xmlns:w16du="http://schemas.microsoft.com/office/word/2023/wordml/word16du" xmlns:w16sdtdh="http://schemas.microsoft.com/office/word/2020/wordml/sdtdatahash" xmlns:w16sdtfl="http://schemas.microsoft.com/office/word/2024/wordml/sdtformatlock" xmlns:w16se="http://schemas.microsoft.com/office/word/2015/wordml/symex" xmlns:wpg="http://schemas.microsoft.com/office/word/2010/wordprocessingGroup" xmlns:wpi="http://schemas.microsoft.com/office/word/2010/wordprocessingInk" xmlns:wne="http://schemas.microsoft.com/office/word/2006/wordml" xmlns:wps="http://schemas.microsoft.com/office/word/2010/wordprocessingShape" mc:Ignorable="w14 w15 w16se w16cid w16 w16cex w16sdtdh w16sdtfl w16du wp14">
   <w:p>
     <w:pPr>
       <w:pStyle w:val="Header"/>
@@ -13500,7 +11037,7 @@
 </file>
 
 <file path=word/styles.xml><?xml version="1.0" encoding="utf-8"?>
-<w:styles xmlns:mc="http://schemas.openxmlformats.org/markup-compatibility/2006" xmlns:r="http://schemas.openxmlformats.org/officeDocument/2006/relationships" xmlns:w="http://schemas.openxmlformats.org/wordprocessingml/2006/main" xmlns:w14="http://schemas.microsoft.com/office/word/2010/wordml" xmlns:w15="http://schemas.microsoft.com/office/word/2012/wordml" xmlns:w16se="http://schemas.microsoft.com/office/word/2015/wordml/symex" mc:Ignorable="w14 w15 w16se">
+<w:styles xmlns:mc="http://schemas.openxmlformats.org/markup-compatibility/2006" xmlns:r="http://schemas.openxmlformats.org/officeDocument/2006/relationships" xmlns:w="http://schemas.openxmlformats.org/wordprocessingml/2006/main" xmlns:w14="http://schemas.microsoft.com/office/word/2010/wordml" xmlns:w15="http://schemas.microsoft.com/office/word/2012/wordml" xmlns:w16cex="http://schemas.microsoft.com/office/word/2018/wordml/cex" xmlns:w16cid="http://schemas.microsoft.com/office/word/2016/wordml/cid" xmlns:w16="http://schemas.microsoft.com/office/word/2018/wordml" xmlns:w16du="http://schemas.microsoft.com/office/word/2023/wordml/word16du" xmlns:w16sdtdh="http://schemas.microsoft.com/office/word/2020/wordml/sdtdatahash" xmlns:w16sdtfl="http://schemas.microsoft.com/office/word/2024/wordml/sdtformatlock" xmlns:w16se="http://schemas.microsoft.com/office/word/2015/wordml/symex" mc:Ignorable="w14 w15 w16se w16cid w16 w16cex w16sdtdh w16sdtfl w16du">
   <w:docDefaults>
     <w:rPrDefault>
       <w:rPr>
@@ -13510,7 +11047,7 @@
     </w:rPrDefault>
     <w:pPrDefault/>
   </w:docDefaults>
-  <w:latentStyles w:defLockedState="0" w:defUIPriority="99" w:defSemiHidden="0" w:defUnhideWhenUsed="0" w:defQFormat="0" w:count="371">
+  <w:latentStyles w:defLockedState="0" w:defUIPriority="99" w:defSemiHidden="0" w:defUnhideWhenUsed="0" w:defQFormat="0" w:count="376">
     <w:lsdException w:name="Normal" w:uiPriority="0" w:qFormat="1"/>
     <w:lsdException w:name="heading 1" w:uiPriority="9" w:qFormat="1"/>
     <w:lsdException w:name="heading 2" w:semiHidden="1" w:uiPriority="9" w:unhideWhenUsed="1" w:qFormat="1"/>
@@ -13882,6 +11419,11 @@
     <w:lsdException w:name="List Table 5 Dark Accent 6" w:uiPriority="50"/>
     <w:lsdException w:name="List Table 6 Colorful Accent 6" w:uiPriority="51"/>
     <w:lsdException w:name="List Table 7 Colorful Accent 6" w:uiPriority="52"/>
+    <w:lsdException w:name="Mention" w:semiHidden="1" w:unhideWhenUsed="1"/>
+    <w:lsdException w:name="Smart Hyperlink" w:semiHidden="1" w:unhideWhenUsed="1"/>
+    <w:lsdException w:name="Hashtag" w:semiHidden="1" w:unhideWhenUsed="1"/>
+    <w:lsdException w:name="Unresolved Mention" w:semiHidden="1" w:unhideWhenUsed="1"/>
+    <w:lsdException w:name="Smart Link" w:semiHidden="1" w:unhideWhenUsed="1"/>
   </w:latentStyles>
   <w:style w:type="paragraph" w:default="1" w:styleId="Normal">
     <w:name w:val="Normal"/>

--- a/TS-Kramam/TS-4.3/TS 4.3 Sanskrit Krama Paatam Corrections.docx
+++ b/TS-Kramam/TS-4.3/TS 4.3 Sanskrit Krama Paatam Corrections.docx
@@ -535,27 +535,29 @@
                 <w:highlight w:val="green"/>
                 <w:lang w:val="it-IT"/>
               </w:rPr>
-              <w:t>ZrÉxrÉþ</w:t>
-            </w:r>
-            <w:r>
-              <w:rPr>
-                <w:rFonts w:ascii="BRH Devanagari Extra" w:hAnsi="BRH Devanagari Extra" w:cs="BRH Devanagari Extra"/>
-                <w:color w:val="000000"/>
-                <w:sz w:val="40"/>
-                <w:szCs w:val="40"/>
+              <w:t>ZrÉ</w:t>
+            </w:r>
+            <w:r>
+              <w:rPr>
+                <w:rFonts w:ascii="BRH Devanagari Extra" w:hAnsi="BRH Devanagari Extra" w:cs="BRH Devanagari Extra"/>
+                <w:color w:val="000000"/>
+                <w:sz w:val="40"/>
+                <w:szCs w:val="40"/>
+                <w:highlight w:val="green"/>
                 <w:lang w:val="it-IT"/>
               </w:rPr>
-              <w:t>xrÉ Måü</w:t>
-            </w:r>
-            <w:r>
-              <w:rPr>
-                <w:rFonts w:ascii="BRH Malayalam Extra" w:hAnsi="BRH Malayalam Extra" w:cs="BRH Devanagari Extra"/>
-                <w:color w:val="000000"/>
-                <w:sz w:val="30"/>
-                <w:szCs w:val="40"/>
+              <w:t>þ</w:t>
+            </w:r>
+            <w:r>
+              <w:rPr>
+                <w:rFonts w:ascii="BRH Devanagari Extra" w:hAnsi="BRH Devanagari Extra" w:cs="BRH Devanagari Extra"/>
+                <w:color w:val="000000"/>
+                <w:sz w:val="40"/>
+                <w:szCs w:val="40"/>
+                <w:highlight w:val="green"/>
                 <w:lang w:val="it-IT"/>
               </w:rPr>
-              <w:t>–</w:t>
+              <w:t>xrÉ</w:t>
             </w:r>
             <w:r>
               <w:rPr>
@@ -565,6 +567,26 @@
                 <w:szCs w:val="40"/>
                 <w:lang w:val="it-IT"/>
               </w:rPr>
+              <w:t xml:space="preserve"> Måü</w:t>
+            </w:r>
+            <w:r>
+              <w:rPr>
+                <w:rFonts w:ascii="BRH Malayalam Extra" w:hAnsi="BRH Malayalam Extra" w:cs="BRH Devanagari Extra"/>
+                <w:color w:val="000000"/>
+                <w:sz w:val="30"/>
+                <w:szCs w:val="40"/>
+                <w:lang w:val="it-IT"/>
+              </w:rPr>
+              <w:t>–</w:t>
+            </w:r>
+            <w:r>
+              <w:rPr>
+                <w:rFonts w:ascii="BRH Devanagari Extra" w:hAnsi="BRH Devanagari Extra" w:cs="BRH Devanagari Extra"/>
+                <w:color w:val="000000"/>
+                <w:sz w:val="40"/>
+                <w:szCs w:val="40"/>
+                <w:lang w:val="it-IT"/>
+              </w:rPr>
               <w:t>iÉÑqÉç | Måü</w:t>
             </w:r>
             <w:r>
@@ -606,6 +628,946 @@
                 <w:lang w:val="it-IT"/>
               </w:rPr>
               <w:t>qÉqÉç |</w:t>
+            </w:r>
+          </w:p>
+        </w:tc>
+      </w:tr>
+      <w:tr>
+        <w:trPr>
+          <w:trHeight w:val="1701"/>
+        </w:trPr>
+        <w:tc>
+          <w:tcPr>
+            <w:tcW w:w="3906" w:type="dxa"/>
+            <w:tcBorders>
+              <w:top w:val="single" w:sz="4" w:space="0" w:color="000000"/>
+              <w:left w:val="single" w:sz="4" w:space="0" w:color="000000"/>
+              <w:bottom w:val="single" w:sz="4" w:space="0" w:color="000000"/>
+              <w:right w:val="single" w:sz="4" w:space="0" w:color="000000"/>
+            </w:tcBorders>
+          </w:tcPr>
+          <w:p>
+            <w:pPr>
+              <w:widowControl w:val="0"/>
+              <w:tabs>
+                <w:tab w:val="left" w:pos="993"/>
+              </w:tabs>
+              <w:autoSpaceDE w:val="0"/>
+              <w:autoSpaceDN w:val="0"/>
+              <w:adjustRightInd w:val="0"/>
+              <w:spacing w:before="0" w:line="240" w:lineRule="auto"/>
+              <w:ind w:right="297"/>
+              <w:rPr>
+                <w:rFonts w:cs="Arial"/>
+                <w:b/>
+                <w:sz w:val="28"/>
+                <w:szCs w:val="32"/>
+              </w:rPr>
+            </w:pPr>
+            <w:r>
+              <w:rPr>
+                <w:rFonts w:cs="Arial"/>
+                <w:b/>
+                <w:sz w:val="28"/>
+                <w:szCs w:val="32"/>
+              </w:rPr>
+              <w:t>T.S.4.3.</w:t>
+            </w:r>
+            <w:r>
+              <w:rPr>
+                <w:rFonts w:cs="Arial"/>
+                <w:b/>
+                <w:sz w:val="28"/>
+                <w:szCs w:val="32"/>
+              </w:rPr>
+              <w:t>10.3</w:t>
+            </w:r>
+            <w:r>
+              <w:rPr>
+                <w:rFonts w:cs="Arial"/>
+                <w:b/>
+                <w:sz w:val="28"/>
+                <w:szCs w:val="32"/>
+              </w:rPr>
+              <w:t xml:space="preserve"> – Kramam</w:t>
+            </w:r>
+          </w:p>
+          <w:p>
+            <w:pPr>
+              <w:widowControl w:val="0"/>
+              <w:tabs>
+                <w:tab w:val="left" w:pos="993"/>
+              </w:tabs>
+              <w:autoSpaceDE w:val="0"/>
+              <w:autoSpaceDN w:val="0"/>
+              <w:adjustRightInd w:val="0"/>
+              <w:spacing w:before="0" w:line="240" w:lineRule="auto"/>
+              <w:ind w:right="297"/>
+              <w:rPr>
+                <w:rFonts w:cs="Arial"/>
+                <w:b/>
+                <w:sz w:val="28"/>
+                <w:szCs w:val="32"/>
+                <w:lang w:val="en-IN"/>
+              </w:rPr>
+            </w:pPr>
+            <w:r>
+              <w:rPr>
+                <w:rFonts w:cs="Arial"/>
+                <w:b/>
+                <w:sz w:val="28"/>
+                <w:szCs w:val="32"/>
+                <w:lang w:val="en-IN"/>
+              </w:rPr>
+              <w:t>Krama Vaakyam No.– 20</w:t>
+            </w:r>
+          </w:p>
+          <w:p>
+            <w:pPr>
+              <w:widowControl w:val="0"/>
+              <w:tabs>
+                <w:tab w:val="left" w:pos="993"/>
+              </w:tabs>
+              <w:autoSpaceDE w:val="0"/>
+              <w:autoSpaceDN w:val="0"/>
+              <w:adjustRightInd w:val="0"/>
+              <w:spacing w:before="0" w:line="240" w:lineRule="auto"/>
+              <w:ind w:right="297"/>
+              <w:rPr>
+                <w:rFonts w:cs="Arial"/>
+                <w:b/>
+                <w:sz w:val="28"/>
+                <w:szCs w:val="32"/>
+                <w:lang w:val="it-IT"/>
+              </w:rPr>
+            </w:pPr>
+            <w:r>
+              <w:rPr>
+                <w:rFonts w:cs="Arial"/>
+                <w:b/>
+                <w:sz w:val="28"/>
+                <w:szCs w:val="32"/>
+                <w:lang w:val="it-IT"/>
+              </w:rPr>
+              <w:t>Panchaati No</w:t>
+            </w:r>
+            <w:r>
+              <w:rPr>
+                <w:rFonts w:cs="Arial"/>
+                <w:b/>
+                <w:szCs w:val="32"/>
+                <w:lang w:val="it-IT"/>
+              </w:rPr>
+              <w:t xml:space="preserve">. - </w:t>
+            </w:r>
+            <w:r>
+              <w:rPr>
+                <w:rFonts w:cs="Arial"/>
+                <w:b/>
+                <w:sz w:val="28"/>
+                <w:szCs w:val="32"/>
+                <w:lang w:val="it-IT"/>
+              </w:rPr>
+              <w:t>20</w:t>
+            </w:r>
+          </w:p>
+        </w:tc>
+        <w:tc>
+          <w:tcPr>
+            <w:tcW w:w="5103" w:type="dxa"/>
+            <w:tcBorders>
+              <w:top w:val="single" w:sz="4" w:space="0" w:color="000000"/>
+              <w:left w:val="single" w:sz="4" w:space="0" w:color="000000"/>
+              <w:bottom w:val="single" w:sz="4" w:space="0" w:color="000000"/>
+              <w:right w:val="single" w:sz="4" w:space="0" w:color="000000"/>
+            </w:tcBorders>
+          </w:tcPr>
+          <w:p>
+            <w:pPr>
+              <w:widowControl w:val="0"/>
+              <w:autoSpaceDE w:val="0"/>
+              <w:autoSpaceDN w:val="0"/>
+              <w:adjustRightInd w:val="0"/>
+              <w:spacing w:before="0" w:line="240" w:lineRule="auto"/>
+              <w:rPr>
+                <w:rFonts w:ascii="BRH Devanagari Extra" w:hAnsi="BRH Devanagari Extra" w:cs="BRH Devanagari Extra"/>
+                <w:color w:val="000000"/>
+                <w:sz w:val="40"/>
+                <w:szCs w:val="40"/>
+                <w:lang w:val="it-IT"/>
+              </w:rPr>
+            </w:pPr>
+            <w:r>
+              <w:rPr>
+                <w:rFonts w:ascii="BRH Devanagari Extra" w:hAnsi="BRH Devanagari Extra" w:cs="BRH Devanagari Extra"/>
+                <w:color w:val="000000"/>
+                <w:sz w:val="40"/>
+                <w:szCs w:val="40"/>
+                <w:lang w:val="it-IT"/>
+              </w:rPr>
+              <w:t>AÍkÉþmÉÌiÉ</w:t>
+            </w:r>
+            <w:r>
+              <w:rPr>
+                <w:rFonts w:ascii="BRH Malayalam Extra" w:hAnsi="BRH Malayalam Extra" w:cs="BRH Devanagari Extra"/>
+                <w:color w:val="000000"/>
+                <w:sz w:val="30"/>
+                <w:szCs w:val="40"/>
+                <w:lang w:val="it-IT"/>
+              </w:rPr>
+              <w:t>–</w:t>
+            </w:r>
+            <w:r>
+              <w:rPr>
+                <w:rFonts w:ascii="BRH Devanagari Extra" w:hAnsi="BRH Devanagari Extra" w:cs="BRH Devanagari Extra"/>
+                <w:color w:val="000000"/>
+                <w:sz w:val="40"/>
+                <w:szCs w:val="40"/>
+                <w:lang w:val="it-IT"/>
+              </w:rPr>
+              <w:t>UirÉÍkÉþ - mÉ</w:t>
+            </w:r>
+            <w:r>
+              <w:rPr>
+                <w:rFonts w:ascii="BRH Malayalam Extra" w:hAnsi="BRH Malayalam Extra" w:cs="BRH Devanagari Extra"/>
+                <w:color w:val="000000"/>
+                <w:sz w:val="30"/>
+                <w:szCs w:val="40"/>
+                <w:lang w:val="it-IT"/>
+              </w:rPr>
+              <w:t>–</w:t>
+            </w:r>
+            <w:r>
+              <w:rPr>
+                <w:rFonts w:ascii="BRH Devanagari Extra" w:hAnsi="BRH Devanagari Extra" w:cs="BRH Devanagari Extra"/>
+                <w:color w:val="000000"/>
+                <w:sz w:val="40"/>
+                <w:szCs w:val="40"/>
+                <w:lang w:val="it-IT"/>
+              </w:rPr>
+              <w:t>ÌiÉ</w:t>
+            </w:r>
+            <w:r>
+              <w:rPr>
+                <w:rFonts w:ascii="BRH Malayalam Extra" w:hAnsi="BRH Malayalam Extra" w:cs="BRH Devanagari Extra"/>
+                <w:color w:val="000000"/>
+                <w:sz w:val="30"/>
+                <w:szCs w:val="40"/>
+                <w:lang w:val="it-IT"/>
+              </w:rPr>
+              <w:t>–</w:t>
+            </w:r>
+            <w:r>
+              <w:rPr>
+                <w:rFonts w:ascii="BRH Devanagari Extra" w:hAnsi="BRH Devanagari Extra" w:cs="BRH Devanagari Extra"/>
+                <w:color w:val="000000"/>
+                <w:sz w:val="40"/>
+                <w:szCs w:val="40"/>
+                <w:lang w:val="it-IT"/>
+              </w:rPr>
+              <w:t xml:space="preserve">È | </w:t>
+            </w:r>
+          </w:p>
+          <w:p>
+            <w:pPr>
+              <w:widowControl w:val="0"/>
+              <w:autoSpaceDE w:val="0"/>
+              <w:autoSpaceDN w:val="0"/>
+              <w:adjustRightInd w:val="0"/>
+              <w:spacing w:before="0" w:line="240" w:lineRule="auto"/>
+              <w:rPr>
+                <w:rFonts w:ascii="BRH Malayalam Extra" w:hAnsi="BRH Malayalam Extra" w:cs="BRH Malayalam Extra"/>
+                <w:color w:val="000000"/>
+                <w:sz w:val="40"/>
+                <w:szCs w:val="40"/>
+                <w:lang w:val="it-IT"/>
+              </w:rPr>
+            </w:pPr>
+            <w:r>
+              <w:rPr>
+                <w:rFonts w:ascii="BRH Devanagari Extra" w:hAnsi="BRH Devanagari Extra" w:cs="BRH Devanagari Extra"/>
+                <w:color w:val="000000"/>
+                <w:sz w:val="40"/>
+                <w:szCs w:val="40"/>
+                <w:lang w:val="it-IT"/>
+              </w:rPr>
+              <w:t>AÉ</w:t>
+            </w:r>
+            <w:r>
+              <w:rPr>
+                <w:rFonts w:ascii="BRH Malayalam Extra" w:hAnsi="BRH Malayalam Extra" w:cs="BRH Devanagari Extra"/>
+                <w:color w:val="000000"/>
+                <w:sz w:val="30"/>
+                <w:szCs w:val="40"/>
+                <w:lang w:val="it-IT"/>
+              </w:rPr>
+              <w:t>–</w:t>
+            </w:r>
+            <w:r>
+              <w:rPr>
+                <w:rFonts w:ascii="BRH Devanagari Extra" w:hAnsi="BRH Devanagari Extra" w:cs="BRH Devanagari Extra"/>
+                <w:color w:val="000000"/>
+                <w:sz w:val="40"/>
+                <w:szCs w:val="40"/>
+                <w:lang w:val="it-IT"/>
+              </w:rPr>
+              <w:t>xÉÏ</w:t>
+            </w:r>
+            <w:r>
+              <w:rPr>
+                <w:rFonts w:ascii="BRH Malayalam Extra" w:hAnsi="BRH Malayalam Extra" w:cs="BRH Devanagari Extra"/>
+                <w:color w:val="000000"/>
+                <w:sz w:val="30"/>
+                <w:szCs w:val="40"/>
+                <w:lang w:val="it-IT"/>
+              </w:rPr>
+              <w:t>–</w:t>
+            </w:r>
+            <w:r>
+              <w:rPr>
+                <w:rFonts w:ascii="BRH Devanagari Extra" w:hAnsi="BRH Devanagari Extra" w:cs="BRH Devanagari Extra"/>
+                <w:color w:val="000000"/>
+                <w:sz w:val="40"/>
+                <w:szCs w:val="40"/>
+                <w:lang w:val="it-IT"/>
+              </w:rPr>
+              <w:t>SåMüþÌ§É</w:t>
+            </w:r>
+            <w:r>
+              <w:rPr>
+                <w:rFonts w:ascii="BRH Devanagari Extra" w:hAnsi="BRH Devanagari Extra" w:cs="BRH Devanagari Extra"/>
+                <w:color w:val="000000"/>
+                <w:sz w:val="36"/>
+                <w:szCs w:val="40"/>
+                <w:lang w:val="it-IT"/>
+              </w:rPr>
+              <w:t>óè</w:t>
+            </w:r>
+            <w:r>
+              <w:rPr>
+                <w:rFonts w:ascii="BRH Devanagari Extra" w:hAnsi="BRH Devanagari Extra" w:cs="BRH Devanagari Extra"/>
+                <w:color w:val="000000"/>
+                <w:sz w:val="40"/>
+                <w:szCs w:val="40"/>
+                <w:lang w:val="it-IT"/>
+              </w:rPr>
+              <w:t>zÉ</w:t>
+            </w:r>
+            <w:r>
+              <w:rPr>
+                <w:rFonts w:ascii="BRH Devanagari Extra" w:hAnsi="BRH Devanagari Extra" w:cs="BRH Devanagari Extra"/>
+                <w:color w:val="000000"/>
+                <w:sz w:val="40"/>
+                <w:szCs w:val="40"/>
+                <w:highlight w:val="yellow"/>
+                <w:lang w:val="it-IT"/>
+              </w:rPr>
+              <w:t>iÉÉ</w:t>
+            </w:r>
+            <w:r>
+              <w:rPr>
+                <w:rFonts w:ascii="BRH Malayalam Extra" w:hAnsi="BRH Malayalam Extra" w:cs="BRH Devanagari Extra"/>
+                <w:color w:val="000000"/>
+                <w:sz w:val="30"/>
+                <w:szCs w:val="40"/>
+                <w:highlight w:val="yellow"/>
+                <w:lang w:val="it-IT"/>
+              </w:rPr>
+              <w:t>–</w:t>
+            </w:r>
+            <w:r>
+              <w:rPr>
+                <w:rFonts w:ascii="BRH Devanagari Extra" w:hAnsi="BRH Devanagari Extra" w:cs="BRH Devanagari Extra"/>
+                <w:color w:val="000000"/>
+                <w:sz w:val="40"/>
+                <w:szCs w:val="40"/>
+                <w:highlight w:val="yellow"/>
+                <w:lang w:val="it-IT"/>
+              </w:rPr>
+              <w:t>È</w:t>
+            </w:r>
+            <w:r>
+              <w:rPr>
+                <w:rFonts w:ascii="BRH Devanagari Extra" w:hAnsi="BRH Devanagari Extra" w:cs="BRH Devanagari Extra"/>
+                <w:color w:val="000000"/>
+                <w:sz w:val="40"/>
+                <w:szCs w:val="40"/>
+                <w:lang w:val="it-IT"/>
+              </w:rPr>
+              <w:t xml:space="preserve"> |</w:t>
+            </w:r>
+          </w:p>
+        </w:tc>
+        <w:tc>
+          <w:tcPr>
+            <w:tcW w:w="5386" w:type="dxa"/>
+            <w:tcBorders>
+              <w:top w:val="single" w:sz="4" w:space="0" w:color="000000"/>
+              <w:left w:val="single" w:sz="4" w:space="0" w:color="000000"/>
+              <w:bottom w:val="single" w:sz="4" w:space="0" w:color="000000"/>
+              <w:right w:val="single" w:sz="4" w:space="0" w:color="000000"/>
+            </w:tcBorders>
+          </w:tcPr>
+          <w:p>
+            <w:pPr>
+              <w:widowControl w:val="0"/>
+              <w:autoSpaceDE w:val="0"/>
+              <w:autoSpaceDN w:val="0"/>
+              <w:adjustRightInd w:val="0"/>
+              <w:spacing w:before="0" w:line="240" w:lineRule="auto"/>
+              <w:rPr>
+                <w:rFonts w:ascii="BRH Devanagari Extra" w:hAnsi="BRH Devanagari Extra" w:cs="BRH Devanagari Extra"/>
+                <w:color w:val="000000"/>
+                <w:sz w:val="40"/>
+                <w:szCs w:val="40"/>
+                <w:lang w:val="it-IT"/>
+              </w:rPr>
+            </w:pPr>
+            <w:r>
+              <w:rPr>
+                <w:rFonts w:ascii="BRH Devanagari Extra" w:hAnsi="BRH Devanagari Extra" w:cs="BRH Devanagari Extra"/>
+                <w:color w:val="000000"/>
+                <w:sz w:val="40"/>
+                <w:szCs w:val="40"/>
+                <w:lang w:val="it-IT"/>
+              </w:rPr>
+              <w:t>AÍkÉþmÉÌiÉ</w:t>
+            </w:r>
+            <w:r>
+              <w:rPr>
+                <w:rFonts w:ascii="BRH Malayalam Extra" w:hAnsi="BRH Malayalam Extra" w:cs="BRH Devanagari Extra"/>
+                <w:color w:val="000000"/>
+                <w:sz w:val="30"/>
+                <w:szCs w:val="40"/>
+                <w:lang w:val="it-IT"/>
+              </w:rPr>
+              <w:t>–</w:t>
+            </w:r>
+            <w:r>
+              <w:rPr>
+                <w:rFonts w:ascii="BRH Devanagari Extra" w:hAnsi="BRH Devanagari Extra" w:cs="BRH Devanagari Extra"/>
+                <w:color w:val="000000"/>
+                <w:sz w:val="40"/>
+                <w:szCs w:val="40"/>
+                <w:lang w:val="it-IT"/>
+              </w:rPr>
+              <w:t>UirÉÍkÉþ - mÉ</w:t>
+            </w:r>
+            <w:r>
+              <w:rPr>
+                <w:rFonts w:ascii="BRH Malayalam Extra" w:hAnsi="BRH Malayalam Extra" w:cs="BRH Devanagari Extra"/>
+                <w:color w:val="000000"/>
+                <w:sz w:val="30"/>
+                <w:szCs w:val="40"/>
+                <w:lang w:val="it-IT"/>
+              </w:rPr>
+              <w:t>–</w:t>
+            </w:r>
+            <w:r>
+              <w:rPr>
+                <w:rFonts w:ascii="BRH Devanagari Extra" w:hAnsi="BRH Devanagari Extra" w:cs="BRH Devanagari Extra"/>
+                <w:color w:val="000000"/>
+                <w:sz w:val="40"/>
+                <w:szCs w:val="40"/>
+                <w:lang w:val="it-IT"/>
+              </w:rPr>
+              <w:t>ÌiÉ</w:t>
+            </w:r>
+            <w:r>
+              <w:rPr>
+                <w:rFonts w:ascii="BRH Malayalam Extra" w:hAnsi="BRH Malayalam Extra" w:cs="BRH Devanagari Extra"/>
+                <w:color w:val="000000"/>
+                <w:sz w:val="30"/>
+                <w:szCs w:val="40"/>
+                <w:lang w:val="it-IT"/>
+              </w:rPr>
+              <w:t>–</w:t>
+            </w:r>
+            <w:r>
+              <w:rPr>
+                <w:rFonts w:ascii="BRH Devanagari Extra" w:hAnsi="BRH Devanagari Extra" w:cs="BRH Devanagari Extra"/>
+                <w:color w:val="000000"/>
+                <w:sz w:val="40"/>
+                <w:szCs w:val="40"/>
+                <w:lang w:val="it-IT"/>
+              </w:rPr>
+              <w:t xml:space="preserve">È | </w:t>
+            </w:r>
+          </w:p>
+          <w:p>
+            <w:pPr>
+              <w:widowControl w:val="0"/>
+              <w:autoSpaceDE w:val="0"/>
+              <w:autoSpaceDN w:val="0"/>
+              <w:adjustRightInd w:val="0"/>
+              <w:spacing w:before="0" w:line="240" w:lineRule="auto"/>
+              <w:rPr>
+                <w:rFonts w:ascii="BRH Malayalam Extra" w:hAnsi="BRH Malayalam Extra" w:cs="BRH Malayalam Extra"/>
+                <w:color w:val="000000"/>
+                <w:sz w:val="40"/>
+                <w:szCs w:val="40"/>
+                <w:lang w:val="it-IT"/>
+              </w:rPr>
+            </w:pPr>
+            <w:r>
+              <w:rPr>
+                <w:rFonts w:ascii="BRH Devanagari Extra" w:hAnsi="BRH Devanagari Extra" w:cs="BRH Devanagari Extra"/>
+                <w:color w:val="000000"/>
+                <w:sz w:val="40"/>
+                <w:szCs w:val="40"/>
+                <w:lang w:val="it-IT"/>
+              </w:rPr>
+              <w:t>AÉ</w:t>
+            </w:r>
+            <w:r>
+              <w:rPr>
+                <w:rFonts w:ascii="BRH Malayalam Extra" w:hAnsi="BRH Malayalam Extra" w:cs="BRH Devanagari Extra"/>
+                <w:color w:val="000000"/>
+                <w:sz w:val="30"/>
+                <w:szCs w:val="40"/>
+                <w:lang w:val="it-IT"/>
+              </w:rPr>
+              <w:t>–</w:t>
+            </w:r>
+            <w:r>
+              <w:rPr>
+                <w:rFonts w:ascii="BRH Devanagari Extra" w:hAnsi="BRH Devanagari Extra" w:cs="BRH Devanagari Extra"/>
+                <w:color w:val="000000"/>
+                <w:sz w:val="40"/>
+                <w:szCs w:val="40"/>
+                <w:lang w:val="it-IT"/>
+              </w:rPr>
+              <w:t>xÉÏ</w:t>
+            </w:r>
+            <w:r>
+              <w:rPr>
+                <w:rFonts w:ascii="BRH Malayalam Extra" w:hAnsi="BRH Malayalam Extra" w:cs="BRH Devanagari Extra"/>
+                <w:color w:val="000000"/>
+                <w:sz w:val="30"/>
+                <w:szCs w:val="40"/>
+                <w:lang w:val="it-IT"/>
+              </w:rPr>
+              <w:t>–</w:t>
+            </w:r>
+            <w:r>
+              <w:rPr>
+                <w:rFonts w:ascii="BRH Devanagari Extra" w:hAnsi="BRH Devanagari Extra" w:cs="BRH Devanagari Extra"/>
+                <w:color w:val="000000"/>
+                <w:sz w:val="40"/>
+                <w:szCs w:val="40"/>
+                <w:lang w:val="it-IT"/>
+              </w:rPr>
+              <w:t>SåMüþÌ§É</w:t>
+            </w:r>
+            <w:r>
+              <w:rPr>
+                <w:rFonts w:ascii="BRH Devanagari Extra" w:hAnsi="BRH Devanagari Extra" w:cs="BRH Devanagari Extra"/>
+                <w:color w:val="000000"/>
+                <w:sz w:val="36"/>
+                <w:szCs w:val="40"/>
+                <w:lang w:val="it-IT"/>
+              </w:rPr>
+              <w:t>óè</w:t>
+            </w:r>
+            <w:r>
+              <w:rPr>
+                <w:rFonts w:ascii="BRH Devanagari Extra" w:hAnsi="BRH Devanagari Extra" w:cs="BRH Devanagari Extra"/>
+                <w:color w:val="000000"/>
+                <w:sz w:val="40"/>
+                <w:szCs w:val="40"/>
+                <w:lang w:val="it-IT"/>
+              </w:rPr>
+              <w:t>zÉ</w:t>
+            </w:r>
+            <w:r>
+              <w:rPr>
+                <w:rFonts w:ascii="BRH Devanagari Extra" w:hAnsi="BRH Devanagari Extra" w:cs="BRH Devanagari Extra"/>
+                <w:color w:val="000000"/>
+                <w:sz w:val="40"/>
+                <w:szCs w:val="40"/>
+                <w:highlight w:val="green"/>
+                <w:lang w:val="it-IT"/>
+              </w:rPr>
+              <w:t>iÉÉ</w:t>
+            </w:r>
+            <w:r>
+              <w:rPr>
+                <w:rFonts w:ascii="BRH Devanagari Extra" w:hAnsi="BRH Devanagari Extra" w:cs="BRH Devanagari Extra"/>
+                <w:color w:val="000000"/>
+                <w:sz w:val="40"/>
+                <w:szCs w:val="40"/>
+                <w:lang w:val="it-IT"/>
+              </w:rPr>
+              <w:t xml:space="preserve"> |</w:t>
+            </w:r>
+          </w:p>
+        </w:tc>
+      </w:tr>
+      <w:tr>
+        <w:trPr>
+          <w:trHeight w:val="1104"/>
+        </w:trPr>
+        <w:tc>
+          <w:tcPr>
+            <w:tcW w:w="3906" w:type="dxa"/>
+            <w:tcBorders>
+              <w:top w:val="single" w:sz="4" w:space="0" w:color="000000"/>
+              <w:left w:val="single" w:sz="4" w:space="0" w:color="000000"/>
+              <w:bottom w:val="single" w:sz="4" w:space="0" w:color="000000"/>
+              <w:right w:val="single" w:sz="4" w:space="0" w:color="000000"/>
+            </w:tcBorders>
+          </w:tcPr>
+          <w:p>
+            <w:pPr>
+              <w:widowControl w:val="0"/>
+              <w:tabs>
+                <w:tab w:val="left" w:pos="993"/>
+              </w:tabs>
+              <w:autoSpaceDE w:val="0"/>
+              <w:autoSpaceDN w:val="0"/>
+              <w:adjustRightInd w:val="0"/>
+              <w:spacing w:before="0" w:line="240" w:lineRule="auto"/>
+              <w:ind w:right="297"/>
+              <w:rPr>
+                <w:rFonts w:cs="Arial"/>
+                <w:b/>
+                <w:sz w:val="28"/>
+                <w:szCs w:val="32"/>
+              </w:rPr>
+            </w:pPr>
+            <w:r>
+              <w:rPr>
+                <w:rFonts w:cs="Arial"/>
+                <w:b/>
+                <w:sz w:val="28"/>
+                <w:szCs w:val="32"/>
+              </w:rPr>
+              <w:t>T.S.4.3.</w:t>
+            </w:r>
+            <w:r>
+              <w:rPr>
+                <w:rFonts w:cs="Arial"/>
+                <w:b/>
+                <w:sz w:val="28"/>
+                <w:szCs w:val="32"/>
+              </w:rPr>
+              <w:t>11.5</w:t>
+            </w:r>
+            <w:r>
+              <w:rPr>
+                <w:rFonts w:cs="Arial"/>
+                <w:b/>
+                <w:sz w:val="28"/>
+                <w:szCs w:val="32"/>
+              </w:rPr>
+              <w:t xml:space="preserve"> – Kramam</w:t>
+            </w:r>
+          </w:p>
+          <w:p>
+            <w:pPr>
+              <w:widowControl w:val="0"/>
+              <w:tabs>
+                <w:tab w:val="left" w:pos="993"/>
+              </w:tabs>
+              <w:autoSpaceDE w:val="0"/>
+              <w:autoSpaceDN w:val="0"/>
+              <w:adjustRightInd w:val="0"/>
+              <w:spacing w:before="0" w:line="240" w:lineRule="auto"/>
+              <w:ind w:right="297"/>
+              <w:rPr>
+                <w:rFonts w:cs="Arial"/>
+                <w:b/>
+                <w:sz w:val="28"/>
+                <w:szCs w:val="32"/>
+                <w:lang w:val="en-IN"/>
+              </w:rPr>
+            </w:pPr>
+            <w:r>
+              <w:rPr>
+                <w:rFonts w:cs="Arial"/>
+                <w:b/>
+                <w:sz w:val="28"/>
+                <w:szCs w:val="32"/>
+                <w:lang w:val="en-IN"/>
+              </w:rPr>
+              <w:t>Krama Vaakyam No.– 31</w:t>
+            </w:r>
+          </w:p>
+          <w:p>
+            <w:pPr>
+              <w:widowControl w:val="0"/>
+              <w:tabs>
+                <w:tab w:val="left" w:pos="993"/>
+              </w:tabs>
+              <w:autoSpaceDE w:val="0"/>
+              <w:autoSpaceDN w:val="0"/>
+              <w:adjustRightInd w:val="0"/>
+              <w:spacing w:before="0" w:line="252" w:lineRule="auto"/>
+              <w:ind w:right="297"/>
+              <w:rPr>
+                <w:rFonts w:cs="Arial"/>
+                <w:b/>
+                <w:sz w:val="28"/>
+                <w:szCs w:val="32"/>
+                <w:lang w:val="it-IT"/>
+              </w:rPr>
+            </w:pPr>
+            <w:r>
+              <w:rPr>
+                <w:rFonts w:cs="Arial"/>
+                <w:b/>
+                <w:sz w:val="28"/>
+                <w:szCs w:val="32"/>
+                <w:lang w:val="it-IT"/>
+              </w:rPr>
+              <w:t>Panchaati No</w:t>
+            </w:r>
+            <w:r>
+              <w:rPr>
+                <w:rFonts w:cs="Arial"/>
+                <w:b/>
+                <w:szCs w:val="32"/>
+                <w:lang w:val="it-IT"/>
+              </w:rPr>
+              <w:t xml:space="preserve">. - </w:t>
+            </w:r>
+            <w:r>
+              <w:rPr>
+                <w:rFonts w:cs="Arial"/>
+                <w:b/>
+                <w:sz w:val="28"/>
+                <w:szCs w:val="32"/>
+                <w:lang w:val="it-IT"/>
+              </w:rPr>
+              <w:t>25</w:t>
+            </w:r>
+          </w:p>
+        </w:tc>
+        <w:tc>
+          <w:tcPr>
+            <w:tcW w:w="5103" w:type="dxa"/>
+            <w:tcBorders>
+              <w:top w:val="single" w:sz="4" w:space="0" w:color="000000"/>
+              <w:left w:val="single" w:sz="4" w:space="0" w:color="000000"/>
+              <w:bottom w:val="single" w:sz="4" w:space="0" w:color="000000"/>
+              <w:right w:val="single" w:sz="4" w:space="0" w:color="000000"/>
+            </w:tcBorders>
+          </w:tcPr>
+          <w:p>
+            <w:pPr>
+              <w:widowControl w:val="0"/>
+              <w:autoSpaceDE w:val="0"/>
+              <w:autoSpaceDN w:val="0"/>
+              <w:adjustRightInd w:val="0"/>
+              <w:spacing w:before="0" w:line="240" w:lineRule="auto"/>
+              <w:rPr>
+                <w:rFonts w:ascii="BRH Devanagari Extra" w:hAnsi="BRH Devanagari Extra" w:cs="BRH Devanagari Extra"/>
+                <w:color w:val="000000"/>
+                <w:sz w:val="40"/>
+                <w:szCs w:val="40"/>
+                <w:lang w:val="it-IT"/>
+              </w:rPr>
+            </w:pPr>
+            <w:r>
+              <w:rPr>
+                <w:rFonts w:ascii="BRH Devanagari Extra" w:hAnsi="BRH Devanagari Extra" w:cs="BRH Devanagari Extra"/>
+                <w:color w:val="000000"/>
+                <w:sz w:val="40"/>
+                <w:szCs w:val="40"/>
+                <w:lang w:val="it-IT"/>
+              </w:rPr>
+              <w:t xml:space="preserve">mÉrÉþxuÉiÉÏ </w:t>
+            </w:r>
+            <w:r>
+              <w:rPr>
+                <w:rFonts w:ascii="BRH Devanagari Extra" w:hAnsi="BRH Devanagari Extra" w:cs="BRH Devanagari Extra"/>
+                <w:color w:val="000000"/>
+                <w:sz w:val="40"/>
+                <w:szCs w:val="40"/>
+                <w:highlight w:val="yellow"/>
+                <w:lang w:val="it-IT"/>
+              </w:rPr>
+              <w:t>kÉ</w:t>
+            </w:r>
+            <w:r>
+              <w:rPr>
+                <w:rFonts w:ascii="BRH Devanagari Extra" w:hAnsi="BRH Devanagari Extra" w:cs="BRH Devanagari Extra"/>
+                <w:color w:val="000000"/>
+                <w:sz w:val="40"/>
+                <w:szCs w:val="40"/>
+                <w:lang w:val="it-IT"/>
+              </w:rPr>
+              <w:t>Ñ</w:t>
+            </w:r>
+            <w:r>
+              <w:rPr>
+                <w:rFonts w:ascii="BRH Malayalam Extra" w:hAnsi="BRH Malayalam Extra" w:cs="BRH Devanagari Extra"/>
+                <w:color w:val="000000"/>
+                <w:sz w:val="30"/>
+                <w:szCs w:val="40"/>
+                <w:lang w:val="it-IT"/>
+              </w:rPr>
+              <w:t>–</w:t>
+            </w:r>
+            <w:r>
+              <w:rPr>
+                <w:rFonts w:ascii="BRH Devanagari Extra" w:hAnsi="BRH Devanagari Extra" w:cs="BRH Devanagari Extra"/>
+                <w:color w:val="000000"/>
+                <w:sz w:val="40"/>
+                <w:szCs w:val="40"/>
+                <w:lang w:val="it-IT"/>
+              </w:rPr>
+              <w:t xml:space="preserve">¤uÉ | </w:t>
+            </w:r>
+          </w:p>
+          <w:p>
+            <w:pPr>
+              <w:widowControl w:val="0"/>
+              <w:autoSpaceDE w:val="0"/>
+              <w:autoSpaceDN w:val="0"/>
+              <w:adjustRightInd w:val="0"/>
+              <w:spacing w:before="0" w:line="240" w:lineRule="auto"/>
+              <w:rPr>
+                <w:rFonts w:ascii="BRH Devanagari Extra" w:hAnsi="BRH Devanagari Extra" w:cs="BRH Devanagari Extra"/>
+                <w:color w:val="000000"/>
+                <w:sz w:val="40"/>
+                <w:szCs w:val="40"/>
+                <w:lang w:val="it-IT"/>
+              </w:rPr>
+            </w:pPr>
+            <w:r>
+              <w:rPr>
+                <w:rFonts w:ascii="BRH Devanagari Extra" w:hAnsi="BRH Devanagari Extra" w:cs="BRH Devanagari Extra"/>
+                <w:color w:val="000000"/>
+                <w:sz w:val="40"/>
+                <w:szCs w:val="40"/>
+                <w:lang w:val="it-IT"/>
+              </w:rPr>
+              <w:t>kÉÑ</w:t>
+            </w:r>
+            <w:r>
+              <w:rPr>
+                <w:rFonts w:ascii="BRH Malayalam Extra" w:hAnsi="BRH Malayalam Extra" w:cs="BRH Devanagari Extra"/>
+                <w:color w:val="000000"/>
+                <w:sz w:val="30"/>
+                <w:szCs w:val="40"/>
+                <w:lang w:val="it-IT"/>
+              </w:rPr>
+              <w:t>–</w:t>
+            </w:r>
+            <w:r>
+              <w:rPr>
+                <w:rFonts w:ascii="BRH Devanagari Extra" w:hAnsi="BRH Devanagari Extra" w:cs="BRH Devanagari Extra"/>
+                <w:color w:val="000000"/>
+                <w:sz w:val="40"/>
+                <w:szCs w:val="40"/>
+                <w:lang w:val="it-IT"/>
+              </w:rPr>
+              <w:t>¤uÉÉå¨ÉþUÉqÉÑ¨ÉUÉqÉç |</w:t>
+            </w:r>
+          </w:p>
+        </w:tc>
+        <w:tc>
+          <w:tcPr>
+            <w:tcW w:w="5386" w:type="dxa"/>
+            <w:tcBorders>
+              <w:top w:val="single" w:sz="4" w:space="0" w:color="000000"/>
+              <w:left w:val="single" w:sz="4" w:space="0" w:color="000000"/>
+              <w:bottom w:val="single" w:sz="4" w:space="0" w:color="000000"/>
+              <w:right w:val="single" w:sz="4" w:space="0" w:color="000000"/>
+            </w:tcBorders>
+          </w:tcPr>
+          <w:p>
+            <w:pPr>
+              <w:widowControl w:val="0"/>
+              <w:autoSpaceDE w:val="0"/>
+              <w:autoSpaceDN w:val="0"/>
+              <w:adjustRightInd w:val="0"/>
+              <w:spacing w:before="0" w:line="240" w:lineRule="auto"/>
+              <w:rPr>
+                <w:rFonts w:ascii="BRH Devanagari Extra" w:hAnsi="BRH Devanagari Extra" w:cs="BRH Devanagari Extra"/>
+                <w:color w:val="000000"/>
+                <w:sz w:val="40"/>
+                <w:szCs w:val="40"/>
+                <w:lang w:val="it-IT"/>
+              </w:rPr>
+            </w:pPr>
+            <w:r>
+              <w:rPr>
+                <w:rFonts w:ascii="BRH Devanagari Extra" w:hAnsi="BRH Devanagari Extra" w:cs="BRH Devanagari Extra"/>
+                <w:color w:val="000000"/>
+                <w:sz w:val="40"/>
+                <w:szCs w:val="40"/>
+                <w:lang w:val="it-IT"/>
+              </w:rPr>
+              <w:t xml:space="preserve">mÉrÉþxuÉiÉÏ </w:t>
+            </w:r>
+            <w:r>
+              <w:rPr>
+                <w:rFonts w:ascii="BRH Devanagari Extra" w:hAnsi="BRH Devanagari Extra" w:cs="BRH Devanagari Extra"/>
+                <w:color w:val="000000"/>
+                <w:sz w:val="40"/>
+                <w:szCs w:val="40"/>
+                <w:highlight w:val="green"/>
+                <w:lang w:val="it-IT"/>
+              </w:rPr>
+              <w:t>kÉ</w:t>
+            </w:r>
+            <w:r>
+              <w:rPr>
+                <w:rFonts w:ascii="BRH Devanagari Extra" w:hAnsi="BRH Devanagari Extra" w:cs="BRH Devanagari Extra"/>
+                <w:color w:val="000000"/>
+                <w:sz w:val="40"/>
+                <w:szCs w:val="40"/>
+                <w:lang w:val="it-IT"/>
+              </w:rPr>
+              <w:t xml:space="preserve">Ñ¤uÉ | </w:t>
+            </w:r>
+          </w:p>
+          <w:p>
+            <w:pPr>
+              <w:widowControl w:val="0"/>
+              <w:autoSpaceDE w:val="0"/>
+              <w:autoSpaceDN w:val="0"/>
+              <w:adjustRightInd w:val="0"/>
+              <w:spacing w:before="0" w:line="240" w:lineRule="auto"/>
+              <w:rPr>
+                <w:rFonts w:ascii="BRH Devanagari Extra" w:hAnsi="BRH Devanagari Extra" w:cs="BRH Devanagari Extra"/>
+                <w:color w:val="000000"/>
+                <w:sz w:val="40"/>
+                <w:szCs w:val="40"/>
+                <w:lang w:val="it-IT"/>
+              </w:rPr>
+            </w:pPr>
+            <w:r>
+              <w:rPr>
+                <w:rFonts w:ascii="BRH Devanagari Extra" w:hAnsi="BRH Devanagari Extra" w:cs="BRH Devanagari Extra"/>
+                <w:color w:val="000000"/>
+                <w:sz w:val="40"/>
+                <w:szCs w:val="40"/>
+                <w:lang w:val="it-IT"/>
+              </w:rPr>
+              <w:t>kÉÑ</w:t>
+            </w:r>
+            <w:r>
+              <w:rPr>
+                <w:rFonts w:ascii="BRH Malayalam Extra" w:hAnsi="BRH Malayalam Extra" w:cs="BRH Devanagari Extra"/>
+                <w:color w:val="000000"/>
+                <w:sz w:val="30"/>
+                <w:szCs w:val="40"/>
+                <w:lang w:val="it-IT"/>
+              </w:rPr>
+              <w:t>–</w:t>
+            </w:r>
+            <w:r>
+              <w:rPr>
+                <w:rFonts w:ascii="BRH Devanagari Extra" w:hAnsi="BRH Devanagari Extra" w:cs="BRH Devanagari Extra"/>
+                <w:color w:val="000000"/>
+                <w:sz w:val="40"/>
+                <w:szCs w:val="40"/>
+                <w:lang w:val="it-IT"/>
+              </w:rPr>
+              <w:t>¤uÉÉå¨ÉþUÉqÉÑ¨ÉUÉqÉç |</w:t>
             </w:r>
           </w:p>
         </w:tc>
@@ -906,6 +1868,7 @@
                 <w:sz w:val="28"/>
                 <w:szCs w:val="32"/>
               </w:rPr>
+              <w:lastRenderedPageBreak/>
               <w:t>T.S.4.3.</w:t>
             </w:r>
             <w:r>
@@ -1872,7 +2835,6 @@
                 <w:sz w:val="28"/>
                 <w:szCs w:val="32"/>
               </w:rPr>
-              <w:lastRenderedPageBreak/>
               <w:t>T.S.4.3.</w:t>
             </w:r>
             <w:r>
@@ -2583,6 +3545,7 @@
                 <w:sz w:val="28"/>
                 <w:szCs w:val="32"/>
               </w:rPr>
+              <w:lastRenderedPageBreak/>
               <w:t>T.S.4.3.1.1 – Kramam</w:t>
             </w:r>
           </w:p>
@@ -3362,7 +4325,6 @@
                 <w:sz w:val="28"/>
                 <w:szCs w:val="32"/>
               </w:rPr>
-              <w:lastRenderedPageBreak/>
               <w:t>T.S.4.3.4.3 – Kramam</w:t>
             </w:r>
           </w:p>
@@ -5036,6 +5998,7 @@
                 <w:sz w:val="28"/>
                 <w:szCs w:val="32"/>
               </w:rPr>
+              <w:lastRenderedPageBreak/>
               <w:t>T.S.4.3.</w:t>
             </w:r>
             <w:r>
@@ -6162,7 +7125,6 @@
                 <w:sz w:val="28"/>
                 <w:szCs w:val="32"/>
               </w:rPr>
-              <w:lastRenderedPageBreak/>
               <w:t>T.S.4.3.</w:t>
             </w:r>
             <w:r>
@@ -7912,6 +8874,7 @@
                 <w:sz w:val="28"/>
                 <w:szCs w:val="32"/>
               </w:rPr>
+              <w:lastRenderedPageBreak/>
               <w:t>T.S.4.3.13.1 – Kramam</w:t>
             </w:r>
           </w:p>
@@ -8914,7 +9877,6 @@
                 <w:sz w:val="28"/>
                 <w:szCs w:val="32"/>
               </w:rPr>
-              <w:lastRenderedPageBreak/>
               <w:t>T.S.4.3.13.6 – Kramam</w:t>
             </w:r>
           </w:p>
@@ -10212,6 +11174,7 @@
           <w:szCs w:val="32"/>
           <w:u w:val="single"/>
         </w:rPr>
+        <w:lastRenderedPageBreak/>
         <w:t xml:space="preserve">TS </w:t>
       </w:r>
       <w:r>

--- a/TS-Kramam/TS-4.3/TS 4.3 Sanskrit Krama Paatam Corrections.docx
+++ b/TS-Kramam/TS-4.3/TS 4.3 Sanskrit Krama Paatam Corrections.docx
@@ -81,7 +81,18 @@
           <w:szCs w:val="32"/>
           <w:u w:val="single"/>
         </w:rPr>
-        <w:t xml:space="preserve">Observed till </w:t>
+        <w:t xml:space="preserve">Observed </w:t>
+      </w:r>
+      <w:proofErr w:type="gramStart"/>
+      <w:r>
+        <w:rPr>
+          <w:b/>
+          <w:bCs/>
+          <w:sz w:val="32"/>
+          <w:szCs w:val="32"/>
+          <w:u w:val="single"/>
+        </w:rPr>
+        <w:t xml:space="preserve">till </w:t>
       </w:r>
       <w:r>
         <w:rPr>
@@ -94,6 +105,7 @@
         </w:rPr>
         <w:t>????</w:t>
       </w:r>
+      <w:proofErr w:type="gramEnd"/>
     </w:p>
     <w:p>
       <w:pPr>
@@ -1573,6 +1585,45 @@
         </w:tc>
       </w:tr>
     </w:tbl>
+    <w:p>
+      <w:pPr>
+        <w:jc w:val="center"/>
+        <w:rPr>
+          <w:b/>
+          <w:bCs/>
+          <w:sz w:val="32"/>
+          <w:szCs w:val="32"/>
+          <w:u w:val="single"/>
+          <w:lang w:val="it-IT"/>
+        </w:rPr>
+      </w:pPr>
+    </w:p>
+    <w:p>
+      <w:pPr>
+        <w:jc w:val="center"/>
+        <w:rPr>
+          <w:b/>
+          <w:bCs/>
+          <w:sz w:val="32"/>
+          <w:szCs w:val="32"/>
+          <w:u w:val="single"/>
+          <w:lang w:val="it-IT"/>
+        </w:rPr>
+      </w:pPr>
+    </w:p>
+    <w:p>
+      <w:pPr>
+        <w:jc w:val="center"/>
+        <w:rPr>
+          <w:b/>
+          <w:bCs/>
+          <w:sz w:val="32"/>
+          <w:szCs w:val="32"/>
+          <w:u w:val="single"/>
+          <w:lang w:val="it-IT"/>
+        </w:rPr>
+      </w:pPr>
+    </w:p>
     <w:p>
       <w:pPr>
         <w:jc w:val="center"/>
@@ -1618,6 +1669,7 @@
           <w:szCs w:val="32"/>
           <w:u w:val="single"/>
         </w:rPr>
+        <w:lastRenderedPageBreak/>
         <w:t xml:space="preserve">TS </w:t>
       </w:r>
       <w:r>
@@ -1868,7 +1920,6 @@
                 <w:sz w:val="28"/>
                 <w:szCs w:val="32"/>
               </w:rPr>
-              <w:lastRenderedPageBreak/>
               <w:t>T.S.4.3.</w:t>
             </w:r>
             <w:r>
@@ -1997,6 +2048,7 @@
                 <w:szCs w:val="40"/>
               </w:rPr>
             </w:pPr>
+            <w:proofErr w:type="spellStart"/>
             <w:r>
               <w:rPr>
                 <w:rFonts w:ascii="BRH Devanagari Extra" w:hAnsi="BRH Devanagari Extra" w:cs="BRH Devanagari Extra"/>
@@ -2006,33 +2058,46 @@
               </w:rPr>
               <w:t>ÌuÉ</w:t>
             </w:r>
-            <w:r>
-              <w:rPr>
-                <w:rFonts w:ascii="BRH Malayalam Extra" w:hAnsi="BRH Malayalam Extra" w:cs="BRH Devanagari Extra"/>
-                <w:color w:val="000000"/>
-                <w:sz w:val="30"/>
-                <w:szCs w:val="40"/>
-              </w:rPr>
-              <w:t>–</w:t>
-            </w:r>
-            <w:r>
-              <w:rPr>
-                <w:rFonts w:ascii="BRH Devanagari Extra" w:hAnsi="BRH Devanagari Extra" w:cs="BRH Devanagari Extra"/>
-                <w:color w:val="000000"/>
-                <w:sz w:val="40"/>
-                <w:szCs w:val="40"/>
-              </w:rPr>
-              <w:t>µÉMü</w:t>
-            </w:r>
-            <w:r>
-              <w:rPr>
-                <w:rFonts w:ascii="BRH Malayalam Extra" w:hAnsi="BRH Malayalam Extra" w:cs="BRH Devanagari Extra"/>
-                <w:color w:val="000000"/>
-                <w:sz w:val="30"/>
-                <w:szCs w:val="40"/>
-              </w:rPr>
-              <w:t>–</w:t>
-            </w:r>
+            <w:proofErr w:type="spellEnd"/>
+            <w:r>
+              <w:rPr>
+                <w:rFonts w:ascii="BRH Malayalam Extra" w:hAnsi="BRH Malayalam Extra" w:cs="BRH Devanagari Extra"/>
+                <w:color w:val="000000"/>
+                <w:sz w:val="30"/>
+                <w:szCs w:val="40"/>
+              </w:rPr>
+              <w:t>–</w:t>
+            </w:r>
+            <w:r>
+              <w:rPr>
+                <w:rFonts w:ascii="BRH Devanagari Extra" w:hAnsi="BRH Devanagari Extra" w:cs="BRH Devanagari Extra"/>
+                <w:color w:val="000000"/>
+                <w:sz w:val="40"/>
+                <w:szCs w:val="40"/>
+              </w:rPr>
+              <w:t>µ</w:t>
+            </w:r>
+            <w:proofErr w:type="spellStart"/>
+            <w:r>
+              <w:rPr>
+                <w:rFonts w:ascii="BRH Devanagari Extra" w:hAnsi="BRH Devanagari Extra" w:cs="BRH Devanagari Extra"/>
+                <w:color w:val="000000"/>
+                <w:sz w:val="40"/>
+                <w:szCs w:val="40"/>
+              </w:rPr>
+              <w:t>ÉMü</w:t>
+            </w:r>
+            <w:proofErr w:type="spellEnd"/>
+            <w:r>
+              <w:rPr>
+                <w:rFonts w:ascii="BRH Malayalam Extra" w:hAnsi="BRH Malayalam Extra" w:cs="BRH Devanagari Extra"/>
+                <w:color w:val="000000"/>
+                <w:sz w:val="30"/>
+                <w:szCs w:val="40"/>
+              </w:rPr>
+              <w:t>–</w:t>
+            </w:r>
+            <w:proofErr w:type="spellStart"/>
             <w:r>
               <w:rPr>
                 <w:rFonts w:ascii="BRH Devanagari Extra" w:hAnsi="BRH Devanagari Extra" w:cs="BRH Devanagari Extra"/>
@@ -2041,16 +2106,48 @@
                 <w:szCs w:val="40"/>
                 <w:highlight w:val="yellow"/>
               </w:rPr>
-              <w:t>qÉï G</w:t>
-            </w:r>
-            <w:r>
-              <w:rPr>
-                <w:rFonts w:ascii="BRH Devanagari Extra" w:hAnsi="BRH Devanagari Extra" w:cs="BRH Devanagari Extra"/>
-                <w:color w:val="000000"/>
-                <w:sz w:val="40"/>
-                <w:szCs w:val="40"/>
-              </w:rPr>
-              <w:t>ÌwÉþÈ |</w:t>
+              <w:t>qÉï</w:t>
+            </w:r>
+            <w:proofErr w:type="spellEnd"/>
+            <w:r>
+              <w:rPr>
+                <w:rFonts w:ascii="BRH Devanagari Extra" w:hAnsi="BRH Devanagari Extra" w:cs="BRH Devanagari Extra"/>
+                <w:color w:val="000000"/>
+                <w:sz w:val="40"/>
+                <w:szCs w:val="40"/>
+                <w:highlight w:val="yellow"/>
+              </w:rPr>
+              <w:t xml:space="preserve"> </w:t>
+            </w:r>
+            <w:proofErr w:type="spellStart"/>
+            <w:r>
+              <w:rPr>
+                <w:rFonts w:ascii="BRH Devanagari Extra" w:hAnsi="BRH Devanagari Extra" w:cs="BRH Devanagari Extra"/>
+                <w:color w:val="000000"/>
+                <w:sz w:val="40"/>
+                <w:szCs w:val="40"/>
+                <w:highlight w:val="yellow"/>
+              </w:rPr>
+              <w:t>G</w:t>
+            </w:r>
+            <w:r>
+              <w:rPr>
+                <w:rFonts w:ascii="BRH Devanagari Extra" w:hAnsi="BRH Devanagari Extra" w:cs="BRH Devanagari Extra"/>
+                <w:color w:val="000000"/>
+                <w:sz w:val="40"/>
+                <w:szCs w:val="40"/>
+              </w:rPr>
+              <w:t>ÌwÉþÈ</w:t>
+            </w:r>
+            <w:proofErr w:type="spellEnd"/>
+            <w:r>
+              <w:rPr>
+                <w:rFonts w:ascii="BRH Devanagari Extra" w:hAnsi="BRH Devanagari Extra" w:cs="BRH Devanagari Extra"/>
+                <w:color w:val="000000"/>
+                <w:sz w:val="40"/>
+                <w:szCs w:val="40"/>
+              </w:rPr>
+              <w:t xml:space="preserve"> |</w:t>
             </w:r>
           </w:p>
         </w:tc>
@@ -2078,6 +2175,7 @@
                 <w:szCs w:val="40"/>
               </w:rPr>
             </w:pPr>
+            <w:proofErr w:type="spellStart"/>
             <w:r>
               <w:rPr>
                 <w:rFonts w:ascii="BRH Devanagari Extra" w:hAnsi="BRH Devanagari Extra" w:cs="BRH Devanagari Extra"/>
@@ -2087,33 +2185,46 @@
               </w:rPr>
               <w:t>ÌuÉ</w:t>
             </w:r>
-            <w:r>
-              <w:rPr>
-                <w:rFonts w:ascii="BRH Malayalam Extra" w:hAnsi="BRH Malayalam Extra" w:cs="BRH Devanagari Extra"/>
-                <w:color w:val="000000"/>
-                <w:sz w:val="30"/>
-                <w:szCs w:val="40"/>
-              </w:rPr>
-              <w:t>–</w:t>
-            </w:r>
-            <w:r>
-              <w:rPr>
-                <w:rFonts w:ascii="BRH Devanagari Extra" w:hAnsi="BRH Devanagari Extra" w:cs="BRH Devanagari Extra"/>
-                <w:color w:val="000000"/>
-                <w:sz w:val="40"/>
-                <w:szCs w:val="40"/>
-              </w:rPr>
-              <w:t>µÉMü</w:t>
-            </w:r>
-            <w:r>
-              <w:rPr>
-                <w:rFonts w:ascii="BRH Malayalam Extra" w:hAnsi="BRH Malayalam Extra" w:cs="BRH Devanagari Extra"/>
-                <w:color w:val="000000"/>
-                <w:sz w:val="30"/>
-                <w:szCs w:val="40"/>
-              </w:rPr>
-              <w:t>–</w:t>
-            </w:r>
+            <w:proofErr w:type="spellEnd"/>
+            <w:r>
+              <w:rPr>
+                <w:rFonts w:ascii="BRH Malayalam Extra" w:hAnsi="BRH Malayalam Extra" w:cs="BRH Devanagari Extra"/>
+                <w:color w:val="000000"/>
+                <w:sz w:val="30"/>
+                <w:szCs w:val="40"/>
+              </w:rPr>
+              <w:t>–</w:t>
+            </w:r>
+            <w:r>
+              <w:rPr>
+                <w:rFonts w:ascii="BRH Devanagari Extra" w:hAnsi="BRH Devanagari Extra" w:cs="BRH Devanagari Extra"/>
+                <w:color w:val="000000"/>
+                <w:sz w:val="40"/>
+                <w:szCs w:val="40"/>
+              </w:rPr>
+              <w:t>µ</w:t>
+            </w:r>
+            <w:proofErr w:type="spellStart"/>
+            <w:r>
+              <w:rPr>
+                <w:rFonts w:ascii="BRH Devanagari Extra" w:hAnsi="BRH Devanagari Extra" w:cs="BRH Devanagari Extra"/>
+                <w:color w:val="000000"/>
+                <w:sz w:val="40"/>
+                <w:szCs w:val="40"/>
+              </w:rPr>
+              <w:t>ÉMü</w:t>
+            </w:r>
+            <w:proofErr w:type="spellEnd"/>
+            <w:r>
+              <w:rPr>
+                <w:rFonts w:ascii="BRH Malayalam Extra" w:hAnsi="BRH Malayalam Extra" w:cs="BRH Devanagari Extra"/>
+                <w:color w:val="000000"/>
+                <w:sz w:val="30"/>
+                <w:szCs w:val="40"/>
+              </w:rPr>
+              <w:t>–</w:t>
+            </w:r>
+            <w:proofErr w:type="spellStart"/>
             <w:r>
               <w:rPr>
                 <w:rFonts w:ascii="BRH Devanagari Extra" w:hAnsi="BRH Devanagari Extra" w:cs="BRH Devanagari Extra"/>
@@ -2123,6 +2234,7 @@
               </w:rPr>
               <w:t>qÉï</w:t>
             </w:r>
+            <w:proofErr w:type="spellEnd"/>
             <w:r>
               <w:rPr>
                 <w:rFonts w:ascii="BRH Devanagari Extra" w:eastAsia="Times New Roman" w:hAnsi="BRH Devanagari Extra" w:cs="BRH Devanagari Extra"/>
@@ -2144,14 +2256,25 @@
               </w:rPr>
               <w:t>ç</w:t>
             </w:r>
-            <w:r>
-              <w:rPr>
-                <w:rFonts w:ascii="BRH Devanagari Extra" w:hAnsi="BRH Devanagari Extra" w:cs="BRH Devanagari Extra"/>
-                <w:color w:val="000000"/>
-                <w:sz w:val="40"/>
-                <w:szCs w:val="40"/>
-              </w:rPr>
-              <w:t>ÌwÉþÈ |</w:t>
+            <w:proofErr w:type="spellStart"/>
+            <w:r>
+              <w:rPr>
+                <w:rFonts w:ascii="BRH Devanagari Extra" w:hAnsi="BRH Devanagari Extra" w:cs="BRH Devanagari Extra"/>
+                <w:color w:val="000000"/>
+                <w:sz w:val="40"/>
+                <w:szCs w:val="40"/>
+              </w:rPr>
+              <w:t>ÌwÉþÈ</w:t>
+            </w:r>
+            <w:proofErr w:type="spellEnd"/>
+            <w:r>
+              <w:rPr>
+                <w:rFonts w:ascii="BRH Devanagari Extra" w:hAnsi="BRH Devanagari Extra" w:cs="BRH Devanagari Extra"/>
+                <w:color w:val="000000"/>
+                <w:sz w:val="40"/>
+                <w:szCs w:val="40"/>
+              </w:rPr>
+              <w:t xml:space="preserve"> |</w:t>
             </w:r>
           </w:p>
         </w:tc>
@@ -2324,14 +2447,25 @@
                 <w:szCs w:val="40"/>
               </w:rPr>
             </w:pPr>
-            <w:r>
-              <w:rPr>
-                <w:rFonts w:ascii="BRH Devanagari Extra" w:hAnsi="BRH Devanagari Extra" w:cs="BRH Devanagari Extra"/>
-                <w:color w:val="000000"/>
-                <w:sz w:val="40"/>
-                <w:szCs w:val="40"/>
-              </w:rPr>
-              <w:t>LUþrÉ | D</w:t>
+            <w:proofErr w:type="spellStart"/>
+            <w:r>
+              <w:rPr>
+                <w:rFonts w:ascii="BRH Devanagari Extra" w:hAnsi="BRH Devanagari Extra" w:cs="BRH Devanagari Extra"/>
+                <w:color w:val="000000"/>
+                <w:sz w:val="40"/>
+                <w:szCs w:val="40"/>
+              </w:rPr>
+              <w:t>LUþrÉ</w:t>
+            </w:r>
+            <w:proofErr w:type="spellEnd"/>
+            <w:r>
+              <w:rPr>
+                <w:rFonts w:ascii="BRH Devanagari Extra" w:hAnsi="BRH Devanagari Extra" w:cs="BRH Devanagari Extra"/>
+                <w:color w:val="000000"/>
+                <w:sz w:val="40"/>
+                <w:szCs w:val="40"/>
+              </w:rPr>
+              <w:t xml:space="preserve"> | D</w:t>
             </w:r>
             <w:r>
               <w:rPr>
@@ -2360,6 +2494,7 @@
               </w:rPr>
               <w:t>–</w:t>
             </w:r>
+            <w:proofErr w:type="spellStart"/>
             <w:r>
               <w:rPr>
                 <w:rFonts w:ascii="BRH Devanagari Extra" w:hAnsi="BRH Devanagari Extra" w:cs="BRH Devanagari Extra"/>
@@ -2379,23 +2514,35 @@
               </w:rPr>
               <w:t>å</w:t>
             </w:r>
-            <w:r>
-              <w:rPr>
-                <w:rFonts w:ascii="BRH Malayalam Extra" w:hAnsi="BRH Malayalam Extra" w:cs="BRH Devanagari Extra"/>
-                <w:color w:val="000000"/>
-                <w:sz w:val="30"/>
-                <w:szCs w:val="40"/>
-              </w:rPr>
-              <w:t>–</w:t>
-            </w:r>
-            <w:r>
-              <w:rPr>
-                <w:rFonts w:ascii="BRH Devanagari Extra" w:hAnsi="BRH Devanagari Extra" w:cs="BRH Devanagari Extra"/>
-                <w:color w:val="000000"/>
-                <w:sz w:val="40"/>
-                <w:szCs w:val="40"/>
-              </w:rPr>
-              <w:t>iÉÏþUrÉ ||</w:t>
+            <w:proofErr w:type="spellEnd"/>
+            <w:r>
+              <w:rPr>
+                <w:rFonts w:ascii="BRH Malayalam Extra" w:hAnsi="BRH Malayalam Extra" w:cs="BRH Devanagari Extra"/>
+                <w:color w:val="000000"/>
+                <w:sz w:val="30"/>
+                <w:szCs w:val="40"/>
+              </w:rPr>
+              <w:t>–</w:t>
+            </w:r>
+            <w:proofErr w:type="spellStart"/>
+            <w:r>
+              <w:rPr>
+                <w:rFonts w:ascii="BRH Devanagari Extra" w:hAnsi="BRH Devanagari Extra" w:cs="BRH Devanagari Extra"/>
+                <w:color w:val="000000"/>
+                <w:sz w:val="40"/>
+                <w:szCs w:val="40"/>
+              </w:rPr>
+              <w:t>iÉÏþUrÉ</w:t>
+            </w:r>
+            <w:proofErr w:type="spellEnd"/>
+            <w:r>
+              <w:rPr>
+                <w:rFonts w:ascii="BRH Devanagari Extra" w:hAnsi="BRH Devanagari Extra" w:cs="BRH Devanagari Extra"/>
+                <w:color w:val="000000"/>
+                <w:sz w:val="40"/>
+                <w:szCs w:val="40"/>
+              </w:rPr>
+              <w:t xml:space="preserve"> ||</w:t>
             </w:r>
           </w:p>
         </w:tc>
@@ -2423,14 +2570,25 @@
                 <w:szCs w:val="40"/>
               </w:rPr>
             </w:pPr>
-            <w:r>
-              <w:rPr>
-                <w:rFonts w:ascii="BRH Devanagari Extra" w:hAnsi="BRH Devanagari Extra" w:cs="BRH Devanagari Extra"/>
-                <w:color w:val="000000"/>
-                <w:sz w:val="40"/>
-                <w:szCs w:val="40"/>
-              </w:rPr>
-              <w:t>LUþrÉ | D</w:t>
+            <w:proofErr w:type="spellStart"/>
+            <w:r>
+              <w:rPr>
+                <w:rFonts w:ascii="BRH Devanagari Extra" w:hAnsi="BRH Devanagari Extra" w:cs="BRH Devanagari Extra"/>
+                <w:color w:val="000000"/>
+                <w:sz w:val="40"/>
+                <w:szCs w:val="40"/>
+              </w:rPr>
+              <w:t>LUþrÉ</w:t>
+            </w:r>
+            <w:proofErr w:type="spellEnd"/>
+            <w:r>
+              <w:rPr>
+                <w:rFonts w:ascii="BRH Devanagari Extra" w:hAnsi="BRH Devanagari Extra" w:cs="BRH Devanagari Extra"/>
+                <w:color w:val="000000"/>
+                <w:sz w:val="40"/>
+                <w:szCs w:val="40"/>
+              </w:rPr>
+              <w:t xml:space="preserve"> | D</w:t>
             </w:r>
             <w:r>
               <w:rPr>
@@ -2459,6 +2617,7 @@
               </w:rPr>
               <w:t>–</w:t>
             </w:r>
+            <w:proofErr w:type="spellStart"/>
             <w:r>
               <w:rPr>
                 <w:rFonts w:ascii="BRH Devanagari Extra" w:hAnsi="BRH Devanagari Extra" w:cs="BRH Devanagari Extra"/>
@@ -2476,7 +2635,17 @@
                 <w:sz w:val="40"/>
                 <w:szCs w:val="40"/>
               </w:rPr>
-              <w:t>iÉÏþUrÉ ||</w:t>
+              <w:t>iÉÏþUrÉ</w:t>
+            </w:r>
+            <w:proofErr w:type="spellEnd"/>
+            <w:r>
+              <w:rPr>
+                <w:rFonts w:ascii="BRH Devanagari Extra" w:hAnsi="BRH Devanagari Extra" w:cs="BRH Devanagari Extra"/>
+                <w:color w:val="000000"/>
+                <w:sz w:val="40"/>
+                <w:szCs w:val="40"/>
+              </w:rPr>
+              <w:t xml:space="preserve"> ||</w:t>
             </w:r>
           </w:p>
         </w:tc>
@@ -2648,6 +2817,7 @@
                 <w:szCs w:val="40"/>
               </w:rPr>
             </w:pPr>
+            <w:proofErr w:type="spellStart"/>
             <w:r>
               <w:rPr>
                 <w:rFonts w:ascii="BRH Devanagari Extra" w:hAnsi="BRH Devanagari Extra" w:cs="BRH Devanagari Extra"/>
@@ -2657,24 +2827,47 @@
               </w:rPr>
               <w:t>ÌuÉ</w:t>
             </w:r>
-            <w:r>
-              <w:rPr>
-                <w:rFonts w:ascii="BRH Malayalam Extra" w:hAnsi="BRH Malayalam Extra" w:cs="BRH Devanagari Extra"/>
-                <w:color w:val="000000"/>
-                <w:sz w:val="30"/>
-                <w:szCs w:val="40"/>
-              </w:rPr>
-              <w:t>–</w:t>
-            </w:r>
-            <w:r>
-              <w:rPr>
-                <w:rFonts w:ascii="BRH Devanagari Extra" w:hAnsi="BRH Devanagari Extra" w:cs="BRH Devanagari Extra"/>
-                <w:color w:val="000000"/>
-                <w:sz w:val="40"/>
-                <w:szCs w:val="40"/>
-              </w:rPr>
-              <w:t>UÉQûþÍxÉ | ÌuÉ</w:t>
-            </w:r>
+            <w:proofErr w:type="spellEnd"/>
+            <w:r>
+              <w:rPr>
+                <w:rFonts w:ascii="BRH Malayalam Extra" w:hAnsi="BRH Malayalam Extra" w:cs="BRH Devanagari Extra"/>
+                <w:color w:val="000000"/>
+                <w:sz w:val="30"/>
+                <w:szCs w:val="40"/>
+              </w:rPr>
+              <w:t>–</w:t>
+            </w:r>
+            <w:proofErr w:type="spellStart"/>
+            <w:r>
+              <w:rPr>
+                <w:rFonts w:ascii="BRH Devanagari Extra" w:hAnsi="BRH Devanagari Extra" w:cs="BRH Devanagari Extra"/>
+                <w:color w:val="000000"/>
+                <w:sz w:val="40"/>
+                <w:szCs w:val="40"/>
+              </w:rPr>
+              <w:t>UÉQûþÍxÉ</w:t>
+            </w:r>
+            <w:proofErr w:type="spellEnd"/>
+            <w:r>
+              <w:rPr>
+                <w:rFonts w:ascii="BRH Devanagari Extra" w:hAnsi="BRH Devanagari Extra" w:cs="BRH Devanagari Extra"/>
+                <w:color w:val="000000"/>
+                <w:sz w:val="40"/>
+                <w:szCs w:val="40"/>
+              </w:rPr>
+              <w:t xml:space="preserve"> | </w:t>
+            </w:r>
+            <w:proofErr w:type="spellStart"/>
+            <w:r>
+              <w:rPr>
+                <w:rFonts w:ascii="BRH Devanagari Extra" w:hAnsi="BRH Devanagari Extra" w:cs="BRH Devanagari Extra"/>
+                <w:color w:val="000000"/>
+                <w:sz w:val="40"/>
+                <w:szCs w:val="40"/>
+              </w:rPr>
+              <w:t>ÌuÉ</w:t>
+            </w:r>
+            <w:proofErr w:type="spellEnd"/>
             <w:r>
               <w:rPr>
                 <w:rFonts w:ascii="BRH Malayalam Extra" w:hAnsi="BRH Malayalam Extra" w:cs="BRH Devanagari Extra"/>
@@ -2703,14 +2896,65 @@
               </w:rPr>
               <w:t>–</w:t>
             </w:r>
-            <w:r>
-              <w:rPr>
-                <w:rFonts w:ascii="BRH Devanagari Extra" w:hAnsi="BRH Devanagari Extra" w:cs="BRH Devanagari Extra"/>
-                <w:color w:val="000000"/>
-                <w:sz w:val="40"/>
-                <w:szCs w:val="40"/>
-              </w:rPr>
-              <w:t>ÌQûÌiÉþ ÌuÉ - UÉOèû |</w:t>
+            <w:proofErr w:type="spellStart"/>
+            <w:r>
+              <w:rPr>
+                <w:rFonts w:ascii="BRH Devanagari Extra" w:hAnsi="BRH Devanagari Extra" w:cs="BRH Devanagari Extra"/>
+                <w:color w:val="000000"/>
+                <w:sz w:val="40"/>
+                <w:szCs w:val="40"/>
+              </w:rPr>
+              <w:t>ÌQûÌiÉþ</w:t>
+            </w:r>
+            <w:proofErr w:type="spellEnd"/>
+            <w:r>
+              <w:rPr>
+                <w:rFonts w:ascii="BRH Devanagari Extra" w:hAnsi="BRH Devanagari Extra" w:cs="BRH Devanagari Extra"/>
+                <w:color w:val="000000"/>
+                <w:sz w:val="40"/>
+                <w:szCs w:val="40"/>
+              </w:rPr>
+              <w:t xml:space="preserve"> </w:t>
+            </w:r>
+            <w:proofErr w:type="spellStart"/>
+            <w:r>
+              <w:rPr>
+                <w:rFonts w:ascii="BRH Devanagari Extra" w:hAnsi="BRH Devanagari Extra" w:cs="BRH Devanagari Extra"/>
+                <w:color w:val="000000"/>
+                <w:sz w:val="40"/>
+                <w:szCs w:val="40"/>
+              </w:rPr>
+              <w:t>ÌuÉ</w:t>
+            </w:r>
+            <w:proofErr w:type="spellEnd"/>
+            <w:r>
+              <w:rPr>
+                <w:rFonts w:ascii="BRH Devanagari Extra" w:hAnsi="BRH Devanagari Extra" w:cs="BRH Devanagari Extra"/>
+                <w:color w:val="000000"/>
+                <w:sz w:val="40"/>
+                <w:szCs w:val="40"/>
+              </w:rPr>
+              <w:t xml:space="preserve"> - </w:t>
+            </w:r>
+            <w:proofErr w:type="spellStart"/>
+            <w:r>
+              <w:rPr>
+                <w:rFonts w:ascii="BRH Devanagari Extra" w:hAnsi="BRH Devanagari Extra" w:cs="BRH Devanagari Extra"/>
+                <w:color w:val="000000"/>
+                <w:sz w:val="40"/>
+                <w:szCs w:val="40"/>
+              </w:rPr>
+              <w:t>UÉOèû</w:t>
+            </w:r>
+            <w:proofErr w:type="spellEnd"/>
+            <w:r>
+              <w:rPr>
+                <w:rFonts w:ascii="BRH Devanagari Extra" w:hAnsi="BRH Devanagari Extra" w:cs="BRH Devanagari Extra"/>
+                <w:color w:val="000000"/>
+                <w:sz w:val="40"/>
+                <w:szCs w:val="40"/>
+              </w:rPr>
+              <w:t xml:space="preserve"> |</w:t>
             </w:r>
           </w:p>
         </w:tc>
@@ -2738,6 +2982,7 @@
                 <w:szCs w:val="40"/>
               </w:rPr>
             </w:pPr>
+            <w:proofErr w:type="spellStart"/>
             <w:r>
               <w:rPr>
                 <w:rFonts w:ascii="BRH Devanagari Extra" w:hAnsi="BRH Devanagari Extra" w:cs="BRH Devanagari Extra"/>
@@ -2747,33 +2992,57 @@
               </w:rPr>
               <w:t>ÌuÉ</w:t>
             </w:r>
-            <w:r>
-              <w:rPr>
-                <w:rFonts w:ascii="BRH Malayalam Extra" w:hAnsi="BRH Malayalam Extra" w:cs="BRH Devanagari Extra"/>
-                <w:color w:val="000000"/>
-                <w:sz w:val="30"/>
-                <w:szCs w:val="40"/>
-              </w:rPr>
-              <w:t>–</w:t>
-            </w:r>
-            <w:r>
-              <w:rPr>
-                <w:rFonts w:ascii="BRH Devanagari Extra" w:hAnsi="BRH Devanagari Extra" w:cs="BRH Devanagari Extra"/>
-                <w:color w:val="000000"/>
-                <w:sz w:val="40"/>
-                <w:szCs w:val="40"/>
-              </w:rPr>
-              <w:t>UÉQûþÍxÉ | ÌuÉ</w:t>
-            </w:r>
-            <w:r>
-              <w:rPr>
-                <w:rFonts w:ascii="BRH Malayalam Extra" w:hAnsi="BRH Malayalam Extra" w:cs="BRH Devanagari Extra"/>
-                <w:color w:val="000000"/>
-                <w:sz w:val="30"/>
-                <w:szCs w:val="40"/>
-              </w:rPr>
-              <w:t>–</w:t>
-            </w:r>
+            <w:proofErr w:type="spellEnd"/>
+            <w:r>
+              <w:rPr>
+                <w:rFonts w:ascii="BRH Malayalam Extra" w:hAnsi="BRH Malayalam Extra" w:cs="BRH Devanagari Extra"/>
+                <w:color w:val="000000"/>
+                <w:sz w:val="30"/>
+                <w:szCs w:val="40"/>
+              </w:rPr>
+              <w:t>–</w:t>
+            </w:r>
+            <w:proofErr w:type="spellStart"/>
+            <w:r>
+              <w:rPr>
+                <w:rFonts w:ascii="BRH Devanagari Extra" w:hAnsi="BRH Devanagari Extra" w:cs="BRH Devanagari Extra"/>
+                <w:color w:val="000000"/>
+                <w:sz w:val="40"/>
+                <w:szCs w:val="40"/>
+              </w:rPr>
+              <w:t>UÉQûþÍxÉ</w:t>
+            </w:r>
+            <w:proofErr w:type="spellEnd"/>
+            <w:r>
+              <w:rPr>
+                <w:rFonts w:ascii="BRH Devanagari Extra" w:hAnsi="BRH Devanagari Extra" w:cs="BRH Devanagari Extra"/>
+                <w:color w:val="000000"/>
+                <w:sz w:val="40"/>
+                <w:szCs w:val="40"/>
+              </w:rPr>
+              <w:t xml:space="preserve"> | </w:t>
+            </w:r>
+            <w:proofErr w:type="spellStart"/>
+            <w:r>
+              <w:rPr>
+                <w:rFonts w:ascii="BRH Devanagari Extra" w:hAnsi="BRH Devanagari Extra" w:cs="BRH Devanagari Extra"/>
+                <w:color w:val="000000"/>
+                <w:sz w:val="40"/>
+                <w:szCs w:val="40"/>
+              </w:rPr>
+              <w:t>ÌuÉ</w:t>
+            </w:r>
+            <w:proofErr w:type="spellEnd"/>
+            <w:r>
+              <w:rPr>
+                <w:rFonts w:ascii="BRH Malayalam Extra" w:hAnsi="BRH Malayalam Extra" w:cs="BRH Devanagari Extra"/>
+                <w:color w:val="000000"/>
+                <w:sz w:val="30"/>
+                <w:szCs w:val="40"/>
+              </w:rPr>
+              <w:t>–</w:t>
+            </w:r>
+            <w:proofErr w:type="spellStart"/>
             <w:r>
               <w:rPr>
                 <w:rFonts w:ascii="BRH Devanagari Extra" w:hAnsi="BRH Devanagari Extra" w:cs="BRH Devanagari Extra"/>
@@ -2791,7 +3060,57 @@
                 <w:sz w:val="40"/>
                 <w:szCs w:val="40"/>
               </w:rPr>
-              <w:t>ÌQûÌiÉþ ÌuÉ - UÉOèû |</w:t>
+              <w:t>ÌQûÌiÉþ</w:t>
+            </w:r>
+            <w:proofErr w:type="spellEnd"/>
+            <w:r>
+              <w:rPr>
+                <w:rFonts w:ascii="BRH Devanagari Extra" w:hAnsi="BRH Devanagari Extra" w:cs="BRH Devanagari Extra"/>
+                <w:color w:val="000000"/>
+                <w:sz w:val="40"/>
+                <w:szCs w:val="40"/>
+              </w:rPr>
+              <w:t xml:space="preserve"> </w:t>
+            </w:r>
+            <w:proofErr w:type="spellStart"/>
+            <w:r>
+              <w:rPr>
+                <w:rFonts w:ascii="BRH Devanagari Extra" w:hAnsi="BRH Devanagari Extra" w:cs="BRH Devanagari Extra"/>
+                <w:color w:val="000000"/>
+                <w:sz w:val="40"/>
+                <w:szCs w:val="40"/>
+              </w:rPr>
+              <w:t>ÌuÉ</w:t>
+            </w:r>
+            <w:proofErr w:type="spellEnd"/>
+            <w:r>
+              <w:rPr>
+                <w:rFonts w:ascii="BRH Devanagari Extra" w:hAnsi="BRH Devanagari Extra" w:cs="BRH Devanagari Extra"/>
+                <w:color w:val="000000"/>
+                <w:sz w:val="40"/>
+                <w:szCs w:val="40"/>
+              </w:rPr>
+              <w:t xml:space="preserve"> - </w:t>
+            </w:r>
+            <w:proofErr w:type="spellStart"/>
+            <w:r>
+              <w:rPr>
+                <w:rFonts w:ascii="BRH Devanagari Extra" w:hAnsi="BRH Devanagari Extra" w:cs="BRH Devanagari Extra"/>
+                <w:color w:val="000000"/>
+                <w:sz w:val="40"/>
+                <w:szCs w:val="40"/>
+              </w:rPr>
+              <w:t>UÉOèû</w:t>
+            </w:r>
+            <w:proofErr w:type="spellEnd"/>
+            <w:r>
+              <w:rPr>
+                <w:rFonts w:ascii="BRH Devanagari Extra" w:hAnsi="BRH Devanagari Extra" w:cs="BRH Devanagari Extra"/>
+                <w:color w:val="000000"/>
+                <w:sz w:val="40"/>
+                <w:szCs w:val="40"/>
+              </w:rPr>
+              <w:t xml:space="preserve"> |</w:t>
             </w:r>
           </w:p>
         </w:tc>
@@ -2963,6 +3282,7 @@
                 <w:szCs w:val="40"/>
               </w:rPr>
             </w:pPr>
+            <w:proofErr w:type="spellStart"/>
             <w:r>
               <w:rPr>
                 <w:rFonts w:ascii="BRH Devanagari Extra" w:hAnsi="BRH Devanagari Extra" w:cs="BRH Devanagari Extra"/>
@@ -2972,15 +3292,17 @@
               </w:rPr>
               <w:t>mÉë</w:t>
             </w:r>
-            <w:r>
-              <w:rPr>
-                <w:rFonts w:ascii="BRH Malayalam Extra" w:hAnsi="BRH Malayalam Extra" w:cs="BRH Devanagari Extra"/>
-                <w:color w:val="000000"/>
-                <w:sz w:val="30"/>
-                <w:szCs w:val="40"/>
-              </w:rPr>
-              <w:t>–</w:t>
-            </w:r>
+            <w:proofErr w:type="spellEnd"/>
+            <w:r>
+              <w:rPr>
+                <w:rFonts w:ascii="BRH Malayalam Extra" w:hAnsi="BRH Malayalam Extra" w:cs="BRH Devanagari Extra"/>
+                <w:color w:val="000000"/>
+                <w:sz w:val="30"/>
+                <w:szCs w:val="40"/>
+              </w:rPr>
+              <w:t>–</w:t>
+            </w:r>
+            <w:proofErr w:type="spellStart"/>
             <w:r>
               <w:rPr>
                 <w:rFonts w:ascii="BRH Devanagari Extra" w:hAnsi="BRH Devanagari Extra" w:cs="BRH Devanagari Extra"/>
@@ -2990,15 +3312,17 @@
               </w:rPr>
               <w:t>qÉÑ</w:t>
             </w:r>
-            <w:r>
-              <w:rPr>
-                <w:rFonts w:ascii="BRH Malayalam Extra" w:hAnsi="BRH Malayalam Extra" w:cs="BRH Devanagari Extra"/>
-                <w:color w:val="000000"/>
-                <w:sz w:val="30"/>
-                <w:szCs w:val="40"/>
-              </w:rPr>
-              <w:t>–</w:t>
-            </w:r>
+            <w:proofErr w:type="spellEnd"/>
+            <w:r>
+              <w:rPr>
+                <w:rFonts w:ascii="BRH Malayalam Extra" w:hAnsi="BRH Malayalam Extra" w:cs="BRH Devanagari Extra"/>
+                <w:color w:val="000000"/>
+                <w:sz w:val="30"/>
+                <w:szCs w:val="40"/>
+              </w:rPr>
+              <w:t>–</w:t>
+            </w:r>
+            <w:proofErr w:type="spellStart"/>
             <w:r>
               <w:rPr>
                 <w:rFonts w:ascii="BRH Devanagari Extra" w:hAnsi="BRH Devanagari Extra" w:cs="BRH Devanagari Extra"/>
@@ -3018,41 +3342,104 @@
               </w:rPr>
               <w:t>iÉ</w:t>
             </w:r>
-            <w:r>
-              <w:rPr>
-                <w:rFonts w:ascii="BRH Malayalam Extra" w:hAnsi="BRH Malayalam Extra" w:cs="BRH Devanagari Extra"/>
-                <w:color w:val="000000"/>
-                <w:sz w:val="30"/>
-                <w:szCs w:val="40"/>
-              </w:rPr>
-              <w:t>–</w:t>
-            </w:r>
-            <w:r>
-              <w:rPr>
-                <w:rFonts w:ascii="BRH Devanagari Extra" w:hAnsi="BRH Devanagari Extra" w:cs="BRH Devanagari Extra"/>
-                <w:color w:val="000000"/>
-                <w:sz w:val="40"/>
-                <w:szCs w:val="40"/>
-              </w:rPr>
-              <w:t xml:space="preserve"> CÌiÉþ mÉë - qÉÑ</w:t>
-            </w:r>
-            <w:r>
-              <w:rPr>
-                <w:rFonts w:ascii="BRH Malayalam Extra" w:hAnsi="BRH Malayalam Extra" w:cs="BRH Devanagari Extra"/>
-                <w:color w:val="000000"/>
-                <w:sz w:val="30"/>
-                <w:szCs w:val="40"/>
-              </w:rPr>
-              <w:t>–</w:t>
-            </w:r>
-            <w:r>
-              <w:rPr>
-                <w:rFonts w:ascii="BRH Devanagari Extra" w:hAnsi="BRH Devanagari Extra" w:cs="BRH Devanagari Extra"/>
-                <w:color w:val="000000"/>
-                <w:sz w:val="40"/>
-                <w:szCs w:val="40"/>
-              </w:rPr>
-              <w:t>gcÉliÉþÈ |</w:t>
+            <w:proofErr w:type="spellEnd"/>
+            <w:r>
+              <w:rPr>
+                <w:rFonts w:ascii="BRH Malayalam Extra" w:hAnsi="BRH Malayalam Extra" w:cs="BRH Devanagari Extra"/>
+                <w:color w:val="000000"/>
+                <w:sz w:val="30"/>
+                <w:szCs w:val="40"/>
+              </w:rPr>
+              <w:t>–</w:t>
+            </w:r>
+            <w:r>
+              <w:rPr>
+                <w:rFonts w:ascii="BRH Devanagari Extra" w:hAnsi="BRH Devanagari Extra" w:cs="BRH Devanagari Extra"/>
+                <w:color w:val="000000"/>
+                <w:sz w:val="40"/>
+                <w:szCs w:val="40"/>
+              </w:rPr>
+              <w:t xml:space="preserve"> </w:t>
+            </w:r>
+            <w:proofErr w:type="spellStart"/>
+            <w:r>
+              <w:rPr>
+                <w:rFonts w:ascii="BRH Devanagari Extra" w:hAnsi="BRH Devanagari Extra" w:cs="BRH Devanagari Extra"/>
+                <w:color w:val="000000"/>
+                <w:sz w:val="40"/>
+                <w:szCs w:val="40"/>
+              </w:rPr>
+              <w:t>CÌiÉþ</w:t>
+            </w:r>
+            <w:proofErr w:type="spellEnd"/>
+            <w:r>
+              <w:rPr>
+                <w:rFonts w:ascii="BRH Devanagari Extra" w:hAnsi="BRH Devanagari Extra" w:cs="BRH Devanagari Extra"/>
+                <w:color w:val="000000"/>
+                <w:sz w:val="40"/>
+                <w:szCs w:val="40"/>
+              </w:rPr>
+              <w:t xml:space="preserve"> </w:t>
+            </w:r>
+            <w:proofErr w:type="spellStart"/>
+            <w:r>
+              <w:rPr>
+                <w:rFonts w:ascii="BRH Devanagari Extra" w:hAnsi="BRH Devanagari Extra" w:cs="BRH Devanagari Extra"/>
+                <w:color w:val="000000"/>
+                <w:sz w:val="40"/>
+                <w:szCs w:val="40"/>
+              </w:rPr>
+              <w:t>mÉë</w:t>
+            </w:r>
+            <w:proofErr w:type="spellEnd"/>
+            <w:r>
+              <w:rPr>
+                <w:rFonts w:ascii="BRH Devanagari Extra" w:hAnsi="BRH Devanagari Extra" w:cs="BRH Devanagari Extra"/>
+                <w:color w:val="000000"/>
+                <w:sz w:val="40"/>
+                <w:szCs w:val="40"/>
+              </w:rPr>
+              <w:t xml:space="preserve"> - </w:t>
+            </w:r>
+            <w:proofErr w:type="spellStart"/>
+            <w:r>
+              <w:rPr>
+                <w:rFonts w:ascii="BRH Devanagari Extra" w:hAnsi="BRH Devanagari Extra" w:cs="BRH Devanagari Extra"/>
+                <w:color w:val="000000"/>
+                <w:sz w:val="40"/>
+                <w:szCs w:val="40"/>
+              </w:rPr>
+              <w:t>qÉÑ</w:t>
+            </w:r>
+            <w:proofErr w:type="spellEnd"/>
+            <w:r>
+              <w:rPr>
+                <w:rFonts w:ascii="BRH Malayalam Extra" w:hAnsi="BRH Malayalam Extra" w:cs="BRH Devanagari Extra"/>
+                <w:color w:val="000000"/>
+                <w:sz w:val="30"/>
+                <w:szCs w:val="40"/>
+              </w:rPr>
+              <w:t>–</w:t>
+            </w:r>
+            <w:proofErr w:type="spellStart"/>
+            <w:r>
+              <w:rPr>
+                <w:rFonts w:ascii="BRH Devanagari Extra" w:hAnsi="BRH Devanagari Extra" w:cs="BRH Devanagari Extra"/>
+                <w:color w:val="000000"/>
+                <w:sz w:val="40"/>
+                <w:szCs w:val="40"/>
+              </w:rPr>
+              <w:t>gcÉliÉþÈ</w:t>
+            </w:r>
+            <w:proofErr w:type="spellEnd"/>
+            <w:r>
+              <w:rPr>
+                <w:rFonts w:ascii="BRH Devanagari Extra" w:hAnsi="BRH Devanagari Extra" w:cs="BRH Devanagari Extra"/>
+                <w:color w:val="000000"/>
+                <w:sz w:val="40"/>
+                <w:szCs w:val="40"/>
+              </w:rPr>
+              <w:t xml:space="preserve"> |</w:t>
             </w:r>
           </w:p>
         </w:tc>
@@ -3080,6 +3467,7 @@
                 <w:szCs w:val="40"/>
               </w:rPr>
             </w:pPr>
+            <w:proofErr w:type="spellStart"/>
             <w:r>
               <w:rPr>
                 <w:rFonts w:ascii="BRH Devanagari Extra" w:hAnsi="BRH Devanagari Extra" w:cs="BRH Devanagari Extra"/>
@@ -3089,15 +3477,17 @@
               </w:rPr>
               <w:t>mÉë</w:t>
             </w:r>
-            <w:r>
-              <w:rPr>
-                <w:rFonts w:ascii="BRH Malayalam Extra" w:hAnsi="BRH Malayalam Extra" w:cs="BRH Devanagari Extra"/>
-                <w:color w:val="000000"/>
-                <w:sz w:val="30"/>
-                <w:szCs w:val="40"/>
-              </w:rPr>
-              <w:t>–</w:t>
-            </w:r>
+            <w:proofErr w:type="spellEnd"/>
+            <w:r>
+              <w:rPr>
+                <w:rFonts w:ascii="BRH Malayalam Extra" w:hAnsi="BRH Malayalam Extra" w:cs="BRH Devanagari Extra"/>
+                <w:color w:val="000000"/>
+                <w:sz w:val="30"/>
+                <w:szCs w:val="40"/>
+              </w:rPr>
+              <w:t>–</w:t>
+            </w:r>
+            <w:proofErr w:type="spellStart"/>
             <w:r>
               <w:rPr>
                 <w:rFonts w:ascii="BRH Devanagari Extra" w:hAnsi="BRH Devanagari Extra" w:cs="BRH Devanagari Extra"/>
@@ -3107,15 +3497,17 @@
               </w:rPr>
               <w:t>qÉÑ</w:t>
             </w:r>
-            <w:r>
-              <w:rPr>
-                <w:rFonts w:ascii="BRH Malayalam Extra" w:hAnsi="BRH Malayalam Extra" w:cs="BRH Devanagari Extra"/>
-                <w:color w:val="000000"/>
-                <w:sz w:val="30"/>
-                <w:szCs w:val="40"/>
-              </w:rPr>
-              <w:t>–</w:t>
-            </w:r>
+            <w:proofErr w:type="spellEnd"/>
+            <w:r>
+              <w:rPr>
+                <w:rFonts w:ascii="BRH Malayalam Extra" w:hAnsi="BRH Malayalam Extra" w:cs="BRH Devanagari Extra"/>
+                <w:color w:val="000000"/>
+                <w:sz w:val="30"/>
+                <w:szCs w:val="40"/>
+              </w:rPr>
+              <w:t>–</w:t>
+            </w:r>
+            <w:proofErr w:type="spellStart"/>
             <w:r>
               <w:rPr>
                 <w:rFonts w:ascii="BRH Devanagari Extra" w:hAnsi="BRH Devanagari Extra" w:cs="BRH Devanagari Extra"/>
@@ -3135,41 +3527,104 @@
               </w:rPr>
               <w:t>liÉ</w:t>
             </w:r>
-            <w:r>
-              <w:rPr>
-                <w:rFonts w:ascii="BRH Malayalam Extra" w:hAnsi="BRH Malayalam Extra" w:cs="BRH Devanagari Extra"/>
-                <w:color w:val="000000"/>
-                <w:sz w:val="30"/>
-                <w:szCs w:val="40"/>
-              </w:rPr>
-              <w:t>–</w:t>
-            </w:r>
-            <w:r>
-              <w:rPr>
-                <w:rFonts w:ascii="BRH Devanagari Extra" w:hAnsi="BRH Devanagari Extra" w:cs="BRH Devanagari Extra"/>
-                <w:color w:val="000000"/>
-                <w:sz w:val="40"/>
-                <w:szCs w:val="40"/>
-              </w:rPr>
-              <w:t xml:space="preserve"> CÌiÉþ mÉë - qÉÑ</w:t>
-            </w:r>
-            <w:r>
-              <w:rPr>
-                <w:rFonts w:ascii="BRH Malayalam Extra" w:hAnsi="BRH Malayalam Extra" w:cs="BRH Devanagari Extra"/>
-                <w:color w:val="000000"/>
-                <w:sz w:val="30"/>
-                <w:szCs w:val="40"/>
-              </w:rPr>
-              <w:t>–</w:t>
-            </w:r>
-            <w:r>
-              <w:rPr>
-                <w:rFonts w:ascii="BRH Devanagari Extra" w:hAnsi="BRH Devanagari Extra" w:cs="BRH Devanagari Extra"/>
-                <w:color w:val="000000"/>
-                <w:sz w:val="40"/>
-                <w:szCs w:val="40"/>
-              </w:rPr>
-              <w:t>gcÉliÉþÈ |</w:t>
+            <w:proofErr w:type="spellEnd"/>
+            <w:r>
+              <w:rPr>
+                <w:rFonts w:ascii="BRH Malayalam Extra" w:hAnsi="BRH Malayalam Extra" w:cs="BRH Devanagari Extra"/>
+                <w:color w:val="000000"/>
+                <w:sz w:val="30"/>
+                <w:szCs w:val="40"/>
+              </w:rPr>
+              <w:t>–</w:t>
+            </w:r>
+            <w:r>
+              <w:rPr>
+                <w:rFonts w:ascii="BRH Devanagari Extra" w:hAnsi="BRH Devanagari Extra" w:cs="BRH Devanagari Extra"/>
+                <w:color w:val="000000"/>
+                <w:sz w:val="40"/>
+                <w:szCs w:val="40"/>
+              </w:rPr>
+              <w:t xml:space="preserve"> </w:t>
+            </w:r>
+            <w:proofErr w:type="spellStart"/>
+            <w:r>
+              <w:rPr>
+                <w:rFonts w:ascii="BRH Devanagari Extra" w:hAnsi="BRH Devanagari Extra" w:cs="BRH Devanagari Extra"/>
+                <w:color w:val="000000"/>
+                <w:sz w:val="40"/>
+                <w:szCs w:val="40"/>
+              </w:rPr>
+              <w:t>CÌiÉþ</w:t>
+            </w:r>
+            <w:proofErr w:type="spellEnd"/>
+            <w:r>
+              <w:rPr>
+                <w:rFonts w:ascii="BRH Devanagari Extra" w:hAnsi="BRH Devanagari Extra" w:cs="BRH Devanagari Extra"/>
+                <w:color w:val="000000"/>
+                <w:sz w:val="40"/>
+                <w:szCs w:val="40"/>
+              </w:rPr>
+              <w:t xml:space="preserve"> </w:t>
+            </w:r>
+            <w:proofErr w:type="spellStart"/>
+            <w:r>
+              <w:rPr>
+                <w:rFonts w:ascii="BRH Devanagari Extra" w:hAnsi="BRH Devanagari Extra" w:cs="BRH Devanagari Extra"/>
+                <w:color w:val="000000"/>
+                <w:sz w:val="40"/>
+                <w:szCs w:val="40"/>
+              </w:rPr>
+              <w:t>mÉë</w:t>
+            </w:r>
+            <w:proofErr w:type="spellEnd"/>
+            <w:r>
+              <w:rPr>
+                <w:rFonts w:ascii="BRH Devanagari Extra" w:hAnsi="BRH Devanagari Extra" w:cs="BRH Devanagari Extra"/>
+                <w:color w:val="000000"/>
+                <w:sz w:val="40"/>
+                <w:szCs w:val="40"/>
+              </w:rPr>
+              <w:t xml:space="preserve"> - </w:t>
+            </w:r>
+            <w:proofErr w:type="spellStart"/>
+            <w:r>
+              <w:rPr>
+                <w:rFonts w:ascii="BRH Devanagari Extra" w:hAnsi="BRH Devanagari Extra" w:cs="BRH Devanagari Extra"/>
+                <w:color w:val="000000"/>
+                <w:sz w:val="40"/>
+                <w:szCs w:val="40"/>
+              </w:rPr>
+              <w:t>qÉÑ</w:t>
+            </w:r>
+            <w:proofErr w:type="spellEnd"/>
+            <w:r>
+              <w:rPr>
+                <w:rFonts w:ascii="BRH Malayalam Extra" w:hAnsi="BRH Malayalam Extra" w:cs="BRH Devanagari Extra"/>
+                <w:color w:val="000000"/>
+                <w:sz w:val="30"/>
+                <w:szCs w:val="40"/>
+              </w:rPr>
+              <w:t>–</w:t>
+            </w:r>
+            <w:proofErr w:type="spellStart"/>
+            <w:r>
+              <w:rPr>
+                <w:rFonts w:ascii="BRH Devanagari Extra" w:hAnsi="BRH Devanagari Extra" w:cs="BRH Devanagari Extra"/>
+                <w:color w:val="000000"/>
+                <w:sz w:val="40"/>
+                <w:szCs w:val="40"/>
+              </w:rPr>
+              <w:t>gcÉliÉþÈ</w:t>
+            </w:r>
+            <w:proofErr w:type="spellEnd"/>
+            <w:r>
+              <w:rPr>
+                <w:rFonts w:ascii="BRH Devanagari Extra" w:hAnsi="BRH Devanagari Extra" w:cs="BRH Devanagari Extra"/>
+                <w:color w:val="000000"/>
+                <w:sz w:val="40"/>
+                <w:szCs w:val="40"/>
+              </w:rPr>
+              <w:t xml:space="preserve"> |</w:t>
             </w:r>
           </w:p>
         </w:tc>
@@ -3256,6 +3711,18 @@
           <w:u w:val="single"/>
         </w:rPr>
       </w:pPr>
+    </w:p>
+    <w:p>
+      <w:pPr>
+        <w:jc w:val="center"/>
+        <w:rPr>
+          <w:b/>
+          <w:bCs/>
+          <w:sz w:val="32"/>
+          <w:szCs w:val="32"/>
+          <w:u w:val="single"/>
+        </w:rPr>
+      </w:pPr>
       <w:r>
         <w:rPr>
           <w:b/>
@@ -3264,6 +3731,7 @@
           <w:szCs w:val="32"/>
           <w:u w:val="single"/>
         </w:rPr>
+        <w:lastRenderedPageBreak/>
         <w:t xml:space="preserve">TS </w:t>
       </w:r>
       <w:r>
@@ -3545,7 +4013,6 @@
                 <w:sz w:val="28"/>
                 <w:szCs w:val="32"/>
               </w:rPr>
-              <w:lastRenderedPageBreak/>
               <w:t>T.S.4.3.1.1 – Kramam</w:t>
             </w:r>
           </w:p>
@@ -3648,6 +4115,7 @@
                 <w:szCs w:val="40"/>
               </w:rPr>
             </w:pPr>
+            <w:proofErr w:type="spellStart"/>
             <w:r>
               <w:rPr>
                 <w:rFonts w:ascii="BRH Devanagari Extra" w:hAnsi="BRH Devanagari Extra" w:cs="BRH Devanagari Extra"/>
@@ -3658,6 +4126,7 @@
               </w:rPr>
               <w:t>iuÉÉå</w:t>
             </w:r>
+            <w:proofErr w:type="spellEnd"/>
             <w:r>
               <w:rPr>
                 <w:rFonts w:ascii="BRH Malayalam Extra" w:hAnsi="BRH Malayalam Extra" w:cs="BRH Devanagari Extra"/>
@@ -3675,7 +4144,47 @@
                 <w:sz w:val="40"/>
                 <w:szCs w:val="40"/>
               </w:rPr>
-              <w:t>©³Éçþ | AÉå©ÿljÉç xÉÉSrÉÉÍqÉ |</w:t>
+              <w:t xml:space="preserve">©³Éçþ | </w:t>
+            </w:r>
+            <w:proofErr w:type="spellStart"/>
+            <w:r>
+              <w:rPr>
+                <w:rFonts w:ascii="BRH Devanagari Extra" w:hAnsi="BRH Devanagari Extra" w:cs="BRH Devanagari Extra"/>
+                <w:color w:val="000000"/>
+                <w:sz w:val="40"/>
+                <w:szCs w:val="40"/>
+              </w:rPr>
+              <w:t>AÉå©ÿljÉç</w:t>
+            </w:r>
+            <w:proofErr w:type="spellEnd"/>
+            <w:r>
+              <w:rPr>
+                <w:rFonts w:ascii="BRH Devanagari Extra" w:hAnsi="BRH Devanagari Extra" w:cs="BRH Devanagari Extra"/>
+                <w:color w:val="000000"/>
+                <w:sz w:val="40"/>
+                <w:szCs w:val="40"/>
+              </w:rPr>
+              <w:t xml:space="preserve"> </w:t>
+            </w:r>
+            <w:proofErr w:type="spellStart"/>
+            <w:r>
+              <w:rPr>
+                <w:rFonts w:ascii="BRH Devanagari Extra" w:hAnsi="BRH Devanagari Extra" w:cs="BRH Devanagari Extra"/>
+                <w:color w:val="000000"/>
+                <w:sz w:val="40"/>
+                <w:szCs w:val="40"/>
+              </w:rPr>
+              <w:t>xÉÉSrÉÉÍqÉ</w:t>
+            </w:r>
+            <w:proofErr w:type="spellEnd"/>
+            <w:r>
+              <w:rPr>
+                <w:rFonts w:ascii="BRH Devanagari Extra" w:hAnsi="BRH Devanagari Extra" w:cs="BRH Devanagari Extra"/>
+                <w:color w:val="000000"/>
+                <w:sz w:val="40"/>
+                <w:szCs w:val="40"/>
+              </w:rPr>
+              <w:t xml:space="preserve"> |</w:t>
             </w:r>
           </w:p>
         </w:tc>
@@ -3721,7 +4230,47 @@
                 <w:sz w:val="40"/>
                 <w:szCs w:val="40"/>
               </w:rPr>
-              <w:t>Éå©³Éçþ | AÉå©ÿljÉç xÉÉSrÉÉÍqÉ |</w:t>
+              <w:t xml:space="preserve">Éå©³Éçþ | </w:t>
+            </w:r>
+            <w:proofErr w:type="spellStart"/>
+            <w:r>
+              <w:rPr>
+                <w:rFonts w:ascii="BRH Devanagari Extra" w:hAnsi="BRH Devanagari Extra" w:cs="BRH Devanagari Extra"/>
+                <w:color w:val="000000"/>
+                <w:sz w:val="40"/>
+                <w:szCs w:val="40"/>
+              </w:rPr>
+              <w:t>AÉå©ÿljÉç</w:t>
+            </w:r>
+            <w:proofErr w:type="spellEnd"/>
+            <w:r>
+              <w:rPr>
+                <w:rFonts w:ascii="BRH Devanagari Extra" w:hAnsi="BRH Devanagari Extra" w:cs="BRH Devanagari Extra"/>
+                <w:color w:val="000000"/>
+                <w:sz w:val="40"/>
+                <w:szCs w:val="40"/>
+              </w:rPr>
+              <w:t xml:space="preserve"> </w:t>
+            </w:r>
+            <w:proofErr w:type="spellStart"/>
+            <w:r>
+              <w:rPr>
+                <w:rFonts w:ascii="BRH Devanagari Extra" w:hAnsi="BRH Devanagari Extra" w:cs="BRH Devanagari Extra"/>
+                <w:color w:val="000000"/>
+                <w:sz w:val="40"/>
+                <w:szCs w:val="40"/>
+              </w:rPr>
+              <w:t>xÉÉSrÉÉÍqÉ</w:t>
+            </w:r>
+            <w:proofErr w:type="spellEnd"/>
+            <w:r>
+              <w:rPr>
+                <w:rFonts w:ascii="BRH Devanagari Extra" w:hAnsi="BRH Devanagari Extra" w:cs="BRH Devanagari Extra"/>
+                <w:color w:val="000000"/>
+                <w:sz w:val="40"/>
+                <w:szCs w:val="40"/>
+              </w:rPr>
+              <w:t xml:space="preserve"> |</w:t>
             </w:r>
           </w:p>
         </w:tc>
@@ -3919,8 +4468,29 @@
                 <w:sz w:val="40"/>
                 <w:szCs w:val="40"/>
               </w:rPr>
-              <w:t xml:space="preserve">Wû iuÉÉÿ | </w:t>
-            </w:r>
+              <w:t xml:space="preserve">Wû </w:t>
+            </w:r>
+            <w:proofErr w:type="spellStart"/>
+            <w:r>
+              <w:rPr>
+                <w:rFonts w:ascii="BRH Devanagari Extra" w:hAnsi="BRH Devanagari Extra" w:cs="BRH Devanagari Extra"/>
+                <w:color w:val="000000"/>
+                <w:sz w:val="40"/>
+                <w:szCs w:val="40"/>
+              </w:rPr>
+              <w:t>iuÉÉÿ</w:t>
+            </w:r>
+            <w:proofErr w:type="spellEnd"/>
+            <w:r>
+              <w:rPr>
+                <w:rFonts w:ascii="BRH Devanagari Extra" w:hAnsi="BRH Devanagari Extra" w:cs="BRH Devanagari Extra"/>
+                <w:color w:val="000000"/>
+                <w:sz w:val="40"/>
+                <w:szCs w:val="40"/>
+              </w:rPr>
+              <w:t xml:space="preserve"> | </w:t>
+            </w:r>
+            <w:proofErr w:type="spellStart"/>
             <w:r>
               <w:rPr>
                 <w:rFonts w:ascii="BRH Devanagari Extra" w:hAnsi="BRH Devanagari Extra" w:cs="BRH Devanagari Extra"/>
@@ -3931,6 +4501,7 @@
               </w:rPr>
               <w:t>iuÉå</w:t>
             </w:r>
+            <w:proofErr w:type="spellEnd"/>
             <w:r>
               <w:rPr>
                 <w:rFonts w:ascii="BRH Malayalam Extra" w:hAnsi="BRH Malayalam Extra" w:cs="BRH Devanagari Extra"/>
@@ -3941,6 +4512,7 @@
               </w:rPr>
               <w:t>–</w:t>
             </w:r>
+            <w:proofErr w:type="spellStart"/>
             <w:r>
               <w:rPr>
                 <w:rFonts w:ascii="BRH Devanagari Extra" w:hAnsi="BRH Devanagari Extra" w:cs="BRH Devanagari Extra"/>
@@ -3958,7 +4530,37 @@
                 <w:sz w:val="40"/>
                 <w:szCs w:val="40"/>
               </w:rPr>
-              <w:t>iÉþ iuÉÉ ||</w:t>
+              <w:t>iÉþ</w:t>
+            </w:r>
+            <w:proofErr w:type="spellEnd"/>
+            <w:r>
+              <w:rPr>
+                <w:rFonts w:ascii="BRH Devanagari Extra" w:hAnsi="BRH Devanagari Extra" w:cs="BRH Devanagari Extra"/>
+                <w:color w:val="000000"/>
+                <w:sz w:val="40"/>
+                <w:szCs w:val="40"/>
+              </w:rPr>
+              <w:t xml:space="preserve"> </w:t>
+            </w:r>
+            <w:proofErr w:type="spellStart"/>
+            <w:r>
+              <w:rPr>
+                <w:rFonts w:ascii="BRH Devanagari Extra" w:hAnsi="BRH Devanagari Extra" w:cs="BRH Devanagari Extra"/>
+                <w:color w:val="000000"/>
+                <w:sz w:val="40"/>
+                <w:szCs w:val="40"/>
+              </w:rPr>
+              <w:t>iuÉÉ</w:t>
+            </w:r>
+            <w:proofErr w:type="spellEnd"/>
+            <w:r>
+              <w:rPr>
+                <w:rFonts w:ascii="BRH Devanagari Extra" w:hAnsi="BRH Devanagari Extra" w:cs="BRH Devanagari Extra"/>
+                <w:color w:val="000000"/>
+                <w:sz w:val="40"/>
+                <w:szCs w:val="40"/>
+              </w:rPr>
+              <w:t xml:space="preserve"> ||</w:t>
             </w:r>
           </w:p>
         </w:tc>
@@ -4005,8 +4607,29 @@
                 <w:sz w:val="40"/>
                 <w:szCs w:val="40"/>
               </w:rPr>
-              <w:t xml:space="preserve">Wû iuÉÉÿ | </w:t>
-            </w:r>
+              <w:t xml:space="preserve">Wû </w:t>
+            </w:r>
+            <w:proofErr w:type="spellStart"/>
+            <w:r>
+              <w:rPr>
+                <w:rFonts w:ascii="BRH Devanagari Extra" w:hAnsi="BRH Devanagari Extra" w:cs="BRH Devanagari Extra"/>
+                <w:color w:val="000000"/>
+                <w:sz w:val="40"/>
+                <w:szCs w:val="40"/>
+              </w:rPr>
+              <w:t>iuÉÉÿ</w:t>
+            </w:r>
+            <w:proofErr w:type="spellEnd"/>
+            <w:r>
+              <w:rPr>
+                <w:rFonts w:ascii="BRH Devanagari Extra" w:hAnsi="BRH Devanagari Extra" w:cs="BRH Devanagari Extra"/>
+                <w:color w:val="000000"/>
+                <w:sz w:val="40"/>
+                <w:szCs w:val="40"/>
+              </w:rPr>
+              <w:t xml:space="preserve"> | </w:t>
+            </w:r>
+            <w:proofErr w:type="spellStart"/>
             <w:r>
               <w:rPr>
                 <w:rFonts w:ascii="BRH Devanagari Extra" w:hAnsi="BRH Devanagari Extra" w:cs="BRH Devanagari Extra"/>
@@ -4024,7 +4647,37 @@
                 <w:sz w:val="40"/>
                 <w:szCs w:val="40"/>
               </w:rPr>
-              <w:t>åÌiÉþ iuÉÉ ||</w:t>
+              <w:t>åÌiÉþ</w:t>
+            </w:r>
+            <w:proofErr w:type="spellEnd"/>
+            <w:r>
+              <w:rPr>
+                <w:rFonts w:ascii="BRH Devanagari Extra" w:hAnsi="BRH Devanagari Extra" w:cs="BRH Devanagari Extra"/>
+                <w:color w:val="000000"/>
+                <w:sz w:val="40"/>
+                <w:szCs w:val="40"/>
+              </w:rPr>
+              <w:t xml:space="preserve"> </w:t>
+            </w:r>
+            <w:proofErr w:type="spellStart"/>
+            <w:r>
+              <w:rPr>
+                <w:rFonts w:ascii="BRH Devanagari Extra" w:hAnsi="BRH Devanagari Extra" w:cs="BRH Devanagari Extra"/>
+                <w:color w:val="000000"/>
+                <w:sz w:val="40"/>
+                <w:szCs w:val="40"/>
+              </w:rPr>
+              <w:t>iuÉÉ</w:t>
+            </w:r>
+            <w:proofErr w:type="spellEnd"/>
+            <w:r>
+              <w:rPr>
+                <w:rFonts w:ascii="BRH Devanagari Extra" w:hAnsi="BRH Devanagari Extra" w:cs="BRH Devanagari Extra"/>
+                <w:color w:val="000000"/>
+                <w:sz w:val="40"/>
+                <w:szCs w:val="40"/>
+              </w:rPr>
+              <w:t xml:space="preserve"> ||</w:t>
             </w:r>
           </w:p>
         </w:tc>
@@ -4182,8 +4835,29 @@
                 <w:sz w:val="40"/>
                 <w:szCs w:val="40"/>
               </w:rPr>
-              <w:t xml:space="preserve">Wû iuÉÉÿ | </w:t>
-            </w:r>
+              <w:t xml:space="preserve">Wû </w:t>
+            </w:r>
+            <w:proofErr w:type="spellStart"/>
+            <w:r>
+              <w:rPr>
+                <w:rFonts w:ascii="BRH Devanagari Extra" w:hAnsi="BRH Devanagari Extra" w:cs="BRH Devanagari Extra"/>
+                <w:color w:val="000000"/>
+                <w:sz w:val="40"/>
+                <w:szCs w:val="40"/>
+              </w:rPr>
+              <w:t>iuÉÉÿ</w:t>
+            </w:r>
+            <w:proofErr w:type="spellEnd"/>
+            <w:r>
+              <w:rPr>
+                <w:rFonts w:ascii="BRH Devanagari Extra" w:hAnsi="BRH Devanagari Extra" w:cs="BRH Devanagari Extra"/>
+                <w:color w:val="000000"/>
+                <w:sz w:val="40"/>
+                <w:szCs w:val="40"/>
+              </w:rPr>
+              <w:t xml:space="preserve"> | </w:t>
+            </w:r>
+            <w:proofErr w:type="spellStart"/>
             <w:r>
               <w:rPr>
                 <w:rFonts w:ascii="BRH Devanagari Extra" w:hAnsi="BRH Devanagari Extra" w:cs="BRH Devanagari Extra"/>
@@ -4194,6 +4868,7 @@
               </w:rPr>
               <w:t>iuÉå</w:t>
             </w:r>
+            <w:proofErr w:type="spellEnd"/>
             <w:r>
               <w:rPr>
                 <w:rFonts w:ascii="BRH Malayalam Extra" w:hAnsi="BRH Malayalam Extra" w:cs="BRH Devanagari Extra"/>
@@ -4204,6 +4879,7 @@
               </w:rPr>
               <w:t>–</w:t>
             </w:r>
+            <w:proofErr w:type="spellStart"/>
             <w:r>
               <w:rPr>
                 <w:rFonts w:ascii="BRH Devanagari Extra" w:hAnsi="BRH Devanagari Extra" w:cs="BRH Devanagari Extra"/>
@@ -4221,7 +4897,37 @@
                 <w:sz w:val="40"/>
                 <w:szCs w:val="40"/>
               </w:rPr>
-              <w:t>iÉþ iuÉÉ ||</w:t>
+              <w:t>iÉþ</w:t>
+            </w:r>
+            <w:proofErr w:type="spellEnd"/>
+            <w:r>
+              <w:rPr>
+                <w:rFonts w:ascii="BRH Devanagari Extra" w:hAnsi="BRH Devanagari Extra" w:cs="BRH Devanagari Extra"/>
+                <w:color w:val="000000"/>
+                <w:sz w:val="40"/>
+                <w:szCs w:val="40"/>
+              </w:rPr>
+              <w:t xml:space="preserve"> </w:t>
+            </w:r>
+            <w:proofErr w:type="spellStart"/>
+            <w:r>
+              <w:rPr>
+                <w:rFonts w:ascii="BRH Devanagari Extra" w:hAnsi="BRH Devanagari Extra" w:cs="BRH Devanagari Extra"/>
+                <w:color w:val="000000"/>
+                <w:sz w:val="40"/>
+                <w:szCs w:val="40"/>
+              </w:rPr>
+              <w:t>iuÉÉ</w:t>
+            </w:r>
+            <w:proofErr w:type="spellEnd"/>
+            <w:r>
+              <w:rPr>
+                <w:rFonts w:ascii="BRH Devanagari Extra" w:hAnsi="BRH Devanagari Extra" w:cs="BRH Devanagari Extra"/>
+                <w:color w:val="000000"/>
+                <w:sz w:val="40"/>
+                <w:szCs w:val="40"/>
+              </w:rPr>
+              <w:t xml:space="preserve"> ||</w:t>
             </w:r>
           </w:p>
         </w:tc>
@@ -4268,8 +4974,29 @@
                 <w:sz w:val="40"/>
                 <w:szCs w:val="40"/>
               </w:rPr>
-              <w:t xml:space="preserve">Wû iuÉÉÿ | </w:t>
-            </w:r>
+              <w:t xml:space="preserve">Wû </w:t>
+            </w:r>
+            <w:proofErr w:type="spellStart"/>
+            <w:r>
+              <w:rPr>
+                <w:rFonts w:ascii="BRH Devanagari Extra" w:hAnsi="BRH Devanagari Extra" w:cs="BRH Devanagari Extra"/>
+                <w:color w:val="000000"/>
+                <w:sz w:val="40"/>
+                <w:szCs w:val="40"/>
+              </w:rPr>
+              <w:t>iuÉÉÿ</w:t>
+            </w:r>
+            <w:proofErr w:type="spellEnd"/>
+            <w:r>
+              <w:rPr>
+                <w:rFonts w:ascii="BRH Devanagari Extra" w:hAnsi="BRH Devanagari Extra" w:cs="BRH Devanagari Extra"/>
+                <w:color w:val="000000"/>
+                <w:sz w:val="40"/>
+                <w:szCs w:val="40"/>
+              </w:rPr>
+              <w:t xml:space="preserve"> | </w:t>
+            </w:r>
+            <w:proofErr w:type="spellStart"/>
             <w:r>
               <w:rPr>
                 <w:rFonts w:ascii="BRH Devanagari Extra" w:hAnsi="BRH Devanagari Extra" w:cs="BRH Devanagari Extra"/>
@@ -4287,7 +5014,37 @@
                 <w:sz w:val="40"/>
                 <w:szCs w:val="40"/>
               </w:rPr>
-              <w:t>åÌiÉþ iuÉÉ ||</w:t>
+              <w:t>åÌiÉþ</w:t>
+            </w:r>
+            <w:proofErr w:type="spellEnd"/>
+            <w:r>
+              <w:rPr>
+                <w:rFonts w:ascii="BRH Devanagari Extra" w:hAnsi="BRH Devanagari Extra" w:cs="BRH Devanagari Extra"/>
+                <w:color w:val="000000"/>
+                <w:sz w:val="40"/>
+                <w:szCs w:val="40"/>
+              </w:rPr>
+              <w:t xml:space="preserve"> </w:t>
+            </w:r>
+            <w:proofErr w:type="spellStart"/>
+            <w:r>
+              <w:rPr>
+                <w:rFonts w:ascii="BRH Devanagari Extra" w:hAnsi="BRH Devanagari Extra" w:cs="BRH Devanagari Extra"/>
+                <w:color w:val="000000"/>
+                <w:sz w:val="40"/>
+                <w:szCs w:val="40"/>
+              </w:rPr>
+              <w:t>iuÉÉ</w:t>
+            </w:r>
+            <w:proofErr w:type="spellEnd"/>
+            <w:r>
+              <w:rPr>
+                <w:rFonts w:ascii="BRH Devanagari Extra" w:hAnsi="BRH Devanagari Extra" w:cs="BRH Devanagari Extra"/>
+                <w:color w:val="000000"/>
+                <w:sz w:val="40"/>
+                <w:szCs w:val="40"/>
+              </w:rPr>
+              <w:t xml:space="preserve"> ||</w:t>
             </w:r>
           </w:p>
         </w:tc>
@@ -4445,8 +5202,29 @@
                 <w:sz w:val="40"/>
                 <w:szCs w:val="40"/>
               </w:rPr>
-              <w:t xml:space="preserve">Wû iuÉÉÿ | </w:t>
-            </w:r>
+              <w:t xml:space="preserve">Wû </w:t>
+            </w:r>
+            <w:proofErr w:type="spellStart"/>
+            <w:r>
+              <w:rPr>
+                <w:rFonts w:ascii="BRH Devanagari Extra" w:hAnsi="BRH Devanagari Extra" w:cs="BRH Devanagari Extra"/>
+                <w:color w:val="000000"/>
+                <w:sz w:val="40"/>
+                <w:szCs w:val="40"/>
+              </w:rPr>
+              <w:t>iuÉÉÿ</w:t>
+            </w:r>
+            <w:proofErr w:type="spellEnd"/>
+            <w:r>
+              <w:rPr>
+                <w:rFonts w:ascii="BRH Devanagari Extra" w:hAnsi="BRH Devanagari Extra" w:cs="BRH Devanagari Extra"/>
+                <w:color w:val="000000"/>
+                <w:sz w:val="40"/>
+                <w:szCs w:val="40"/>
+              </w:rPr>
+              <w:t xml:space="preserve"> | </w:t>
+            </w:r>
+            <w:proofErr w:type="spellStart"/>
             <w:r>
               <w:rPr>
                 <w:rFonts w:ascii="BRH Devanagari Extra" w:hAnsi="BRH Devanagari Extra" w:cs="BRH Devanagari Extra"/>
@@ -4457,6 +5235,7 @@
               </w:rPr>
               <w:t>iuÉå</w:t>
             </w:r>
+            <w:proofErr w:type="spellEnd"/>
             <w:r>
               <w:rPr>
                 <w:rFonts w:ascii="BRH Malayalam Extra" w:hAnsi="BRH Malayalam Extra" w:cs="BRH Devanagari Extra"/>
@@ -4467,6 +5246,7 @@
               </w:rPr>
               <w:t>–</w:t>
             </w:r>
+            <w:proofErr w:type="spellStart"/>
             <w:r>
               <w:rPr>
                 <w:rFonts w:ascii="BRH Devanagari Extra" w:hAnsi="BRH Devanagari Extra" w:cs="BRH Devanagari Extra"/>
@@ -4484,7 +5264,37 @@
                 <w:sz w:val="40"/>
                 <w:szCs w:val="40"/>
               </w:rPr>
-              <w:t>iÉþ iuÉÉ ||</w:t>
+              <w:t>iÉþ</w:t>
+            </w:r>
+            <w:proofErr w:type="spellEnd"/>
+            <w:r>
+              <w:rPr>
+                <w:rFonts w:ascii="BRH Devanagari Extra" w:hAnsi="BRH Devanagari Extra" w:cs="BRH Devanagari Extra"/>
+                <w:color w:val="000000"/>
+                <w:sz w:val="40"/>
+                <w:szCs w:val="40"/>
+              </w:rPr>
+              <w:t xml:space="preserve"> </w:t>
+            </w:r>
+            <w:proofErr w:type="spellStart"/>
+            <w:r>
+              <w:rPr>
+                <w:rFonts w:ascii="BRH Devanagari Extra" w:hAnsi="BRH Devanagari Extra" w:cs="BRH Devanagari Extra"/>
+                <w:color w:val="000000"/>
+                <w:sz w:val="40"/>
+                <w:szCs w:val="40"/>
+              </w:rPr>
+              <w:t>iuÉÉ</w:t>
+            </w:r>
+            <w:proofErr w:type="spellEnd"/>
+            <w:r>
+              <w:rPr>
+                <w:rFonts w:ascii="BRH Devanagari Extra" w:hAnsi="BRH Devanagari Extra" w:cs="BRH Devanagari Extra"/>
+                <w:color w:val="000000"/>
+                <w:sz w:val="40"/>
+                <w:szCs w:val="40"/>
+              </w:rPr>
+              <w:t xml:space="preserve"> ||</w:t>
             </w:r>
           </w:p>
         </w:tc>
@@ -4531,8 +5341,29 @@
                 <w:sz w:val="40"/>
                 <w:szCs w:val="40"/>
               </w:rPr>
-              <w:t xml:space="preserve">Wû iuÉÉÿ | </w:t>
-            </w:r>
+              <w:t xml:space="preserve">Wû </w:t>
+            </w:r>
+            <w:proofErr w:type="spellStart"/>
+            <w:r>
+              <w:rPr>
+                <w:rFonts w:ascii="BRH Devanagari Extra" w:hAnsi="BRH Devanagari Extra" w:cs="BRH Devanagari Extra"/>
+                <w:color w:val="000000"/>
+                <w:sz w:val="40"/>
+                <w:szCs w:val="40"/>
+              </w:rPr>
+              <w:t>iuÉÉÿ</w:t>
+            </w:r>
+            <w:proofErr w:type="spellEnd"/>
+            <w:r>
+              <w:rPr>
+                <w:rFonts w:ascii="BRH Devanagari Extra" w:hAnsi="BRH Devanagari Extra" w:cs="BRH Devanagari Extra"/>
+                <w:color w:val="000000"/>
+                <w:sz w:val="40"/>
+                <w:szCs w:val="40"/>
+              </w:rPr>
+              <w:t xml:space="preserve"> | </w:t>
+            </w:r>
+            <w:proofErr w:type="spellStart"/>
             <w:r>
               <w:rPr>
                 <w:rFonts w:ascii="BRH Devanagari Extra" w:hAnsi="BRH Devanagari Extra" w:cs="BRH Devanagari Extra"/>
@@ -4550,7 +5381,37 @@
                 <w:sz w:val="40"/>
                 <w:szCs w:val="40"/>
               </w:rPr>
-              <w:t>åÌiÉþ iuÉÉ ||</w:t>
+              <w:t>åÌiÉþ</w:t>
+            </w:r>
+            <w:proofErr w:type="spellEnd"/>
+            <w:r>
+              <w:rPr>
+                <w:rFonts w:ascii="BRH Devanagari Extra" w:hAnsi="BRH Devanagari Extra" w:cs="BRH Devanagari Extra"/>
+                <w:color w:val="000000"/>
+                <w:sz w:val="40"/>
+                <w:szCs w:val="40"/>
+              </w:rPr>
+              <w:t xml:space="preserve"> </w:t>
+            </w:r>
+            <w:proofErr w:type="spellStart"/>
+            <w:r>
+              <w:rPr>
+                <w:rFonts w:ascii="BRH Devanagari Extra" w:hAnsi="BRH Devanagari Extra" w:cs="BRH Devanagari Extra"/>
+                <w:color w:val="000000"/>
+                <w:sz w:val="40"/>
+                <w:szCs w:val="40"/>
+              </w:rPr>
+              <w:t>iuÉÉ</w:t>
+            </w:r>
+            <w:proofErr w:type="spellEnd"/>
+            <w:r>
+              <w:rPr>
+                <w:rFonts w:ascii="BRH Devanagari Extra" w:hAnsi="BRH Devanagari Extra" w:cs="BRH Devanagari Extra"/>
+                <w:color w:val="000000"/>
+                <w:sz w:val="40"/>
+                <w:szCs w:val="40"/>
+              </w:rPr>
+              <w:t xml:space="preserve"> ||</w:t>
             </w:r>
           </w:p>
         </w:tc>
@@ -4682,6 +5543,7 @@
                 <w:szCs w:val="40"/>
               </w:rPr>
             </w:pPr>
+            <w:proofErr w:type="spellStart"/>
             <w:r>
               <w:rPr>
                 <w:rFonts w:ascii="BRH Devanagari Extra" w:hAnsi="BRH Devanagari Extra" w:cs="BRH Devanagari Extra"/>
@@ -4710,33 +5572,46 @@
               </w:rPr>
               <w:t>Ï</w:t>
             </w:r>
-            <w:r>
-              <w:rPr>
-                <w:rFonts w:ascii="BRH Malayalam Extra" w:hAnsi="BRH Malayalam Extra" w:cs="BRH Devanagari Extra"/>
-                <w:color w:val="000000"/>
-                <w:sz w:val="30"/>
-                <w:szCs w:val="40"/>
-              </w:rPr>
-              <w:t>–</w:t>
-            </w:r>
-            <w:r>
-              <w:rPr>
-                <w:rFonts w:ascii="BRH Devanagari Extra" w:hAnsi="BRH Devanagari Extra" w:cs="BRH Devanagari Extra"/>
-                <w:color w:val="000000"/>
-                <w:sz w:val="40"/>
-                <w:szCs w:val="40"/>
-              </w:rPr>
-              <w:t>ÌuÉÈ | A</w:t>
-            </w:r>
-            <w:r>
-              <w:rPr>
-                <w:rFonts w:ascii="BRH Malayalam Extra" w:hAnsi="BRH Malayalam Extra" w:cs="BRH Devanagari Extra"/>
-                <w:color w:val="000000"/>
-                <w:sz w:val="30"/>
-                <w:szCs w:val="40"/>
-              </w:rPr>
-              <w:t>–</w:t>
-            </w:r>
+            <w:proofErr w:type="spellEnd"/>
+            <w:r>
+              <w:rPr>
+                <w:rFonts w:ascii="BRH Malayalam Extra" w:hAnsi="BRH Malayalam Extra" w:cs="BRH Devanagari Extra"/>
+                <w:color w:val="000000"/>
+                <w:sz w:val="30"/>
+                <w:szCs w:val="40"/>
+              </w:rPr>
+              <w:t>–</w:t>
+            </w:r>
+            <w:proofErr w:type="spellStart"/>
+            <w:r>
+              <w:rPr>
+                <w:rFonts w:ascii="BRH Devanagari Extra" w:hAnsi="BRH Devanagari Extra" w:cs="BRH Devanagari Extra"/>
+                <w:color w:val="000000"/>
+                <w:sz w:val="40"/>
+                <w:szCs w:val="40"/>
+              </w:rPr>
+              <w:t>ÌuÉÈ</w:t>
+            </w:r>
+            <w:proofErr w:type="spellEnd"/>
+            <w:r>
+              <w:rPr>
+                <w:rFonts w:ascii="BRH Devanagari Extra" w:hAnsi="BRH Devanagari Extra" w:cs="BRH Devanagari Extra"/>
+                <w:color w:val="000000"/>
+                <w:sz w:val="40"/>
+                <w:szCs w:val="40"/>
+              </w:rPr>
+              <w:t xml:space="preserve"> | A</w:t>
+            </w:r>
+            <w:r>
+              <w:rPr>
+                <w:rFonts w:ascii="BRH Malayalam Extra" w:hAnsi="BRH Malayalam Extra" w:cs="BRH Devanagari Extra"/>
+                <w:color w:val="000000"/>
+                <w:sz w:val="30"/>
+                <w:szCs w:val="40"/>
+              </w:rPr>
+              <w:t>–</w:t>
+            </w:r>
+            <w:proofErr w:type="spellStart"/>
             <w:r>
               <w:rPr>
                 <w:rFonts w:ascii="BRH Devanagari Extra" w:hAnsi="BRH Devanagari Extra" w:cs="BRH Devanagari Extra"/>
@@ -4747,23 +5622,55 @@
               </w:rPr>
               <w:t>x§ÉÏ</w:t>
             </w:r>
-            <w:r>
-              <w:rPr>
-                <w:rFonts w:ascii="BRH Malayalam Extra" w:hAnsi="BRH Malayalam Extra" w:cs="BRH Devanagari Extra"/>
-                <w:color w:val="000000"/>
-                <w:sz w:val="30"/>
-                <w:szCs w:val="40"/>
-              </w:rPr>
-              <w:t>–</w:t>
-            </w:r>
-            <w:r>
-              <w:rPr>
-                <w:rFonts w:ascii="BRH Devanagari Extra" w:hAnsi="BRH Devanagari Extra" w:cs="BRH Devanagari Extra"/>
-                <w:color w:val="000000"/>
-                <w:sz w:val="40"/>
-                <w:szCs w:val="40"/>
-              </w:rPr>
-              <w:t>ÌuÉ zNûlSþÈ |</w:t>
+            <w:proofErr w:type="spellEnd"/>
+            <w:r>
+              <w:rPr>
+                <w:rFonts w:ascii="BRH Malayalam Extra" w:hAnsi="BRH Malayalam Extra" w:cs="BRH Devanagari Extra"/>
+                <w:color w:val="000000"/>
+                <w:sz w:val="30"/>
+                <w:szCs w:val="40"/>
+              </w:rPr>
+              <w:t>–</w:t>
+            </w:r>
+            <w:proofErr w:type="spellStart"/>
+            <w:r>
+              <w:rPr>
+                <w:rFonts w:ascii="BRH Devanagari Extra" w:hAnsi="BRH Devanagari Extra" w:cs="BRH Devanagari Extra"/>
+                <w:color w:val="000000"/>
+                <w:sz w:val="40"/>
+                <w:szCs w:val="40"/>
+              </w:rPr>
+              <w:t>ÌuÉ</w:t>
+            </w:r>
+            <w:proofErr w:type="spellEnd"/>
+            <w:r>
+              <w:rPr>
+                <w:rFonts w:ascii="BRH Devanagari Extra" w:hAnsi="BRH Devanagari Extra" w:cs="BRH Devanagari Extra"/>
+                <w:color w:val="000000"/>
+                <w:sz w:val="40"/>
+                <w:szCs w:val="40"/>
+              </w:rPr>
+              <w:t xml:space="preserve"> </w:t>
+            </w:r>
+            <w:proofErr w:type="spellStart"/>
+            <w:r>
+              <w:rPr>
+                <w:rFonts w:ascii="BRH Devanagari Extra" w:hAnsi="BRH Devanagari Extra" w:cs="BRH Devanagari Extra"/>
+                <w:color w:val="000000"/>
+                <w:sz w:val="40"/>
+                <w:szCs w:val="40"/>
+              </w:rPr>
+              <w:t>zNûlSþÈ</w:t>
+            </w:r>
+            <w:proofErr w:type="spellEnd"/>
+            <w:r>
+              <w:rPr>
+                <w:rFonts w:ascii="BRH Devanagari Extra" w:hAnsi="BRH Devanagari Extra" w:cs="BRH Devanagari Extra"/>
+                <w:color w:val="000000"/>
+                <w:sz w:val="40"/>
+                <w:szCs w:val="40"/>
+              </w:rPr>
+              <w:t xml:space="preserve"> |</w:t>
             </w:r>
           </w:p>
         </w:tc>
@@ -4781,6 +5688,7 @@
                 <w:szCs w:val="40"/>
               </w:rPr>
             </w:pPr>
+            <w:proofErr w:type="spellStart"/>
             <w:r>
               <w:rPr>
                 <w:rFonts w:ascii="BRH Devanagari Extra" w:hAnsi="BRH Devanagari Extra" w:cs="BRH Devanagari Extra"/>
@@ -4809,33 +5717,46 @@
               </w:rPr>
               <w:t>Ï</w:t>
             </w:r>
-            <w:r>
-              <w:rPr>
-                <w:rFonts w:ascii="BRH Malayalam Extra" w:hAnsi="BRH Malayalam Extra" w:cs="BRH Devanagari Extra"/>
-                <w:color w:val="000000"/>
-                <w:sz w:val="30"/>
-                <w:szCs w:val="40"/>
-              </w:rPr>
-              <w:t>–</w:t>
-            </w:r>
-            <w:r>
-              <w:rPr>
-                <w:rFonts w:ascii="BRH Devanagari Extra" w:hAnsi="BRH Devanagari Extra" w:cs="BRH Devanagari Extra"/>
-                <w:color w:val="000000"/>
-                <w:sz w:val="40"/>
-                <w:szCs w:val="40"/>
-              </w:rPr>
-              <w:t>ÌuÉÈ | A</w:t>
-            </w:r>
-            <w:r>
-              <w:rPr>
-                <w:rFonts w:ascii="BRH Malayalam Extra" w:hAnsi="BRH Malayalam Extra" w:cs="BRH Devanagari Extra"/>
-                <w:color w:val="000000"/>
-                <w:sz w:val="30"/>
-                <w:szCs w:val="40"/>
-              </w:rPr>
-              <w:t>–</w:t>
-            </w:r>
+            <w:proofErr w:type="spellEnd"/>
+            <w:r>
+              <w:rPr>
+                <w:rFonts w:ascii="BRH Malayalam Extra" w:hAnsi="BRH Malayalam Extra" w:cs="BRH Devanagari Extra"/>
+                <w:color w:val="000000"/>
+                <w:sz w:val="30"/>
+                <w:szCs w:val="40"/>
+              </w:rPr>
+              <w:t>–</w:t>
+            </w:r>
+            <w:proofErr w:type="spellStart"/>
+            <w:r>
+              <w:rPr>
+                <w:rFonts w:ascii="BRH Devanagari Extra" w:hAnsi="BRH Devanagari Extra" w:cs="BRH Devanagari Extra"/>
+                <w:color w:val="000000"/>
+                <w:sz w:val="40"/>
+                <w:szCs w:val="40"/>
+              </w:rPr>
+              <w:t>ÌuÉÈ</w:t>
+            </w:r>
+            <w:proofErr w:type="spellEnd"/>
+            <w:r>
+              <w:rPr>
+                <w:rFonts w:ascii="BRH Devanagari Extra" w:hAnsi="BRH Devanagari Extra" w:cs="BRH Devanagari Extra"/>
+                <w:color w:val="000000"/>
+                <w:sz w:val="40"/>
+                <w:szCs w:val="40"/>
+              </w:rPr>
+              <w:t xml:space="preserve"> | A</w:t>
+            </w:r>
+            <w:r>
+              <w:rPr>
+                <w:rFonts w:ascii="BRH Malayalam Extra" w:hAnsi="BRH Malayalam Extra" w:cs="BRH Devanagari Extra"/>
+                <w:color w:val="000000"/>
+                <w:sz w:val="30"/>
+                <w:szCs w:val="40"/>
+              </w:rPr>
+              <w:t>–</w:t>
+            </w:r>
+            <w:proofErr w:type="spellStart"/>
             <w:r>
               <w:rPr>
                 <w:rFonts w:ascii="BRH Devanagari Extra" w:hAnsi="BRH Devanagari Extra" w:cs="BRH Devanagari Extra"/>
@@ -4855,6 +5776,7 @@
               </w:rPr>
               <w:t>Ï</w:t>
             </w:r>
+            <w:proofErr w:type="spellEnd"/>
             <w:r>
               <w:rPr>
                 <w:rFonts w:ascii="BRH Malayalam Extra" w:hAnsi="BRH Malayalam Extra" w:cs="BRH Devanagari Extra"/>
@@ -4865,14 +5787,45 @@
               </w:rPr>
               <w:t>–</w:t>
             </w:r>
-            <w:r>
-              <w:rPr>
-                <w:rFonts w:ascii="BRH Devanagari Extra" w:hAnsi="BRH Devanagari Extra" w:cs="BRH Devanagari Extra"/>
-                <w:color w:val="000000"/>
-                <w:sz w:val="40"/>
-                <w:szCs w:val="40"/>
-              </w:rPr>
-              <w:t>ÌuÉ zNûlSþÈ |</w:t>
+            <w:proofErr w:type="spellStart"/>
+            <w:r>
+              <w:rPr>
+                <w:rFonts w:ascii="BRH Devanagari Extra" w:hAnsi="BRH Devanagari Extra" w:cs="BRH Devanagari Extra"/>
+                <w:color w:val="000000"/>
+                <w:sz w:val="40"/>
+                <w:szCs w:val="40"/>
+              </w:rPr>
+              <w:t>ÌuÉ</w:t>
+            </w:r>
+            <w:proofErr w:type="spellEnd"/>
+            <w:r>
+              <w:rPr>
+                <w:rFonts w:ascii="BRH Devanagari Extra" w:hAnsi="BRH Devanagari Extra" w:cs="BRH Devanagari Extra"/>
+                <w:color w:val="000000"/>
+                <w:sz w:val="40"/>
+                <w:szCs w:val="40"/>
+              </w:rPr>
+              <w:t xml:space="preserve"> </w:t>
+            </w:r>
+            <w:proofErr w:type="spellStart"/>
+            <w:r>
+              <w:rPr>
+                <w:rFonts w:ascii="BRH Devanagari Extra" w:hAnsi="BRH Devanagari Extra" w:cs="BRH Devanagari Extra"/>
+                <w:color w:val="000000"/>
+                <w:sz w:val="40"/>
+                <w:szCs w:val="40"/>
+              </w:rPr>
+              <w:t>zNûlSþÈ</w:t>
+            </w:r>
+            <w:proofErr w:type="spellEnd"/>
+            <w:r>
+              <w:rPr>
+                <w:rFonts w:ascii="BRH Devanagari Extra" w:hAnsi="BRH Devanagari Extra" w:cs="BRH Devanagari Extra"/>
+                <w:color w:val="000000"/>
+                <w:sz w:val="40"/>
+                <w:szCs w:val="40"/>
+              </w:rPr>
+              <w:t xml:space="preserve"> |</w:t>
             </w:r>
           </w:p>
         </w:tc>
@@ -5005,6 +5958,7 @@
                 <w:szCs w:val="40"/>
               </w:rPr>
             </w:pPr>
+            <w:proofErr w:type="spellStart"/>
             <w:r>
               <w:rPr>
                 <w:rFonts w:ascii="BRH Devanagari Extra" w:hAnsi="BRH Devanagari Extra" w:cs="BRH Devanagari Extra"/>
@@ -5014,6 +5968,7 @@
               </w:rPr>
               <w:t>ÌuÉ</w:t>
             </w:r>
+            <w:proofErr w:type="spellEnd"/>
             <w:r>
               <w:rPr>
                 <w:rFonts w:ascii="BRH Malayalam Extra" w:hAnsi="BRH Malayalam Extra" w:cs="BRH Devanagari Extra"/>
@@ -5041,32 +5996,94 @@
               </w:rPr>
               <w:t>–</w:t>
             </w:r>
-            <w:r>
-              <w:rPr>
-                <w:rFonts w:ascii="BRH Devanagari Extra" w:hAnsi="BRH Devanagari Extra" w:cs="BRH Devanagari Extra"/>
-                <w:color w:val="000000"/>
-                <w:sz w:val="40"/>
-                <w:szCs w:val="40"/>
-              </w:rPr>
-              <w:t>iÉï CÌiÉþ ÌuÉ - uÉ</w:t>
-            </w:r>
-            <w:r>
-              <w:rPr>
-                <w:rFonts w:ascii="BRH Malayalam Extra" w:hAnsi="BRH Malayalam Extra" w:cs="BRH Devanagari Extra"/>
-                <w:color w:val="000000"/>
-                <w:sz w:val="30"/>
-                <w:szCs w:val="40"/>
-              </w:rPr>
-              <w:t>–</w:t>
-            </w:r>
-            <w:r>
-              <w:rPr>
-                <w:rFonts w:ascii="BRH Devanagari Extra" w:hAnsi="BRH Devanagari Extra" w:cs="BRH Devanagari Extra"/>
-                <w:color w:val="000000"/>
-                <w:sz w:val="40"/>
-                <w:szCs w:val="40"/>
-              </w:rPr>
-              <w:t xml:space="preserve">iÉïÈ | </w:t>
+            <w:proofErr w:type="spellStart"/>
+            <w:r>
+              <w:rPr>
+                <w:rFonts w:ascii="BRH Devanagari Extra" w:hAnsi="BRH Devanagari Extra" w:cs="BRH Devanagari Extra"/>
+                <w:color w:val="000000"/>
+                <w:sz w:val="40"/>
+                <w:szCs w:val="40"/>
+              </w:rPr>
+              <w:t>iÉï</w:t>
+            </w:r>
+            <w:proofErr w:type="spellEnd"/>
+            <w:r>
+              <w:rPr>
+                <w:rFonts w:ascii="BRH Devanagari Extra" w:hAnsi="BRH Devanagari Extra" w:cs="BRH Devanagari Extra"/>
+                <w:color w:val="000000"/>
+                <w:sz w:val="40"/>
+                <w:szCs w:val="40"/>
+              </w:rPr>
+              <w:t xml:space="preserve"> </w:t>
+            </w:r>
+            <w:proofErr w:type="spellStart"/>
+            <w:r>
+              <w:rPr>
+                <w:rFonts w:ascii="BRH Devanagari Extra" w:hAnsi="BRH Devanagari Extra" w:cs="BRH Devanagari Extra"/>
+                <w:color w:val="000000"/>
+                <w:sz w:val="40"/>
+                <w:szCs w:val="40"/>
+              </w:rPr>
+              <w:t>CÌiÉþ</w:t>
+            </w:r>
+            <w:proofErr w:type="spellEnd"/>
+            <w:r>
+              <w:rPr>
+                <w:rFonts w:ascii="BRH Devanagari Extra" w:hAnsi="BRH Devanagari Extra" w:cs="BRH Devanagari Extra"/>
+                <w:color w:val="000000"/>
+                <w:sz w:val="40"/>
+                <w:szCs w:val="40"/>
+              </w:rPr>
+              <w:t xml:space="preserve"> </w:t>
+            </w:r>
+            <w:proofErr w:type="spellStart"/>
+            <w:r>
+              <w:rPr>
+                <w:rFonts w:ascii="BRH Devanagari Extra" w:hAnsi="BRH Devanagari Extra" w:cs="BRH Devanagari Extra"/>
+                <w:color w:val="000000"/>
+                <w:sz w:val="40"/>
+                <w:szCs w:val="40"/>
+              </w:rPr>
+              <w:t>ÌuÉ</w:t>
+            </w:r>
+            <w:proofErr w:type="spellEnd"/>
+            <w:r>
+              <w:rPr>
+                <w:rFonts w:ascii="BRH Devanagari Extra" w:hAnsi="BRH Devanagari Extra" w:cs="BRH Devanagari Extra"/>
+                <w:color w:val="000000"/>
+                <w:sz w:val="40"/>
+                <w:szCs w:val="40"/>
+              </w:rPr>
+              <w:t xml:space="preserve"> - uÉ</w:t>
+            </w:r>
+            <w:r>
+              <w:rPr>
+                <w:rFonts w:ascii="BRH Malayalam Extra" w:hAnsi="BRH Malayalam Extra" w:cs="BRH Devanagari Extra"/>
+                <w:color w:val="000000"/>
+                <w:sz w:val="30"/>
+                <w:szCs w:val="40"/>
+              </w:rPr>
+              <w:t>–</w:t>
+            </w:r>
+            <w:proofErr w:type="spellStart"/>
+            <w:r>
+              <w:rPr>
+                <w:rFonts w:ascii="BRH Devanagari Extra" w:hAnsi="BRH Devanagari Extra" w:cs="BRH Devanagari Extra"/>
+                <w:color w:val="000000"/>
+                <w:sz w:val="40"/>
+                <w:szCs w:val="40"/>
+              </w:rPr>
+              <w:t>iÉïÈ</w:t>
+            </w:r>
+            <w:proofErr w:type="spellEnd"/>
+            <w:r>
+              <w:rPr>
+                <w:rFonts w:ascii="BRH Devanagari Extra" w:hAnsi="BRH Devanagari Extra" w:cs="BRH Devanagari Extra"/>
+                <w:color w:val="000000"/>
+                <w:sz w:val="40"/>
+                <w:szCs w:val="40"/>
+              </w:rPr>
+              <w:t xml:space="preserve"> | </w:t>
             </w:r>
           </w:p>
           <w:p>
@@ -5138,6 +6155,7 @@
               </w:rPr>
               <w:t>–</w:t>
             </w:r>
+            <w:proofErr w:type="spellStart"/>
             <w:r>
               <w:rPr>
                 <w:rFonts w:ascii="BRH Devanagari Extra" w:hAnsi="BRH Devanagari Extra" w:cs="BRH Devanagari Extra"/>
@@ -5147,6 +6165,7 @@
               </w:rPr>
               <w:t>iuÉÉ</w:t>
             </w:r>
+            <w:proofErr w:type="spellEnd"/>
             <w:r>
               <w:rPr>
                 <w:rFonts w:ascii="BRH Malayalam Extra" w:hAnsi="BRH Malayalam Extra" w:cs="BRH Devanagari Extra"/>
@@ -5192,6 +6211,7 @@
               </w:rPr>
               <w:t>–</w:t>
             </w:r>
+            <w:proofErr w:type="spellStart"/>
             <w:r>
               <w:rPr>
                 <w:rFonts w:ascii="BRH Devanagari Extra" w:hAnsi="BRH Devanagari Extra" w:cs="BRH Devanagari Extra"/>
@@ -5202,6 +6222,7 @@
               </w:rPr>
               <w:t>zÉÉåÈ</w:t>
             </w:r>
+            <w:proofErr w:type="spellEnd"/>
             <w:r>
               <w:rPr>
                 <w:rFonts w:ascii="BRH Devanagari Extra" w:hAnsi="BRH Devanagari Extra" w:cs="BRH Devanagari Extra"/>
@@ -5227,7 +6248,27 @@
                 <w:sz w:val="40"/>
                 <w:szCs w:val="40"/>
               </w:rPr>
-              <w:t>§ÉïÈ |</w:t>
+              <w:t>§</w:t>
+            </w:r>
+            <w:proofErr w:type="spellStart"/>
+            <w:r>
+              <w:rPr>
+                <w:rFonts w:ascii="BRH Devanagari Extra" w:hAnsi="BRH Devanagari Extra" w:cs="BRH Devanagari Extra"/>
+                <w:color w:val="000000"/>
+                <w:sz w:val="40"/>
+                <w:szCs w:val="40"/>
+              </w:rPr>
+              <w:t>ÉïÈ</w:t>
+            </w:r>
+            <w:proofErr w:type="spellEnd"/>
+            <w:r>
+              <w:rPr>
+                <w:rFonts w:ascii="BRH Devanagari Extra" w:hAnsi="BRH Devanagari Extra" w:cs="BRH Devanagari Extra"/>
+                <w:color w:val="000000"/>
+                <w:sz w:val="40"/>
+                <w:szCs w:val="40"/>
+              </w:rPr>
+              <w:t xml:space="preserve"> |</w:t>
             </w:r>
           </w:p>
         </w:tc>
@@ -5245,6 +6286,7 @@
                 <w:szCs w:val="40"/>
               </w:rPr>
             </w:pPr>
+            <w:proofErr w:type="spellStart"/>
             <w:r>
               <w:rPr>
                 <w:rFonts w:ascii="BRH Devanagari Extra" w:hAnsi="BRH Devanagari Extra" w:cs="BRH Devanagari Extra"/>
@@ -5254,6 +6296,7 @@
               </w:rPr>
               <w:t>ÌuÉ</w:t>
             </w:r>
+            <w:proofErr w:type="spellEnd"/>
             <w:r>
               <w:rPr>
                 <w:rFonts w:ascii="BRH Malayalam Extra" w:hAnsi="BRH Malayalam Extra" w:cs="BRH Devanagari Extra"/>
@@ -5281,32 +6324,94 @@
               </w:rPr>
               <w:t>–</w:t>
             </w:r>
-            <w:r>
-              <w:rPr>
-                <w:rFonts w:ascii="BRH Devanagari Extra" w:hAnsi="BRH Devanagari Extra" w:cs="BRH Devanagari Extra"/>
-                <w:color w:val="000000"/>
-                <w:sz w:val="40"/>
-                <w:szCs w:val="40"/>
-              </w:rPr>
-              <w:t>iÉï CÌiÉþ ÌuÉ - uÉ</w:t>
-            </w:r>
-            <w:r>
-              <w:rPr>
-                <w:rFonts w:ascii="BRH Malayalam Extra" w:hAnsi="BRH Malayalam Extra" w:cs="BRH Devanagari Extra"/>
-                <w:color w:val="000000"/>
-                <w:sz w:val="30"/>
-                <w:szCs w:val="40"/>
-              </w:rPr>
-              <w:t>–</w:t>
-            </w:r>
-            <w:r>
-              <w:rPr>
-                <w:rFonts w:ascii="BRH Devanagari Extra" w:hAnsi="BRH Devanagari Extra" w:cs="BRH Devanagari Extra"/>
-                <w:color w:val="000000"/>
-                <w:sz w:val="40"/>
-                <w:szCs w:val="40"/>
-              </w:rPr>
-              <w:t xml:space="preserve">iÉïÈ | </w:t>
+            <w:proofErr w:type="spellStart"/>
+            <w:r>
+              <w:rPr>
+                <w:rFonts w:ascii="BRH Devanagari Extra" w:hAnsi="BRH Devanagari Extra" w:cs="BRH Devanagari Extra"/>
+                <w:color w:val="000000"/>
+                <w:sz w:val="40"/>
+                <w:szCs w:val="40"/>
+              </w:rPr>
+              <w:t>iÉï</w:t>
+            </w:r>
+            <w:proofErr w:type="spellEnd"/>
+            <w:r>
+              <w:rPr>
+                <w:rFonts w:ascii="BRH Devanagari Extra" w:hAnsi="BRH Devanagari Extra" w:cs="BRH Devanagari Extra"/>
+                <w:color w:val="000000"/>
+                <w:sz w:val="40"/>
+                <w:szCs w:val="40"/>
+              </w:rPr>
+              <w:t xml:space="preserve"> </w:t>
+            </w:r>
+            <w:proofErr w:type="spellStart"/>
+            <w:r>
+              <w:rPr>
+                <w:rFonts w:ascii="BRH Devanagari Extra" w:hAnsi="BRH Devanagari Extra" w:cs="BRH Devanagari Extra"/>
+                <w:color w:val="000000"/>
+                <w:sz w:val="40"/>
+                <w:szCs w:val="40"/>
+              </w:rPr>
+              <w:t>CÌiÉþ</w:t>
+            </w:r>
+            <w:proofErr w:type="spellEnd"/>
+            <w:r>
+              <w:rPr>
+                <w:rFonts w:ascii="BRH Devanagari Extra" w:hAnsi="BRH Devanagari Extra" w:cs="BRH Devanagari Extra"/>
+                <w:color w:val="000000"/>
+                <w:sz w:val="40"/>
+                <w:szCs w:val="40"/>
+              </w:rPr>
+              <w:t xml:space="preserve"> </w:t>
+            </w:r>
+            <w:proofErr w:type="spellStart"/>
+            <w:r>
+              <w:rPr>
+                <w:rFonts w:ascii="BRH Devanagari Extra" w:hAnsi="BRH Devanagari Extra" w:cs="BRH Devanagari Extra"/>
+                <w:color w:val="000000"/>
+                <w:sz w:val="40"/>
+                <w:szCs w:val="40"/>
+              </w:rPr>
+              <w:t>ÌuÉ</w:t>
+            </w:r>
+            <w:proofErr w:type="spellEnd"/>
+            <w:r>
+              <w:rPr>
+                <w:rFonts w:ascii="BRH Devanagari Extra" w:hAnsi="BRH Devanagari Extra" w:cs="BRH Devanagari Extra"/>
+                <w:color w:val="000000"/>
+                <w:sz w:val="40"/>
+                <w:szCs w:val="40"/>
+              </w:rPr>
+              <w:t xml:space="preserve"> - uÉ</w:t>
+            </w:r>
+            <w:r>
+              <w:rPr>
+                <w:rFonts w:ascii="BRH Malayalam Extra" w:hAnsi="BRH Malayalam Extra" w:cs="BRH Devanagari Extra"/>
+                <w:color w:val="000000"/>
+                <w:sz w:val="30"/>
+                <w:szCs w:val="40"/>
+              </w:rPr>
+              <w:t>–</w:t>
+            </w:r>
+            <w:proofErr w:type="spellStart"/>
+            <w:r>
+              <w:rPr>
+                <w:rFonts w:ascii="BRH Devanagari Extra" w:hAnsi="BRH Devanagari Extra" w:cs="BRH Devanagari Extra"/>
+                <w:color w:val="000000"/>
+                <w:sz w:val="40"/>
+                <w:szCs w:val="40"/>
+              </w:rPr>
+              <w:t>iÉïÈ</w:t>
+            </w:r>
+            <w:proofErr w:type="spellEnd"/>
+            <w:r>
+              <w:rPr>
+                <w:rFonts w:ascii="BRH Devanagari Extra" w:hAnsi="BRH Devanagari Extra" w:cs="BRH Devanagari Extra"/>
+                <w:color w:val="000000"/>
+                <w:sz w:val="40"/>
+                <w:szCs w:val="40"/>
+              </w:rPr>
+              <w:t xml:space="preserve"> | </w:t>
             </w:r>
           </w:p>
           <w:p>
@@ -5374,6 +6479,7 @@
               </w:rPr>
               <w:t>–</w:t>
             </w:r>
+            <w:proofErr w:type="spellStart"/>
             <w:r>
               <w:rPr>
                 <w:rFonts w:ascii="BRH Devanagari Extra" w:hAnsi="BRH Devanagari Extra" w:cs="BRH Devanagari Extra"/>
@@ -5383,6 +6489,7 @@
               </w:rPr>
               <w:t>iuÉÉ</w:t>
             </w:r>
+            <w:proofErr w:type="spellEnd"/>
             <w:r>
               <w:rPr>
                 <w:rFonts w:ascii="BRH Malayalam Extra" w:hAnsi="BRH Malayalam Extra" w:cs="BRH Devanagari Extra"/>
@@ -5428,6 +6535,7 @@
               </w:rPr>
               <w:t>–</w:t>
             </w:r>
+            <w:proofErr w:type="spellStart"/>
             <w:r>
               <w:rPr>
                 <w:rFonts w:ascii="BRH Devanagari Extra" w:hAnsi="BRH Devanagari Extra" w:cs="BRH Devanagari Extra"/>
@@ -5445,25 +6553,55 @@
                 <w:sz w:val="40"/>
                 <w:szCs w:val="40"/>
               </w:rPr>
-              <w:t>å kÉ</w:t>
-            </w:r>
-            <w:r>
-              <w:rPr>
-                <w:rFonts w:ascii="BRH Malayalam Extra" w:hAnsi="BRH Malayalam Extra" w:cs="BRH Devanagari Extra"/>
-                <w:color w:val="000000"/>
-                <w:sz w:val="30"/>
-                <w:szCs w:val="40"/>
-              </w:rPr>
-              <w:t>–</w:t>
-            </w:r>
-            <w:r>
-              <w:rPr>
-                <w:rFonts w:ascii="BRH Devanagari Extra" w:hAnsi="BRH Devanagari Extra" w:cs="BRH Devanagari Extra"/>
-                <w:color w:val="000000"/>
-                <w:sz w:val="40"/>
-                <w:szCs w:val="40"/>
-              </w:rPr>
-              <w:t>§ÉïÈ |</w:t>
+              <w:t>å</w:t>
+            </w:r>
+            <w:proofErr w:type="spellEnd"/>
+            <w:r>
+              <w:rPr>
+                <w:rFonts w:ascii="BRH Devanagari Extra" w:hAnsi="BRH Devanagari Extra" w:cs="BRH Devanagari Extra"/>
+                <w:color w:val="000000"/>
+                <w:sz w:val="40"/>
+                <w:szCs w:val="40"/>
+              </w:rPr>
+              <w:t xml:space="preserve"> kÉ</w:t>
+            </w:r>
+            <w:r>
+              <w:rPr>
+                <w:rFonts w:ascii="BRH Malayalam Extra" w:hAnsi="BRH Malayalam Extra" w:cs="BRH Devanagari Extra"/>
+                <w:color w:val="000000"/>
+                <w:sz w:val="30"/>
+                <w:szCs w:val="40"/>
+              </w:rPr>
+              <w:t>–</w:t>
+            </w:r>
+            <w:r>
+              <w:rPr>
+                <w:rFonts w:ascii="BRH Devanagari Extra" w:hAnsi="BRH Devanagari Extra" w:cs="BRH Devanagari Extra"/>
+                <w:color w:val="000000"/>
+                <w:sz w:val="40"/>
+                <w:szCs w:val="40"/>
+              </w:rPr>
+              <w:t>§</w:t>
+            </w:r>
+            <w:proofErr w:type="spellStart"/>
+            <w:r>
+              <w:rPr>
+                <w:rFonts w:ascii="BRH Devanagari Extra" w:hAnsi="BRH Devanagari Extra" w:cs="BRH Devanagari Extra"/>
+                <w:color w:val="000000"/>
+                <w:sz w:val="40"/>
+                <w:szCs w:val="40"/>
+              </w:rPr>
+              <w:t>ÉïÈ</w:t>
+            </w:r>
+            <w:proofErr w:type="spellEnd"/>
+            <w:r>
+              <w:rPr>
+                <w:rFonts w:ascii="BRH Devanagari Extra" w:hAnsi="BRH Devanagari Extra" w:cs="BRH Devanagari Extra"/>
+                <w:color w:val="000000"/>
+                <w:sz w:val="40"/>
+                <w:szCs w:val="40"/>
+              </w:rPr>
+              <w:t xml:space="preserve"> |</w:t>
             </w:r>
           </w:p>
         </w:tc>
@@ -5501,6 +6639,7 @@
                 <w:sz w:val="28"/>
                 <w:szCs w:val="32"/>
               </w:rPr>
+              <w:lastRenderedPageBreak/>
               <w:t>T.S.4.3.</w:t>
             </w:r>
             <w:r>
@@ -5632,50 +6771,94 @@
                 <w:szCs w:val="40"/>
               </w:rPr>
             </w:pPr>
-            <w:r>
-              <w:rPr>
-                <w:rFonts w:ascii="BRH Devanagari Extra" w:hAnsi="BRH Devanagari Extra" w:cs="BRH Devanagari Extra"/>
-                <w:color w:val="000000"/>
-                <w:sz w:val="40"/>
-                <w:szCs w:val="40"/>
-              </w:rPr>
-              <w:t>YsÉ×</w:t>
-            </w:r>
-            <w:r>
-              <w:rPr>
-                <w:rFonts w:ascii="BRH Malayalam Extra" w:hAnsi="BRH Malayalam Extra" w:cs="BRH Devanagari Extra"/>
-                <w:color w:val="000000"/>
-                <w:sz w:val="30"/>
-                <w:szCs w:val="40"/>
-              </w:rPr>
-              <w:t>–</w:t>
-            </w:r>
-            <w:r>
-              <w:rPr>
-                <w:rFonts w:ascii="BRH Devanagari Extra" w:hAnsi="BRH Devanagari Extra" w:cs="BRH Devanagari Extra"/>
-                <w:color w:val="000000"/>
-                <w:sz w:val="40"/>
-                <w:szCs w:val="40"/>
-              </w:rPr>
-              <w:t>miÉÉÈ xÉþqÉÉ</w:t>
-            </w:r>
-            <w:r>
-              <w:rPr>
-                <w:rFonts w:ascii="BRH Malayalam Extra" w:hAnsi="BRH Malayalam Extra" w:cs="BRH Devanagari Extra"/>
-                <w:color w:val="000000"/>
-                <w:sz w:val="30"/>
-                <w:szCs w:val="40"/>
-              </w:rPr>
-              <w:t>–</w:t>
-            </w:r>
-            <w:r>
-              <w:rPr>
-                <w:rFonts w:ascii="BRH Devanagari Extra" w:hAnsi="BRH Devanagari Extra" w:cs="BRH Devanagari Extra"/>
-                <w:color w:val="000000"/>
-                <w:sz w:val="40"/>
-                <w:szCs w:val="40"/>
-              </w:rPr>
-              <w:t xml:space="preserve">lÉqÉÔÿSèïklÉÏÈ | </w:t>
+            <w:proofErr w:type="spellStart"/>
+            <w:r>
+              <w:rPr>
+                <w:rFonts w:ascii="BRH Devanagari Extra" w:hAnsi="BRH Devanagari Extra" w:cs="BRH Devanagari Extra"/>
+                <w:color w:val="000000"/>
+                <w:sz w:val="40"/>
+                <w:szCs w:val="40"/>
+              </w:rPr>
+              <w:t>YsÉ</w:t>
+            </w:r>
+            <w:proofErr w:type="spellEnd"/>
+            <w:r>
+              <w:rPr>
+                <w:rFonts w:ascii="BRH Devanagari Extra" w:hAnsi="BRH Devanagari Extra" w:cs="BRH Devanagari Extra"/>
+                <w:color w:val="000000"/>
+                <w:sz w:val="40"/>
+                <w:szCs w:val="40"/>
+              </w:rPr>
+              <w:t>×</w:t>
+            </w:r>
+            <w:r>
+              <w:rPr>
+                <w:rFonts w:ascii="BRH Malayalam Extra" w:hAnsi="BRH Malayalam Extra" w:cs="BRH Devanagari Extra"/>
+                <w:color w:val="000000"/>
+                <w:sz w:val="30"/>
+                <w:szCs w:val="40"/>
+              </w:rPr>
+              <w:t>–</w:t>
+            </w:r>
+            <w:proofErr w:type="spellStart"/>
+            <w:r>
+              <w:rPr>
+                <w:rFonts w:ascii="BRH Devanagari Extra" w:hAnsi="BRH Devanagari Extra" w:cs="BRH Devanagari Extra"/>
+                <w:color w:val="000000"/>
+                <w:sz w:val="40"/>
+                <w:szCs w:val="40"/>
+              </w:rPr>
+              <w:t>miÉÉÈ</w:t>
+            </w:r>
+            <w:proofErr w:type="spellEnd"/>
+            <w:r>
+              <w:rPr>
+                <w:rFonts w:ascii="BRH Devanagari Extra" w:hAnsi="BRH Devanagari Extra" w:cs="BRH Devanagari Extra"/>
+                <w:color w:val="000000"/>
+                <w:sz w:val="40"/>
+                <w:szCs w:val="40"/>
+              </w:rPr>
+              <w:t xml:space="preserve"> </w:t>
+            </w:r>
+            <w:proofErr w:type="spellStart"/>
+            <w:r>
+              <w:rPr>
+                <w:rFonts w:ascii="BRH Devanagari Extra" w:hAnsi="BRH Devanagari Extra" w:cs="BRH Devanagari Extra"/>
+                <w:color w:val="000000"/>
+                <w:sz w:val="40"/>
+                <w:szCs w:val="40"/>
+              </w:rPr>
+              <w:t>xÉþqÉÉ</w:t>
+            </w:r>
+            <w:proofErr w:type="spellEnd"/>
+            <w:r>
+              <w:rPr>
+                <w:rFonts w:ascii="BRH Malayalam Extra" w:hAnsi="BRH Malayalam Extra" w:cs="BRH Devanagari Extra"/>
+                <w:color w:val="000000"/>
+                <w:sz w:val="30"/>
+                <w:szCs w:val="40"/>
+              </w:rPr>
+              <w:t>–</w:t>
+            </w:r>
+            <w:proofErr w:type="spellStart"/>
+            <w:r>
+              <w:rPr>
+                <w:rFonts w:ascii="BRH Devanagari Extra" w:hAnsi="BRH Devanagari Extra" w:cs="BRH Devanagari Extra"/>
+                <w:color w:val="000000"/>
+                <w:sz w:val="40"/>
+                <w:szCs w:val="40"/>
+              </w:rPr>
+              <w:t>lÉqÉÔÿSèïklÉÏÈ</w:t>
+            </w:r>
+            <w:proofErr w:type="spellEnd"/>
+            <w:r>
+              <w:rPr>
+                <w:rFonts w:ascii="BRH Devanagari Extra" w:hAnsi="BRH Devanagari Extra" w:cs="BRH Devanagari Extra"/>
+                <w:color w:val="000000"/>
+                <w:sz w:val="40"/>
+                <w:szCs w:val="40"/>
+              </w:rPr>
+              <w:t xml:space="preserve"> | </w:t>
             </w:r>
           </w:p>
           <w:p>
@@ -5711,6 +6894,7 @@
               </w:rPr>
               <w:t>–</w:t>
             </w:r>
+            <w:proofErr w:type="spellStart"/>
             <w:r>
               <w:rPr>
                 <w:rFonts w:ascii="BRH Devanagari Extra" w:hAnsi="BRH Devanagari Extra" w:cs="BRH Devanagari Extra"/>
@@ -5720,15 +6904,17 @@
               </w:rPr>
               <w:t>qÉÉ</w:t>
             </w:r>
-            <w:r>
-              <w:rPr>
-                <w:rFonts w:ascii="BRH Malayalam Extra" w:hAnsi="BRH Malayalam Extra" w:cs="BRH Devanagari Extra"/>
-                <w:color w:val="000000"/>
-                <w:sz w:val="30"/>
-                <w:szCs w:val="40"/>
-              </w:rPr>
-              <w:t>–</w:t>
-            </w:r>
+            <w:proofErr w:type="spellEnd"/>
+            <w:r>
+              <w:rPr>
+                <w:rFonts w:ascii="BRH Malayalam Extra" w:hAnsi="BRH Malayalam Extra" w:cs="BRH Devanagari Extra"/>
+                <w:color w:val="000000"/>
+                <w:sz w:val="30"/>
+                <w:szCs w:val="40"/>
+              </w:rPr>
+              <w:t>–</w:t>
+            </w:r>
+            <w:proofErr w:type="spellStart"/>
             <w:r>
               <w:rPr>
                 <w:rFonts w:ascii="BRH Devanagari Extra" w:hAnsi="BRH Devanagari Extra" w:cs="BRH Devanagari Extra"/>
@@ -5757,23 +6943,35 @@
               </w:rPr>
               <w:t>lÉÏU</w:t>
             </w:r>
-            <w:r>
-              <w:rPr>
-                <w:rFonts w:ascii="BRH Malayalam Extra" w:hAnsi="BRH Malayalam Extra" w:cs="BRH Devanagari Extra"/>
-                <w:color w:val="000000"/>
-                <w:sz w:val="30"/>
-                <w:szCs w:val="40"/>
-              </w:rPr>
-              <w:t>–</w:t>
-            </w:r>
-            <w:r>
-              <w:rPr>
-                <w:rFonts w:ascii="BRH Devanagari Extra" w:hAnsi="BRH Devanagari Extra" w:cs="BRH Devanagari Extra"/>
-                <w:color w:val="000000"/>
-                <w:sz w:val="40"/>
-                <w:szCs w:val="40"/>
-              </w:rPr>
-              <w:t>ÍpÉ |</w:t>
+            <w:proofErr w:type="spellEnd"/>
+            <w:r>
+              <w:rPr>
+                <w:rFonts w:ascii="BRH Malayalam Extra" w:hAnsi="BRH Malayalam Extra" w:cs="BRH Devanagari Extra"/>
+                <w:color w:val="000000"/>
+                <w:sz w:val="30"/>
+                <w:szCs w:val="40"/>
+              </w:rPr>
+              <w:t>–</w:t>
+            </w:r>
+            <w:proofErr w:type="spellStart"/>
+            <w:r>
+              <w:rPr>
+                <w:rFonts w:ascii="BRH Devanagari Extra" w:hAnsi="BRH Devanagari Extra" w:cs="BRH Devanagari Extra"/>
+                <w:color w:val="000000"/>
+                <w:sz w:val="40"/>
+                <w:szCs w:val="40"/>
+              </w:rPr>
+              <w:t>ÍpÉ</w:t>
+            </w:r>
+            <w:proofErr w:type="spellEnd"/>
+            <w:r>
+              <w:rPr>
+                <w:rFonts w:ascii="BRH Devanagari Extra" w:hAnsi="BRH Devanagari Extra" w:cs="BRH Devanagari Extra"/>
+                <w:color w:val="000000"/>
+                <w:sz w:val="40"/>
+                <w:szCs w:val="40"/>
+              </w:rPr>
+              <w:t xml:space="preserve"> |</w:t>
             </w:r>
           </w:p>
         </w:tc>
@@ -5791,50 +6989,94 @@
                 <w:szCs w:val="40"/>
               </w:rPr>
             </w:pPr>
-            <w:r>
-              <w:rPr>
-                <w:rFonts w:ascii="BRH Devanagari Extra" w:hAnsi="BRH Devanagari Extra" w:cs="BRH Devanagari Extra"/>
-                <w:color w:val="000000"/>
-                <w:sz w:val="40"/>
-                <w:szCs w:val="40"/>
-              </w:rPr>
-              <w:t>YsÉ×</w:t>
-            </w:r>
-            <w:r>
-              <w:rPr>
-                <w:rFonts w:ascii="BRH Malayalam Extra" w:hAnsi="BRH Malayalam Extra" w:cs="BRH Devanagari Extra"/>
-                <w:color w:val="000000"/>
-                <w:sz w:val="30"/>
-                <w:szCs w:val="40"/>
-              </w:rPr>
-              <w:t>–</w:t>
-            </w:r>
-            <w:r>
-              <w:rPr>
-                <w:rFonts w:ascii="BRH Devanagari Extra" w:hAnsi="BRH Devanagari Extra" w:cs="BRH Devanagari Extra"/>
-                <w:color w:val="000000"/>
-                <w:sz w:val="40"/>
-                <w:szCs w:val="40"/>
-              </w:rPr>
-              <w:t>miÉÉÈ xÉþqÉÉ</w:t>
-            </w:r>
-            <w:r>
-              <w:rPr>
-                <w:rFonts w:ascii="BRH Malayalam Extra" w:hAnsi="BRH Malayalam Extra" w:cs="BRH Devanagari Extra"/>
-                <w:color w:val="000000"/>
-                <w:sz w:val="30"/>
-                <w:szCs w:val="40"/>
-              </w:rPr>
-              <w:t>–</w:t>
-            </w:r>
-            <w:r>
-              <w:rPr>
-                <w:rFonts w:ascii="BRH Devanagari Extra" w:hAnsi="BRH Devanagari Extra" w:cs="BRH Devanagari Extra"/>
-                <w:color w:val="000000"/>
-                <w:sz w:val="40"/>
-                <w:szCs w:val="40"/>
-              </w:rPr>
-              <w:t xml:space="preserve">lÉqÉÔÿSèïklÉÏÈ | </w:t>
+            <w:proofErr w:type="spellStart"/>
+            <w:r>
+              <w:rPr>
+                <w:rFonts w:ascii="BRH Devanagari Extra" w:hAnsi="BRH Devanagari Extra" w:cs="BRH Devanagari Extra"/>
+                <w:color w:val="000000"/>
+                <w:sz w:val="40"/>
+                <w:szCs w:val="40"/>
+              </w:rPr>
+              <w:t>YsÉ</w:t>
+            </w:r>
+            <w:proofErr w:type="spellEnd"/>
+            <w:r>
+              <w:rPr>
+                <w:rFonts w:ascii="BRH Devanagari Extra" w:hAnsi="BRH Devanagari Extra" w:cs="BRH Devanagari Extra"/>
+                <w:color w:val="000000"/>
+                <w:sz w:val="40"/>
+                <w:szCs w:val="40"/>
+              </w:rPr>
+              <w:t>×</w:t>
+            </w:r>
+            <w:r>
+              <w:rPr>
+                <w:rFonts w:ascii="BRH Malayalam Extra" w:hAnsi="BRH Malayalam Extra" w:cs="BRH Devanagari Extra"/>
+                <w:color w:val="000000"/>
+                <w:sz w:val="30"/>
+                <w:szCs w:val="40"/>
+              </w:rPr>
+              <w:t>–</w:t>
+            </w:r>
+            <w:proofErr w:type="spellStart"/>
+            <w:r>
+              <w:rPr>
+                <w:rFonts w:ascii="BRH Devanagari Extra" w:hAnsi="BRH Devanagari Extra" w:cs="BRH Devanagari Extra"/>
+                <w:color w:val="000000"/>
+                <w:sz w:val="40"/>
+                <w:szCs w:val="40"/>
+              </w:rPr>
+              <w:t>miÉÉÈ</w:t>
+            </w:r>
+            <w:proofErr w:type="spellEnd"/>
+            <w:r>
+              <w:rPr>
+                <w:rFonts w:ascii="BRH Devanagari Extra" w:hAnsi="BRH Devanagari Extra" w:cs="BRH Devanagari Extra"/>
+                <w:color w:val="000000"/>
+                <w:sz w:val="40"/>
+                <w:szCs w:val="40"/>
+              </w:rPr>
+              <w:t xml:space="preserve"> </w:t>
+            </w:r>
+            <w:proofErr w:type="spellStart"/>
+            <w:r>
+              <w:rPr>
+                <w:rFonts w:ascii="BRH Devanagari Extra" w:hAnsi="BRH Devanagari Extra" w:cs="BRH Devanagari Extra"/>
+                <w:color w:val="000000"/>
+                <w:sz w:val="40"/>
+                <w:szCs w:val="40"/>
+              </w:rPr>
+              <w:t>xÉþqÉÉ</w:t>
+            </w:r>
+            <w:proofErr w:type="spellEnd"/>
+            <w:r>
+              <w:rPr>
+                <w:rFonts w:ascii="BRH Malayalam Extra" w:hAnsi="BRH Malayalam Extra" w:cs="BRH Devanagari Extra"/>
+                <w:color w:val="000000"/>
+                <w:sz w:val="30"/>
+                <w:szCs w:val="40"/>
+              </w:rPr>
+              <w:t>–</w:t>
+            </w:r>
+            <w:proofErr w:type="spellStart"/>
+            <w:r>
+              <w:rPr>
+                <w:rFonts w:ascii="BRH Devanagari Extra" w:hAnsi="BRH Devanagari Extra" w:cs="BRH Devanagari Extra"/>
+                <w:color w:val="000000"/>
+                <w:sz w:val="40"/>
+                <w:szCs w:val="40"/>
+              </w:rPr>
+              <w:t>lÉqÉÔÿSèïklÉÏÈ</w:t>
+            </w:r>
+            <w:proofErr w:type="spellEnd"/>
+            <w:r>
+              <w:rPr>
+                <w:rFonts w:ascii="BRH Devanagari Extra" w:hAnsi="BRH Devanagari Extra" w:cs="BRH Devanagari Extra"/>
+                <w:color w:val="000000"/>
+                <w:sz w:val="40"/>
+                <w:szCs w:val="40"/>
+              </w:rPr>
+              <w:t xml:space="preserve"> | </w:t>
             </w:r>
           </w:p>
           <w:p>
@@ -5866,6 +7108,7 @@
               </w:rPr>
               <w:t>–</w:t>
             </w:r>
+            <w:proofErr w:type="spellStart"/>
             <w:r>
               <w:rPr>
                 <w:rFonts w:ascii="BRH Devanagari Extra" w:hAnsi="BRH Devanagari Extra" w:cs="BRH Devanagari Extra"/>
@@ -5875,15 +7118,17 @@
               </w:rPr>
               <w:t>qÉÉ</w:t>
             </w:r>
-            <w:r>
-              <w:rPr>
-                <w:rFonts w:ascii="BRH Malayalam Extra" w:hAnsi="BRH Malayalam Extra" w:cs="BRH Devanagari Extra"/>
-                <w:color w:val="000000"/>
-                <w:sz w:val="30"/>
-                <w:szCs w:val="40"/>
-              </w:rPr>
-              <w:t>–</w:t>
-            </w:r>
+            <w:proofErr w:type="spellEnd"/>
+            <w:r>
+              <w:rPr>
+                <w:rFonts w:ascii="BRH Malayalam Extra" w:hAnsi="BRH Malayalam Extra" w:cs="BRH Devanagari Extra"/>
+                <w:color w:val="000000"/>
+                <w:sz w:val="30"/>
+                <w:szCs w:val="40"/>
+              </w:rPr>
+              <w:t>–</w:t>
+            </w:r>
+            <w:proofErr w:type="spellStart"/>
             <w:r>
               <w:rPr>
                 <w:rFonts w:ascii="BRH Devanagari Extra" w:hAnsi="BRH Devanagari Extra" w:cs="BRH Devanagari Extra"/>
@@ -5912,23 +7157,35 @@
               </w:rPr>
               <w:t>ÏU</w:t>
             </w:r>
-            <w:r>
-              <w:rPr>
-                <w:rFonts w:ascii="BRH Malayalam Extra" w:hAnsi="BRH Malayalam Extra" w:cs="BRH Devanagari Extra"/>
-                <w:color w:val="000000"/>
-                <w:sz w:val="30"/>
-                <w:szCs w:val="40"/>
-              </w:rPr>
-              <w:t>–</w:t>
-            </w:r>
-            <w:r>
-              <w:rPr>
-                <w:rFonts w:ascii="BRH Devanagari Extra" w:hAnsi="BRH Devanagari Extra" w:cs="BRH Devanagari Extra"/>
-                <w:color w:val="000000"/>
-                <w:sz w:val="40"/>
-                <w:szCs w:val="40"/>
-              </w:rPr>
-              <w:t>ÍpÉ |</w:t>
+            <w:proofErr w:type="spellEnd"/>
+            <w:r>
+              <w:rPr>
+                <w:rFonts w:ascii="BRH Malayalam Extra" w:hAnsi="BRH Malayalam Extra" w:cs="BRH Devanagari Extra"/>
+                <w:color w:val="000000"/>
+                <w:sz w:val="30"/>
+                <w:szCs w:val="40"/>
+              </w:rPr>
+              <w:t>–</w:t>
+            </w:r>
+            <w:proofErr w:type="spellStart"/>
+            <w:r>
+              <w:rPr>
+                <w:rFonts w:ascii="BRH Devanagari Extra" w:hAnsi="BRH Devanagari Extra" w:cs="BRH Devanagari Extra"/>
+                <w:color w:val="000000"/>
+                <w:sz w:val="40"/>
+                <w:szCs w:val="40"/>
+              </w:rPr>
+              <w:t>ÍpÉ</w:t>
+            </w:r>
+            <w:proofErr w:type="spellEnd"/>
+            <w:r>
+              <w:rPr>
+                <w:rFonts w:ascii="BRH Devanagari Extra" w:hAnsi="BRH Devanagari Extra" w:cs="BRH Devanagari Extra"/>
+                <w:color w:val="000000"/>
+                <w:sz w:val="40"/>
+                <w:szCs w:val="40"/>
+              </w:rPr>
+              <w:t xml:space="preserve"> |</w:t>
             </w:r>
             <w:r>
               <w:rPr>
@@ -5998,7 +7255,6 @@
                 <w:sz w:val="28"/>
                 <w:szCs w:val="32"/>
               </w:rPr>
-              <w:lastRenderedPageBreak/>
               <w:t>T.S.4.3.</w:t>
             </w:r>
             <w:r>
@@ -6174,8 +7430,29 @@
                 <w:sz w:val="40"/>
                 <w:szCs w:val="40"/>
               </w:rPr>
-              <w:t xml:space="preserve">uÉ CÌiÉþ </w:t>
-            </w:r>
+              <w:t xml:space="preserve">uÉ </w:t>
+            </w:r>
+            <w:proofErr w:type="spellStart"/>
+            <w:r>
+              <w:rPr>
+                <w:rFonts w:ascii="BRH Devanagari Extra" w:hAnsi="BRH Devanagari Extra" w:cs="BRH Devanagari Extra"/>
+                <w:color w:val="000000"/>
+                <w:sz w:val="40"/>
+                <w:szCs w:val="40"/>
+              </w:rPr>
+              <w:t>CÌiÉþ</w:t>
+            </w:r>
+            <w:proofErr w:type="spellEnd"/>
+            <w:r>
+              <w:rPr>
+                <w:rFonts w:ascii="BRH Devanagari Extra" w:hAnsi="BRH Devanagari Extra" w:cs="BRH Devanagari Extra"/>
+                <w:color w:val="000000"/>
+                <w:sz w:val="40"/>
+                <w:szCs w:val="40"/>
+              </w:rPr>
+              <w:t xml:space="preserve"> </w:t>
+            </w:r>
+            <w:proofErr w:type="spellStart"/>
             <w:r>
               <w:rPr>
                 <w:rFonts w:ascii="BRH Devanagari Extra" w:hAnsi="BRH Devanagari Extra" w:cs="BRH Devanagari Extra"/>
@@ -6186,6 +7463,7 @@
               </w:rPr>
               <w:t>Ì§ÉhÉ</w:t>
             </w:r>
+            <w:proofErr w:type="spellEnd"/>
             <w:r>
               <w:rPr>
                 <w:rFonts w:ascii="BRH Malayalam Extra" w:hAnsi="BRH Malayalam Extra" w:cs="BRH Devanagari Extra"/>
@@ -6196,6 +7474,7 @@
               </w:rPr>
               <w:t>–</w:t>
             </w:r>
+            <w:proofErr w:type="spellStart"/>
             <w:r>
               <w:rPr>
                 <w:rFonts w:ascii="BRH Devanagari Extra" w:hAnsi="BRH Devanagari Extra" w:cs="BRH Devanagari Extra"/>
@@ -6206,6 +7485,7 @@
               </w:rPr>
               <w:t>uÉÈ</w:t>
             </w:r>
+            <w:proofErr w:type="spellEnd"/>
             <w:r>
               <w:rPr>
                 <w:rFonts w:ascii="BRH Devanagari Extra" w:hAnsi="BRH Devanagari Extra" w:cs="BRH Devanagari Extra"/>
@@ -6279,7 +7559,27 @@
                 <w:sz w:val="40"/>
                 <w:szCs w:val="40"/>
               </w:rPr>
-              <w:t xml:space="preserve">uÉ CÌiÉþ </w:t>
+              <w:t xml:space="preserve">uÉ </w:t>
+            </w:r>
+            <w:proofErr w:type="spellStart"/>
+            <w:r>
+              <w:rPr>
+                <w:rFonts w:ascii="BRH Devanagari Extra" w:hAnsi="BRH Devanagari Extra" w:cs="BRH Devanagari Extra"/>
+                <w:color w:val="000000"/>
+                <w:sz w:val="40"/>
+                <w:szCs w:val="40"/>
+              </w:rPr>
+              <w:t>CÌiÉþ</w:t>
+            </w:r>
+            <w:proofErr w:type="spellEnd"/>
+            <w:r>
+              <w:rPr>
+                <w:rFonts w:ascii="BRH Devanagari Extra" w:hAnsi="BRH Devanagari Extra" w:cs="BRH Devanagari Extra"/>
+                <w:color w:val="000000"/>
+                <w:sz w:val="40"/>
+                <w:szCs w:val="40"/>
+              </w:rPr>
+              <w:t xml:space="preserve"> </w:t>
             </w:r>
             <w:r>
               <w:rPr>
@@ -6301,6 +7601,7 @@
               </w:rPr>
               <w:t>–</w:t>
             </w:r>
+            <w:proofErr w:type="spellStart"/>
             <w:r>
               <w:rPr>
                 <w:rFonts w:ascii="BRH Devanagari Extra" w:hAnsi="BRH Devanagari Extra" w:cs="BRH Devanagari Extra"/>
@@ -6311,6 +7612,7 @@
               </w:rPr>
               <w:t>uÉÈ</w:t>
             </w:r>
+            <w:proofErr w:type="spellEnd"/>
             <w:r>
               <w:rPr>
                 <w:rFonts w:ascii="BRH Devanagari Extra" w:hAnsi="BRH Devanagari Extra" w:cs="BRH Devanagari Extra"/>
@@ -6465,6 +7767,7 @@
                 <w:szCs w:val="40"/>
               </w:rPr>
             </w:pPr>
+            <w:proofErr w:type="spellStart"/>
             <w:r>
               <w:rPr>
                 <w:rFonts w:ascii="BRH Devanagari Extra" w:hAnsi="BRH Devanagari Extra" w:cs="BRH Devanagari Extra"/>
@@ -6474,51 +7777,106 @@
               </w:rPr>
               <w:t>mÉë</w:t>
             </w:r>
-            <w:r>
-              <w:rPr>
-                <w:rFonts w:ascii="BRH Malayalam Extra" w:hAnsi="BRH Malayalam Extra" w:cs="BRH Devanagari Extra"/>
-                <w:color w:val="000000"/>
-                <w:sz w:val="30"/>
-                <w:szCs w:val="40"/>
-              </w:rPr>
-              <w:t>–</w:t>
-            </w:r>
-            <w:r>
-              <w:rPr>
-                <w:rFonts w:ascii="BRH Devanagari Extra" w:hAnsi="BRH Devanagari Extra" w:cs="BRH Devanagari Extra"/>
-                <w:color w:val="000000"/>
-                <w:sz w:val="40"/>
-                <w:szCs w:val="40"/>
-              </w:rPr>
-              <w:t>eÉÉÈ xmÉ×</w:t>
-            </w:r>
-            <w:r>
-              <w:rPr>
-                <w:rFonts w:ascii="BRH Malayalam Extra" w:hAnsi="BRH Malayalam Extra" w:cs="BRH Devanagari Extra"/>
-                <w:color w:val="000000"/>
-                <w:sz w:val="30"/>
-                <w:szCs w:val="40"/>
-              </w:rPr>
-              <w:t>–</w:t>
-            </w:r>
-            <w:r>
-              <w:rPr>
-                <w:rFonts w:ascii="BRH Devanagari Extra" w:hAnsi="BRH Devanagari Extra" w:cs="BRH Devanagari Extra"/>
-                <w:color w:val="000000"/>
-                <w:sz w:val="40"/>
-                <w:szCs w:val="40"/>
-              </w:rPr>
-              <w:t>iÉÉÈ | mÉë</w:t>
-            </w:r>
-            <w:r>
-              <w:rPr>
-                <w:rFonts w:ascii="BRH Malayalam Extra" w:hAnsi="BRH Malayalam Extra" w:cs="BRH Devanagari Extra"/>
-                <w:color w:val="000000"/>
-                <w:sz w:val="30"/>
-                <w:szCs w:val="40"/>
-              </w:rPr>
-              <w:t>–</w:t>
-            </w:r>
+            <w:proofErr w:type="spellEnd"/>
+            <w:r>
+              <w:rPr>
+                <w:rFonts w:ascii="BRH Malayalam Extra" w:hAnsi="BRH Malayalam Extra" w:cs="BRH Devanagari Extra"/>
+                <w:color w:val="000000"/>
+                <w:sz w:val="30"/>
+                <w:szCs w:val="40"/>
+              </w:rPr>
+              <w:t>–</w:t>
+            </w:r>
+            <w:proofErr w:type="spellStart"/>
+            <w:r>
+              <w:rPr>
+                <w:rFonts w:ascii="BRH Devanagari Extra" w:hAnsi="BRH Devanagari Extra" w:cs="BRH Devanagari Extra"/>
+                <w:color w:val="000000"/>
+                <w:sz w:val="40"/>
+                <w:szCs w:val="40"/>
+              </w:rPr>
+              <w:t>eÉÉÈ</w:t>
+            </w:r>
+            <w:proofErr w:type="spellEnd"/>
+            <w:r>
+              <w:rPr>
+                <w:rFonts w:ascii="BRH Devanagari Extra" w:hAnsi="BRH Devanagari Extra" w:cs="BRH Devanagari Extra"/>
+                <w:color w:val="000000"/>
+                <w:sz w:val="40"/>
+                <w:szCs w:val="40"/>
+              </w:rPr>
+              <w:t xml:space="preserve"> </w:t>
+            </w:r>
+            <w:proofErr w:type="spellStart"/>
+            <w:r>
+              <w:rPr>
+                <w:rFonts w:ascii="BRH Devanagari Extra" w:hAnsi="BRH Devanagari Extra" w:cs="BRH Devanagari Extra"/>
+                <w:color w:val="000000"/>
+                <w:sz w:val="40"/>
+                <w:szCs w:val="40"/>
+              </w:rPr>
+              <w:t>xmÉ</w:t>
+            </w:r>
+            <w:proofErr w:type="spellEnd"/>
+            <w:r>
+              <w:rPr>
+                <w:rFonts w:ascii="BRH Devanagari Extra" w:hAnsi="BRH Devanagari Extra" w:cs="BRH Devanagari Extra"/>
+                <w:color w:val="000000"/>
+                <w:sz w:val="40"/>
+                <w:szCs w:val="40"/>
+              </w:rPr>
+              <w:t>×</w:t>
+            </w:r>
+            <w:r>
+              <w:rPr>
+                <w:rFonts w:ascii="BRH Malayalam Extra" w:hAnsi="BRH Malayalam Extra" w:cs="BRH Devanagari Extra"/>
+                <w:color w:val="000000"/>
+                <w:sz w:val="30"/>
+                <w:szCs w:val="40"/>
+              </w:rPr>
+              <w:t>–</w:t>
+            </w:r>
+            <w:proofErr w:type="spellStart"/>
+            <w:r>
+              <w:rPr>
+                <w:rFonts w:ascii="BRH Devanagari Extra" w:hAnsi="BRH Devanagari Extra" w:cs="BRH Devanagari Extra"/>
+                <w:color w:val="000000"/>
+                <w:sz w:val="40"/>
+                <w:szCs w:val="40"/>
+              </w:rPr>
+              <w:t>iÉÉÈ</w:t>
+            </w:r>
+            <w:proofErr w:type="spellEnd"/>
+            <w:r>
+              <w:rPr>
+                <w:rFonts w:ascii="BRH Devanagari Extra" w:hAnsi="BRH Devanagari Extra" w:cs="BRH Devanagari Extra"/>
+                <w:color w:val="000000"/>
+                <w:sz w:val="40"/>
+                <w:szCs w:val="40"/>
+              </w:rPr>
+              <w:t xml:space="preserve"> | </w:t>
+            </w:r>
+            <w:proofErr w:type="spellStart"/>
+            <w:r>
+              <w:rPr>
+                <w:rFonts w:ascii="BRH Devanagari Extra" w:hAnsi="BRH Devanagari Extra" w:cs="BRH Devanagari Extra"/>
+                <w:color w:val="000000"/>
+                <w:sz w:val="40"/>
+                <w:szCs w:val="40"/>
+              </w:rPr>
+              <w:t>mÉë</w:t>
+            </w:r>
+            <w:proofErr w:type="spellEnd"/>
+            <w:r>
+              <w:rPr>
+                <w:rFonts w:ascii="BRH Malayalam Extra" w:hAnsi="BRH Malayalam Extra" w:cs="BRH Devanagari Extra"/>
+                <w:color w:val="000000"/>
+                <w:sz w:val="30"/>
+                <w:szCs w:val="40"/>
+              </w:rPr>
+              <w:t>–</w:t>
+            </w:r>
+            <w:proofErr w:type="spellStart"/>
             <w:r>
               <w:rPr>
                 <w:rFonts w:ascii="BRH Devanagari Extra" w:hAnsi="BRH Devanagari Extra" w:cs="BRH Devanagari Extra"/>
@@ -6529,14 +7887,55 @@
               </w:rPr>
               <w:t>iÉÉ</w:t>
             </w:r>
-            <w:r>
-              <w:rPr>
-                <w:rFonts w:ascii="BRH Devanagari Extra" w:hAnsi="BRH Devanagari Extra" w:cs="BRH Devanagari Extra"/>
-                <w:color w:val="000000"/>
-                <w:sz w:val="40"/>
-                <w:szCs w:val="40"/>
-              </w:rPr>
-              <w:t xml:space="preserve"> CÌiÉþ mÉë-eÉÉÈ |</w:t>
+            <w:proofErr w:type="spellEnd"/>
+            <w:r>
+              <w:rPr>
+                <w:rFonts w:ascii="BRH Devanagari Extra" w:hAnsi="BRH Devanagari Extra" w:cs="BRH Devanagari Extra"/>
+                <w:color w:val="000000"/>
+                <w:sz w:val="40"/>
+                <w:szCs w:val="40"/>
+              </w:rPr>
+              <w:t xml:space="preserve"> </w:t>
+            </w:r>
+            <w:proofErr w:type="spellStart"/>
+            <w:r>
+              <w:rPr>
+                <w:rFonts w:ascii="BRH Devanagari Extra" w:hAnsi="BRH Devanagari Extra" w:cs="BRH Devanagari Extra"/>
+                <w:color w:val="000000"/>
+                <w:sz w:val="40"/>
+                <w:szCs w:val="40"/>
+              </w:rPr>
+              <w:t>CÌiÉþ</w:t>
+            </w:r>
+            <w:proofErr w:type="spellEnd"/>
+            <w:r>
+              <w:rPr>
+                <w:rFonts w:ascii="BRH Devanagari Extra" w:hAnsi="BRH Devanagari Extra" w:cs="BRH Devanagari Extra"/>
+                <w:color w:val="000000"/>
+                <w:sz w:val="40"/>
+                <w:szCs w:val="40"/>
+              </w:rPr>
+              <w:t xml:space="preserve"> </w:t>
+            </w:r>
+            <w:proofErr w:type="spellStart"/>
+            <w:r>
+              <w:rPr>
+                <w:rFonts w:ascii="BRH Devanagari Extra" w:hAnsi="BRH Devanagari Extra" w:cs="BRH Devanagari Extra"/>
+                <w:color w:val="000000"/>
+                <w:sz w:val="40"/>
+                <w:szCs w:val="40"/>
+              </w:rPr>
+              <w:t>mÉë-eÉÉÈ</w:t>
+            </w:r>
+            <w:proofErr w:type="spellEnd"/>
+            <w:r>
+              <w:rPr>
+                <w:rFonts w:ascii="BRH Devanagari Extra" w:hAnsi="BRH Devanagari Extra" w:cs="BRH Devanagari Extra"/>
+                <w:color w:val="000000"/>
+                <w:sz w:val="40"/>
+                <w:szCs w:val="40"/>
+              </w:rPr>
+              <w:t xml:space="preserve"> |</w:t>
             </w:r>
           </w:p>
         </w:tc>
@@ -6565,6 +7964,7 @@
                 <w:szCs w:val="40"/>
               </w:rPr>
             </w:pPr>
+            <w:proofErr w:type="spellStart"/>
             <w:r>
               <w:rPr>
                 <w:rFonts w:ascii="BRH Devanagari Extra" w:hAnsi="BRH Devanagari Extra" w:cs="BRH Devanagari Extra"/>
@@ -6574,42 +7974,96 @@
               </w:rPr>
               <w:t>mÉë</w:t>
             </w:r>
-            <w:r>
-              <w:rPr>
-                <w:rFonts w:ascii="BRH Malayalam Extra" w:hAnsi="BRH Malayalam Extra" w:cs="BRH Devanagari Extra"/>
-                <w:color w:val="000000"/>
-                <w:sz w:val="30"/>
-                <w:szCs w:val="40"/>
-              </w:rPr>
-              <w:t>–</w:t>
-            </w:r>
-            <w:r>
-              <w:rPr>
-                <w:rFonts w:ascii="BRH Devanagari Extra" w:hAnsi="BRH Devanagari Extra" w:cs="BRH Devanagari Extra"/>
-                <w:color w:val="000000"/>
-                <w:sz w:val="40"/>
-                <w:szCs w:val="40"/>
-              </w:rPr>
-              <w:t>eÉÉÈ xmÉ×</w:t>
-            </w:r>
-            <w:r>
-              <w:rPr>
-                <w:rFonts w:ascii="BRH Malayalam Extra" w:hAnsi="BRH Malayalam Extra" w:cs="BRH Devanagari Extra"/>
-                <w:color w:val="000000"/>
-                <w:sz w:val="30"/>
-                <w:szCs w:val="40"/>
-              </w:rPr>
-              <w:t>–</w:t>
-            </w:r>
-            <w:r>
-              <w:rPr>
-                <w:rFonts w:ascii="BRH Devanagari Extra" w:hAnsi="BRH Devanagari Extra" w:cs="BRH Devanagari Extra"/>
-                <w:color w:val="000000"/>
-                <w:sz w:val="40"/>
-                <w:szCs w:val="40"/>
-              </w:rPr>
-              <w:t>iÉÉÈ | mÉë</w:t>
-            </w:r>
+            <w:proofErr w:type="spellEnd"/>
+            <w:r>
+              <w:rPr>
+                <w:rFonts w:ascii="BRH Malayalam Extra" w:hAnsi="BRH Malayalam Extra" w:cs="BRH Devanagari Extra"/>
+                <w:color w:val="000000"/>
+                <w:sz w:val="30"/>
+                <w:szCs w:val="40"/>
+              </w:rPr>
+              <w:t>–</w:t>
+            </w:r>
+            <w:proofErr w:type="spellStart"/>
+            <w:r>
+              <w:rPr>
+                <w:rFonts w:ascii="BRH Devanagari Extra" w:hAnsi="BRH Devanagari Extra" w:cs="BRH Devanagari Extra"/>
+                <w:color w:val="000000"/>
+                <w:sz w:val="40"/>
+                <w:szCs w:val="40"/>
+              </w:rPr>
+              <w:t>eÉÉÈ</w:t>
+            </w:r>
+            <w:proofErr w:type="spellEnd"/>
+            <w:r>
+              <w:rPr>
+                <w:rFonts w:ascii="BRH Devanagari Extra" w:hAnsi="BRH Devanagari Extra" w:cs="BRH Devanagari Extra"/>
+                <w:color w:val="000000"/>
+                <w:sz w:val="40"/>
+                <w:szCs w:val="40"/>
+              </w:rPr>
+              <w:t xml:space="preserve"> </w:t>
+            </w:r>
+            <w:proofErr w:type="spellStart"/>
+            <w:r>
+              <w:rPr>
+                <w:rFonts w:ascii="BRH Devanagari Extra" w:hAnsi="BRH Devanagari Extra" w:cs="BRH Devanagari Extra"/>
+                <w:color w:val="000000"/>
+                <w:sz w:val="40"/>
+                <w:szCs w:val="40"/>
+              </w:rPr>
+              <w:t>xmÉ</w:t>
+            </w:r>
+            <w:proofErr w:type="spellEnd"/>
+            <w:r>
+              <w:rPr>
+                <w:rFonts w:ascii="BRH Devanagari Extra" w:hAnsi="BRH Devanagari Extra" w:cs="BRH Devanagari Extra"/>
+                <w:color w:val="000000"/>
+                <w:sz w:val="40"/>
+                <w:szCs w:val="40"/>
+              </w:rPr>
+              <w:t>×</w:t>
+            </w:r>
+            <w:r>
+              <w:rPr>
+                <w:rFonts w:ascii="BRH Malayalam Extra" w:hAnsi="BRH Malayalam Extra" w:cs="BRH Devanagari Extra"/>
+                <w:color w:val="000000"/>
+                <w:sz w:val="30"/>
+                <w:szCs w:val="40"/>
+              </w:rPr>
+              <w:t>–</w:t>
+            </w:r>
+            <w:proofErr w:type="spellStart"/>
+            <w:r>
+              <w:rPr>
+                <w:rFonts w:ascii="BRH Devanagari Extra" w:hAnsi="BRH Devanagari Extra" w:cs="BRH Devanagari Extra"/>
+                <w:color w:val="000000"/>
+                <w:sz w:val="40"/>
+                <w:szCs w:val="40"/>
+              </w:rPr>
+              <w:t>iÉÉÈ</w:t>
+            </w:r>
+            <w:proofErr w:type="spellEnd"/>
+            <w:r>
+              <w:rPr>
+                <w:rFonts w:ascii="BRH Devanagari Extra" w:hAnsi="BRH Devanagari Extra" w:cs="BRH Devanagari Extra"/>
+                <w:color w:val="000000"/>
+                <w:sz w:val="40"/>
+                <w:szCs w:val="40"/>
+              </w:rPr>
+              <w:t xml:space="preserve"> | </w:t>
+            </w:r>
+            <w:proofErr w:type="spellStart"/>
+            <w:r>
+              <w:rPr>
+                <w:rFonts w:ascii="BRH Devanagari Extra" w:hAnsi="BRH Devanagari Extra" w:cs="BRH Devanagari Extra"/>
+                <w:color w:val="000000"/>
+                <w:sz w:val="40"/>
+                <w:szCs w:val="40"/>
+              </w:rPr>
+              <w:t>mÉë</w:t>
+            </w:r>
+            <w:proofErr w:type="spellEnd"/>
             <w:r>
               <w:rPr>
                 <w:rFonts w:ascii="BRH Malayalam Extra" w:hAnsi="BRH Malayalam Extra" w:cs="BRH Devanagari Extra"/>
@@ -6636,7 +8090,47 @@
                 <w:sz w:val="40"/>
                 <w:szCs w:val="40"/>
               </w:rPr>
-              <w:t xml:space="preserve"> CÌiÉþ mÉë-eÉÉÈ |</w:t>
+              <w:t xml:space="preserve"> </w:t>
+            </w:r>
+            <w:proofErr w:type="spellStart"/>
+            <w:r>
+              <w:rPr>
+                <w:rFonts w:ascii="BRH Devanagari Extra" w:hAnsi="BRH Devanagari Extra" w:cs="BRH Devanagari Extra"/>
+                <w:color w:val="000000"/>
+                <w:sz w:val="40"/>
+                <w:szCs w:val="40"/>
+              </w:rPr>
+              <w:t>CÌiÉþ</w:t>
+            </w:r>
+            <w:proofErr w:type="spellEnd"/>
+            <w:r>
+              <w:rPr>
+                <w:rFonts w:ascii="BRH Devanagari Extra" w:hAnsi="BRH Devanagari Extra" w:cs="BRH Devanagari Extra"/>
+                <w:color w:val="000000"/>
+                <w:sz w:val="40"/>
+                <w:szCs w:val="40"/>
+              </w:rPr>
+              <w:t xml:space="preserve"> </w:t>
+            </w:r>
+            <w:proofErr w:type="spellStart"/>
+            <w:r>
+              <w:rPr>
+                <w:rFonts w:ascii="BRH Devanagari Extra" w:hAnsi="BRH Devanagari Extra" w:cs="BRH Devanagari Extra"/>
+                <w:color w:val="000000"/>
+                <w:sz w:val="40"/>
+                <w:szCs w:val="40"/>
+              </w:rPr>
+              <w:t>mÉë-eÉÉÈ</w:t>
+            </w:r>
+            <w:proofErr w:type="spellEnd"/>
+            <w:r>
+              <w:rPr>
+                <w:rFonts w:ascii="BRH Devanagari Extra" w:hAnsi="BRH Devanagari Extra" w:cs="BRH Devanagari Extra"/>
+                <w:color w:val="000000"/>
+                <w:sz w:val="40"/>
+                <w:szCs w:val="40"/>
+              </w:rPr>
+              <w:t xml:space="preserve"> |</w:t>
             </w:r>
           </w:p>
         </w:tc>
@@ -6801,6 +8295,7 @@
               </w:rPr>
               <w:t>–</w:t>
             </w:r>
+            <w:proofErr w:type="spellStart"/>
             <w:r>
               <w:rPr>
                 <w:rFonts w:ascii="BRH Devanagari Extra" w:hAnsi="BRH Devanagari Extra" w:cs="BRH Devanagari Extra"/>
@@ -6810,6 +8305,7 @@
               </w:rPr>
               <w:t>iÉÑ</w:t>
             </w:r>
+            <w:proofErr w:type="spellEnd"/>
             <w:r>
               <w:rPr>
                 <w:rFonts w:ascii="BRH Malayalam Extra" w:hAnsi="BRH Malayalam Extra" w:cs="BRH Devanagari Extra"/>
@@ -6837,6 +8333,7 @@
               </w:rPr>
               <w:t>–</w:t>
             </w:r>
+            <w:proofErr w:type="spellStart"/>
             <w:r>
               <w:rPr>
                 <w:rFonts w:ascii="BRH Devanagari Extra" w:hAnsi="BRH Devanagari Extra" w:cs="BRH Devanagari Extra"/>
@@ -6846,6 +8343,7 @@
               </w:rPr>
               <w:t>iuÉÉ</w:t>
             </w:r>
+            <w:proofErr w:type="spellEnd"/>
             <w:r>
               <w:rPr>
                 <w:rFonts w:ascii="BRH Malayalam Extra" w:hAnsi="BRH Malayalam Extra" w:cs="BRH Devanagari Extra"/>
@@ -6891,14 +8389,35 @@
               </w:rPr>
               <w:t>–</w:t>
             </w:r>
-            <w:r>
-              <w:rPr>
-                <w:rFonts w:ascii="BRH Devanagari Extra" w:hAnsi="BRH Devanagari Extra" w:cs="BRH Devanagari Extra"/>
-                <w:color w:val="000000"/>
-                <w:sz w:val="40"/>
-                <w:szCs w:val="40"/>
-              </w:rPr>
-              <w:t>zÉÈ xiÉÉå</w:t>
+            <w:proofErr w:type="spellStart"/>
+            <w:r>
+              <w:rPr>
+                <w:rFonts w:ascii="BRH Devanagari Extra" w:hAnsi="BRH Devanagari Extra" w:cs="BRH Devanagari Extra"/>
+                <w:color w:val="000000"/>
+                <w:sz w:val="40"/>
+                <w:szCs w:val="40"/>
+              </w:rPr>
+              <w:t>zÉÈ</w:t>
+            </w:r>
+            <w:proofErr w:type="spellEnd"/>
+            <w:r>
+              <w:rPr>
+                <w:rFonts w:ascii="BRH Devanagari Extra" w:hAnsi="BRH Devanagari Extra" w:cs="BRH Devanagari Extra"/>
+                <w:color w:val="000000"/>
+                <w:sz w:val="40"/>
+                <w:szCs w:val="40"/>
+              </w:rPr>
+              <w:t xml:space="preserve"> </w:t>
+            </w:r>
+            <w:proofErr w:type="spellStart"/>
+            <w:r>
+              <w:rPr>
+                <w:rFonts w:ascii="BRH Devanagari Extra" w:hAnsi="BRH Devanagari Extra" w:cs="BRH Devanagari Extra"/>
+                <w:color w:val="000000"/>
+                <w:sz w:val="40"/>
+                <w:szCs w:val="40"/>
+              </w:rPr>
+              <w:t>xiÉÉå</w:t>
             </w:r>
             <w:r>
               <w:rPr>
@@ -6910,6 +8429,7 @@
               </w:rPr>
               <w:t>qÉþ</w:t>
             </w:r>
+            <w:proofErr w:type="spellEnd"/>
             <w:r>
               <w:rPr>
                 <w:rFonts w:ascii="BRH Devanagari Extra" w:hAnsi="BRH Devanagari Extra" w:cs="BRH Devanagari Extra"/>
@@ -6964,6 +8484,7 @@
               </w:rPr>
               <w:t>–</w:t>
             </w:r>
+            <w:proofErr w:type="spellStart"/>
             <w:r>
               <w:rPr>
                 <w:rFonts w:ascii="BRH Devanagari Extra" w:hAnsi="BRH Devanagari Extra" w:cs="BRH Devanagari Extra"/>
@@ -6973,6 +8494,7 @@
               </w:rPr>
               <w:t>iÉÑ</w:t>
             </w:r>
+            <w:proofErr w:type="spellEnd"/>
             <w:r>
               <w:rPr>
                 <w:rFonts w:ascii="BRH Malayalam Extra" w:hAnsi="BRH Malayalam Extra" w:cs="BRH Devanagari Extra"/>
@@ -7000,6 +8522,7 @@
               </w:rPr>
               <w:t>–</w:t>
             </w:r>
+            <w:proofErr w:type="spellStart"/>
             <w:r>
               <w:rPr>
                 <w:rFonts w:ascii="BRH Devanagari Extra" w:hAnsi="BRH Devanagari Extra" w:cs="BRH Devanagari Extra"/>
@@ -7009,6 +8532,7 @@
               </w:rPr>
               <w:t>iuÉÉ</w:t>
             </w:r>
+            <w:proofErr w:type="spellEnd"/>
             <w:r>
               <w:rPr>
                 <w:rFonts w:ascii="BRH Malayalam Extra" w:hAnsi="BRH Malayalam Extra" w:cs="BRH Devanagari Extra"/>
@@ -7054,14 +8578,35 @@
               </w:rPr>
               <w:t>–</w:t>
             </w:r>
-            <w:r>
-              <w:rPr>
-                <w:rFonts w:ascii="BRH Devanagari Extra" w:hAnsi="BRH Devanagari Extra" w:cs="BRH Devanagari Extra"/>
-                <w:color w:val="000000"/>
-                <w:sz w:val="40"/>
-                <w:szCs w:val="40"/>
-              </w:rPr>
-              <w:t>zÉÈ xiÉÉå</w:t>
+            <w:proofErr w:type="spellStart"/>
+            <w:r>
+              <w:rPr>
+                <w:rFonts w:ascii="BRH Devanagari Extra" w:hAnsi="BRH Devanagari Extra" w:cs="BRH Devanagari Extra"/>
+                <w:color w:val="000000"/>
+                <w:sz w:val="40"/>
+                <w:szCs w:val="40"/>
+              </w:rPr>
+              <w:t>zÉÈ</w:t>
+            </w:r>
+            <w:proofErr w:type="spellEnd"/>
+            <w:r>
+              <w:rPr>
+                <w:rFonts w:ascii="BRH Devanagari Extra" w:hAnsi="BRH Devanagari Extra" w:cs="BRH Devanagari Extra"/>
+                <w:color w:val="000000"/>
+                <w:sz w:val="40"/>
+                <w:szCs w:val="40"/>
+              </w:rPr>
+              <w:t xml:space="preserve"> </w:t>
+            </w:r>
+            <w:proofErr w:type="spellStart"/>
+            <w:r>
+              <w:rPr>
+                <w:rFonts w:ascii="BRH Devanagari Extra" w:hAnsi="BRH Devanagari Extra" w:cs="BRH Devanagari Extra"/>
+                <w:color w:val="000000"/>
+                <w:sz w:val="40"/>
+                <w:szCs w:val="40"/>
+              </w:rPr>
+              <w:t>xiÉÉå</w:t>
             </w:r>
             <w:r>
               <w:rPr>
@@ -7073,6 +8618,7 @@
               </w:rPr>
               <w:t>qÉþÈ</w:t>
             </w:r>
+            <w:proofErr w:type="spellEnd"/>
             <w:r>
               <w:rPr>
                 <w:rFonts w:ascii="BRH Devanagari Extra" w:hAnsi="BRH Devanagari Extra" w:cs="BRH Devanagari Extra"/>
@@ -7272,6 +8818,7 @@
               </w:rPr>
               <w:t>–</w:t>
             </w:r>
+            <w:proofErr w:type="spellStart"/>
             <w:r>
               <w:rPr>
                 <w:rFonts w:ascii="BRH Devanagari Extra" w:hAnsi="BRH Devanagari Extra" w:cs="BRH Devanagari Extra"/>
@@ -7281,6 +8828,7 @@
               </w:rPr>
               <w:t>xiÉÑ</w:t>
             </w:r>
+            <w:proofErr w:type="spellEnd"/>
             <w:r>
               <w:rPr>
                 <w:rFonts w:ascii="BRH Malayalam Extra" w:hAnsi="BRH Malayalam Extra" w:cs="BRH Devanagari Extra"/>
@@ -7349,14 +8897,25 @@
               </w:rPr>
               <w:t>–</w:t>
             </w:r>
-            <w:r>
-              <w:rPr>
-                <w:rFonts w:ascii="BRH Devanagari Extra" w:hAnsi="BRH Devanagari Extra" w:cs="BRH Devanagari Extra"/>
-                <w:color w:val="000000"/>
-                <w:sz w:val="40"/>
-                <w:szCs w:val="40"/>
-              </w:rPr>
-              <w:t>iÉuÉþÈ |</w:t>
+            <w:proofErr w:type="spellStart"/>
+            <w:r>
+              <w:rPr>
+                <w:rFonts w:ascii="BRH Devanagari Extra" w:hAnsi="BRH Devanagari Extra" w:cs="BRH Devanagari Extra"/>
+                <w:color w:val="000000"/>
+                <w:sz w:val="40"/>
+                <w:szCs w:val="40"/>
+              </w:rPr>
+              <w:t>iÉuÉþÈ</w:t>
+            </w:r>
+            <w:proofErr w:type="spellEnd"/>
+            <w:r>
+              <w:rPr>
+                <w:rFonts w:ascii="BRH Devanagari Extra" w:hAnsi="BRH Devanagari Extra" w:cs="BRH Devanagari Extra"/>
+                <w:color w:val="000000"/>
+                <w:sz w:val="40"/>
+                <w:szCs w:val="40"/>
+              </w:rPr>
+              <w:t xml:space="preserve"> |</w:t>
             </w:r>
           </w:p>
         </w:tc>
@@ -7403,6 +8962,7 @@
               </w:rPr>
               <w:t>–</w:t>
             </w:r>
+            <w:proofErr w:type="spellStart"/>
             <w:r>
               <w:rPr>
                 <w:rFonts w:ascii="BRH Devanagari Extra" w:hAnsi="BRH Devanagari Extra" w:cs="BRH Devanagari Extra"/>
@@ -7412,6 +8972,7 @@
               </w:rPr>
               <w:t>xiÉÑ</w:t>
             </w:r>
+            <w:proofErr w:type="spellEnd"/>
             <w:r>
               <w:rPr>
                 <w:rFonts w:ascii="BRH Malayalam Extra" w:hAnsi="BRH Malayalam Extra" w:cs="BRH Devanagari Extra"/>
@@ -7459,6 +9020,7 @@
               </w:rPr>
               <w:t>–</w:t>
             </w:r>
+            <w:proofErr w:type="spellStart"/>
             <w:r>
               <w:rPr>
                 <w:rFonts w:ascii="BRH Devanagari Extra" w:hAnsi="BRH Devanagari Extra" w:cs="BRH Devanagari Extra"/>
@@ -7476,7 +9038,17 @@
                 <w:sz w:val="40"/>
                 <w:szCs w:val="40"/>
               </w:rPr>
-              <w:t>iÉuÉþÈ |</w:t>
+              <w:t>iÉuÉþÈ</w:t>
+            </w:r>
+            <w:proofErr w:type="spellEnd"/>
+            <w:r>
+              <w:rPr>
+                <w:rFonts w:ascii="BRH Devanagari Extra" w:hAnsi="BRH Devanagari Extra" w:cs="BRH Devanagari Extra"/>
+                <w:color w:val="000000"/>
+                <w:sz w:val="40"/>
+                <w:szCs w:val="40"/>
+              </w:rPr>
+              <w:t xml:space="preserve"> |</w:t>
             </w:r>
           </w:p>
         </w:tc>
@@ -7641,6 +9213,7 @@
               </w:rPr>
               <w:t>–</w:t>
             </w:r>
+            <w:proofErr w:type="spellStart"/>
             <w:r>
               <w:rPr>
                 <w:rFonts w:ascii="BRH Devanagari Extra" w:hAnsi="BRH Devanagari Extra" w:cs="BRH Devanagari Extra"/>
@@ -7650,6 +9223,7 @@
               </w:rPr>
               <w:t>xiÉÑ</w:t>
             </w:r>
+            <w:proofErr w:type="spellEnd"/>
             <w:r>
               <w:rPr>
                 <w:rFonts w:ascii="BRH Malayalam Extra" w:hAnsi="BRH Malayalam Extra" w:cs="BRH Devanagari Extra"/>
@@ -7702,7 +9276,37 @@
                 <w:sz w:val="40"/>
                 <w:szCs w:val="40"/>
               </w:rPr>
-              <w:t xml:space="preserve"> qÉÉxÉÉÿÈ | qÉÉxÉÉþ</w:t>
+              <w:t xml:space="preserve"> </w:t>
+            </w:r>
+            <w:proofErr w:type="spellStart"/>
+            <w:r>
+              <w:rPr>
+                <w:rFonts w:ascii="BRH Devanagari Extra" w:hAnsi="BRH Devanagari Extra" w:cs="BRH Devanagari Extra"/>
+                <w:color w:val="000000"/>
+                <w:sz w:val="40"/>
+                <w:szCs w:val="40"/>
+              </w:rPr>
+              <w:t>qÉÉxÉÉÿÈ</w:t>
+            </w:r>
+            <w:proofErr w:type="spellEnd"/>
+            <w:r>
+              <w:rPr>
+                <w:rFonts w:ascii="BRH Devanagari Extra" w:hAnsi="BRH Devanagari Extra" w:cs="BRH Devanagari Extra"/>
+                <w:color w:val="000000"/>
+                <w:sz w:val="40"/>
+                <w:szCs w:val="40"/>
+              </w:rPr>
+              <w:t xml:space="preserve"> | </w:t>
+            </w:r>
+            <w:proofErr w:type="spellStart"/>
+            <w:r>
+              <w:rPr>
+                <w:rFonts w:ascii="BRH Devanagari Extra" w:hAnsi="BRH Devanagari Extra" w:cs="BRH Devanagari Extra"/>
+                <w:color w:val="000000"/>
+                <w:sz w:val="40"/>
+                <w:szCs w:val="40"/>
+              </w:rPr>
+              <w:t>qÉÉxÉÉþ</w:t>
             </w:r>
             <w:r>
               <w:rPr>
@@ -7721,7 +9325,17 @@
                 <w:sz w:val="40"/>
                 <w:szCs w:val="40"/>
               </w:rPr>
-              <w:t>É×erÉliÉ |</w:t>
+              <w:t>É×erÉliÉ</w:t>
+            </w:r>
+            <w:proofErr w:type="spellEnd"/>
+            <w:r>
+              <w:rPr>
+                <w:rFonts w:ascii="BRH Devanagari Extra" w:hAnsi="BRH Devanagari Extra" w:cs="BRH Devanagari Extra"/>
+                <w:color w:val="000000"/>
+                <w:sz w:val="40"/>
+                <w:szCs w:val="40"/>
+              </w:rPr>
+              <w:t xml:space="preserve"> |</w:t>
             </w:r>
           </w:p>
         </w:tc>
@@ -7768,6 +9382,7 @@
               </w:rPr>
               <w:t>–</w:t>
             </w:r>
+            <w:proofErr w:type="spellStart"/>
             <w:r>
               <w:rPr>
                 <w:rFonts w:ascii="BRH Devanagari Extra" w:hAnsi="BRH Devanagari Extra" w:cs="BRH Devanagari Extra"/>
@@ -7777,6 +9392,7 @@
               </w:rPr>
               <w:t>xiÉÑ</w:t>
             </w:r>
+            <w:proofErr w:type="spellEnd"/>
             <w:r>
               <w:rPr>
                 <w:rFonts w:ascii="BRH Malayalam Extra" w:hAnsi="BRH Malayalam Extra" w:cs="BRH Devanagari Extra"/>
@@ -7829,8 +9445,49 @@
                 <w:sz w:val="40"/>
                 <w:szCs w:val="40"/>
               </w:rPr>
-              <w:t xml:space="preserve"> qÉÉxÉÉÿÈ | qÉÉxÉÉþ </w:t>
-            </w:r>
+              <w:t xml:space="preserve"> </w:t>
+            </w:r>
+            <w:proofErr w:type="spellStart"/>
+            <w:r>
+              <w:rPr>
+                <w:rFonts w:ascii="BRH Devanagari Extra" w:hAnsi="BRH Devanagari Extra" w:cs="BRH Devanagari Extra"/>
+                <w:color w:val="000000"/>
+                <w:sz w:val="40"/>
+                <w:szCs w:val="40"/>
+              </w:rPr>
+              <w:t>qÉÉxÉÉÿÈ</w:t>
+            </w:r>
+            <w:proofErr w:type="spellEnd"/>
+            <w:r>
+              <w:rPr>
+                <w:rFonts w:ascii="BRH Devanagari Extra" w:hAnsi="BRH Devanagari Extra" w:cs="BRH Devanagari Extra"/>
+                <w:color w:val="000000"/>
+                <w:sz w:val="40"/>
+                <w:szCs w:val="40"/>
+              </w:rPr>
+              <w:t xml:space="preserve"> | </w:t>
+            </w:r>
+            <w:proofErr w:type="spellStart"/>
+            <w:r>
+              <w:rPr>
+                <w:rFonts w:ascii="BRH Devanagari Extra" w:hAnsi="BRH Devanagari Extra" w:cs="BRH Devanagari Extra"/>
+                <w:color w:val="000000"/>
+                <w:sz w:val="40"/>
+                <w:szCs w:val="40"/>
+              </w:rPr>
+              <w:t>qÉÉxÉÉþ</w:t>
+            </w:r>
+            <w:proofErr w:type="spellEnd"/>
+            <w:r>
+              <w:rPr>
+                <w:rFonts w:ascii="BRH Devanagari Extra" w:hAnsi="BRH Devanagari Extra" w:cs="BRH Devanagari Extra"/>
+                <w:color w:val="000000"/>
+                <w:sz w:val="40"/>
+                <w:szCs w:val="40"/>
+              </w:rPr>
+              <w:t xml:space="preserve"> </w:t>
+            </w:r>
+            <w:proofErr w:type="spellStart"/>
             <w:r>
               <w:rPr>
                 <w:rFonts w:ascii="BRH Devanagari Extra" w:hAnsi="BRH Devanagari Extra" w:cs="BRH Devanagari Extra"/>
@@ -7848,7 +9505,27 @@
                 <w:sz w:val="40"/>
                 <w:szCs w:val="40"/>
               </w:rPr>
-              <w:t xml:space="preserve">×erÉliÉ | </w:t>
+              <w:t>×erÉliÉ</w:t>
+            </w:r>
+            <w:proofErr w:type="spellEnd"/>
+            <w:r>
+              <w:rPr>
+                <w:rFonts w:ascii="BRH Devanagari Extra" w:hAnsi="BRH Devanagari Extra" w:cs="BRH Devanagari Extra"/>
+                <w:color w:val="000000"/>
+                <w:sz w:val="40"/>
+                <w:szCs w:val="40"/>
+              </w:rPr>
+              <w:t xml:space="preserve"> </w:t>
+            </w:r>
+            <w:proofErr w:type="gramStart"/>
+            <w:r>
+              <w:rPr>
+                <w:rFonts w:ascii="BRH Devanagari Extra" w:hAnsi="BRH Devanagari Extra" w:cs="BRH Devanagari Extra"/>
+                <w:color w:val="000000"/>
+                <w:sz w:val="40"/>
+                <w:szCs w:val="40"/>
+              </w:rPr>
+              <w:t xml:space="preserve">| </w:t>
             </w:r>
             <w:r>
               <w:rPr>
@@ -7864,13 +9541,21 @@
                 <w:b/>
                 <w:bCs/>
               </w:rPr>
-              <w:t xml:space="preserve">(it </w:t>
-            </w:r>
+              <w:t>(</w:t>
+            </w:r>
+            <w:proofErr w:type="gramEnd"/>
             <w:r>
               <w:rPr>
                 <w:b/>
                 <w:bCs/>
               </w:rPr>
+              <w:t xml:space="preserve">it </w:t>
+            </w:r>
+            <w:r>
+              <w:rPr>
+                <w:b/>
+                <w:bCs/>
+              </w:rPr>
               <w:t>i</w:t>
             </w:r>
             <w:r>
@@ -7908,7 +9593,23 @@
                 <w:b/>
                 <w:bCs/>
               </w:rPr>
-              <w:t>tead of avagraham)</w:t>
+              <w:t xml:space="preserve">tead of </w:t>
+            </w:r>
+            <w:proofErr w:type="spellStart"/>
+            <w:r>
+              <w:rPr>
+                <w:b/>
+                <w:bCs/>
+              </w:rPr>
+              <w:t>avagraham</w:t>
+            </w:r>
+            <w:proofErr w:type="spellEnd"/>
+            <w:r>
+              <w:rPr>
+                <w:b/>
+                <w:bCs/>
+              </w:rPr>
+              <w:t>)</w:t>
             </w:r>
           </w:p>
         </w:tc>
@@ -8073,6 +9774,7 @@
               </w:rPr>
               <w:t>–</w:t>
             </w:r>
+            <w:proofErr w:type="spellStart"/>
             <w:r>
               <w:rPr>
                 <w:rFonts w:ascii="BRH Devanagari Extra" w:hAnsi="BRH Devanagari Extra" w:cs="BRH Devanagari Extra"/>
@@ -8082,6 +9784,7 @@
               </w:rPr>
               <w:t>WûÉå</w:t>
             </w:r>
+            <w:proofErr w:type="spellEnd"/>
             <w:r>
               <w:rPr>
                 <w:rFonts w:ascii="BRH Malayalam Extra" w:hAnsi="BRH Malayalam Extra" w:cs="BRH Devanagari Extra"/>
@@ -8116,8 +9819,29 @@
                 <w:sz w:val="40"/>
                 <w:szCs w:val="40"/>
               </w:rPr>
-              <w:t xml:space="preserve">§Éå </w:t>
-            </w:r>
+              <w:t>§</w:t>
+            </w:r>
+            <w:proofErr w:type="spellStart"/>
+            <w:r>
+              <w:rPr>
+                <w:rFonts w:ascii="BRH Devanagari Extra" w:hAnsi="BRH Devanagari Extra" w:cs="BRH Devanagari Extra"/>
+                <w:color w:val="000000"/>
+                <w:sz w:val="40"/>
+                <w:szCs w:val="40"/>
+              </w:rPr>
+              <w:t>Éå</w:t>
+            </w:r>
+            <w:proofErr w:type="spellEnd"/>
+            <w:r>
+              <w:rPr>
+                <w:rFonts w:ascii="BRH Devanagari Extra" w:hAnsi="BRH Devanagari Extra" w:cs="BRH Devanagari Extra"/>
+                <w:color w:val="000000"/>
+                <w:sz w:val="40"/>
+                <w:szCs w:val="40"/>
+              </w:rPr>
+              <w:t xml:space="preserve"> </w:t>
+            </w:r>
+            <w:proofErr w:type="spellStart"/>
             <w:r>
               <w:rPr>
                 <w:rFonts w:ascii="BRH Devanagari Extra" w:hAnsi="BRH Devanagari Extra" w:cs="BRH Devanagari Extra"/>
@@ -8135,7 +9859,17 @@
                 <w:sz w:val="40"/>
                 <w:szCs w:val="40"/>
               </w:rPr>
-              <w:t>þmÉ¦ÉÏ |</w:t>
+              <w:t>þmÉ¦ÉÏ</w:t>
+            </w:r>
+            <w:proofErr w:type="spellEnd"/>
+            <w:r>
+              <w:rPr>
+                <w:rFonts w:ascii="BRH Devanagari Extra" w:hAnsi="BRH Devanagari Extra" w:cs="BRH Devanagari Extra"/>
+                <w:color w:val="000000"/>
+                <w:sz w:val="40"/>
+                <w:szCs w:val="40"/>
+              </w:rPr>
+              <w:t xml:space="preserve"> |</w:t>
             </w:r>
           </w:p>
         </w:tc>
@@ -8182,6 +9916,7 @@
               </w:rPr>
               <w:t>–</w:t>
             </w:r>
+            <w:proofErr w:type="spellStart"/>
             <w:r>
               <w:rPr>
                 <w:rFonts w:ascii="BRH Devanagari Extra" w:hAnsi="BRH Devanagari Extra" w:cs="BRH Devanagari Extra"/>
@@ -8191,6 +9926,7 @@
               </w:rPr>
               <w:t>WûÉå</w:t>
             </w:r>
+            <w:proofErr w:type="spellEnd"/>
             <w:r>
               <w:rPr>
                 <w:rFonts w:ascii="BRH Malayalam Extra" w:hAnsi="BRH Malayalam Extra" w:cs="BRH Devanagari Extra"/>
@@ -8225,8 +9961,29 @@
                 <w:sz w:val="40"/>
                 <w:szCs w:val="40"/>
               </w:rPr>
-              <w:t xml:space="preserve">§Éå </w:t>
-            </w:r>
+              <w:t>§</w:t>
+            </w:r>
+            <w:proofErr w:type="spellStart"/>
+            <w:r>
+              <w:rPr>
+                <w:rFonts w:ascii="BRH Devanagari Extra" w:hAnsi="BRH Devanagari Extra" w:cs="BRH Devanagari Extra"/>
+                <w:color w:val="000000"/>
+                <w:sz w:val="40"/>
+                <w:szCs w:val="40"/>
+              </w:rPr>
+              <w:t>Éå</w:t>
+            </w:r>
+            <w:proofErr w:type="spellEnd"/>
+            <w:r>
+              <w:rPr>
+                <w:rFonts w:ascii="BRH Devanagari Extra" w:hAnsi="BRH Devanagari Extra" w:cs="BRH Devanagari Extra"/>
+                <w:color w:val="000000"/>
+                <w:sz w:val="40"/>
+                <w:szCs w:val="40"/>
+              </w:rPr>
+              <w:t xml:space="preserve"> </w:t>
+            </w:r>
+            <w:proofErr w:type="spellStart"/>
             <w:r>
               <w:rPr>
                 <w:rFonts w:ascii="BRH Devanagari Extra" w:hAnsi="BRH Devanagari Extra" w:cs="BRH Devanagari Extra"/>
@@ -8244,7 +10001,17 @@
                 <w:sz w:val="40"/>
                 <w:szCs w:val="40"/>
               </w:rPr>
-              <w:t>þmÉ¦ÉÏ |</w:t>
+              <w:t>þmÉ¦ÉÏ</w:t>
+            </w:r>
+            <w:proofErr w:type="spellEnd"/>
+            <w:r>
+              <w:rPr>
+                <w:rFonts w:ascii="BRH Devanagari Extra" w:hAnsi="BRH Devanagari Extra" w:cs="BRH Devanagari Extra"/>
+                <w:color w:val="000000"/>
+                <w:sz w:val="40"/>
+                <w:szCs w:val="40"/>
+              </w:rPr>
+              <w:t xml:space="preserve"> |</w:t>
             </w:r>
             <w:r>
               <w:rPr>
@@ -8319,7 +10086,23 @@
                 <w:b/>
                 <w:bCs/>
               </w:rPr>
-              <w:t>tead of avagraham)</w:t>
+              <w:t xml:space="preserve">tead of </w:t>
+            </w:r>
+            <w:proofErr w:type="spellStart"/>
+            <w:r>
+              <w:rPr>
+                <w:b/>
+                <w:bCs/>
+              </w:rPr>
+              <w:t>avagraham</w:t>
+            </w:r>
+            <w:proofErr w:type="spellEnd"/>
+            <w:r>
+              <w:rPr>
+                <w:b/>
+                <w:bCs/>
+              </w:rPr>
+              <w:t>)</w:t>
             </w:r>
           </w:p>
         </w:tc>
@@ -8453,6 +10236,7 @@
                 <w:highlight w:val="yellow"/>
               </w:rPr>
             </w:pPr>
+            <w:proofErr w:type="spellStart"/>
             <w:r>
               <w:rPr>
                 <w:rFonts w:ascii="BRH Devanagari Extra" w:hAnsi="BRH Devanagari Extra" w:cs="BRH Devanagari Extra"/>
@@ -8462,23 +10246,34 @@
               </w:rPr>
               <w:t>erÉÉåÌiÉþwqÉiÉÏ</w:t>
             </w:r>
-            <w:r>
-              <w:rPr>
-                <w:rFonts w:ascii="BRH Malayalam Extra" w:hAnsi="BRH Malayalam Extra" w:cs="BRH Devanagari Extra"/>
-                <w:color w:val="000000"/>
-                <w:sz w:val="30"/>
-                <w:szCs w:val="40"/>
-              </w:rPr>
-              <w:t>–</w:t>
-            </w:r>
-            <w:r>
-              <w:rPr>
-                <w:rFonts w:ascii="BRH Devanagari Extra" w:hAnsi="BRH Devanagari Extra" w:cs="BRH Devanagari Extra"/>
-                <w:color w:val="000000"/>
-                <w:sz w:val="40"/>
-                <w:szCs w:val="40"/>
-              </w:rPr>
-              <w:t xml:space="preserve"> mÉ</w:t>
+            <w:proofErr w:type="spellEnd"/>
+            <w:r>
+              <w:rPr>
+                <w:rFonts w:ascii="BRH Malayalam Extra" w:hAnsi="BRH Malayalam Extra" w:cs="BRH Devanagari Extra"/>
+                <w:color w:val="000000"/>
+                <w:sz w:val="30"/>
+                <w:szCs w:val="40"/>
+              </w:rPr>
+              <w:t>–</w:t>
+            </w:r>
+            <w:r>
+              <w:rPr>
+                <w:rFonts w:ascii="BRH Devanagari Extra" w:hAnsi="BRH Devanagari Extra" w:cs="BRH Devanagari Extra"/>
+                <w:color w:val="000000"/>
+                <w:sz w:val="40"/>
+                <w:szCs w:val="40"/>
+              </w:rPr>
+              <w:t xml:space="preserve"> </w:t>
+            </w:r>
+            <w:proofErr w:type="spellStart"/>
+            <w:r>
+              <w:rPr>
+                <w:rFonts w:ascii="BRH Devanagari Extra" w:hAnsi="BRH Devanagari Extra" w:cs="BRH Devanagari Extra"/>
+                <w:color w:val="000000"/>
+                <w:sz w:val="40"/>
+                <w:szCs w:val="40"/>
+              </w:rPr>
+              <w:t>mÉ</w:t>
             </w:r>
             <w:r>
               <w:rPr>
@@ -8490,14 +10285,55 @@
               </w:rPr>
               <w:t>ëÌiÉþÈ</w:t>
             </w:r>
-            <w:r>
-              <w:rPr>
-                <w:rFonts w:ascii="BRH Devanagari Extra" w:hAnsi="BRH Devanagari Extra" w:cs="BRH Devanagari Extra"/>
-                <w:color w:val="000000"/>
-                <w:sz w:val="40"/>
-                <w:szCs w:val="40"/>
-              </w:rPr>
-              <w:t xml:space="preserve"> | mÉëÌiÉþ qÉÑgcÉiÉå |</w:t>
+            <w:proofErr w:type="spellEnd"/>
+            <w:r>
+              <w:rPr>
+                <w:rFonts w:ascii="BRH Devanagari Extra" w:hAnsi="BRH Devanagari Extra" w:cs="BRH Devanagari Extra"/>
+                <w:color w:val="000000"/>
+                <w:sz w:val="40"/>
+                <w:szCs w:val="40"/>
+              </w:rPr>
+              <w:t xml:space="preserve"> | </w:t>
+            </w:r>
+            <w:proofErr w:type="spellStart"/>
+            <w:r>
+              <w:rPr>
+                <w:rFonts w:ascii="BRH Devanagari Extra" w:hAnsi="BRH Devanagari Extra" w:cs="BRH Devanagari Extra"/>
+                <w:color w:val="000000"/>
+                <w:sz w:val="40"/>
+                <w:szCs w:val="40"/>
+              </w:rPr>
+              <w:t>mÉëÌiÉþ</w:t>
+            </w:r>
+            <w:proofErr w:type="spellEnd"/>
+            <w:r>
+              <w:rPr>
+                <w:rFonts w:ascii="BRH Devanagari Extra" w:hAnsi="BRH Devanagari Extra" w:cs="BRH Devanagari Extra"/>
+                <w:color w:val="000000"/>
+                <w:sz w:val="40"/>
+                <w:szCs w:val="40"/>
+              </w:rPr>
+              <w:t xml:space="preserve"> </w:t>
+            </w:r>
+            <w:proofErr w:type="spellStart"/>
+            <w:r>
+              <w:rPr>
+                <w:rFonts w:ascii="BRH Devanagari Extra" w:hAnsi="BRH Devanagari Extra" w:cs="BRH Devanagari Extra"/>
+                <w:color w:val="000000"/>
+                <w:sz w:val="40"/>
+                <w:szCs w:val="40"/>
+              </w:rPr>
+              <w:t>qÉÑgcÉiÉå</w:t>
+            </w:r>
+            <w:proofErr w:type="spellEnd"/>
+            <w:r>
+              <w:rPr>
+                <w:rFonts w:ascii="BRH Devanagari Extra" w:hAnsi="BRH Devanagari Extra" w:cs="BRH Devanagari Extra"/>
+                <w:color w:val="000000"/>
+                <w:sz w:val="40"/>
+                <w:szCs w:val="40"/>
+              </w:rPr>
+              <w:t xml:space="preserve"> |</w:t>
             </w:r>
           </w:p>
         </w:tc>
@@ -8520,6 +10356,7 @@
                 <w:highlight w:val="green"/>
               </w:rPr>
             </w:pPr>
+            <w:proofErr w:type="spellStart"/>
             <w:r>
               <w:rPr>
                 <w:rFonts w:ascii="BRH Devanagari Extra" w:hAnsi="BRH Devanagari Extra" w:cs="BRH Devanagari Extra"/>
@@ -8529,23 +10366,34 @@
               </w:rPr>
               <w:t>erÉÉåÌiÉþwqÉiÉÏ</w:t>
             </w:r>
-            <w:r>
-              <w:rPr>
-                <w:rFonts w:ascii="BRH Malayalam Extra" w:hAnsi="BRH Malayalam Extra" w:cs="BRH Devanagari Extra"/>
-                <w:color w:val="000000"/>
-                <w:sz w:val="30"/>
-                <w:szCs w:val="40"/>
-              </w:rPr>
-              <w:t>–</w:t>
-            </w:r>
-            <w:r>
-              <w:rPr>
-                <w:rFonts w:ascii="BRH Devanagari Extra" w:hAnsi="BRH Devanagari Extra" w:cs="BRH Devanagari Extra"/>
-                <w:color w:val="000000"/>
-                <w:sz w:val="40"/>
-                <w:szCs w:val="40"/>
-              </w:rPr>
-              <w:t xml:space="preserve"> mÉë</w:t>
+            <w:proofErr w:type="spellEnd"/>
+            <w:r>
+              <w:rPr>
+                <w:rFonts w:ascii="BRH Malayalam Extra" w:hAnsi="BRH Malayalam Extra" w:cs="BRH Devanagari Extra"/>
+                <w:color w:val="000000"/>
+                <w:sz w:val="30"/>
+                <w:szCs w:val="40"/>
+              </w:rPr>
+              <w:t>–</w:t>
+            </w:r>
+            <w:r>
+              <w:rPr>
+                <w:rFonts w:ascii="BRH Devanagari Extra" w:hAnsi="BRH Devanagari Extra" w:cs="BRH Devanagari Extra"/>
+                <w:color w:val="000000"/>
+                <w:sz w:val="40"/>
+                <w:szCs w:val="40"/>
+              </w:rPr>
+              <w:t xml:space="preserve"> </w:t>
+            </w:r>
+            <w:proofErr w:type="spellStart"/>
+            <w:r>
+              <w:rPr>
+                <w:rFonts w:ascii="BRH Devanagari Extra" w:hAnsi="BRH Devanagari Extra" w:cs="BRH Devanagari Extra"/>
+                <w:color w:val="000000"/>
+                <w:sz w:val="40"/>
+                <w:szCs w:val="40"/>
+              </w:rPr>
+              <w:t>mÉë</w:t>
             </w:r>
             <w:r>
               <w:rPr>
@@ -8557,14 +10405,55 @@
               </w:rPr>
               <w:t>ÌiÉþ</w:t>
             </w:r>
-            <w:r>
-              <w:rPr>
-                <w:rFonts w:ascii="BRH Devanagari Extra" w:hAnsi="BRH Devanagari Extra" w:cs="BRH Devanagari Extra"/>
-                <w:color w:val="000000"/>
-                <w:sz w:val="40"/>
-                <w:szCs w:val="40"/>
-              </w:rPr>
-              <w:t xml:space="preserve"> | mÉëÌiÉþ qÉÑgcÉiÉå |</w:t>
+            <w:proofErr w:type="spellEnd"/>
+            <w:r>
+              <w:rPr>
+                <w:rFonts w:ascii="BRH Devanagari Extra" w:hAnsi="BRH Devanagari Extra" w:cs="BRH Devanagari Extra"/>
+                <w:color w:val="000000"/>
+                <w:sz w:val="40"/>
+                <w:szCs w:val="40"/>
+              </w:rPr>
+              <w:t xml:space="preserve"> | </w:t>
+            </w:r>
+            <w:proofErr w:type="spellStart"/>
+            <w:r>
+              <w:rPr>
+                <w:rFonts w:ascii="BRH Devanagari Extra" w:hAnsi="BRH Devanagari Extra" w:cs="BRH Devanagari Extra"/>
+                <w:color w:val="000000"/>
+                <w:sz w:val="40"/>
+                <w:szCs w:val="40"/>
+              </w:rPr>
+              <w:t>mÉëÌiÉþ</w:t>
+            </w:r>
+            <w:proofErr w:type="spellEnd"/>
+            <w:r>
+              <w:rPr>
+                <w:rFonts w:ascii="BRH Devanagari Extra" w:hAnsi="BRH Devanagari Extra" w:cs="BRH Devanagari Extra"/>
+                <w:color w:val="000000"/>
+                <w:sz w:val="40"/>
+                <w:szCs w:val="40"/>
+              </w:rPr>
+              <w:t xml:space="preserve"> </w:t>
+            </w:r>
+            <w:proofErr w:type="spellStart"/>
+            <w:r>
+              <w:rPr>
+                <w:rFonts w:ascii="BRH Devanagari Extra" w:hAnsi="BRH Devanagari Extra" w:cs="BRH Devanagari Extra"/>
+                <w:color w:val="000000"/>
+                <w:sz w:val="40"/>
+                <w:szCs w:val="40"/>
+              </w:rPr>
+              <w:t>qÉÑgcÉiÉå</w:t>
+            </w:r>
+            <w:proofErr w:type="spellEnd"/>
+            <w:r>
+              <w:rPr>
+                <w:rFonts w:ascii="BRH Devanagari Extra" w:hAnsi="BRH Devanagari Extra" w:cs="BRH Devanagari Extra"/>
+                <w:color w:val="000000"/>
+                <w:sz w:val="40"/>
+                <w:szCs w:val="40"/>
+              </w:rPr>
+              <w:t xml:space="preserve"> |</w:t>
             </w:r>
           </w:p>
         </w:tc>
@@ -8602,6 +10491,7 @@
                 <w:sz w:val="28"/>
                 <w:szCs w:val="32"/>
               </w:rPr>
+              <w:lastRenderedPageBreak/>
               <w:t>T.S.4.3.12.2 – Kramam</w:t>
             </w:r>
           </w:p>
@@ -8742,25 +10632,76 @@
                 <w:sz w:val="40"/>
                 <w:szCs w:val="40"/>
               </w:rPr>
-              <w:t xml:space="preserve"> zNûlSþÈ | NûlSÉå</w:t>
-            </w:r>
-            <w:r>
-              <w:rPr>
-                <w:rFonts w:ascii="BRH Malayalam Extra" w:hAnsi="BRH Malayalam Extra" w:cs="BRH Devanagari Extra"/>
-                <w:color w:val="000000"/>
-                <w:sz w:val="30"/>
-                <w:szCs w:val="40"/>
-              </w:rPr>
-              <w:t>–</w:t>
-            </w:r>
-            <w:r>
-              <w:rPr>
-                <w:rFonts w:ascii="BRH Devanagari Extra" w:hAnsi="BRH Devanagari Extra" w:cs="BRH Devanagari Extra"/>
-                <w:color w:val="000000"/>
-                <w:sz w:val="40"/>
-                <w:szCs w:val="40"/>
-              </w:rPr>
-              <w:t xml:space="preserve"> uÉËUþuÉÈ |</w:t>
+              <w:t xml:space="preserve"> </w:t>
+            </w:r>
+            <w:proofErr w:type="spellStart"/>
+            <w:r>
+              <w:rPr>
+                <w:rFonts w:ascii="BRH Devanagari Extra" w:hAnsi="BRH Devanagari Extra" w:cs="BRH Devanagari Extra"/>
+                <w:color w:val="000000"/>
+                <w:sz w:val="40"/>
+                <w:szCs w:val="40"/>
+              </w:rPr>
+              <w:t>zNûlSþÈ</w:t>
+            </w:r>
+            <w:proofErr w:type="spellEnd"/>
+            <w:r>
+              <w:rPr>
+                <w:rFonts w:ascii="BRH Devanagari Extra" w:hAnsi="BRH Devanagari Extra" w:cs="BRH Devanagari Extra"/>
+                <w:color w:val="000000"/>
+                <w:sz w:val="40"/>
+                <w:szCs w:val="40"/>
+              </w:rPr>
+              <w:t xml:space="preserve"> | </w:t>
+            </w:r>
+            <w:proofErr w:type="spellStart"/>
+            <w:r>
+              <w:rPr>
+                <w:rFonts w:ascii="BRH Devanagari Extra" w:hAnsi="BRH Devanagari Extra" w:cs="BRH Devanagari Extra"/>
+                <w:color w:val="000000"/>
+                <w:sz w:val="40"/>
+                <w:szCs w:val="40"/>
+              </w:rPr>
+              <w:t>NûlSÉå</w:t>
+            </w:r>
+            <w:proofErr w:type="spellEnd"/>
+            <w:r>
+              <w:rPr>
+                <w:rFonts w:ascii="BRH Malayalam Extra" w:hAnsi="BRH Malayalam Extra" w:cs="BRH Devanagari Extra"/>
+                <w:color w:val="000000"/>
+                <w:sz w:val="30"/>
+                <w:szCs w:val="40"/>
+              </w:rPr>
+              <w:t>–</w:t>
+            </w:r>
+            <w:r>
+              <w:rPr>
+                <w:rFonts w:ascii="BRH Devanagari Extra" w:hAnsi="BRH Devanagari Extra" w:cs="BRH Devanagari Extra"/>
+                <w:color w:val="000000"/>
+                <w:sz w:val="40"/>
+                <w:szCs w:val="40"/>
+              </w:rPr>
+              <w:t xml:space="preserve"> </w:t>
+            </w:r>
+            <w:proofErr w:type="spellStart"/>
+            <w:r>
+              <w:rPr>
+                <w:rFonts w:ascii="BRH Devanagari Extra" w:hAnsi="BRH Devanagari Extra" w:cs="BRH Devanagari Extra"/>
+                <w:color w:val="000000"/>
+                <w:sz w:val="40"/>
+                <w:szCs w:val="40"/>
+              </w:rPr>
+              <w:t>uÉËUþuÉÈ</w:t>
+            </w:r>
+            <w:proofErr w:type="spellEnd"/>
+            <w:r>
+              <w:rPr>
+                <w:rFonts w:ascii="BRH Devanagari Extra" w:hAnsi="BRH Devanagari Extra" w:cs="BRH Devanagari Extra"/>
+                <w:color w:val="000000"/>
+                <w:sz w:val="40"/>
+                <w:szCs w:val="40"/>
+              </w:rPr>
+              <w:t xml:space="preserve"> |</w:t>
             </w:r>
           </w:p>
         </w:tc>
@@ -8783,6 +10724,7 @@
                 <w:highlight w:val="green"/>
               </w:rPr>
             </w:pPr>
+            <w:proofErr w:type="spellStart"/>
             <w:r>
               <w:rPr>
                 <w:rFonts w:ascii="BRH Devanagari Extra" w:hAnsi="BRH Devanagari Extra" w:cs="BRH Devanagari Extra"/>
@@ -8802,41 +10744,93 @@
               </w:rPr>
               <w:t>uÉ</w:t>
             </w:r>
-            <w:r>
-              <w:rPr>
-                <w:rFonts w:ascii="BRH Malayalam Extra" w:hAnsi="BRH Malayalam Extra" w:cs="BRH Devanagari Extra"/>
-                <w:color w:val="000000"/>
-                <w:sz w:val="30"/>
-                <w:szCs w:val="40"/>
-              </w:rPr>
-              <w:t>–</w:t>
-            </w:r>
-            <w:r>
-              <w:rPr>
-                <w:rFonts w:ascii="BRH Devanagari Extra" w:hAnsi="BRH Devanagari Extra" w:cs="BRH Devanagari Extra"/>
-                <w:color w:val="000000"/>
-                <w:sz w:val="40"/>
-                <w:szCs w:val="40"/>
-              </w:rPr>
-              <w:t xml:space="preserve"> zNûlSþÈ | NûlSÉå</w:t>
-            </w:r>
-            <w:r>
-              <w:rPr>
-                <w:rFonts w:ascii="BRH Malayalam Extra" w:hAnsi="BRH Malayalam Extra" w:cs="BRH Devanagari Extra"/>
-                <w:color w:val="000000"/>
-                <w:sz w:val="30"/>
-                <w:szCs w:val="40"/>
-              </w:rPr>
-              <w:t>–</w:t>
-            </w:r>
-            <w:r>
-              <w:rPr>
-                <w:rFonts w:ascii="BRH Devanagari Extra" w:hAnsi="BRH Devanagari Extra" w:cs="BRH Devanagari Extra"/>
-                <w:color w:val="000000"/>
-                <w:sz w:val="40"/>
-                <w:szCs w:val="40"/>
-              </w:rPr>
-              <w:t xml:space="preserve"> uÉËUþuÉÈ |</w:t>
+            <w:proofErr w:type="spellEnd"/>
+            <w:r>
+              <w:rPr>
+                <w:rFonts w:ascii="BRH Malayalam Extra" w:hAnsi="BRH Malayalam Extra" w:cs="BRH Devanagari Extra"/>
+                <w:color w:val="000000"/>
+                <w:sz w:val="30"/>
+                <w:szCs w:val="40"/>
+              </w:rPr>
+              <w:t>–</w:t>
+            </w:r>
+            <w:r>
+              <w:rPr>
+                <w:rFonts w:ascii="BRH Devanagari Extra" w:hAnsi="BRH Devanagari Extra" w:cs="BRH Devanagari Extra"/>
+                <w:color w:val="000000"/>
+                <w:sz w:val="40"/>
+                <w:szCs w:val="40"/>
+              </w:rPr>
+              <w:t xml:space="preserve"> </w:t>
+            </w:r>
+            <w:proofErr w:type="spellStart"/>
+            <w:r>
+              <w:rPr>
+                <w:rFonts w:ascii="BRH Devanagari Extra" w:hAnsi="BRH Devanagari Extra" w:cs="BRH Devanagari Extra"/>
+                <w:color w:val="000000"/>
+                <w:sz w:val="40"/>
+                <w:szCs w:val="40"/>
+              </w:rPr>
+              <w:t>zNûlSþÈ</w:t>
+            </w:r>
+            <w:proofErr w:type="spellEnd"/>
+            <w:r>
+              <w:rPr>
+                <w:rFonts w:ascii="BRH Devanagari Extra" w:hAnsi="BRH Devanagari Extra" w:cs="BRH Devanagari Extra"/>
+                <w:color w:val="000000"/>
+                <w:sz w:val="40"/>
+                <w:szCs w:val="40"/>
+              </w:rPr>
+              <w:t xml:space="preserve"> | </w:t>
+            </w:r>
+            <w:proofErr w:type="spellStart"/>
+            <w:r>
+              <w:rPr>
+                <w:rFonts w:ascii="BRH Devanagari Extra" w:hAnsi="BRH Devanagari Extra" w:cs="BRH Devanagari Extra"/>
+                <w:color w:val="000000"/>
+                <w:sz w:val="40"/>
+                <w:szCs w:val="40"/>
+              </w:rPr>
+              <w:t>NûlSÉå</w:t>
+            </w:r>
+            <w:proofErr w:type="spellEnd"/>
+            <w:r>
+              <w:rPr>
+                <w:rFonts w:ascii="BRH Malayalam Extra" w:hAnsi="BRH Malayalam Extra" w:cs="BRH Devanagari Extra"/>
+                <w:color w:val="000000"/>
+                <w:sz w:val="30"/>
+                <w:szCs w:val="40"/>
+              </w:rPr>
+              <w:t>–</w:t>
+            </w:r>
+            <w:r>
+              <w:rPr>
+                <w:rFonts w:ascii="BRH Devanagari Extra" w:hAnsi="BRH Devanagari Extra" w:cs="BRH Devanagari Extra"/>
+                <w:color w:val="000000"/>
+                <w:sz w:val="40"/>
+                <w:szCs w:val="40"/>
+              </w:rPr>
+              <w:t xml:space="preserve"> </w:t>
+            </w:r>
+            <w:proofErr w:type="spellStart"/>
+            <w:r>
+              <w:rPr>
+                <w:rFonts w:ascii="BRH Devanagari Extra" w:hAnsi="BRH Devanagari Extra" w:cs="BRH Devanagari Extra"/>
+                <w:color w:val="000000"/>
+                <w:sz w:val="40"/>
+                <w:szCs w:val="40"/>
+              </w:rPr>
+              <w:t>uÉËUþuÉÈ</w:t>
+            </w:r>
+            <w:proofErr w:type="spellEnd"/>
+            <w:r>
+              <w:rPr>
+                <w:rFonts w:ascii="BRH Devanagari Extra" w:hAnsi="BRH Devanagari Extra" w:cs="BRH Devanagari Extra"/>
+                <w:color w:val="000000"/>
+                <w:sz w:val="40"/>
+                <w:szCs w:val="40"/>
+              </w:rPr>
+              <w:t xml:space="preserve"> |</w:t>
             </w:r>
           </w:p>
         </w:tc>
@@ -8874,7 +10868,6 @@
                 <w:sz w:val="28"/>
                 <w:szCs w:val="32"/>
               </w:rPr>
-              <w:lastRenderedPageBreak/>
               <w:t>T.S.4.3.13.1 – Kramam</w:t>
             </w:r>
           </w:p>
@@ -8971,6 +10964,7 @@
                 <w:highlight w:val="yellow"/>
               </w:rPr>
             </w:pPr>
+            <w:proofErr w:type="spellStart"/>
             <w:r>
               <w:rPr>
                 <w:rFonts w:ascii="BRH Devanagari Extra" w:hAnsi="BRH Devanagari Extra" w:cs="BRH Devanagari Extra"/>
@@ -8980,24 +10974,37 @@
               </w:rPr>
               <w:t>AlÉÏþMüqÉÑmÉÉ</w:t>
             </w:r>
-            <w:r>
-              <w:rPr>
-                <w:rFonts w:ascii="BRH Malayalam Extra" w:hAnsi="BRH Malayalam Extra" w:cs="BRH Devanagari Extra"/>
-                <w:color w:val="000000"/>
-                <w:sz w:val="30"/>
-                <w:szCs w:val="40"/>
-              </w:rPr>
-              <w:t>–</w:t>
-            </w:r>
-            <w:r>
-              <w:rPr>
-                <w:rFonts w:ascii="BRH Devanagari Extra" w:hAnsi="BRH Devanagari Extra" w:cs="BRH Devanagari Extra"/>
-                <w:color w:val="000000"/>
-                <w:sz w:val="40"/>
-                <w:szCs w:val="40"/>
-              </w:rPr>
-              <w:t xml:space="preserve">Måü | </w:t>
-            </w:r>
+            <w:proofErr w:type="spellEnd"/>
+            <w:r>
+              <w:rPr>
+                <w:rFonts w:ascii="BRH Malayalam Extra" w:hAnsi="BRH Malayalam Extra" w:cs="BRH Devanagari Extra"/>
+                <w:color w:val="000000"/>
+                <w:sz w:val="30"/>
+                <w:szCs w:val="40"/>
+              </w:rPr>
+              <w:t>–</w:t>
+            </w:r>
+            <w:proofErr w:type="spellStart"/>
+            <w:r>
+              <w:rPr>
+                <w:rFonts w:ascii="BRH Devanagari Extra" w:hAnsi="BRH Devanagari Extra" w:cs="BRH Devanagari Extra"/>
+                <w:color w:val="000000"/>
+                <w:sz w:val="40"/>
+                <w:szCs w:val="40"/>
+              </w:rPr>
+              <w:t>Måü</w:t>
+            </w:r>
+            <w:proofErr w:type="spellEnd"/>
+            <w:r>
+              <w:rPr>
+                <w:rFonts w:ascii="BRH Devanagari Extra" w:hAnsi="BRH Devanagari Extra" w:cs="BRH Devanagari Extra"/>
+                <w:color w:val="000000"/>
+                <w:sz w:val="40"/>
+                <w:szCs w:val="40"/>
+              </w:rPr>
+              <w:t xml:space="preserve"> | </w:t>
+            </w:r>
+            <w:proofErr w:type="spellStart"/>
             <w:r>
               <w:rPr>
                 <w:rFonts w:ascii="BRH Devanagari Extra" w:hAnsi="BRH Devanagari Extra" w:cs="BRH Devanagari Extra"/>
@@ -9017,6 +11024,7 @@
               </w:rPr>
               <w:t>mÉÉ</w:t>
             </w:r>
+            <w:proofErr w:type="spellEnd"/>
             <w:r>
               <w:rPr>
                 <w:rFonts w:ascii="BRH Malayalam Extra" w:hAnsi="BRH Malayalam Extra" w:cs="BRH Devanagari Extra"/>
@@ -9056,6 +11064,7 @@
                 <w:highlight w:val="green"/>
               </w:rPr>
             </w:pPr>
+            <w:proofErr w:type="spellStart"/>
             <w:r>
               <w:rPr>
                 <w:rFonts w:ascii="BRH Devanagari Extra" w:hAnsi="BRH Devanagari Extra" w:cs="BRH Devanagari Extra"/>
@@ -9065,23 +11074,35 @@
               </w:rPr>
               <w:t>AlÉÏþMüqÉÑmÉÉ</w:t>
             </w:r>
-            <w:r>
-              <w:rPr>
-                <w:rFonts w:ascii="BRH Malayalam Extra" w:hAnsi="BRH Malayalam Extra" w:cs="BRH Devanagari Extra"/>
-                <w:color w:val="000000"/>
-                <w:sz w:val="30"/>
-                <w:szCs w:val="40"/>
-              </w:rPr>
-              <w:t>–</w:t>
-            </w:r>
-            <w:r>
-              <w:rPr>
-                <w:rFonts w:ascii="BRH Devanagari Extra" w:hAnsi="BRH Devanagari Extra" w:cs="BRH Devanagari Extra"/>
-                <w:color w:val="000000"/>
-                <w:sz w:val="40"/>
-                <w:szCs w:val="40"/>
-              </w:rPr>
-              <w:t xml:space="preserve">Måü | </w:t>
+            <w:proofErr w:type="spellEnd"/>
+            <w:r>
+              <w:rPr>
+                <w:rFonts w:ascii="BRH Malayalam Extra" w:hAnsi="BRH Malayalam Extra" w:cs="BRH Devanagari Extra"/>
+                <w:color w:val="000000"/>
+                <w:sz w:val="30"/>
+                <w:szCs w:val="40"/>
+              </w:rPr>
+              <w:t>–</w:t>
+            </w:r>
+            <w:proofErr w:type="spellStart"/>
+            <w:r>
+              <w:rPr>
+                <w:rFonts w:ascii="BRH Devanagari Extra" w:hAnsi="BRH Devanagari Extra" w:cs="BRH Devanagari Extra"/>
+                <w:color w:val="000000"/>
+                <w:sz w:val="40"/>
+                <w:szCs w:val="40"/>
+              </w:rPr>
+              <w:t>Måü</w:t>
+            </w:r>
+            <w:proofErr w:type="spellEnd"/>
+            <w:r>
+              <w:rPr>
+                <w:rFonts w:ascii="BRH Devanagari Extra" w:hAnsi="BRH Devanagari Extra" w:cs="BRH Devanagari Extra"/>
+                <w:color w:val="000000"/>
+                <w:sz w:val="40"/>
+                <w:szCs w:val="40"/>
+              </w:rPr>
+              <w:t xml:space="preserve"> | </w:t>
             </w:r>
             <w:r>
               <w:rPr>
@@ -9103,6 +11124,7 @@
               </w:rPr>
               <w:t>–</w:t>
             </w:r>
+            <w:proofErr w:type="spellStart"/>
             <w:r>
               <w:rPr>
                 <w:rFonts w:ascii="BRH Devanagari Extra" w:hAnsi="BRH Devanagari Extra" w:cs="BRH Devanagari Extra"/>
@@ -9112,6 +11134,7 @@
               </w:rPr>
               <w:t>mÉÉ</w:t>
             </w:r>
+            <w:proofErr w:type="spellEnd"/>
             <w:r>
               <w:rPr>
                 <w:rFonts w:ascii="BRH Malayalam Extra" w:hAnsi="BRH Malayalam Extra" w:cs="BRH Devanagari Extra"/>
@@ -9366,14 +11389,25 @@
               </w:rPr>
               <w:t>–</w:t>
             </w:r>
-            <w:r>
-              <w:rPr>
-                <w:rFonts w:ascii="BRH Devanagari Extra" w:hAnsi="BRH Devanagari Extra" w:cs="BRH Devanagari Extra"/>
-                <w:color w:val="000000"/>
-                <w:sz w:val="40"/>
-                <w:szCs w:val="40"/>
-              </w:rPr>
-              <w:t xml:space="preserve">mÉå </w:t>
+            <w:proofErr w:type="spellStart"/>
+            <w:r>
+              <w:rPr>
+                <w:rFonts w:ascii="BRH Devanagari Extra" w:hAnsi="BRH Devanagari Extra" w:cs="BRH Devanagari Extra"/>
+                <w:color w:val="000000"/>
+                <w:sz w:val="40"/>
+                <w:szCs w:val="40"/>
+              </w:rPr>
+              <w:t>mÉå</w:t>
+            </w:r>
+            <w:proofErr w:type="spellEnd"/>
+            <w:r>
+              <w:rPr>
+                <w:rFonts w:ascii="BRH Devanagari Extra" w:hAnsi="BRH Devanagari Extra" w:cs="BRH Devanagari Extra"/>
+                <w:color w:val="000000"/>
+                <w:sz w:val="40"/>
+                <w:szCs w:val="40"/>
+              </w:rPr>
+              <w:t xml:space="preserve"> </w:t>
             </w:r>
             <w:r>
               <w:rPr>
@@ -9458,7 +11492,23 @@
                 <w:b/>
                 <w:bCs/>
               </w:rPr>
-              <w:t>tead of avagraham)</w:t>
+              <w:t xml:space="preserve">tead of </w:t>
+            </w:r>
+            <w:proofErr w:type="spellStart"/>
+            <w:r>
+              <w:rPr>
+                <w:b/>
+                <w:bCs/>
+              </w:rPr>
+              <w:t>avagraham</w:t>
+            </w:r>
+            <w:proofErr w:type="spellEnd"/>
+            <w:r>
+              <w:rPr>
+                <w:b/>
+                <w:bCs/>
+              </w:rPr>
+              <w:t>)</w:t>
             </w:r>
           </w:p>
         </w:tc>
@@ -9592,6 +11642,7 @@
                 <w:highlight w:val="yellow"/>
               </w:rPr>
             </w:pPr>
+            <w:proofErr w:type="spellStart"/>
             <w:r>
               <w:rPr>
                 <w:rFonts w:ascii="BRH Devanagari Extra" w:hAnsi="BRH Devanagari Extra" w:cs="BRH Devanagari Extra"/>
@@ -9601,6 +11652,7 @@
               </w:rPr>
               <w:t>ÌuÉ</w:t>
             </w:r>
+            <w:proofErr w:type="spellEnd"/>
             <w:r>
               <w:rPr>
                 <w:rFonts w:ascii="BRH Malayalam Extra" w:hAnsi="BRH Malayalam Extra" w:cs="BRH Devanagari Extra"/>
@@ -9646,24 +11698,36 @@
               </w:rPr>
               <w:t>–</w:t>
             </w:r>
-            <w:r>
-              <w:rPr>
-                <w:rFonts w:ascii="BRH Devanagari Extra" w:hAnsi="BRH Devanagari Extra" w:cs="BRH Devanagari Extra"/>
-                <w:color w:val="000000"/>
-                <w:sz w:val="40"/>
-                <w:szCs w:val="40"/>
-              </w:rPr>
-              <w:t>iÉÔlÉç | G</w:t>
-            </w:r>
-            <w:r>
-              <w:rPr>
-                <w:rFonts w:ascii="BRH Malayalam Extra" w:hAnsi="BRH Malayalam Extra" w:cs="BRH Devanagari Extra"/>
-                <w:color w:val="000000"/>
-                <w:sz w:val="30"/>
-                <w:szCs w:val="40"/>
-              </w:rPr>
-              <w:t>–</w:t>
-            </w:r>
+            <w:proofErr w:type="spellStart"/>
+            <w:r>
+              <w:rPr>
+                <w:rFonts w:ascii="BRH Devanagari Extra" w:hAnsi="BRH Devanagari Extra" w:cs="BRH Devanagari Extra"/>
+                <w:color w:val="000000"/>
+                <w:sz w:val="40"/>
+                <w:szCs w:val="40"/>
+              </w:rPr>
+              <w:t>iÉÔlÉç</w:t>
+            </w:r>
+            <w:proofErr w:type="spellEnd"/>
+            <w:r>
+              <w:rPr>
+                <w:rFonts w:ascii="BRH Devanagari Extra" w:hAnsi="BRH Devanagari Extra" w:cs="BRH Devanagari Extra"/>
+                <w:color w:val="000000"/>
+                <w:sz w:val="40"/>
+                <w:szCs w:val="40"/>
+              </w:rPr>
+              <w:t xml:space="preserve"> | G</w:t>
+            </w:r>
+            <w:r>
+              <w:rPr>
+                <w:rFonts w:ascii="BRH Malayalam Extra" w:hAnsi="BRH Malayalam Extra" w:cs="BRH Devanagari Extra"/>
+                <w:color w:val="000000"/>
+                <w:sz w:val="30"/>
+                <w:szCs w:val="40"/>
+              </w:rPr>
+              <w:t>–</w:t>
+            </w:r>
+            <w:proofErr w:type="spellStart"/>
             <w:r>
               <w:rPr>
                 <w:rFonts w:ascii="BRH Devanagari Extra" w:hAnsi="BRH Devanagari Extra" w:cs="BRH Devanagari Extra"/>
@@ -9702,14 +11766,35 @@
               </w:rPr>
               <w:t>è</w:t>
             </w:r>
-            <w:r>
-              <w:rPr>
-                <w:rFonts w:ascii="BRH Devanagari Extra" w:hAnsi="BRH Devanagari Extra" w:cs="BRH Devanagari Extra"/>
-                <w:color w:val="000000"/>
-                <w:sz w:val="40"/>
-                <w:szCs w:val="40"/>
-              </w:rPr>
-              <w:t xml:space="preserve"> GþiÉÑmÉiÉå |</w:t>
+            <w:proofErr w:type="spellEnd"/>
+            <w:r>
+              <w:rPr>
+                <w:rFonts w:ascii="BRH Devanagari Extra" w:hAnsi="BRH Devanagari Extra" w:cs="BRH Devanagari Extra"/>
+                <w:color w:val="000000"/>
+                <w:sz w:val="40"/>
+                <w:szCs w:val="40"/>
+              </w:rPr>
+              <w:t xml:space="preserve"> </w:t>
+            </w:r>
+            <w:proofErr w:type="spellStart"/>
+            <w:r>
+              <w:rPr>
+                <w:rFonts w:ascii="BRH Devanagari Extra" w:hAnsi="BRH Devanagari Extra" w:cs="BRH Devanagari Extra"/>
+                <w:color w:val="000000"/>
+                <w:sz w:val="40"/>
+                <w:szCs w:val="40"/>
+              </w:rPr>
+              <w:t>GþiÉÑmÉiÉå</w:t>
+            </w:r>
+            <w:proofErr w:type="spellEnd"/>
+            <w:r>
+              <w:rPr>
+                <w:rFonts w:ascii="BRH Devanagari Extra" w:hAnsi="BRH Devanagari Extra" w:cs="BRH Devanagari Extra"/>
+                <w:color w:val="000000"/>
+                <w:sz w:val="40"/>
+                <w:szCs w:val="40"/>
+              </w:rPr>
+              <w:t xml:space="preserve"> |</w:t>
             </w:r>
           </w:p>
         </w:tc>
@@ -9732,6 +11817,7 @@
                 <w:highlight w:val="green"/>
               </w:rPr>
             </w:pPr>
+            <w:proofErr w:type="spellStart"/>
             <w:r>
               <w:rPr>
                 <w:rFonts w:ascii="BRH Devanagari Extra" w:hAnsi="BRH Devanagari Extra" w:cs="BRH Devanagari Extra"/>
@@ -9741,6 +11827,7 @@
               </w:rPr>
               <w:t>ÌuÉ</w:t>
             </w:r>
+            <w:proofErr w:type="spellEnd"/>
             <w:r>
               <w:rPr>
                 <w:rFonts w:ascii="BRH Malayalam Extra" w:hAnsi="BRH Malayalam Extra" w:cs="BRH Devanagari Extra"/>
@@ -9786,24 +11873,36 @@
               </w:rPr>
               <w:t>–</w:t>
             </w:r>
-            <w:r>
-              <w:rPr>
-                <w:rFonts w:ascii="BRH Devanagari Extra" w:hAnsi="BRH Devanagari Extra" w:cs="BRH Devanagari Extra"/>
-                <w:color w:val="000000"/>
-                <w:sz w:val="40"/>
-                <w:szCs w:val="40"/>
-              </w:rPr>
-              <w:t>iÉÔlÉç | G</w:t>
-            </w:r>
-            <w:r>
-              <w:rPr>
-                <w:rFonts w:ascii="BRH Malayalam Extra" w:hAnsi="BRH Malayalam Extra" w:cs="BRH Devanagari Extra"/>
-                <w:color w:val="000000"/>
-                <w:sz w:val="30"/>
-                <w:szCs w:val="40"/>
-              </w:rPr>
-              <w:t>–</w:t>
-            </w:r>
+            <w:proofErr w:type="spellStart"/>
+            <w:r>
+              <w:rPr>
+                <w:rFonts w:ascii="BRH Devanagari Extra" w:hAnsi="BRH Devanagari Extra" w:cs="BRH Devanagari Extra"/>
+                <w:color w:val="000000"/>
+                <w:sz w:val="40"/>
+                <w:szCs w:val="40"/>
+              </w:rPr>
+              <w:t>iÉÔlÉç</w:t>
+            </w:r>
+            <w:proofErr w:type="spellEnd"/>
+            <w:r>
+              <w:rPr>
+                <w:rFonts w:ascii="BRH Devanagari Extra" w:hAnsi="BRH Devanagari Extra" w:cs="BRH Devanagari Extra"/>
+                <w:color w:val="000000"/>
+                <w:sz w:val="40"/>
+                <w:szCs w:val="40"/>
+              </w:rPr>
+              <w:t xml:space="preserve"> | G</w:t>
+            </w:r>
+            <w:r>
+              <w:rPr>
+                <w:rFonts w:ascii="BRH Malayalam Extra" w:hAnsi="BRH Malayalam Extra" w:cs="BRH Devanagari Extra"/>
+                <w:color w:val="000000"/>
+                <w:sz w:val="30"/>
+                <w:szCs w:val="40"/>
+              </w:rPr>
+              <w:t>–</w:t>
+            </w:r>
+            <w:proofErr w:type="spellStart"/>
             <w:r>
               <w:rPr>
                 <w:rFonts w:ascii="BRH Devanagari Extra" w:hAnsi="BRH Devanagari Extra" w:cs="BRH Devanagari Extra"/>
@@ -9830,16 +11929,46 @@
                 <w:szCs w:val="40"/>
                 <w:highlight w:val="green"/>
               </w:rPr>
-              <w:t>Uç.</w:t>
-            </w:r>
-            <w:r>
-              <w:rPr>
-                <w:rFonts w:ascii="BRH Devanagari Extra" w:hAnsi="BRH Devanagari Extra" w:cs="BRH Devanagari Extra"/>
-                <w:color w:val="000000"/>
-                <w:sz w:val="40"/>
-                <w:szCs w:val="40"/>
-              </w:rPr>
-              <w:t xml:space="preserve"> GþiÉÑmÉiÉå |</w:t>
+              <w:t>Uç</w:t>
+            </w:r>
+            <w:proofErr w:type="spellEnd"/>
+            <w:r>
+              <w:rPr>
+                <w:rFonts w:ascii="BRH Devanagari Extra" w:hAnsi="BRH Devanagari Extra" w:cs="BRH Devanagari Extra"/>
+                <w:sz w:val="40"/>
+                <w:szCs w:val="40"/>
+                <w:highlight w:val="green"/>
+              </w:rPr>
+              <w:t>.</w:t>
+            </w:r>
+            <w:r>
+              <w:rPr>
+                <w:rFonts w:ascii="BRH Devanagari Extra" w:hAnsi="BRH Devanagari Extra" w:cs="BRH Devanagari Extra"/>
+                <w:color w:val="000000"/>
+                <w:sz w:val="40"/>
+                <w:szCs w:val="40"/>
+              </w:rPr>
+              <w:t xml:space="preserve"> </w:t>
+            </w:r>
+            <w:proofErr w:type="spellStart"/>
+            <w:r>
+              <w:rPr>
+                <w:rFonts w:ascii="BRH Devanagari Extra" w:hAnsi="BRH Devanagari Extra" w:cs="BRH Devanagari Extra"/>
+                <w:color w:val="000000"/>
+                <w:sz w:val="40"/>
+                <w:szCs w:val="40"/>
+              </w:rPr>
+              <w:t>GþiÉÑmÉiÉå</w:t>
+            </w:r>
+            <w:proofErr w:type="spellEnd"/>
+            <w:r>
+              <w:rPr>
+                <w:rFonts w:ascii="BRH Devanagari Extra" w:hAnsi="BRH Devanagari Extra" w:cs="BRH Devanagari Extra"/>
+                <w:color w:val="000000"/>
+                <w:sz w:val="40"/>
+                <w:szCs w:val="40"/>
+              </w:rPr>
+              <w:t xml:space="preserve"> |</w:t>
             </w:r>
           </w:p>
         </w:tc>
@@ -9990,14 +12119,55 @@
               </w:rPr>
               <w:t>–</w:t>
             </w:r>
-            <w:r>
-              <w:rPr>
-                <w:rFonts w:ascii="BRH Devanagari Extra" w:hAnsi="BRH Devanagari Extra" w:cs="BRH Devanagari Extra"/>
-                <w:color w:val="000000"/>
-                <w:sz w:val="40"/>
-                <w:szCs w:val="40"/>
-              </w:rPr>
-              <w:t>wÉÉ uÉxiÉÉåÿÈ | uÉ</w:t>
+            <w:proofErr w:type="spellStart"/>
+            <w:r>
+              <w:rPr>
+                <w:rFonts w:ascii="BRH Devanagari Extra" w:hAnsi="BRH Devanagari Extra" w:cs="BRH Devanagari Extra"/>
+                <w:color w:val="000000"/>
+                <w:sz w:val="40"/>
+                <w:szCs w:val="40"/>
+              </w:rPr>
+              <w:t>wÉÉ</w:t>
+            </w:r>
+            <w:proofErr w:type="spellEnd"/>
+            <w:r>
+              <w:rPr>
+                <w:rFonts w:ascii="BRH Devanagari Extra" w:hAnsi="BRH Devanagari Extra" w:cs="BRH Devanagari Extra"/>
+                <w:color w:val="000000"/>
+                <w:sz w:val="40"/>
+                <w:szCs w:val="40"/>
+              </w:rPr>
+              <w:t xml:space="preserve"> </w:t>
+            </w:r>
+            <w:proofErr w:type="spellStart"/>
+            <w:r>
+              <w:rPr>
+                <w:rFonts w:ascii="BRH Devanagari Extra" w:hAnsi="BRH Devanagari Extra" w:cs="BRH Devanagari Extra"/>
+                <w:color w:val="000000"/>
+                <w:sz w:val="40"/>
+                <w:szCs w:val="40"/>
+              </w:rPr>
+              <w:t>uÉxiÉÉåÿÈ</w:t>
+            </w:r>
+            <w:proofErr w:type="spellEnd"/>
+            <w:r>
+              <w:rPr>
+                <w:rFonts w:ascii="BRH Devanagari Extra" w:hAnsi="BRH Devanagari Extra" w:cs="BRH Devanagari Extra"/>
+                <w:color w:val="000000"/>
+                <w:sz w:val="40"/>
+                <w:szCs w:val="40"/>
+              </w:rPr>
+              <w:t xml:space="preserve"> | </w:t>
+            </w:r>
+            <w:proofErr w:type="spellStart"/>
+            <w:r>
+              <w:rPr>
+                <w:rFonts w:ascii="BRH Devanagari Extra" w:hAnsi="BRH Devanagari Extra" w:cs="BRH Devanagari Extra"/>
+                <w:color w:val="000000"/>
+                <w:sz w:val="40"/>
+                <w:szCs w:val="40"/>
+              </w:rPr>
+              <w:t>uÉ</w:t>
             </w:r>
             <w:r>
               <w:rPr>
@@ -10007,7 +12177,18 @@
                 <w:szCs w:val="40"/>
                 <w:highlight w:val="yellow"/>
               </w:rPr>
-              <w:t>xiÉÉåÿUç.</w:t>
+              <w:t>xiÉÉåÿUç</w:t>
+            </w:r>
+            <w:proofErr w:type="spellEnd"/>
+            <w:r>
+              <w:rPr>
+                <w:rFonts w:ascii="BRH Devanagari Extra" w:hAnsi="BRH Devanagari Extra" w:cs="BRH Devanagari Extra"/>
+                <w:color w:val="000000"/>
+                <w:sz w:val="40"/>
+                <w:szCs w:val="40"/>
+                <w:highlight w:val="yellow"/>
+              </w:rPr>
+              <w:t>.</w:t>
             </w:r>
             <w:r>
               <w:rPr>
@@ -10027,14 +12208,25 @@
               </w:rPr>
               <w:t>–</w:t>
             </w:r>
-            <w:r>
-              <w:rPr>
-                <w:rFonts w:ascii="BRH Devanagari Extra" w:hAnsi="BRH Devanagari Extra" w:cs="BRH Devanagari Extra"/>
-                <w:color w:val="000000"/>
-                <w:sz w:val="40"/>
-                <w:szCs w:val="40"/>
-              </w:rPr>
-              <w:t>ÌuÉwqÉþiÉÏ |</w:t>
+            <w:proofErr w:type="spellStart"/>
+            <w:r>
+              <w:rPr>
+                <w:rFonts w:ascii="BRH Devanagari Extra" w:hAnsi="BRH Devanagari Extra" w:cs="BRH Devanagari Extra"/>
+                <w:color w:val="000000"/>
+                <w:sz w:val="40"/>
+                <w:szCs w:val="40"/>
+              </w:rPr>
+              <w:t>ÌuÉwqÉþiÉÏ</w:t>
+            </w:r>
+            <w:proofErr w:type="spellEnd"/>
+            <w:r>
+              <w:rPr>
+                <w:rFonts w:ascii="BRH Devanagari Extra" w:hAnsi="BRH Devanagari Extra" w:cs="BRH Devanagari Extra"/>
+                <w:color w:val="000000"/>
+                <w:sz w:val="40"/>
+                <w:szCs w:val="40"/>
+              </w:rPr>
+              <w:t xml:space="preserve"> |</w:t>
             </w:r>
           </w:p>
         </w:tc>
@@ -10074,14 +12266,55 @@
               </w:rPr>
               <w:t>–</w:t>
             </w:r>
-            <w:r>
-              <w:rPr>
-                <w:rFonts w:ascii="BRH Devanagari Extra" w:hAnsi="BRH Devanagari Extra" w:cs="BRH Devanagari Extra"/>
-                <w:color w:val="000000"/>
-                <w:sz w:val="40"/>
-                <w:szCs w:val="40"/>
-              </w:rPr>
-              <w:t>wÉÉ uÉxiÉÉåÿÈ | uÉxiÉÉå</w:t>
+            <w:proofErr w:type="spellStart"/>
+            <w:r>
+              <w:rPr>
+                <w:rFonts w:ascii="BRH Devanagari Extra" w:hAnsi="BRH Devanagari Extra" w:cs="BRH Devanagari Extra"/>
+                <w:color w:val="000000"/>
+                <w:sz w:val="40"/>
+                <w:szCs w:val="40"/>
+              </w:rPr>
+              <w:t>wÉÉ</w:t>
+            </w:r>
+            <w:proofErr w:type="spellEnd"/>
+            <w:r>
+              <w:rPr>
+                <w:rFonts w:ascii="BRH Devanagari Extra" w:hAnsi="BRH Devanagari Extra" w:cs="BRH Devanagari Extra"/>
+                <w:color w:val="000000"/>
+                <w:sz w:val="40"/>
+                <w:szCs w:val="40"/>
+              </w:rPr>
+              <w:t xml:space="preserve"> </w:t>
+            </w:r>
+            <w:proofErr w:type="spellStart"/>
+            <w:r>
+              <w:rPr>
+                <w:rFonts w:ascii="BRH Devanagari Extra" w:hAnsi="BRH Devanagari Extra" w:cs="BRH Devanagari Extra"/>
+                <w:color w:val="000000"/>
+                <w:sz w:val="40"/>
+                <w:szCs w:val="40"/>
+              </w:rPr>
+              <w:t>uÉxiÉÉåÿÈ</w:t>
+            </w:r>
+            <w:proofErr w:type="spellEnd"/>
+            <w:r>
+              <w:rPr>
+                <w:rFonts w:ascii="BRH Devanagari Extra" w:hAnsi="BRH Devanagari Extra" w:cs="BRH Devanagari Extra"/>
+                <w:color w:val="000000"/>
+                <w:sz w:val="40"/>
+                <w:szCs w:val="40"/>
+              </w:rPr>
+              <w:t xml:space="preserve"> | </w:t>
+            </w:r>
+            <w:proofErr w:type="spellStart"/>
+            <w:r>
+              <w:rPr>
+                <w:rFonts w:ascii="BRH Devanagari Extra" w:hAnsi="BRH Devanagari Extra" w:cs="BRH Devanagari Extra"/>
+                <w:color w:val="000000"/>
+                <w:sz w:val="40"/>
+                <w:szCs w:val="40"/>
+              </w:rPr>
+              <w:t>uÉxiÉÉå</w:t>
             </w:r>
             <w:r>
               <w:rPr>
@@ -10091,7 +12324,18 @@
                 <w:szCs w:val="40"/>
                 <w:highlight w:val="green"/>
               </w:rPr>
-              <w:t>Uçþ.</w:t>
+              <w:t>Uçþ</w:t>
+            </w:r>
+            <w:proofErr w:type="spellEnd"/>
+            <w:r>
+              <w:rPr>
+                <w:rFonts w:ascii="BRH Devanagari Extra" w:hAnsi="BRH Devanagari Extra" w:cs="BRH Devanagari Extra"/>
+                <w:color w:val="000000"/>
+                <w:sz w:val="40"/>
+                <w:szCs w:val="40"/>
+                <w:highlight w:val="green"/>
+              </w:rPr>
+              <w:t>.</w:t>
             </w:r>
             <w:r>
               <w:rPr>
@@ -10111,14 +12355,25 @@
               </w:rPr>
               <w:t>–</w:t>
             </w:r>
-            <w:r>
-              <w:rPr>
-                <w:rFonts w:ascii="BRH Devanagari Extra" w:hAnsi="BRH Devanagari Extra" w:cs="BRH Devanagari Extra"/>
-                <w:color w:val="000000"/>
-                <w:sz w:val="40"/>
-                <w:szCs w:val="40"/>
-              </w:rPr>
-              <w:t>ÌuÉwqÉþiÉÏ |</w:t>
+            <w:proofErr w:type="spellStart"/>
+            <w:r>
+              <w:rPr>
+                <w:rFonts w:ascii="BRH Devanagari Extra" w:hAnsi="BRH Devanagari Extra" w:cs="BRH Devanagari Extra"/>
+                <w:color w:val="000000"/>
+                <w:sz w:val="40"/>
+                <w:szCs w:val="40"/>
+              </w:rPr>
+              <w:t>ÌuÉwqÉþiÉÏ</w:t>
+            </w:r>
+            <w:proofErr w:type="spellEnd"/>
+            <w:r>
+              <w:rPr>
+                <w:rFonts w:ascii="BRH Devanagari Extra" w:hAnsi="BRH Devanagari Extra" w:cs="BRH Devanagari Extra"/>
+                <w:color w:val="000000"/>
+                <w:sz w:val="40"/>
+                <w:szCs w:val="40"/>
+              </w:rPr>
+              <w:t xml:space="preserve"> |</w:t>
             </w:r>
           </w:p>
         </w:tc>
@@ -10251,6 +12506,7 @@
                 <w:szCs w:val="40"/>
               </w:rPr>
             </w:pPr>
+            <w:proofErr w:type="spellStart"/>
             <w:r>
               <w:rPr>
                 <w:rFonts w:ascii="BRH Devanagari Extra" w:hAnsi="BRH Devanagari Extra" w:cs="BRH Devanagari Extra"/>
@@ -10270,15 +12526,17 @@
               </w:rPr>
               <w:t>¤É</w:t>
             </w:r>
-            <w:r>
-              <w:rPr>
-                <w:rFonts w:ascii="BRH Malayalam Extra" w:hAnsi="BRH Malayalam Extra" w:cs="BRH Devanagari Extra"/>
-                <w:color w:val="000000"/>
-                <w:sz w:val="30"/>
-                <w:szCs w:val="40"/>
-              </w:rPr>
-              <w:t>–</w:t>
-            </w:r>
+            <w:proofErr w:type="spellEnd"/>
+            <w:r>
+              <w:rPr>
+                <w:rFonts w:ascii="BRH Malayalam Extra" w:hAnsi="BRH Malayalam Extra" w:cs="BRH Devanagari Extra"/>
+                <w:color w:val="000000"/>
+                <w:sz w:val="30"/>
+                <w:szCs w:val="40"/>
+              </w:rPr>
+              <w:t>–</w:t>
+            </w:r>
+            <w:proofErr w:type="spellStart"/>
             <w:r>
               <w:rPr>
                 <w:rFonts w:ascii="BRH Devanagari Extra" w:hAnsi="BRH Devanagari Extra" w:cs="BRH Devanagari Extra"/>
@@ -10288,6 +12546,7 @@
               </w:rPr>
               <w:t>SØzÉÉå</w:t>
             </w:r>
+            <w:proofErr w:type="spellEnd"/>
             <w:r>
               <w:rPr>
                 <w:rFonts w:ascii="BRH Malayalam Extra" w:hAnsi="BRH Malayalam Extra" w:cs="BRH Devanagari Extra"/>
@@ -10358,6 +12617,7 @@
               </w:rPr>
               <w:t>–</w:t>
             </w:r>
+            <w:proofErr w:type="spellStart"/>
             <w:r>
               <w:rPr>
                 <w:rFonts w:ascii="BRH Devanagari Extra" w:hAnsi="BRH Devanagari Extra" w:cs="BRH Devanagari Extra"/>
@@ -10367,23 +12627,84 @@
               </w:rPr>
               <w:t>SØzÉ</w:t>
             </w:r>
-            <w:r>
-              <w:rPr>
-                <w:rFonts w:ascii="BRH Malayalam Extra" w:hAnsi="BRH Malayalam Extra" w:cs="BRH Devanagari Extra"/>
-                <w:color w:val="000000"/>
-                <w:sz w:val="30"/>
-                <w:szCs w:val="40"/>
-              </w:rPr>
-              <w:t>–</w:t>
-            </w:r>
-            <w:r>
-              <w:rPr>
-                <w:rFonts w:ascii="BRH Devanagari Extra" w:hAnsi="BRH Devanagari Extra" w:cs="BRH Devanagari Extra"/>
-                <w:color w:val="000000"/>
-                <w:sz w:val="40"/>
-                <w:szCs w:val="40"/>
-              </w:rPr>
-              <w:t xml:space="preserve"> CÌiÉþ rÉ¤É - SØzÉþÈ |</w:t>
+            <w:proofErr w:type="spellEnd"/>
+            <w:r>
+              <w:rPr>
+                <w:rFonts w:ascii="BRH Malayalam Extra" w:hAnsi="BRH Malayalam Extra" w:cs="BRH Devanagari Extra"/>
+                <w:color w:val="000000"/>
+                <w:sz w:val="30"/>
+                <w:szCs w:val="40"/>
+              </w:rPr>
+              <w:t>–</w:t>
+            </w:r>
+            <w:r>
+              <w:rPr>
+                <w:rFonts w:ascii="BRH Devanagari Extra" w:hAnsi="BRH Devanagari Extra" w:cs="BRH Devanagari Extra"/>
+                <w:color w:val="000000"/>
+                <w:sz w:val="40"/>
+                <w:szCs w:val="40"/>
+              </w:rPr>
+              <w:t xml:space="preserve"> </w:t>
+            </w:r>
+            <w:proofErr w:type="spellStart"/>
+            <w:r>
+              <w:rPr>
+                <w:rFonts w:ascii="BRH Devanagari Extra" w:hAnsi="BRH Devanagari Extra" w:cs="BRH Devanagari Extra"/>
+                <w:color w:val="000000"/>
+                <w:sz w:val="40"/>
+                <w:szCs w:val="40"/>
+              </w:rPr>
+              <w:t>CÌiÉþ</w:t>
+            </w:r>
+            <w:proofErr w:type="spellEnd"/>
+            <w:r>
+              <w:rPr>
+                <w:rFonts w:ascii="BRH Devanagari Extra" w:hAnsi="BRH Devanagari Extra" w:cs="BRH Devanagari Extra"/>
+                <w:color w:val="000000"/>
+                <w:sz w:val="40"/>
+                <w:szCs w:val="40"/>
+              </w:rPr>
+              <w:t xml:space="preserve"> </w:t>
+            </w:r>
+            <w:proofErr w:type="spellStart"/>
+            <w:r>
+              <w:rPr>
+                <w:rFonts w:ascii="BRH Devanagari Extra" w:hAnsi="BRH Devanagari Extra" w:cs="BRH Devanagari Extra"/>
+                <w:color w:val="000000"/>
+                <w:sz w:val="40"/>
+                <w:szCs w:val="40"/>
+              </w:rPr>
+              <w:t>rÉ¤É</w:t>
+            </w:r>
+            <w:proofErr w:type="spellEnd"/>
+            <w:r>
+              <w:rPr>
+                <w:rFonts w:ascii="BRH Devanagari Extra" w:hAnsi="BRH Devanagari Extra" w:cs="BRH Devanagari Extra"/>
+                <w:color w:val="000000"/>
+                <w:sz w:val="40"/>
+                <w:szCs w:val="40"/>
+              </w:rPr>
+              <w:t xml:space="preserve"> - </w:t>
+            </w:r>
+            <w:proofErr w:type="spellStart"/>
+            <w:r>
+              <w:rPr>
+                <w:rFonts w:ascii="BRH Devanagari Extra" w:hAnsi="BRH Devanagari Extra" w:cs="BRH Devanagari Extra"/>
+                <w:color w:val="000000"/>
+                <w:sz w:val="40"/>
+                <w:szCs w:val="40"/>
+              </w:rPr>
+              <w:t>SØzÉþÈ</w:t>
+            </w:r>
+            <w:proofErr w:type="spellEnd"/>
+            <w:r>
+              <w:rPr>
+                <w:rFonts w:ascii="BRH Devanagari Extra" w:hAnsi="BRH Devanagari Extra" w:cs="BRH Devanagari Extra"/>
+                <w:color w:val="000000"/>
+                <w:sz w:val="40"/>
+                <w:szCs w:val="40"/>
+              </w:rPr>
+              <w:t xml:space="preserve"> |</w:t>
             </w:r>
           </w:p>
         </w:tc>
@@ -10443,6 +12764,7 @@
               </w:rPr>
               <w:t>–</w:t>
             </w:r>
+            <w:proofErr w:type="spellStart"/>
             <w:r>
               <w:rPr>
                 <w:rFonts w:ascii="BRH Devanagari Extra" w:hAnsi="BRH Devanagari Extra" w:cs="BRH Devanagari Extra"/>
@@ -10452,6 +12774,7 @@
               </w:rPr>
               <w:t>SØzÉÉå</w:t>
             </w:r>
+            <w:proofErr w:type="spellEnd"/>
             <w:r>
               <w:rPr>
                 <w:rFonts w:ascii="BRH Malayalam Extra" w:hAnsi="BRH Malayalam Extra" w:cs="BRH Devanagari Extra"/>
@@ -10518,6 +12841,7 @@
               </w:rPr>
               <w:t>–</w:t>
             </w:r>
+            <w:proofErr w:type="spellStart"/>
             <w:r>
               <w:rPr>
                 <w:rFonts w:ascii="BRH Devanagari Extra" w:hAnsi="BRH Devanagari Extra" w:cs="BRH Devanagari Extra"/>
@@ -10527,23 +12851,84 @@
               </w:rPr>
               <w:t>SØzÉ</w:t>
             </w:r>
-            <w:r>
-              <w:rPr>
-                <w:rFonts w:ascii="BRH Malayalam Extra" w:hAnsi="BRH Malayalam Extra" w:cs="BRH Devanagari Extra"/>
-                <w:color w:val="000000"/>
-                <w:sz w:val="30"/>
-                <w:szCs w:val="40"/>
-              </w:rPr>
-              <w:t>–</w:t>
-            </w:r>
-            <w:r>
-              <w:rPr>
-                <w:rFonts w:ascii="BRH Devanagari Extra" w:hAnsi="BRH Devanagari Extra" w:cs="BRH Devanagari Extra"/>
-                <w:color w:val="000000"/>
-                <w:sz w:val="40"/>
-                <w:szCs w:val="40"/>
-              </w:rPr>
-              <w:t xml:space="preserve"> CÌiÉþ rÉ¤É - SØzÉþÈ |</w:t>
+            <w:proofErr w:type="spellEnd"/>
+            <w:r>
+              <w:rPr>
+                <w:rFonts w:ascii="BRH Malayalam Extra" w:hAnsi="BRH Malayalam Extra" w:cs="BRH Devanagari Extra"/>
+                <w:color w:val="000000"/>
+                <w:sz w:val="30"/>
+                <w:szCs w:val="40"/>
+              </w:rPr>
+              <w:t>–</w:t>
+            </w:r>
+            <w:r>
+              <w:rPr>
+                <w:rFonts w:ascii="BRH Devanagari Extra" w:hAnsi="BRH Devanagari Extra" w:cs="BRH Devanagari Extra"/>
+                <w:color w:val="000000"/>
+                <w:sz w:val="40"/>
+                <w:szCs w:val="40"/>
+              </w:rPr>
+              <w:t xml:space="preserve"> </w:t>
+            </w:r>
+            <w:proofErr w:type="spellStart"/>
+            <w:r>
+              <w:rPr>
+                <w:rFonts w:ascii="BRH Devanagari Extra" w:hAnsi="BRH Devanagari Extra" w:cs="BRH Devanagari Extra"/>
+                <w:color w:val="000000"/>
+                <w:sz w:val="40"/>
+                <w:szCs w:val="40"/>
+              </w:rPr>
+              <w:t>CÌiÉþ</w:t>
+            </w:r>
+            <w:proofErr w:type="spellEnd"/>
+            <w:r>
+              <w:rPr>
+                <w:rFonts w:ascii="BRH Devanagari Extra" w:hAnsi="BRH Devanagari Extra" w:cs="BRH Devanagari Extra"/>
+                <w:color w:val="000000"/>
+                <w:sz w:val="40"/>
+                <w:szCs w:val="40"/>
+              </w:rPr>
+              <w:t xml:space="preserve"> </w:t>
+            </w:r>
+            <w:proofErr w:type="spellStart"/>
+            <w:r>
+              <w:rPr>
+                <w:rFonts w:ascii="BRH Devanagari Extra" w:hAnsi="BRH Devanagari Extra" w:cs="BRH Devanagari Extra"/>
+                <w:color w:val="000000"/>
+                <w:sz w:val="40"/>
+                <w:szCs w:val="40"/>
+              </w:rPr>
+              <w:t>rÉ¤É</w:t>
+            </w:r>
+            <w:proofErr w:type="spellEnd"/>
+            <w:r>
+              <w:rPr>
+                <w:rFonts w:ascii="BRH Devanagari Extra" w:hAnsi="BRH Devanagari Extra" w:cs="BRH Devanagari Extra"/>
+                <w:color w:val="000000"/>
+                <w:sz w:val="40"/>
+                <w:szCs w:val="40"/>
+              </w:rPr>
+              <w:t xml:space="preserve"> - </w:t>
+            </w:r>
+            <w:proofErr w:type="spellStart"/>
+            <w:r>
+              <w:rPr>
+                <w:rFonts w:ascii="BRH Devanagari Extra" w:hAnsi="BRH Devanagari Extra" w:cs="BRH Devanagari Extra"/>
+                <w:color w:val="000000"/>
+                <w:sz w:val="40"/>
+                <w:szCs w:val="40"/>
+              </w:rPr>
+              <w:t>SØzÉþÈ</w:t>
+            </w:r>
+            <w:proofErr w:type="spellEnd"/>
+            <w:r>
+              <w:rPr>
+                <w:rFonts w:ascii="BRH Devanagari Extra" w:hAnsi="BRH Devanagari Extra" w:cs="BRH Devanagari Extra"/>
+                <w:color w:val="000000"/>
+                <w:sz w:val="40"/>
+                <w:szCs w:val="40"/>
+              </w:rPr>
+              <w:t xml:space="preserve"> |</w:t>
             </w:r>
           </w:p>
         </w:tc>
@@ -10677,15 +13062,47 @@
                 <w:highlight w:val="yellow"/>
               </w:rPr>
             </w:pPr>
-            <w:r>
-              <w:rPr>
-                <w:rFonts w:ascii="BRH Devanagari Extra" w:hAnsi="BRH Devanagari Extra" w:cs="BRH Devanagari Extra"/>
-                <w:color w:val="000000"/>
-                <w:sz w:val="40"/>
-                <w:szCs w:val="40"/>
-              </w:rPr>
-              <w:t xml:space="preserve">MåülÉþ ÍcÉiÉç | </w:t>
-            </w:r>
+            <w:proofErr w:type="spellStart"/>
+            <w:r>
+              <w:rPr>
+                <w:rFonts w:ascii="BRH Devanagari Extra" w:hAnsi="BRH Devanagari Extra" w:cs="BRH Devanagari Extra"/>
+                <w:color w:val="000000"/>
+                <w:sz w:val="40"/>
+                <w:szCs w:val="40"/>
+              </w:rPr>
+              <w:t>MåülÉþ</w:t>
+            </w:r>
+            <w:proofErr w:type="spellEnd"/>
+            <w:r>
+              <w:rPr>
+                <w:rFonts w:ascii="BRH Devanagari Extra" w:hAnsi="BRH Devanagari Extra" w:cs="BRH Devanagari Extra"/>
+                <w:color w:val="000000"/>
+                <w:sz w:val="40"/>
+                <w:szCs w:val="40"/>
+              </w:rPr>
+              <w:t xml:space="preserve"> </w:t>
+            </w:r>
+            <w:proofErr w:type="spellStart"/>
+            <w:r>
+              <w:rPr>
+                <w:rFonts w:ascii="BRH Devanagari Extra" w:hAnsi="BRH Devanagari Extra" w:cs="BRH Devanagari Extra"/>
+                <w:color w:val="000000"/>
+                <w:sz w:val="40"/>
+                <w:szCs w:val="40"/>
+              </w:rPr>
+              <w:t>ÍcÉiÉç</w:t>
+            </w:r>
+            <w:proofErr w:type="spellEnd"/>
+            <w:r>
+              <w:rPr>
+                <w:rFonts w:ascii="BRH Devanagari Extra" w:hAnsi="BRH Devanagari Extra" w:cs="BRH Devanagari Extra"/>
+                <w:color w:val="000000"/>
+                <w:sz w:val="40"/>
+                <w:szCs w:val="40"/>
+              </w:rPr>
+              <w:t xml:space="preserve"> | </w:t>
+            </w:r>
+            <w:proofErr w:type="spellStart"/>
             <w:r>
               <w:rPr>
                 <w:rFonts w:ascii="BRH Devanagari Extra" w:hAnsi="BRH Devanagari Extra" w:cs="BRH Devanagari Extra"/>
@@ -10703,25 +13120,46 @@
                 <w:sz w:val="40"/>
                 <w:szCs w:val="40"/>
               </w:rPr>
-              <w:t>iÉç mÉ</w:t>
-            </w:r>
-            <w:r>
-              <w:rPr>
-                <w:rFonts w:ascii="BRH Malayalam Extra" w:hAnsi="BRH Malayalam Extra" w:cs="BRH Devanagari Extra"/>
-                <w:color w:val="000000"/>
-                <w:sz w:val="30"/>
-                <w:szCs w:val="40"/>
-              </w:rPr>
-              <w:t>–</w:t>
-            </w:r>
-            <w:r>
-              <w:rPr>
-                <w:rFonts w:ascii="BRH Devanagari Extra" w:hAnsi="BRH Devanagari Extra" w:cs="BRH Devanagari Extra"/>
-                <w:color w:val="000000"/>
-                <w:sz w:val="40"/>
-                <w:szCs w:val="40"/>
-              </w:rPr>
-              <w:t>jÉÉ |</w:t>
+              <w:t>iÉç</w:t>
+            </w:r>
+            <w:proofErr w:type="spellEnd"/>
+            <w:r>
+              <w:rPr>
+                <w:rFonts w:ascii="BRH Devanagari Extra" w:hAnsi="BRH Devanagari Extra" w:cs="BRH Devanagari Extra"/>
+                <w:color w:val="000000"/>
+                <w:sz w:val="40"/>
+                <w:szCs w:val="40"/>
+              </w:rPr>
+              <w:t xml:space="preserve"> mÉ</w:t>
+            </w:r>
+            <w:r>
+              <w:rPr>
+                <w:rFonts w:ascii="BRH Malayalam Extra" w:hAnsi="BRH Malayalam Extra" w:cs="BRH Devanagari Extra"/>
+                <w:color w:val="000000"/>
+                <w:sz w:val="30"/>
+                <w:szCs w:val="40"/>
+              </w:rPr>
+              <w:t>–</w:t>
+            </w:r>
+            <w:proofErr w:type="spellStart"/>
+            <w:r>
+              <w:rPr>
+                <w:rFonts w:ascii="BRH Devanagari Extra" w:hAnsi="BRH Devanagari Extra" w:cs="BRH Devanagari Extra"/>
+                <w:color w:val="000000"/>
+                <w:sz w:val="40"/>
+                <w:szCs w:val="40"/>
+              </w:rPr>
+              <w:t>jÉÉ</w:t>
+            </w:r>
+            <w:proofErr w:type="spellEnd"/>
+            <w:r>
+              <w:rPr>
+                <w:rFonts w:ascii="BRH Devanagari Extra" w:hAnsi="BRH Devanagari Extra" w:cs="BRH Devanagari Extra"/>
+                <w:color w:val="000000"/>
+                <w:sz w:val="40"/>
+                <w:szCs w:val="40"/>
+              </w:rPr>
+              <w:t xml:space="preserve"> |</w:t>
             </w:r>
           </w:p>
         </w:tc>
@@ -10744,14 +13182,45 @@
                 <w:highlight w:val="green"/>
               </w:rPr>
             </w:pPr>
-            <w:r>
-              <w:rPr>
-                <w:rFonts w:ascii="BRH Devanagari Extra" w:hAnsi="BRH Devanagari Extra" w:cs="BRH Devanagari Extra"/>
-                <w:color w:val="000000"/>
-                <w:sz w:val="40"/>
-                <w:szCs w:val="40"/>
-              </w:rPr>
-              <w:t xml:space="preserve">MåülÉþ ÍcÉiÉç | </w:t>
+            <w:proofErr w:type="spellStart"/>
+            <w:r>
+              <w:rPr>
+                <w:rFonts w:ascii="BRH Devanagari Extra" w:hAnsi="BRH Devanagari Extra" w:cs="BRH Devanagari Extra"/>
+                <w:color w:val="000000"/>
+                <w:sz w:val="40"/>
+                <w:szCs w:val="40"/>
+              </w:rPr>
+              <w:t>MåülÉþ</w:t>
+            </w:r>
+            <w:proofErr w:type="spellEnd"/>
+            <w:r>
+              <w:rPr>
+                <w:rFonts w:ascii="BRH Devanagari Extra" w:hAnsi="BRH Devanagari Extra" w:cs="BRH Devanagari Extra"/>
+                <w:color w:val="000000"/>
+                <w:sz w:val="40"/>
+                <w:szCs w:val="40"/>
+              </w:rPr>
+              <w:t xml:space="preserve"> </w:t>
+            </w:r>
+            <w:proofErr w:type="spellStart"/>
+            <w:r>
+              <w:rPr>
+                <w:rFonts w:ascii="BRH Devanagari Extra" w:hAnsi="BRH Devanagari Extra" w:cs="BRH Devanagari Extra"/>
+                <w:color w:val="000000"/>
+                <w:sz w:val="40"/>
+                <w:szCs w:val="40"/>
+              </w:rPr>
+              <w:t>ÍcÉiÉç</w:t>
+            </w:r>
+            <w:proofErr w:type="spellEnd"/>
+            <w:r>
+              <w:rPr>
+                <w:rFonts w:ascii="BRH Devanagari Extra" w:hAnsi="BRH Devanagari Extra" w:cs="BRH Devanagari Extra"/>
+                <w:color w:val="000000"/>
+                <w:sz w:val="40"/>
+                <w:szCs w:val="40"/>
+              </w:rPr>
+              <w:t xml:space="preserve"> | </w:t>
             </w:r>
             <w:r>
               <w:rPr>
@@ -10790,14 +13259,25 @@
               </w:rPr>
               <w:t>–</w:t>
             </w:r>
-            <w:r>
-              <w:rPr>
-                <w:rFonts w:ascii="BRH Devanagari Extra" w:hAnsi="BRH Devanagari Extra" w:cs="BRH Devanagari Extra"/>
-                <w:color w:val="000000"/>
-                <w:sz w:val="40"/>
-                <w:szCs w:val="40"/>
-              </w:rPr>
-              <w:t>jÉÉ |</w:t>
+            <w:proofErr w:type="spellStart"/>
+            <w:r>
+              <w:rPr>
+                <w:rFonts w:ascii="BRH Devanagari Extra" w:hAnsi="BRH Devanagari Extra" w:cs="BRH Devanagari Extra"/>
+                <w:color w:val="000000"/>
+                <w:sz w:val="40"/>
+                <w:szCs w:val="40"/>
+              </w:rPr>
+              <w:t>jÉÉ</w:t>
+            </w:r>
+            <w:proofErr w:type="spellEnd"/>
+            <w:r>
+              <w:rPr>
+                <w:rFonts w:ascii="BRH Devanagari Extra" w:hAnsi="BRH Devanagari Extra" w:cs="BRH Devanagari Extra"/>
+                <w:color w:val="000000"/>
+                <w:sz w:val="40"/>
+                <w:szCs w:val="40"/>
+              </w:rPr>
+              <w:t xml:space="preserve"> |</w:t>
             </w:r>
           </w:p>
         </w:tc>
@@ -10930,14 +13410,35 @@
                 <w:szCs w:val="40"/>
               </w:rPr>
             </w:pPr>
-            <w:r>
-              <w:rPr>
-                <w:rFonts w:ascii="BRH Devanagari Extra" w:hAnsi="BRH Devanagari Extra" w:cs="BRH Devanagari Extra"/>
-                <w:color w:val="000000"/>
-                <w:sz w:val="40"/>
-                <w:szCs w:val="40"/>
-              </w:rPr>
-              <w:t>mÉUÏlSìÿqÉç | C</w:t>
+            <w:proofErr w:type="spellStart"/>
+            <w:r>
+              <w:rPr>
+                <w:rFonts w:ascii="BRH Devanagari Extra" w:hAnsi="BRH Devanagari Extra" w:cs="BRH Devanagari Extra"/>
+                <w:color w:val="000000"/>
+                <w:sz w:val="40"/>
+                <w:szCs w:val="40"/>
+              </w:rPr>
+              <w:t>mÉUÏlSìÿqÉç</w:t>
+            </w:r>
+            <w:proofErr w:type="spellEnd"/>
+            <w:r>
+              <w:rPr>
+                <w:rFonts w:ascii="BRH Devanagari Extra" w:hAnsi="BRH Devanagari Extra" w:cs="BRH Devanagari Extra"/>
+                <w:color w:val="000000"/>
+                <w:sz w:val="40"/>
+                <w:szCs w:val="40"/>
+              </w:rPr>
+              <w:t xml:space="preserve"> | </w:t>
+            </w:r>
+            <w:proofErr w:type="spellStart"/>
+            <w:r>
+              <w:rPr>
+                <w:rFonts w:ascii="BRH Devanagari Extra" w:hAnsi="BRH Devanagari Extra" w:cs="BRH Devanagari Extra"/>
+                <w:color w:val="000000"/>
+                <w:sz w:val="40"/>
+                <w:szCs w:val="40"/>
+              </w:rPr>
+              <w:t>C</w:t>
             </w:r>
             <w:r>
               <w:rPr>
@@ -10958,23 +13459,44 @@
               </w:rPr>
               <w:t>ì</w:t>
             </w:r>
-            <w:r>
-              <w:rPr>
-                <w:rFonts w:ascii="BRH Malayalam Extra" w:hAnsi="BRH Malayalam Extra" w:cs="BRH Devanagari Extra"/>
-                <w:color w:val="000000"/>
-                <w:sz w:val="30"/>
-                <w:szCs w:val="40"/>
-              </w:rPr>
-              <w:t>–</w:t>
-            </w:r>
-            <w:r>
-              <w:rPr>
-                <w:rFonts w:ascii="BRH Devanagari Extra" w:hAnsi="BRH Devanagari Extra" w:cs="BRH Devanagari Extra"/>
-                <w:color w:val="000000"/>
-                <w:sz w:val="40"/>
-                <w:szCs w:val="40"/>
-              </w:rPr>
-              <w:t xml:space="preserve"> lÉUþÈ |</w:t>
+            <w:proofErr w:type="spellEnd"/>
+            <w:r>
+              <w:rPr>
+                <w:rFonts w:ascii="BRH Malayalam Extra" w:hAnsi="BRH Malayalam Extra" w:cs="BRH Devanagari Extra"/>
+                <w:color w:val="000000"/>
+                <w:sz w:val="30"/>
+                <w:szCs w:val="40"/>
+              </w:rPr>
+              <w:t>–</w:t>
+            </w:r>
+            <w:r>
+              <w:rPr>
+                <w:rFonts w:ascii="BRH Devanagari Extra" w:hAnsi="BRH Devanagari Extra" w:cs="BRH Devanagari Extra"/>
+                <w:color w:val="000000"/>
+                <w:sz w:val="40"/>
+                <w:szCs w:val="40"/>
+              </w:rPr>
+              <w:t xml:space="preserve"> </w:t>
+            </w:r>
+            <w:proofErr w:type="spellStart"/>
+            <w:r>
+              <w:rPr>
+                <w:rFonts w:ascii="BRH Devanagari Extra" w:hAnsi="BRH Devanagari Extra" w:cs="BRH Devanagari Extra"/>
+                <w:color w:val="000000"/>
+                <w:sz w:val="40"/>
+                <w:szCs w:val="40"/>
+              </w:rPr>
+              <w:t>lÉUþÈ</w:t>
+            </w:r>
+            <w:proofErr w:type="spellEnd"/>
+            <w:r>
+              <w:rPr>
+                <w:rFonts w:ascii="BRH Devanagari Extra" w:hAnsi="BRH Devanagari Extra" w:cs="BRH Devanagari Extra"/>
+                <w:color w:val="000000"/>
+                <w:sz w:val="40"/>
+                <w:szCs w:val="40"/>
+              </w:rPr>
+              <w:t xml:space="preserve"> |</w:t>
             </w:r>
           </w:p>
         </w:tc>
@@ -10996,14 +13518,35 @@
                 <w:szCs w:val="40"/>
               </w:rPr>
             </w:pPr>
-            <w:r>
-              <w:rPr>
-                <w:rFonts w:ascii="BRH Devanagari Extra" w:hAnsi="BRH Devanagari Extra" w:cs="BRH Devanagari Extra"/>
-                <w:color w:val="000000"/>
-                <w:sz w:val="40"/>
-                <w:szCs w:val="40"/>
-              </w:rPr>
-              <w:t>mÉUÏlSìÿqÉç | C</w:t>
+            <w:proofErr w:type="spellStart"/>
+            <w:r>
+              <w:rPr>
+                <w:rFonts w:ascii="BRH Devanagari Extra" w:hAnsi="BRH Devanagari Extra" w:cs="BRH Devanagari Extra"/>
+                <w:color w:val="000000"/>
+                <w:sz w:val="40"/>
+                <w:szCs w:val="40"/>
+              </w:rPr>
+              <w:t>mÉUÏlSìÿqÉç</w:t>
+            </w:r>
+            <w:proofErr w:type="spellEnd"/>
+            <w:r>
+              <w:rPr>
+                <w:rFonts w:ascii="BRH Devanagari Extra" w:hAnsi="BRH Devanagari Extra" w:cs="BRH Devanagari Extra"/>
+                <w:color w:val="000000"/>
+                <w:sz w:val="40"/>
+                <w:szCs w:val="40"/>
+              </w:rPr>
+              <w:t xml:space="preserve"> | </w:t>
+            </w:r>
+            <w:proofErr w:type="spellStart"/>
+            <w:r>
+              <w:rPr>
+                <w:rFonts w:ascii="BRH Devanagari Extra" w:hAnsi="BRH Devanagari Extra" w:cs="BRH Devanagari Extra"/>
+                <w:color w:val="000000"/>
+                <w:sz w:val="40"/>
+                <w:szCs w:val="40"/>
+              </w:rPr>
+              <w:t>C</w:t>
             </w:r>
             <w:r>
               <w:rPr>
@@ -11015,6 +13558,7 @@
               </w:rPr>
               <w:t>lSì</w:t>
             </w:r>
+            <w:proofErr w:type="spellEnd"/>
             <w:r>
               <w:rPr>
                 <w:rFonts w:ascii="BRH Malayalam Extra" w:hAnsi="BRH Malayalam Extra" w:cs="BRH Devanagari Extra"/>
@@ -11042,7 +13586,27 @@
                 <w:sz w:val="40"/>
                 <w:szCs w:val="40"/>
               </w:rPr>
-              <w:t xml:space="preserve"> lÉUþÈ |</w:t>
+              <w:t xml:space="preserve"> </w:t>
+            </w:r>
+            <w:proofErr w:type="spellStart"/>
+            <w:r>
+              <w:rPr>
+                <w:rFonts w:ascii="BRH Devanagari Extra" w:hAnsi="BRH Devanagari Extra" w:cs="BRH Devanagari Extra"/>
+                <w:color w:val="000000"/>
+                <w:sz w:val="40"/>
+                <w:szCs w:val="40"/>
+              </w:rPr>
+              <w:t>lÉUþÈ</w:t>
+            </w:r>
+            <w:proofErr w:type="spellEnd"/>
+            <w:r>
+              <w:rPr>
+                <w:rFonts w:ascii="BRH Devanagari Extra" w:hAnsi="BRH Devanagari Extra" w:cs="BRH Devanagari Extra"/>
+                <w:color w:val="000000"/>
+                <w:sz w:val="40"/>
+                <w:szCs w:val="40"/>
+              </w:rPr>
+              <w:t xml:space="preserve"> |</w:t>
             </w:r>
           </w:p>
         </w:tc>
@@ -11076,7 +13640,30 @@
           <w:szCs w:val="40"/>
           <w:lang w:val="en-IN" w:eastAsia="en-IN"/>
         </w:rPr>
-        <w:t xml:space="preserve">"zlÉ" </w:t>
+        <w:lastRenderedPageBreak/>
+        <w:t>"</w:t>
+      </w:r>
+      <w:proofErr w:type="spellStart"/>
+      <w:r>
+        <w:rPr>
+          <w:rFonts w:ascii="BRH Devanagari" w:hAnsi="BRH Devanagari" w:cs="BRH Devanagari"/>
+          <w:color w:val="000000"/>
+          <w:sz w:val="40"/>
+          <w:szCs w:val="40"/>
+          <w:lang w:val="en-IN" w:eastAsia="en-IN"/>
+        </w:rPr>
+        <w:t>zlÉ</w:t>
+      </w:r>
+      <w:proofErr w:type="spellEnd"/>
+      <w:r>
+        <w:rPr>
+          <w:rFonts w:ascii="BRH Devanagari" w:hAnsi="BRH Devanagari" w:cs="BRH Devanagari"/>
+          <w:color w:val="000000"/>
+          <w:sz w:val="40"/>
+          <w:szCs w:val="40"/>
+          <w:lang w:val="en-IN" w:eastAsia="en-IN"/>
+        </w:rPr>
+        <w:t xml:space="preserve">" </w:t>
       </w:r>
       <w:r>
         <w:rPr>
@@ -11084,7 +13671,16 @@
           <w:bCs/>
           <w:sz w:val="32"/>
         </w:rPr>
-        <w:t>replaced with</w:t>
+        <w:t xml:space="preserve">replaced </w:t>
+      </w:r>
+      <w:proofErr w:type="gramStart"/>
+      <w:r>
+        <w:rPr>
+          <w:b/>
+          <w:bCs/>
+          <w:sz w:val="32"/>
+        </w:rPr>
+        <w:t>with</w:t>
       </w:r>
       <w:r>
         <w:rPr>
@@ -11106,6 +13702,8 @@
         </w:rPr>
         <w:t>"</w:t>
       </w:r>
+      <w:proofErr w:type="spellStart"/>
+      <w:proofErr w:type="gramEnd"/>
       <w:r>
         <w:rPr>
           <w:rFonts w:ascii="BRH Devanagari" w:hAnsi="BRH Devanagari" w:cs="BRH Devanagari"/>
@@ -11117,6 +13715,7 @@
         </w:rPr>
         <w:t>zgÉ</w:t>
       </w:r>
+      <w:proofErr w:type="spellEnd"/>
       <w:r>
         <w:rPr>
           <w:rFonts w:ascii="BRH Devanagari" w:hAnsi="BRH Devanagari" w:cs="BRH Devanagari"/>
@@ -11174,7 +13773,6 @@
           <w:szCs w:val="32"/>
           <w:u w:val="single"/>
         </w:rPr>
-        <w:lastRenderedPageBreak/>
         <w:t xml:space="preserve">TS </w:t>
       </w:r>
       <w:r>
@@ -11529,6 +14127,8 @@
       <w:headerReference w:type="default" r:id="rId8"/>
       <w:footerReference w:type="even" r:id="rId9"/>
       <w:footerReference w:type="default" r:id="rId10"/>
+      <w:headerReference w:type="first" r:id="rId11"/>
+      <w:footerReference w:type="first" r:id="rId12"/>
       <w:pgSz w:w="15840" w:h="12240" w:orient="landscape"/>
       <w:pgMar w:top="1440" w:right="1440" w:bottom="1440" w:left="1440" w:header="720" w:footer="720" w:gutter="0"/>
       <w:cols w:space="720"/>
@@ -11617,14 +14217,35 @@
         <w:bCs/>
       </w:rPr>
       <w:tab/>
-      <w:t xml:space="preserve">              v</w:t>
+      <w:t xml:space="preserve">             </w:t>
     </w:r>
     <w:r>
       <w:rPr>
         <w:b/>
         <w:bCs/>
       </w:rPr>
-      <w:t>edavms@gmail.com</w:t>
+      <w:t>www.</w:t>
+    </w:r>
+    <w:r>
+      <w:rPr>
+        <w:b/>
+        <w:bCs/>
+      </w:rPr>
+      <w:t>v</w:t>
+    </w:r>
+    <w:r>
+      <w:rPr>
+        <w:b/>
+        <w:bCs/>
+      </w:rPr>
+      <w:t>edavms</w:t>
+    </w:r>
+    <w:r>
+      <w:rPr>
+        <w:b/>
+        <w:bCs/>
+      </w:rPr>
+      <w:t>.in</w:t>
     </w:r>
     <w:r>
       <w:rPr>
@@ -11643,6 +14264,9 @@
     </w:r>
     <w:r>
       <w:tab/>
+    </w:r>
+    <w:r>
+      <w:t xml:space="preserve">           </w:t>
     </w:r>
     <w:r>
       <w:tab/>
@@ -11948,6 +14572,16 @@
 </w:ftr>
 </file>
 
+<file path=word/footer3.xml><?xml version="1.0" encoding="utf-8"?>
+<w:ftr xmlns:wpc="http://schemas.microsoft.com/office/word/2010/wordprocessingCanvas" xmlns:cx="http://schemas.microsoft.com/office/drawing/2014/chartex" xmlns:cx1="http://schemas.microsoft.com/office/drawing/2015/9/8/chartex" xmlns:cx2="http://schemas.microsoft.com/office/drawing/2015/10/21/chartex" xmlns:cx3="http://schemas.microsoft.com/office/drawing/2016/5/9/chartex" xmlns:cx4="http://schemas.microsoft.com/office/drawing/2016/5/10/chartex" xmlns:cx5="http://schemas.microsoft.com/office/drawing/2016/5/11/chartex" xmlns:cx6="http://schemas.microsoft.com/office/drawing/2016/5/12/chartex" xmlns:cx7="http://schemas.microsoft.com/office/drawing/2016/5/13/chartex" xmlns:cx8="http://schemas.microsoft.com/office/drawing/2016/5/14/chartex" xmlns:mc="http://schemas.openxmlformats.org/markup-compatibility/2006" xmlns:aink="http://schemas.microsoft.com/office/drawing/2016/ink" xmlns:am3d="http://schemas.microsoft.com/office/drawing/2017/model3d" xmlns:o="urn:schemas-microsoft-com:office:office" xmlns:oel="http://schemas.microsoft.com/office/2019/extlst" xmlns:r="http://schemas.openxmlformats.org/officeDocument/2006/relationships" xmlns:m="http://schemas.openxmlformats.org/officeDocument/2006/math" xmlns:v="urn:schemas-microsoft-com:vml" xmlns:wp14="http://schemas.microsoft.com/office/word/2010/wordprocessingDrawing" xmlns:wp="http://schemas.openxmlformats.org/drawingml/2006/wordprocessingDrawing" xmlns:w10="urn:schemas-microsoft-com:office:word" xmlns:w="http://schemas.openxmlformats.org/wordprocessingml/2006/main" xmlns:w14="http://schemas.microsoft.com/office/word/2010/wordml" xmlns:w15="http://schemas.microsoft.com/office/word/2012/wordml" xmlns:w16cei="http://schemas.microsoft.com/office/word/2026/wordml/cei" xmlns:w16cex="http://schemas.microsoft.com/office/word/2018/wordml/cex" xmlns:w16cid="http://schemas.microsoft.com/office/word/2016/wordml/cid" xmlns:w16="http://schemas.microsoft.com/office/word/2018/wordml" xmlns:w16du="http://schemas.microsoft.com/office/word/2023/wordml/word16du" xmlns:w16sdtdh="http://schemas.microsoft.com/office/word/2020/wordml/sdtdatahash" xmlns:w16sdtfl="http://schemas.microsoft.com/office/word/2024/wordml/sdtformatlock" xmlns:w16se="http://schemas.microsoft.com/office/word/2015/wordml/symex" xmlns:wpg="http://schemas.microsoft.com/office/word/2010/wordprocessingGroup" xmlns:wpi="http://schemas.microsoft.com/office/word/2010/wordprocessingInk" xmlns:wne="http://schemas.microsoft.com/office/word/2006/wordml" xmlns:wps="http://schemas.microsoft.com/office/word/2010/wordprocessingShape" mc:Ignorable="w14 w15 w16se w16cid w16 w16cex w16sdtdh w16sdtfl w16du wp14">
+  <w:p>
+    <w:pPr>
+      <w:pStyle w:val="Footer"/>
+    </w:pPr>
+  </w:p>
+</w:ftr>
+</file>
+
 <file path=word/footnotes.xml><?xml version="1.0" encoding="utf-8"?>
 <w:footnotes xmlns:wpc="http://schemas.microsoft.com/office/word/2010/wordprocessingCanvas" xmlns:cx="http://schemas.microsoft.com/office/drawing/2014/chartex" xmlns:cx1="http://schemas.microsoft.com/office/drawing/2015/9/8/chartex" xmlns:cx2="http://schemas.microsoft.com/office/drawing/2015/10/21/chartex" xmlns:cx3="http://schemas.microsoft.com/office/drawing/2016/5/9/chartex" xmlns:cx4="http://schemas.microsoft.com/office/drawing/2016/5/10/chartex" xmlns:cx5="http://schemas.microsoft.com/office/drawing/2016/5/11/chartex" xmlns:cx6="http://schemas.microsoft.com/office/drawing/2016/5/12/chartex" xmlns:cx7="http://schemas.microsoft.com/office/drawing/2016/5/13/chartex" xmlns:cx8="http://schemas.microsoft.com/office/drawing/2016/5/14/chartex" xmlns:mc="http://schemas.openxmlformats.org/markup-compatibility/2006" xmlns:aink="http://schemas.microsoft.com/office/drawing/2016/ink" xmlns:am3d="http://schemas.microsoft.com/office/drawing/2017/model3d" xmlns:o="urn:schemas-microsoft-com:office:office" xmlns:oel="http://schemas.microsoft.com/office/2019/extlst" xmlns:r="http://schemas.openxmlformats.org/officeDocument/2006/relationships" xmlns:m="http://schemas.openxmlformats.org/officeDocument/2006/math" xmlns:v="urn:schemas-microsoft-com:vml" xmlns:wp14="http://schemas.microsoft.com/office/word/2010/wordprocessingDrawing" xmlns:wp="http://schemas.openxmlformats.org/drawingml/2006/wordprocessingDrawing" xmlns:w10="urn:schemas-microsoft-com:office:word" xmlns:w="http://schemas.openxmlformats.org/wordprocessingml/2006/main" xmlns:w14="http://schemas.microsoft.com/office/word/2010/wordml" xmlns:w15="http://schemas.microsoft.com/office/word/2012/wordml" xmlns:w16cei="http://schemas.microsoft.com/office/word/2026/wordml/cei" xmlns:w16cex="http://schemas.microsoft.com/office/word/2018/wordml/cex" xmlns:w16cid="http://schemas.microsoft.com/office/word/2016/wordml/cid" xmlns:w16="http://schemas.microsoft.com/office/word/2018/wordml" xmlns:w16du="http://schemas.microsoft.com/office/word/2023/wordml/word16du" xmlns:w16sdtdh="http://schemas.microsoft.com/office/word/2020/wordml/sdtdatahash" xmlns:w16sdtfl="http://schemas.microsoft.com/office/word/2024/wordml/sdtformatlock" xmlns:w16se="http://schemas.microsoft.com/office/word/2015/wordml/symex" xmlns:wpg="http://schemas.microsoft.com/office/word/2010/wordprocessingGroup" xmlns:wpi="http://schemas.microsoft.com/office/word/2010/wordprocessingInk" xmlns:wne="http://schemas.microsoft.com/office/word/2006/wordml" xmlns:wps="http://schemas.microsoft.com/office/word/2010/wordprocessingShape" mc:Ignorable="w14 w15 w16se w16cid w16 w16cex w16sdtdh w16sdtfl w16du wp14">
   <w:footnote w:type="separator" w:id="-1">
@@ -11994,6 +14628,16 @@
       <w:pBdr>
         <w:bottom w:val="single" w:sz="4" w:space="1" w:color="auto"/>
       </w:pBdr>
+    </w:pPr>
+  </w:p>
+</w:hdr>
+</file>
+
+<file path=word/header3.xml><?xml version="1.0" encoding="utf-8"?>
+<w:hdr xmlns:wpc="http://schemas.microsoft.com/office/word/2010/wordprocessingCanvas" xmlns:cx="http://schemas.microsoft.com/office/drawing/2014/chartex" xmlns:cx1="http://schemas.microsoft.com/office/drawing/2015/9/8/chartex" xmlns:cx2="http://schemas.microsoft.com/office/drawing/2015/10/21/chartex" xmlns:cx3="http://schemas.microsoft.com/office/drawing/2016/5/9/chartex" xmlns:cx4="http://schemas.microsoft.com/office/drawing/2016/5/10/chartex" xmlns:cx5="http://schemas.microsoft.com/office/drawing/2016/5/11/chartex" xmlns:cx6="http://schemas.microsoft.com/office/drawing/2016/5/12/chartex" xmlns:cx7="http://schemas.microsoft.com/office/drawing/2016/5/13/chartex" xmlns:cx8="http://schemas.microsoft.com/office/drawing/2016/5/14/chartex" xmlns:mc="http://schemas.openxmlformats.org/markup-compatibility/2006" xmlns:aink="http://schemas.microsoft.com/office/drawing/2016/ink" xmlns:am3d="http://schemas.microsoft.com/office/drawing/2017/model3d" xmlns:o="urn:schemas-microsoft-com:office:office" xmlns:oel="http://schemas.microsoft.com/office/2019/extlst" xmlns:r="http://schemas.openxmlformats.org/officeDocument/2006/relationships" xmlns:m="http://schemas.openxmlformats.org/officeDocument/2006/math" xmlns:v="urn:schemas-microsoft-com:vml" xmlns:wp14="http://schemas.microsoft.com/office/word/2010/wordprocessingDrawing" xmlns:wp="http://schemas.openxmlformats.org/drawingml/2006/wordprocessingDrawing" xmlns:w10="urn:schemas-microsoft-com:office:word" xmlns:w="http://schemas.openxmlformats.org/wordprocessingml/2006/main" xmlns:w14="http://schemas.microsoft.com/office/word/2010/wordml" xmlns:w15="http://schemas.microsoft.com/office/word/2012/wordml" xmlns:w16cei="http://schemas.microsoft.com/office/word/2026/wordml/cei" xmlns:w16cex="http://schemas.microsoft.com/office/word/2018/wordml/cex" xmlns:w16cid="http://schemas.microsoft.com/office/word/2016/wordml/cid" xmlns:w16="http://schemas.microsoft.com/office/word/2018/wordml" xmlns:w16du="http://schemas.microsoft.com/office/word/2023/wordml/word16du" xmlns:w16sdtdh="http://schemas.microsoft.com/office/word/2020/wordml/sdtdatahash" xmlns:w16sdtfl="http://schemas.microsoft.com/office/word/2024/wordml/sdtformatlock" xmlns:w16se="http://schemas.microsoft.com/office/word/2015/wordml/symex" xmlns:wpg="http://schemas.microsoft.com/office/word/2010/wordprocessingGroup" xmlns:wpi="http://schemas.microsoft.com/office/word/2010/wordprocessingInk" xmlns:wne="http://schemas.microsoft.com/office/word/2006/wordml" xmlns:wps="http://schemas.microsoft.com/office/word/2010/wordprocessingShape" mc:Ignorable="w14 w15 w16se w16cid w16 w16cex w16sdtdh w16sdtfl w16du wp14">
+  <w:p>
+    <w:pPr>
+      <w:pStyle w:val="Header"/>
     </w:pPr>
   </w:p>
 </w:hdr>
